--- a/EXPT1.docx
+++ b/EXPT1.docx
@@ -4,51 +4,9073 @@
   <w:body>
     <w:p>
       <w:pPr>
-        <w:rPr>
-          <w:lang w:val="en-US"/>
-        </w:rPr>
-      </w:pPr>
-      <w:r>
-        <w:rPr>
-          <w:lang w:val="en-US"/>
+        <w:spacing w:before="100" w:beforeAutospacing="1" w:after="100" w:afterAutospacing="1" w:line="240" w:lineRule="auto"/>
+        <w:jc w:val="center"/>
+        <w:outlineLvl w:val="0"/>
+        <w:rPr>
+          <w:rFonts w:ascii="Times New Roman" w:eastAsia="Times New Roman" w:hAnsi="Times New Roman" w:cs="Times New Roman"/>
+          <w:b/>
+          <w:bCs/>
+          <w:kern w:val="36"/>
+          <w:sz w:val="28"/>
+          <w:szCs w:val="48"/>
+          <w:lang w:eastAsia="en-IN"/>
+        </w:rPr>
+      </w:pPr>
+      <w:r>
+        <w:rPr>
+          <w:rFonts w:ascii="Times New Roman" w:eastAsia="Times New Roman" w:hAnsi="Times New Roman" w:cs="Times New Roman"/>
+          <w:b/>
+          <w:bCs/>
+          <w:kern w:val="36"/>
+          <w:sz w:val="28"/>
+          <w:szCs w:val="48"/>
+          <w:lang w:eastAsia="en-IN"/>
+        </w:rPr>
+        <w:t xml:space="preserve">EXPERIMENT 1 </w:t>
+      </w:r>
+    </w:p>
+    <w:p>
+      <w:pPr>
+        <w:spacing w:before="100" w:beforeAutospacing="1" w:after="100" w:afterAutospacing="1" w:line="240" w:lineRule="auto"/>
+        <w:jc w:val="center"/>
+        <w:outlineLvl w:val="0"/>
+        <w:rPr>
+          <w:rFonts w:ascii="Times New Roman" w:eastAsia="Times New Roman" w:hAnsi="Times New Roman" w:cs="Times New Roman"/>
+          <w:b/>
+          <w:bCs/>
+          <w:kern w:val="36"/>
+          <w:sz w:val="28"/>
+          <w:szCs w:val="48"/>
+          <w:lang w:eastAsia="en-IN"/>
+        </w:rPr>
+      </w:pPr>
+      <w:r>
+        <w:rPr>
+          <w:rFonts w:ascii="Times New Roman" w:eastAsia="Times New Roman" w:hAnsi="Times New Roman" w:cs="Times New Roman"/>
+          <w:b/>
+          <w:bCs/>
+          <w:kern w:val="36"/>
+          <w:sz w:val="28"/>
+          <w:szCs w:val="48"/>
+          <w:lang w:eastAsia="en-IN"/>
+        </w:rPr>
+        <w:t>MINIMIZATION AND IMPLEMENTATION OF BOOLEAN FUNCTION</w:t>
+      </w:r>
+    </w:p>
+    <w:p>
+      <w:pPr>
+        <w:spacing w:before="100" w:beforeAutospacing="1" w:after="100" w:afterAutospacing="1" w:line="240" w:lineRule="auto"/>
+        <w:outlineLvl w:val="1"/>
+        <w:rPr>
+          <w:rFonts w:ascii="Times New Roman" w:eastAsia="Times New Roman" w:hAnsi="Times New Roman" w:cs="Times New Roman"/>
+          <w:b/>
+          <w:bCs/>
+          <w:sz w:val="32"/>
+          <w:szCs w:val="36"/>
+          <w:lang w:eastAsia="en-IN"/>
+        </w:rPr>
+      </w:pPr>
+      <w:r>
+        <w:rPr>
+          <w:rFonts w:ascii="Times New Roman" w:eastAsia="Times New Roman" w:hAnsi="Times New Roman" w:cs="Times New Roman"/>
+          <w:b/>
+          <w:bCs/>
+          <w:sz w:val="32"/>
+          <w:szCs w:val="36"/>
+          <w:lang w:eastAsia="en-IN"/>
         </w:rPr>
         <w:t>Aim</w:t>
       </w:r>
     </w:p>
     <w:p>
       <w:pPr>
-        <w:rPr>
-          <w:lang w:val="en-US"/>
-        </w:rPr>
-      </w:pPr>
-      <w:r>
-        <w:rPr>
-          <w:lang w:val="en-US"/>
-        </w:rPr>
-        <w:t>Objective</w:t>
-      </w:r>
-    </w:p>
-    <w:p>
-      <w:pPr>
-        <w:rPr>
-          <w:lang w:val="en-US"/>
-        </w:rPr>
-      </w:pPr>
-      <w:r>
-        <w:rPr>
-          <w:lang w:val="en-US"/>
+        <w:spacing w:before="100" w:beforeAutospacing="1" w:after="100" w:afterAutospacing="1" w:line="240" w:lineRule="auto"/>
+        <w:rPr>
+          <w:rFonts w:ascii="Times New Roman" w:eastAsia="Times New Roman" w:hAnsi="Times New Roman" w:cs="Times New Roman"/>
+          <w:szCs w:val="24"/>
+          <w:lang w:eastAsia="en-IN"/>
+        </w:rPr>
+      </w:pPr>
+      <w:r>
+        <w:rPr>
+          <w:rFonts w:ascii="Times New Roman" w:eastAsia="Times New Roman" w:hAnsi="Times New Roman" w:cs="Times New Roman"/>
+          <w:szCs w:val="24"/>
+          <w:lang w:eastAsia="en-IN"/>
+        </w:rPr>
+        <w:t xml:space="preserve">To minimize and implement a Boolean function using logic gates and verify the functionality using </w:t>
+      </w:r>
+      <w:r>
+        <w:rPr>
+          <w:rFonts w:ascii="Times New Roman" w:eastAsia="Times New Roman" w:hAnsi="Times New Roman" w:cs="Times New Roman"/>
+          <w:b/>
+          <w:bCs/>
+          <w:szCs w:val="24"/>
+          <w:lang w:eastAsia="en-IN"/>
+        </w:rPr>
+        <w:t>Synopsys VCS and DVE</w:t>
+      </w:r>
+      <w:r>
+        <w:rPr>
+          <w:rFonts w:ascii="Times New Roman" w:eastAsia="Times New Roman" w:hAnsi="Times New Roman" w:cs="Times New Roman"/>
+          <w:szCs w:val="24"/>
+          <w:lang w:eastAsia="en-IN"/>
+        </w:rPr>
+        <w:t>.</w:t>
+      </w:r>
+    </w:p>
+    <w:p>
+      <w:pPr>
+        <w:spacing w:before="100" w:beforeAutospacing="1" w:after="100" w:afterAutospacing="1" w:line="240" w:lineRule="auto"/>
+        <w:outlineLvl w:val="1"/>
+        <w:rPr>
+          <w:rFonts w:ascii="Times New Roman" w:eastAsia="Times New Roman" w:hAnsi="Times New Roman" w:cs="Times New Roman"/>
+          <w:b/>
+          <w:bCs/>
+          <w:sz w:val="32"/>
+          <w:szCs w:val="36"/>
+          <w:lang w:eastAsia="en-IN"/>
+        </w:rPr>
+      </w:pPr>
+      <w:r>
+        <w:rPr>
+          <w:rFonts w:ascii="Times New Roman" w:eastAsia="Times New Roman" w:hAnsi="Times New Roman" w:cs="Times New Roman"/>
+          <w:b/>
+          <w:bCs/>
+          <w:sz w:val="32"/>
+          <w:szCs w:val="36"/>
+          <w:lang w:eastAsia="en-IN"/>
+        </w:rPr>
+        <w:t>Software Required</w:t>
+      </w:r>
+    </w:p>
+    <w:p>
+      <w:pPr>
+        <w:numPr>
+          <w:ilvl w:val="0"/>
+          <w:numId w:val="1"/>
+        </w:numPr>
+        <w:spacing w:before="100" w:beforeAutospacing="1" w:after="100" w:afterAutospacing="1" w:line="240" w:lineRule="auto"/>
+        <w:rPr>
+          <w:rFonts w:ascii="Times New Roman" w:eastAsia="Times New Roman" w:hAnsi="Times New Roman" w:cs="Times New Roman"/>
+          <w:szCs w:val="24"/>
+          <w:lang w:eastAsia="en-IN"/>
+        </w:rPr>
+      </w:pPr>
+      <w:r>
+        <w:rPr>
+          <w:rFonts w:ascii="Times New Roman" w:eastAsia="Times New Roman" w:hAnsi="Times New Roman" w:cs="Times New Roman"/>
+          <w:szCs w:val="24"/>
+          <w:lang w:eastAsia="en-IN"/>
+        </w:rPr>
+        <w:t>Synopsys VCS</w:t>
+      </w:r>
+    </w:p>
+    <w:p>
+      <w:pPr>
+        <w:numPr>
+          <w:ilvl w:val="0"/>
+          <w:numId w:val="1"/>
+        </w:numPr>
+        <w:spacing w:before="100" w:beforeAutospacing="1" w:after="100" w:afterAutospacing="1" w:line="240" w:lineRule="auto"/>
+        <w:rPr>
+          <w:rFonts w:ascii="Times New Roman" w:eastAsia="Times New Roman" w:hAnsi="Times New Roman" w:cs="Times New Roman"/>
+          <w:szCs w:val="24"/>
+          <w:lang w:eastAsia="en-IN"/>
+        </w:rPr>
+      </w:pPr>
+      <w:r>
+        <w:rPr>
+          <w:rFonts w:ascii="Times New Roman" w:eastAsia="Times New Roman" w:hAnsi="Times New Roman" w:cs="Times New Roman"/>
+          <w:szCs w:val="24"/>
+          <w:lang w:eastAsia="en-IN"/>
+        </w:rPr>
+        <w:t>Synopsys DVE</w:t>
+      </w:r>
+    </w:p>
+    <w:p>
+      <w:pPr>
+        <w:numPr>
+          <w:ilvl w:val="0"/>
+          <w:numId w:val="1"/>
+        </w:numPr>
+        <w:spacing w:before="100" w:beforeAutospacing="1" w:after="100" w:afterAutospacing="1" w:line="240" w:lineRule="auto"/>
+        <w:rPr>
+          <w:rFonts w:ascii="Times New Roman" w:eastAsia="Times New Roman" w:hAnsi="Times New Roman" w:cs="Times New Roman"/>
+          <w:szCs w:val="24"/>
+          <w:lang w:eastAsia="en-IN"/>
+        </w:rPr>
+      </w:pPr>
+      <w:r>
+        <w:rPr>
+          <w:rFonts w:ascii="Times New Roman" w:eastAsia="Times New Roman" w:hAnsi="Times New Roman" w:cs="Times New Roman"/>
+          <w:szCs w:val="24"/>
+          <w:lang w:eastAsia="en-IN"/>
+        </w:rPr>
+        <w:t>Linux Terminal</w:t>
+      </w:r>
+    </w:p>
+    <w:p>
+      <w:pPr>
+        <w:numPr>
+          <w:ilvl w:val="0"/>
+          <w:numId w:val="1"/>
+        </w:numPr>
+        <w:spacing w:before="100" w:beforeAutospacing="1" w:after="100" w:afterAutospacing="1" w:line="240" w:lineRule="auto"/>
+        <w:rPr>
+          <w:rFonts w:ascii="Times New Roman" w:eastAsia="Times New Roman" w:hAnsi="Times New Roman" w:cs="Times New Roman"/>
+          <w:szCs w:val="24"/>
+          <w:lang w:eastAsia="en-IN"/>
+        </w:rPr>
+      </w:pPr>
+      <w:r>
+        <w:rPr>
+          <w:rFonts w:ascii="Times New Roman" w:eastAsia="Times New Roman" w:hAnsi="Times New Roman" w:cs="Times New Roman"/>
+          <w:szCs w:val="24"/>
+          <w:lang w:eastAsia="en-IN"/>
+        </w:rPr>
+        <w:t>Verilog HDL</w:t>
+      </w:r>
+    </w:p>
+    <w:p>
+      <w:pPr>
+        <w:spacing w:before="100" w:beforeAutospacing="1" w:after="100" w:afterAutospacing="1" w:line="240" w:lineRule="auto"/>
+        <w:outlineLvl w:val="1"/>
+        <w:rPr>
+          <w:rFonts w:ascii="Times New Roman" w:eastAsia="Times New Roman" w:hAnsi="Times New Roman" w:cs="Times New Roman"/>
+          <w:b/>
+          <w:bCs/>
+          <w:sz w:val="32"/>
+          <w:szCs w:val="36"/>
+          <w:lang w:eastAsia="en-IN"/>
+        </w:rPr>
+      </w:pPr>
+      <w:r>
+        <w:rPr>
+          <w:rFonts w:ascii="Times New Roman" w:eastAsia="Times New Roman" w:hAnsi="Times New Roman" w:cs="Times New Roman"/>
+          <w:b/>
+          <w:bCs/>
+          <w:sz w:val="32"/>
+          <w:szCs w:val="36"/>
+          <w:lang w:eastAsia="en-IN"/>
+        </w:rPr>
+        <w:t>Boolean Function</w:t>
+      </w:r>
+    </w:p>
+    <w:p>
+      <w:pPr>
+        <w:spacing w:before="100" w:beforeAutospacing="1" w:after="100" w:afterAutospacing="1" w:line="240" w:lineRule="auto"/>
+        <w:rPr>
+          <w:rFonts w:ascii="Times New Roman" w:eastAsia="Times New Roman" w:hAnsi="Times New Roman" w:cs="Times New Roman"/>
+          <w:szCs w:val="24"/>
+          <w:lang w:eastAsia="en-IN"/>
+        </w:rPr>
+      </w:pPr>
+      <w:r>
+        <w:rPr>
+          <w:rFonts w:ascii="Times New Roman" w:eastAsia="Times New Roman" w:hAnsi="Times New Roman" w:cs="Times New Roman"/>
+          <w:szCs w:val="24"/>
+          <w:lang w:eastAsia="en-IN"/>
+        </w:rPr>
+        <w:t>Consider the Boolean function:</w:t>
+      </w:r>
+    </w:p>
+    <w:p>
+      <w:pPr>
+        <w:spacing w:after="0" w:line="240" w:lineRule="auto"/>
+        <w:rPr>
+          <w:rFonts w:ascii="Times New Roman" w:eastAsia="Times New Roman" w:hAnsi="Times New Roman" w:cs="Times New Roman"/>
+          <w:szCs w:val="24"/>
+          <w:lang w:eastAsia="en-IN"/>
+        </w:rPr>
+      </w:pPr>
+      <w:r>
+        <w:rPr>
+          <w:rFonts w:ascii="Times New Roman" w:eastAsia="Times New Roman" w:hAnsi="Times New Roman" w:cs="Times New Roman"/>
+          <w:szCs w:val="24"/>
+          <w:lang w:eastAsia="en-IN"/>
+        </w:rPr>
+        <w:t>F(</w:t>
+      </w:r>
+      <w:proofErr w:type="gramStart"/>
+      <w:r>
+        <w:rPr>
+          <w:rFonts w:ascii="Times New Roman" w:eastAsia="Times New Roman" w:hAnsi="Times New Roman" w:cs="Times New Roman"/>
+          <w:szCs w:val="24"/>
+          <w:lang w:eastAsia="en-IN"/>
+        </w:rPr>
+        <w:t>A,B</w:t>
+      </w:r>
+      <w:proofErr w:type="gramEnd"/>
+      <w:r>
+        <w:rPr>
+          <w:rFonts w:ascii="Times New Roman" w:eastAsia="Times New Roman" w:hAnsi="Times New Roman" w:cs="Times New Roman"/>
+          <w:szCs w:val="24"/>
+          <w:lang w:eastAsia="en-IN"/>
+        </w:rPr>
+        <w:t>,C,D)=</w:t>
+      </w:r>
+      <w:proofErr w:type="spellStart"/>
+      <w:r>
+        <w:rPr>
+          <w:rFonts w:ascii="Times New Roman" w:eastAsia="Times New Roman" w:hAnsi="Times New Roman" w:cs="Times New Roman"/>
+          <w:szCs w:val="24"/>
+          <w:lang w:eastAsia="en-IN"/>
+        </w:rPr>
+        <w:t>Σm</w:t>
+      </w:r>
+      <w:proofErr w:type="spellEnd"/>
+      <w:r>
+        <w:rPr>
+          <w:rFonts w:ascii="Times New Roman" w:eastAsia="Times New Roman" w:hAnsi="Times New Roman" w:cs="Times New Roman"/>
+          <w:szCs w:val="24"/>
+          <w:lang w:eastAsia="en-IN"/>
+        </w:rPr>
+        <w:t>(0,2,5,7,8,10,13,15</w:t>
+      </w:r>
+      <w:r>
+        <w:rPr>
+          <w:rFonts w:ascii="Times New Roman" w:eastAsia="Times New Roman" w:hAnsi="Times New Roman" w:cs="Times New Roman"/>
+          <w:szCs w:val="24"/>
+          <w:lang w:eastAsia="en-IN"/>
+        </w:rPr>
+        <w:t>)</w:t>
+      </w:r>
+    </w:p>
+    <w:p>
+      <w:pPr>
+        <w:spacing w:before="100" w:beforeAutospacing="1" w:after="100" w:afterAutospacing="1" w:line="240" w:lineRule="auto"/>
+        <w:rPr>
+          <w:rFonts w:ascii="Times New Roman" w:eastAsia="Times New Roman" w:hAnsi="Times New Roman" w:cs="Times New Roman"/>
+          <w:szCs w:val="24"/>
+          <w:lang w:eastAsia="en-IN"/>
+        </w:rPr>
+      </w:pPr>
+      <w:r>
+        <w:rPr>
+          <w:rFonts w:ascii="Times New Roman" w:eastAsia="Times New Roman" w:hAnsi="Times New Roman" w:cs="Times New Roman"/>
+          <w:szCs w:val="24"/>
+          <w:lang w:eastAsia="en-IN"/>
+        </w:rPr>
+        <w:t>The minimized Boolean expression is:</w:t>
+      </w:r>
+      <w:r>
+        <w:rPr>
+          <w:rFonts w:ascii="Times New Roman" w:eastAsia="Times New Roman" w:hAnsi="Times New Roman" w:cs="Times New Roman"/>
+          <w:szCs w:val="24"/>
+          <w:lang w:eastAsia="en-IN"/>
+        </w:rPr>
+        <w:t xml:space="preserve"> </w:t>
+      </w:r>
+      <w:r>
+        <w:rPr>
+          <w:sz w:val="20"/>
+        </w:rPr>
+        <w:t>F=B'D'+BD</w:t>
+      </w:r>
+    </w:p>
+    <w:p>
+      <w:pPr>
+        <w:spacing w:before="100" w:beforeAutospacing="1" w:after="100" w:afterAutospacing="1" w:line="240" w:lineRule="auto"/>
+        <w:rPr>
+          <w:rFonts w:ascii="Times New Roman" w:eastAsia="Times New Roman" w:hAnsi="Times New Roman" w:cs="Times New Roman"/>
+          <w:szCs w:val="24"/>
+          <w:lang w:eastAsia="en-IN"/>
+        </w:rPr>
+      </w:pPr>
+      <w:r>
+        <w:rPr>
+          <w:rFonts w:ascii="Times New Roman" w:eastAsia="Times New Roman" w:hAnsi="Times New Roman" w:cs="Times New Roman"/>
+          <w:szCs w:val="24"/>
+          <w:lang w:eastAsia="en-IN"/>
+        </w:rPr>
+        <w:t>The function is implemented using Verilog HDL.</w:t>
+      </w:r>
+    </w:p>
+    <w:p>
+      <w:pPr>
+        <w:spacing w:before="100" w:beforeAutospacing="1" w:after="100" w:afterAutospacing="1" w:line="240" w:lineRule="auto"/>
+        <w:outlineLvl w:val="1"/>
+        <w:rPr>
+          <w:rFonts w:ascii="Times New Roman" w:eastAsia="Times New Roman" w:hAnsi="Times New Roman" w:cs="Times New Roman"/>
+          <w:b/>
+          <w:bCs/>
+          <w:sz w:val="32"/>
+          <w:szCs w:val="36"/>
+          <w:lang w:eastAsia="en-IN"/>
+        </w:rPr>
+      </w:pPr>
+      <w:r>
+        <w:rPr>
+          <w:rFonts w:ascii="Times New Roman" w:eastAsia="Times New Roman" w:hAnsi="Times New Roman" w:cs="Times New Roman"/>
+          <w:b/>
+          <w:bCs/>
+          <w:sz w:val="32"/>
+          <w:szCs w:val="36"/>
+          <w:lang w:eastAsia="en-IN"/>
+        </w:rPr>
+        <w:t>Files Used</w:t>
+      </w:r>
+    </w:p>
+    <w:tbl>
+      <w:tblPr>
+        <w:tblW w:w="0" w:type="auto"/>
+        <w:tblCellSpacing w:w="15" w:type="dxa"/>
+        <w:tblCellMar>
+          <w:top w:w="15" w:type="dxa"/>
+          <w:left w:w="15" w:type="dxa"/>
+          <w:bottom w:w="15" w:type="dxa"/>
+          <w:right w:w="15" w:type="dxa"/>
+        </w:tblCellMar>
+        <w:tblLook w:val="04A0" w:firstRow="1" w:lastRow="0" w:firstColumn="1" w:lastColumn="0" w:noHBand="0" w:noVBand="1"/>
+      </w:tblPr>
+      <w:tblGrid>
+        <w:gridCol w:w="2344"/>
+        <w:gridCol w:w="4566"/>
+      </w:tblGrid>
+      <w:tr>
+        <w:trPr>
+          <w:tblHeader/>
+          <w:tblCellSpacing w:w="15" w:type="dxa"/>
+        </w:trPr>
+        <w:tc>
+          <w:tcPr>
+            <w:tcW w:w="0" w:type="auto"/>
+            <w:vAlign w:val="center"/>
+            <w:hideMark/>
+          </w:tcPr>
+          <w:p>
+            <w:pPr>
+              <w:spacing w:after="0" w:line="240" w:lineRule="auto"/>
+              <w:jc w:val="center"/>
+              <w:rPr>
+                <w:rFonts w:ascii="Times New Roman" w:eastAsia="Times New Roman" w:hAnsi="Times New Roman" w:cs="Times New Roman"/>
+                <w:b/>
+                <w:bCs/>
+                <w:szCs w:val="24"/>
+                <w:lang w:eastAsia="en-IN"/>
+              </w:rPr>
+            </w:pPr>
+            <w:r>
+              <w:rPr>
+                <w:rFonts w:ascii="Times New Roman" w:eastAsia="Times New Roman" w:hAnsi="Times New Roman" w:cs="Times New Roman"/>
+                <w:b/>
+                <w:bCs/>
+                <w:szCs w:val="24"/>
+                <w:lang w:eastAsia="en-IN"/>
+              </w:rPr>
+              <w:t>File</w:t>
+            </w:r>
+          </w:p>
+        </w:tc>
+        <w:tc>
+          <w:tcPr>
+            <w:tcW w:w="0" w:type="auto"/>
+            <w:vAlign w:val="center"/>
+            <w:hideMark/>
+          </w:tcPr>
+          <w:p>
+            <w:pPr>
+              <w:spacing w:after="0" w:line="240" w:lineRule="auto"/>
+              <w:jc w:val="center"/>
+              <w:rPr>
+                <w:rFonts w:ascii="Times New Roman" w:eastAsia="Times New Roman" w:hAnsi="Times New Roman" w:cs="Times New Roman"/>
+                <w:b/>
+                <w:bCs/>
+                <w:szCs w:val="24"/>
+                <w:lang w:eastAsia="en-IN"/>
+              </w:rPr>
+            </w:pPr>
+            <w:r>
+              <w:rPr>
+                <w:rFonts w:ascii="Times New Roman" w:eastAsia="Times New Roman" w:hAnsi="Times New Roman" w:cs="Times New Roman"/>
+                <w:b/>
+                <w:bCs/>
+                <w:szCs w:val="24"/>
+                <w:lang w:eastAsia="en-IN"/>
+              </w:rPr>
+              <w:t>Description</w:t>
+            </w:r>
+          </w:p>
+        </w:tc>
+      </w:tr>
+      <w:tr>
+        <w:trPr>
+          <w:tblCellSpacing w:w="15" w:type="dxa"/>
+        </w:trPr>
+        <w:tc>
+          <w:tcPr>
+            <w:tcW w:w="0" w:type="auto"/>
+            <w:vAlign w:val="center"/>
+            <w:hideMark/>
+          </w:tcPr>
+          <w:p>
+            <w:pPr>
+              <w:spacing w:after="0" w:line="240" w:lineRule="auto"/>
+              <w:rPr>
+                <w:rFonts w:ascii="Times New Roman" w:eastAsia="Times New Roman" w:hAnsi="Times New Roman" w:cs="Times New Roman"/>
+                <w:szCs w:val="24"/>
+                <w:lang w:eastAsia="en-IN"/>
+              </w:rPr>
+            </w:pPr>
+            <w:r>
+              <w:rPr>
+                <w:rFonts w:ascii="Courier New" w:eastAsia="Times New Roman" w:hAnsi="Courier New" w:cs="Courier New"/>
+                <w:sz w:val="18"/>
+                <w:szCs w:val="20"/>
+                <w:lang w:eastAsia="en-IN"/>
+              </w:rPr>
+              <w:t>exp1_boolean_min.v</w:t>
+            </w:r>
+          </w:p>
+        </w:tc>
+        <w:tc>
+          <w:tcPr>
+            <w:tcW w:w="0" w:type="auto"/>
+            <w:vAlign w:val="center"/>
+            <w:hideMark/>
+          </w:tcPr>
+          <w:p>
+            <w:pPr>
+              <w:spacing w:after="0" w:line="240" w:lineRule="auto"/>
+              <w:rPr>
+                <w:rFonts w:ascii="Times New Roman" w:eastAsia="Times New Roman" w:hAnsi="Times New Roman" w:cs="Times New Roman"/>
+                <w:szCs w:val="24"/>
+                <w:lang w:eastAsia="en-IN"/>
+              </w:rPr>
+            </w:pPr>
+            <w:r>
+              <w:rPr>
+                <w:rFonts w:ascii="Times New Roman" w:eastAsia="Times New Roman" w:hAnsi="Times New Roman" w:cs="Times New Roman"/>
+                <w:szCs w:val="24"/>
+                <w:lang w:eastAsia="en-IN"/>
+              </w:rPr>
+              <w:t>Verilog design file</w:t>
+            </w:r>
+          </w:p>
+        </w:tc>
+      </w:tr>
+      <w:tr>
+        <w:trPr>
+          <w:tblCellSpacing w:w="15" w:type="dxa"/>
+        </w:trPr>
+        <w:tc>
+          <w:tcPr>
+            <w:tcW w:w="0" w:type="auto"/>
+            <w:vAlign w:val="center"/>
+            <w:hideMark/>
+          </w:tcPr>
+          <w:p>
+            <w:pPr>
+              <w:spacing w:after="0" w:line="240" w:lineRule="auto"/>
+              <w:rPr>
+                <w:rFonts w:ascii="Times New Roman" w:eastAsia="Times New Roman" w:hAnsi="Times New Roman" w:cs="Times New Roman"/>
+                <w:szCs w:val="24"/>
+                <w:lang w:eastAsia="en-IN"/>
+              </w:rPr>
+            </w:pPr>
+            <w:r>
+              <w:rPr>
+                <w:rFonts w:ascii="Courier New" w:eastAsia="Times New Roman" w:hAnsi="Courier New" w:cs="Courier New"/>
+                <w:sz w:val="18"/>
+                <w:szCs w:val="20"/>
+                <w:lang w:eastAsia="en-IN"/>
+              </w:rPr>
+              <w:t>exp1_boolean_min_tb.v</w:t>
+            </w:r>
+          </w:p>
+        </w:tc>
+        <w:tc>
+          <w:tcPr>
+            <w:tcW w:w="0" w:type="auto"/>
+            <w:vAlign w:val="center"/>
+            <w:hideMark/>
+          </w:tcPr>
+          <w:p>
+            <w:pPr>
+              <w:spacing w:after="0" w:line="240" w:lineRule="auto"/>
+              <w:rPr>
+                <w:rFonts w:ascii="Times New Roman" w:eastAsia="Times New Roman" w:hAnsi="Times New Roman" w:cs="Times New Roman"/>
+                <w:szCs w:val="24"/>
+                <w:lang w:eastAsia="en-IN"/>
+              </w:rPr>
+            </w:pPr>
+            <w:r>
+              <w:rPr>
+                <w:rFonts w:ascii="Times New Roman" w:eastAsia="Times New Roman" w:hAnsi="Times New Roman" w:cs="Times New Roman"/>
+                <w:szCs w:val="24"/>
+                <w:lang w:eastAsia="en-IN"/>
+              </w:rPr>
+              <w:t>Verilog testbench</w:t>
+            </w:r>
+          </w:p>
+        </w:tc>
+      </w:tr>
+      <w:tr>
+        <w:trPr>
+          <w:tblCellSpacing w:w="15" w:type="dxa"/>
+        </w:trPr>
+        <w:tc>
+          <w:tcPr>
+            <w:tcW w:w="0" w:type="auto"/>
+            <w:vAlign w:val="center"/>
+            <w:hideMark/>
+          </w:tcPr>
+          <w:p>
+            <w:pPr>
+              <w:spacing w:after="0" w:line="240" w:lineRule="auto"/>
+              <w:rPr>
+                <w:rFonts w:ascii="Times New Roman" w:eastAsia="Times New Roman" w:hAnsi="Times New Roman" w:cs="Times New Roman"/>
+                <w:szCs w:val="24"/>
+                <w:lang w:eastAsia="en-IN"/>
+              </w:rPr>
+            </w:pPr>
+            <w:r>
+              <w:rPr>
+                <w:rFonts w:ascii="Courier New" w:eastAsia="Times New Roman" w:hAnsi="Courier New" w:cs="Courier New"/>
+                <w:sz w:val="18"/>
+                <w:szCs w:val="20"/>
+                <w:lang w:eastAsia="en-IN"/>
+              </w:rPr>
+              <w:t>exp1_boolean_min.vcd</w:t>
+            </w:r>
+          </w:p>
+        </w:tc>
+        <w:tc>
+          <w:tcPr>
+            <w:tcW w:w="0" w:type="auto"/>
+            <w:vAlign w:val="center"/>
+            <w:hideMark/>
+          </w:tcPr>
+          <w:p>
+            <w:pPr>
+              <w:spacing w:after="0" w:line="240" w:lineRule="auto"/>
+              <w:rPr>
+                <w:rFonts w:ascii="Times New Roman" w:eastAsia="Times New Roman" w:hAnsi="Times New Roman" w:cs="Times New Roman"/>
+                <w:szCs w:val="24"/>
+                <w:lang w:eastAsia="en-IN"/>
+              </w:rPr>
+            </w:pPr>
+            <w:r>
+              <w:rPr>
+                <w:rFonts w:ascii="Times New Roman" w:eastAsia="Times New Roman" w:hAnsi="Times New Roman" w:cs="Times New Roman"/>
+                <w:szCs w:val="24"/>
+                <w:lang w:eastAsia="en-IN"/>
+              </w:rPr>
+              <w:t>VCD waveform dump generated during simulation</w:t>
+            </w:r>
+          </w:p>
+        </w:tc>
+      </w:tr>
+    </w:tbl>
+    <w:p>
+      <w:pPr>
+        <w:spacing w:after="0" w:line="240" w:lineRule="auto"/>
+        <w:rPr>
+          <w:rFonts w:ascii="Times New Roman" w:eastAsia="Times New Roman" w:hAnsi="Times New Roman" w:cs="Times New Roman"/>
+          <w:szCs w:val="24"/>
+          <w:lang w:eastAsia="en-IN"/>
+        </w:rPr>
+      </w:pPr>
+    </w:p>
+    <w:p>
+      <w:pPr>
+        <w:spacing w:before="100" w:beforeAutospacing="1" w:after="100" w:afterAutospacing="1" w:line="240" w:lineRule="auto"/>
+        <w:outlineLvl w:val="1"/>
+        <w:rPr>
+          <w:rFonts w:ascii="Times New Roman" w:eastAsia="Times New Roman" w:hAnsi="Times New Roman" w:cs="Times New Roman"/>
+          <w:b/>
+          <w:bCs/>
+          <w:sz w:val="32"/>
+          <w:szCs w:val="36"/>
+          <w:lang w:eastAsia="en-IN"/>
+        </w:rPr>
+      </w:pPr>
+      <w:r>
+        <w:rPr>
+          <w:rFonts w:ascii="Times New Roman" w:eastAsia="Times New Roman" w:hAnsi="Times New Roman" w:cs="Times New Roman"/>
+          <w:b/>
+          <w:bCs/>
+          <w:sz w:val="32"/>
+          <w:szCs w:val="36"/>
+          <w:lang w:eastAsia="en-IN"/>
+        </w:rPr>
+        <w:t>1. Verilog Design File</w:t>
+      </w:r>
+    </w:p>
+    <w:p>
+      <w:pPr>
+        <w:spacing w:before="100" w:beforeAutospacing="1" w:after="100" w:afterAutospacing="1" w:line="240" w:lineRule="auto"/>
+        <w:outlineLvl w:val="2"/>
+        <w:rPr>
+          <w:rFonts w:ascii="Times New Roman" w:eastAsia="Times New Roman" w:hAnsi="Times New Roman" w:cs="Times New Roman"/>
+          <w:b/>
+          <w:bCs/>
+          <w:sz w:val="24"/>
+          <w:szCs w:val="27"/>
+          <w:lang w:eastAsia="en-IN"/>
+        </w:rPr>
+      </w:pPr>
+      <w:r>
+        <w:rPr>
+          <w:rFonts w:ascii="Courier New" w:eastAsia="Times New Roman" w:hAnsi="Courier New" w:cs="Courier New"/>
+          <w:b/>
+          <w:bCs/>
+          <w:sz w:val="18"/>
+          <w:szCs w:val="20"/>
+          <w:lang w:eastAsia="en-IN"/>
+        </w:rPr>
+        <w:t xml:space="preserve">    //</w:t>
+      </w:r>
+      <w:proofErr w:type="spellStart"/>
+      <w:r>
+        <w:rPr>
+          <w:rFonts w:ascii="Courier New" w:eastAsia="Times New Roman" w:hAnsi="Courier New" w:cs="Courier New"/>
+          <w:b/>
+          <w:bCs/>
+          <w:sz w:val="18"/>
+          <w:szCs w:val="20"/>
+          <w:lang w:eastAsia="en-IN"/>
+        </w:rPr>
+        <w:t>gedit</w:t>
+      </w:r>
+      <w:proofErr w:type="spellEnd"/>
+      <w:r>
+        <w:rPr>
+          <w:rFonts w:ascii="Courier New" w:eastAsia="Times New Roman" w:hAnsi="Courier New" w:cs="Courier New"/>
+          <w:b/>
+          <w:bCs/>
+          <w:sz w:val="18"/>
+          <w:szCs w:val="20"/>
+          <w:lang w:eastAsia="en-IN"/>
+        </w:rPr>
+        <w:t xml:space="preserve"> </w:t>
+      </w:r>
+      <w:r>
+        <w:rPr>
+          <w:rFonts w:ascii="Courier New" w:eastAsia="Times New Roman" w:hAnsi="Courier New" w:cs="Courier New"/>
+          <w:b/>
+          <w:bCs/>
+          <w:sz w:val="18"/>
+          <w:szCs w:val="20"/>
+          <w:lang w:eastAsia="en-IN"/>
+        </w:rPr>
+        <w:t>exp1_boolean_</w:t>
+      </w:r>
+      <w:r>
+        <w:rPr>
+          <w:rFonts w:ascii="Courier New" w:eastAsia="Times New Roman" w:hAnsi="Courier New" w:cs="Courier New"/>
+          <w:b/>
+          <w:bCs/>
+          <w:sz w:val="18"/>
+          <w:szCs w:val="20"/>
+          <w:lang w:eastAsia="en-IN"/>
+        </w:rPr>
+        <w:t>min. v</w:t>
+      </w:r>
+    </w:p>
+    <w:p>
+      <w:pPr>
+        <w:tabs>
+          <w:tab w:val="left" w:pos="916"/>
+          <w:tab w:val="left" w:pos="1832"/>
+          <w:tab w:val="left" w:pos="2748"/>
+          <w:tab w:val="left" w:pos="3664"/>
+          <w:tab w:val="left" w:pos="4580"/>
+          <w:tab w:val="left" w:pos="5496"/>
+          <w:tab w:val="left" w:pos="6412"/>
+          <w:tab w:val="left" w:pos="7328"/>
+          <w:tab w:val="left" w:pos="8244"/>
+          <w:tab w:val="left" w:pos="9160"/>
+          <w:tab w:val="left" w:pos="10076"/>
+          <w:tab w:val="left" w:pos="10992"/>
+          <w:tab w:val="left" w:pos="11908"/>
+          <w:tab w:val="left" w:pos="12824"/>
+          <w:tab w:val="left" w:pos="13740"/>
+          <w:tab w:val="left" w:pos="14656"/>
+        </w:tabs>
+        <w:spacing w:after="0" w:line="240" w:lineRule="auto"/>
+        <w:rPr>
+          <w:rFonts w:ascii="Courier New" w:eastAsia="Times New Roman" w:hAnsi="Courier New" w:cs="Courier New"/>
+          <w:sz w:val="18"/>
+          <w:szCs w:val="20"/>
+          <w:lang w:eastAsia="en-IN"/>
+        </w:rPr>
+      </w:pPr>
+      <w:r>
+        <w:rPr>
+          <w:rFonts w:ascii="Courier New" w:eastAsia="Times New Roman" w:hAnsi="Courier New" w:cs="Courier New"/>
+          <w:sz w:val="18"/>
+          <w:szCs w:val="20"/>
+          <w:lang w:eastAsia="en-IN"/>
+        </w:rPr>
+        <w:t xml:space="preserve">module </w:t>
+      </w:r>
+      <w:proofErr w:type="spellStart"/>
+      <w:proofErr w:type="gramStart"/>
+      <w:r>
+        <w:rPr>
+          <w:rFonts w:ascii="Courier New" w:eastAsia="Times New Roman" w:hAnsi="Courier New" w:cs="Courier New"/>
+          <w:sz w:val="18"/>
+          <w:szCs w:val="20"/>
+          <w:lang w:eastAsia="en-IN"/>
+        </w:rPr>
+        <w:t>boolean</w:t>
+      </w:r>
+      <w:proofErr w:type="spellEnd"/>
+      <w:r>
+        <w:rPr>
+          <w:rFonts w:ascii="Courier New" w:eastAsia="Times New Roman" w:hAnsi="Courier New" w:cs="Courier New"/>
+          <w:sz w:val="18"/>
+          <w:szCs w:val="20"/>
+          <w:lang w:eastAsia="en-IN"/>
+        </w:rPr>
+        <w:t>(</w:t>
+      </w:r>
+      <w:proofErr w:type="gramEnd"/>
+    </w:p>
+    <w:p>
+      <w:pPr>
+        <w:tabs>
+          <w:tab w:val="left" w:pos="916"/>
+          <w:tab w:val="left" w:pos="1832"/>
+          <w:tab w:val="left" w:pos="2748"/>
+          <w:tab w:val="left" w:pos="3664"/>
+          <w:tab w:val="left" w:pos="4580"/>
+          <w:tab w:val="left" w:pos="5496"/>
+          <w:tab w:val="left" w:pos="6412"/>
+          <w:tab w:val="left" w:pos="7328"/>
+          <w:tab w:val="left" w:pos="8244"/>
+          <w:tab w:val="left" w:pos="9160"/>
+          <w:tab w:val="left" w:pos="10076"/>
+          <w:tab w:val="left" w:pos="10992"/>
+          <w:tab w:val="left" w:pos="11908"/>
+          <w:tab w:val="left" w:pos="12824"/>
+          <w:tab w:val="left" w:pos="13740"/>
+          <w:tab w:val="left" w:pos="14656"/>
+        </w:tabs>
+        <w:spacing w:after="0" w:line="240" w:lineRule="auto"/>
+        <w:rPr>
+          <w:rFonts w:ascii="Courier New" w:eastAsia="Times New Roman" w:hAnsi="Courier New" w:cs="Courier New"/>
+          <w:sz w:val="18"/>
+          <w:szCs w:val="20"/>
+          <w:lang w:eastAsia="en-IN"/>
+        </w:rPr>
+      </w:pPr>
+      <w:r>
+        <w:rPr>
+          <w:rFonts w:ascii="Courier New" w:eastAsia="Times New Roman" w:hAnsi="Courier New" w:cs="Courier New"/>
+          <w:sz w:val="18"/>
+          <w:szCs w:val="20"/>
+          <w:lang w:eastAsia="en-IN"/>
+        </w:rPr>
+        <w:t xml:space="preserve">    input A,</w:t>
+      </w:r>
+    </w:p>
+    <w:p>
+      <w:pPr>
+        <w:tabs>
+          <w:tab w:val="left" w:pos="916"/>
+          <w:tab w:val="left" w:pos="1832"/>
+          <w:tab w:val="left" w:pos="2748"/>
+          <w:tab w:val="left" w:pos="3664"/>
+          <w:tab w:val="left" w:pos="4580"/>
+          <w:tab w:val="left" w:pos="5496"/>
+          <w:tab w:val="left" w:pos="6412"/>
+          <w:tab w:val="left" w:pos="7328"/>
+          <w:tab w:val="left" w:pos="8244"/>
+          <w:tab w:val="left" w:pos="9160"/>
+          <w:tab w:val="left" w:pos="10076"/>
+          <w:tab w:val="left" w:pos="10992"/>
+          <w:tab w:val="left" w:pos="11908"/>
+          <w:tab w:val="left" w:pos="12824"/>
+          <w:tab w:val="left" w:pos="13740"/>
+          <w:tab w:val="left" w:pos="14656"/>
+        </w:tabs>
+        <w:spacing w:after="0" w:line="240" w:lineRule="auto"/>
+        <w:rPr>
+          <w:rFonts w:ascii="Courier New" w:eastAsia="Times New Roman" w:hAnsi="Courier New" w:cs="Courier New"/>
+          <w:sz w:val="18"/>
+          <w:szCs w:val="20"/>
+          <w:lang w:eastAsia="en-IN"/>
+        </w:rPr>
+      </w:pPr>
+      <w:r>
+        <w:rPr>
+          <w:rFonts w:ascii="Courier New" w:eastAsia="Times New Roman" w:hAnsi="Courier New" w:cs="Courier New"/>
+          <w:sz w:val="18"/>
+          <w:szCs w:val="20"/>
+          <w:lang w:eastAsia="en-IN"/>
+        </w:rPr>
+        <w:t xml:space="preserve">    input B,</w:t>
+      </w:r>
+    </w:p>
+    <w:p>
+      <w:pPr>
+        <w:tabs>
+          <w:tab w:val="left" w:pos="916"/>
+          <w:tab w:val="left" w:pos="1832"/>
+          <w:tab w:val="left" w:pos="2748"/>
+          <w:tab w:val="left" w:pos="3664"/>
+          <w:tab w:val="left" w:pos="4580"/>
+          <w:tab w:val="left" w:pos="5496"/>
+          <w:tab w:val="left" w:pos="6412"/>
+          <w:tab w:val="left" w:pos="7328"/>
+          <w:tab w:val="left" w:pos="8244"/>
+          <w:tab w:val="left" w:pos="9160"/>
+          <w:tab w:val="left" w:pos="10076"/>
+          <w:tab w:val="left" w:pos="10992"/>
+          <w:tab w:val="left" w:pos="11908"/>
+          <w:tab w:val="left" w:pos="12824"/>
+          <w:tab w:val="left" w:pos="13740"/>
+          <w:tab w:val="left" w:pos="14656"/>
+        </w:tabs>
+        <w:spacing w:after="0" w:line="240" w:lineRule="auto"/>
+        <w:rPr>
+          <w:rFonts w:ascii="Courier New" w:eastAsia="Times New Roman" w:hAnsi="Courier New" w:cs="Courier New"/>
+          <w:sz w:val="18"/>
+          <w:szCs w:val="20"/>
+          <w:lang w:eastAsia="en-IN"/>
+        </w:rPr>
+      </w:pPr>
+      <w:r>
+        <w:rPr>
+          <w:rFonts w:ascii="Courier New" w:eastAsia="Times New Roman" w:hAnsi="Courier New" w:cs="Courier New"/>
+          <w:sz w:val="18"/>
+          <w:szCs w:val="20"/>
+          <w:lang w:eastAsia="en-IN"/>
+        </w:rPr>
+        <w:t xml:space="preserve">    input C,</w:t>
+      </w:r>
+    </w:p>
+    <w:p>
+      <w:pPr>
+        <w:tabs>
+          <w:tab w:val="left" w:pos="916"/>
+          <w:tab w:val="left" w:pos="1832"/>
+          <w:tab w:val="left" w:pos="2748"/>
+          <w:tab w:val="left" w:pos="3664"/>
+          <w:tab w:val="left" w:pos="4580"/>
+          <w:tab w:val="left" w:pos="5496"/>
+          <w:tab w:val="left" w:pos="6412"/>
+          <w:tab w:val="left" w:pos="7328"/>
+          <w:tab w:val="left" w:pos="8244"/>
+          <w:tab w:val="left" w:pos="9160"/>
+          <w:tab w:val="left" w:pos="10076"/>
+          <w:tab w:val="left" w:pos="10992"/>
+          <w:tab w:val="left" w:pos="11908"/>
+          <w:tab w:val="left" w:pos="12824"/>
+          <w:tab w:val="left" w:pos="13740"/>
+          <w:tab w:val="left" w:pos="14656"/>
+        </w:tabs>
+        <w:spacing w:after="0" w:line="240" w:lineRule="auto"/>
+        <w:rPr>
+          <w:rFonts w:ascii="Courier New" w:eastAsia="Times New Roman" w:hAnsi="Courier New" w:cs="Courier New"/>
+          <w:sz w:val="18"/>
+          <w:szCs w:val="20"/>
+          <w:lang w:eastAsia="en-IN"/>
+        </w:rPr>
+      </w:pPr>
+      <w:r>
+        <w:rPr>
+          <w:rFonts w:ascii="Courier New" w:eastAsia="Times New Roman" w:hAnsi="Courier New" w:cs="Courier New"/>
+          <w:sz w:val="18"/>
+          <w:szCs w:val="20"/>
+          <w:lang w:eastAsia="en-IN"/>
+        </w:rPr>
+        <w:t xml:space="preserve">    input D,</w:t>
+      </w:r>
+    </w:p>
+    <w:p>
+      <w:pPr>
+        <w:tabs>
+          <w:tab w:val="left" w:pos="916"/>
+          <w:tab w:val="left" w:pos="1832"/>
+          <w:tab w:val="left" w:pos="2748"/>
+          <w:tab w:val="left" w:pos="3664"/>
+          <w:tab w:val="left" w:pos="4580"/>
+          <w:tab w:val="left" w:pos="5496"/>
+          <w:tab w:val="left" w:pos="6412"/>
+          <w:tab w:val="left" w:pos="7328"/>
+          <w:tab w:val="left" w:pos="8244"/>
+          <w:tab w:val="left" w:pos="9160"/>
+          <w:tab w:val="left" w:pos="10076"/>
+          <w:tab w:val="left" w:pos="10992"/>
+          <w:tab w:val="left" w:pos="11908"/>
+          <w:tab w:val="left" w:pos="12824"/>
+          <w:tab w:val="left" w:pos="13740"/>
+          <w:tab w:val="left" w:pos="14656"/>
+        </w:tabs>
+        <w:spacing w:after="0" w:line="240" w:lineRule="auto"/>
+        <w:rPr>
+          <w:rFonts w:ascii="Courier New" w:eastAsia="Times New Roman" w:hAnsi="Courier New" w:cs="Courier New"/>
+          <w:sz w:val="18"/>
+          <w:szCs w:val="20"/>
+          <w:lang w:eastAsia="en-IN"/>
+        </w:rPr>
+      </w:pPr>
+      <w:r>
+        <w:rPr>
+          <w:rFonts w:ascii="Courier New" w:eastAsia="Times New Roman" w:hAnsi="Courier New" w:cs="Courier New"/>
+          <w:sz w:val="18"/>
+          <w:szCs w:val="20"/>
+          <w:lang w:eastAsia="en-IN"/>
+        </w:rPr>
+        <w:t xml:space="preserve">    output F</w:t>
+      </w:r>
+    </w:p>
+    <w:p>
+      <w:pPr>
+        <w:tabs>
+          <w:tab w:val="left" w:pos="916"/>
+          <w:tab w:val="left" w:pos="1832"/>
+          <w:tab w:val="left" w:pos="2748"/>
+          <w:tab w:val="left" w:pos="3664"/>
+          <w:tab w:val="left" w:pos="4580"/>
+          <w:tab w:val="left" w:pos="5496"/>
+          <w:tab w:val="left" w:pos="6412"/>
+          <w:tab w:val="left" w:pos="7328"/>
+          <w:tab w:val="left" w:pos="8244"/>
+          <w:tab w:val="left" w:pos="9160"/>
+          <w:tab w:val="left" w:pos="10076"/>
+          <w:tab w:val="left" w:pos="10992"/>
+          <w:tab w:val="left" w:pos="11908"/>
+          <w:tab w:val="left" w:pos="12824"/>
+          <w:tab w:val="left" w:pos="13740"/>
+          <w:tab w:val="left" w:pos="14656"/>
+        </w:tabs>
+        <w:spacing w:after="0" w:line="240" w:lineRule="auto"/>
+        <w:rPr>
+          <w:rFonts w:ascii="Courier New" w:eastAsia="Times New Roman" w:hAnsi="Courier New" w:cs="Courier New"/>
+          <w:sz w:val="18"/>
+          <w:szCs w:val="20"/>
+          <w:lang w:eastAsia="en-IN"/>
+        </w:rPr>
+      </w:pPr>
+      <w:r>
+        <w:rPr>
+          <w:rFonts w:ascii="Courier New" w:eastAsia="Times New Roman" w:hAnsi="Courier New" w:cs="Courier New"/>
+          <w:sz w:val="18"/>
+          <w:szCs w:val="20"/>
+          <w:lang w:eastAsia="en-IN"/>
+        </w:rPr>
+        <w:t>);</w:t>
+      </w:r>
+    </w:p>
+    <w:p>
+      <w:pPr>
+        <w:tabs>
+          <w:tab w:val="left" w:pos="916"/>
+          <w:tab w:val="left" w:pos="1832"/>
+          <w:tab w:val="left" w:pos="2748"/>
+          <w:tab w:val="left" w:pos="3664"/>
+          <w:tab w:val="left" w:pos="4580"/>
+          <w:tab w:val="left" w:pos="5496"/>
+          <w:tab w:val="left" w:pos="6412"/>
+          <w:tab w:val="left" w:pos="7328"/>
+          <w:tab w:val="left" w:pos="8244"/>
+          <w:tab w:val="left" w:pos="9160"/>
+          <w:tab w:val="left" w:pos="10076"/>
+          <w:tab w:val="left" w:pos="10992"/>
+          <w:tab w:val="left" w:pos="11908"/>
+          <w:tab w:val="left" w:pos="12824"/>
+          <w:tab w:val="left" w:pos="13740"/>
+          <w:tab w:val="left" w:pos="14656"/>
+        </w:tabs>
+        <w:spacing w:after="0" w:line="240" w:lineRule="auto"/>
+        <w:rPr>
+          <w:rFonts w:ascii="Courier New" w:eastAsia="Times New Roman" w:hAnsi="Courier New" w:cs="Courier New"/>
+          <w:sz w:val="18"/>
+          <w:szCs w:val="20"/>
+          <w:lang w:eastAsia="en-IN"/>
+        </w:rPr>
+      </w:pPr>
+    </w:p>
+    <w:p>
+      <w:pPr>
+        <w:tabs>
+          <w:tab w:val="left" w:pos="916"/>
+          <w:tab w:val="left" w:pos="1832"/>
+          <w:tab w:val="left" w:pos="2748"/>
+          <w:tab w:val="left" w:pos="3664"/>
+          <w:tab w:val="left" w:pos="4580"/>
+          <w:tab w:val="left" w:pos="5496"/>
+          <w:tab w:val="left" w:pos="6412"/>
+          <w:tab w:val="left" w:pos="7328"/>
+          <w:tab w:val="left" w:pos="8244"/>
+          <w:tab w:val="left" w:pos="9160"/>
+          <w:tab w:val="left" w:pos="10076"/>
+          <w:tab w:val="left" w:pos="10992"/>
+          <w:tab w:val="left" w:pos="11908"/>
+          <w:tab w:val="left" w:pos="12824"/>
+          <w:tab w:val="left" w:pos="13740"/>
+          <w:tab w:val="left" w:pos="14656"/>
+        </w:tabs>
+        <w:spacing w:after="0" w:line="240" w:lineRule="auto"/>
+        <w:rPr>
+          <w:rFonts w:ascii="Courier New" w:eastAsia="Times New Roman" w:hAnsi="Courier New" w:cs="Courier New"/>
+          <w:sz w:val="18"/>
+          <w:szCs w:val="20"/>
+          <w:lang w:eastAsia="en-IN"/>
+        </w:rPr>
+      </w:pPr>
+      <w:r>
+        <w:rPr>
+          <w:rFonts w:ascii="Courier New" w:eastAsia="Times New Roman" w:hAnsi="Courier New" w:cs="Courier New"/>
+          <w:sz w:val="18"/>
+          <w:szCs w:val="20"/>
+          <w:lang w:eastAsia="en-IN"/>
+        </w:rPr>
+        <w:t xml:space="preserve">    assign F = (~B &amp; ~D) | (B &amp; D);</w:t>
+      </w:r>
+    </w:p>
+    <w:p>
+      <w:pPr>
+        <w:tabs>
+          <w:tab w:val="left" w:pos="916"/>
+          <w:tab w:val="left" w:pos="1832"/>
+          <w:tab w:val="left" w:pos="2748"/>
+          <w:tab w:val="left" w:pos="3664"/>
+          <w:tab w:val="left" w:pos="4580"/>
+          <w:tab w:val="left" w:pos="5496"/>
+          <w:tab w:val="left" w:pos="6412"/>
+          <w:tab w:val="left" w:pos="7328"/>
+          <w:tab w:val="left" w:pos="8244"/>
+          <w:tab w:val="left" w:pos="9160"/>
+          <w:tab w:val="left" w:pos="10076"/>
+          <w:tab w:val="left" w:pos="10992"/>
+          <w:tab w:val="left" w:pos="11908"/>
+          <w:tab w:val="left" w:pos="12824"/>
+          <w:tab w:val="left" w:pos="13740"/>
+          <w:tab w:val="left" w:pos="14656"/>
+        </w:tabs>
+        <w:spacing w:after="0" w:line="240" w:lineRule="auto"/>
+        <w:rPr>
+          <w:rFonts w:ascii="Courier New" w:eastAsia="Times New Roman" w:hAnsi="Courier New" w:cs="Courier New"/>
+          <w:sz w:val="18"/>
+          <w:szCs w:val="20"/>
+          <w:lang w:eastAsia="en-IN"/>
+        </w:rPr>
+      </w:pPr>
+    </w:p>
+    <w:p>
+      <w:pPr>
+        <w:tabs>
+          <w:tab w:val="left" w:pos="916"/>
+          <w:tab w:val="left" w:pos="1832"/>
+          <w:tab w:val="left" w:pos="2748"/>
+          <w:tab w:val="left" w:pos="3664"/>
+          <w:tab w:val="left" w:pos="4580"/>
+          <w:tab w:val="left" w:pos="5496"/>
+          <w:tab w:val="left" w:pos="6412"/>
+          <w:tab w:val="left" w:pos="7328"/>
+          <w:tab w:val="left" w:pos="8244"/>
+          <w:tab w:val="left" w:pos="9160"/>
+          <w:tab w:val="left" w:pos="10076"/>
+          <w:tab w:val="left" w:pos="10992"/>
+          <w:tab w:val="left" w:pos="11908"/>
+          <w:tab w:val="left" w:pos="12824"/>
+          <w:tab w:val="left" w:pos="13740"/>
+          <w:tab w:val="left" w:pos="14656"/>
+        </w:tabs>
+        <w:spacing w:after="0" w:line="240" w:lineRule="auto"/>
+        <w:rPr>
+          <w:rFonts w:ascii="Courier New" w:eastAsia="Times New Roman" w:hAnsi="Courier New" w:cs="Courier New"/>
+          <w:sz w:val="18"/>
+          <w:szCs w:val="20"/>
+          <w:lang w:eastAsia="en-IN"/>
+        </w:rPr>
+      </w:pPr>
+      <w:r>
+        <w:rPr>
+          <w:rFonts w:ascii="Courier New" w:eastAsia="Times New Roman" w:hAnsi="Courier New" w:cs="Courier New"/>
+          <w:sz w:val="18"/>
+          <w:szCs w:val="20"/>
+          <w:lang w:eastAsia="en-IN"/>
+        </w:rPr>
+        <w:t>endmodule</w:t>
+      </w:r>
+    </w:p>
+    <w:p>
+      <w:pPr>
+        <w:spacing w:after="0" w:line="240" w:lineRule="auto"/>
+        <w:rPr>
+          <w:rFonts w:ascii="Times New Roman" w:eastAsia="Times New Roman" w:hAnsi="Times New Roman" w:cs="Times New Roman"/>
+          <w:szCs w:val="24"/>
+          <w:lang w:eastAsia="en-IN"/>
+        </w:rPr>
+      </w:pPr>
+    </w:p>
+    <w:p>
+      <w:pPr>
+        <w:spacing w:before="100" w:beforeAutospacing="1" w:after="100" w:afterAutospacing="1" w:line="240" w:lineRule="auto"/>
+        <w:outlineLvl w:val="1"/>
+        <w:rPr>
+          <w:rFonts w:ascii="Times New Roman" w:eastAsia="Times New Roman" w:hAnsi="Times New Roman" w:cs="Times New Roman"/>
+          <w:b/>
+          <w:bCs/>
+          <w:sz w:val="32"/>
+          <w:szCs w:val="36"/>
+          <w:lang w:eastAsia="en-IN"/>
+        </w:rPr>
+      </w:pPr>
+      <w:r>
+        <w:rPr>
+          <w:rFonts w:ascii="Times New Roman" w:eastAsia="Times New Roman" w:hAnsi="Times New Roman" w:cs="Times New Roman"/>
+          <w:b/>
+          <w:bCs/>
+          <w:sz w:val="32"/>
+          <w:szCs w:val="36"/>
+          <w:lang w:eastAsia="en-IN"/>
+        </w:rPr>
+        <w:lastRenderedPageBreak/>
+        <w:t>2. Testbench</w:t>
+      </w:r>
+    </w:p>
+    <w:p>
+      <w:pPr>
+        <w:spacing w:before="100" w:beforeAutospacing="1" w:after="100" w:afterAutospacing="1" w:line="240" w:lineRule="auto"/>
+        <w:outlineLvl w:val="2"/>
+        <w:rPr>
+          <w:rFonts w:ascii="Times New Roman" w:eastAsia="Times New Roman" w:hAnsi="Times New Roman" w:cs="Times New Roman"/>
+          <w:b/>
+          <w:bCs/>
+          <w:sz w:val="24"/>
+          <w:szCs w:val="27"/>
+          <w:lang w:eastAsia="en-IN"/>
+        </w:rPr>
+      </w:pPr>
+      <w:r>
+        <w:rPr>
+          <w:rFonts w:ascii="Courier New" w:eastAsia="Times New Roman" w:hAnsi="Courier New" w:cs="Courier New"/>
+          <w:b/>
+          <w:bCs/>
+          <w:sz w:val="18"/>
+          <w:szCs w:val="20"/>
+          <w:lang w:eastAsia="en-IN"/>
+        </w:rPr>
+        <w:t xml:space="preserve">// </w:t>
+      </w:r>
+      <w:proofErr w:type="spellStart"/>
+      <w:r>
+        <w:rPr>
+          <w:rFonts w:ascii="Courier New" w:eastAsia="Times New Roman" w:hAnsi="Courier New" w:cs="Courier New"/>
+          <w:b/>
+          <w:bCs/>
+          <w:sz w:val="18"/>
+          <w:szCs w:val="20"/>
+          <w:lang w:eastAsia="en-IN"/>
+        </w:rPr>
+        <w:t>gedit</w:t>
+      </w:r>
+      <w:proofErr w:type="spellEnd"/>
+      <w:r>
+        <w:rPr>
+          <w:rFonts w:ascii="Courier New" w:eastAsia="Times New Roman" w:hAnsi="Courier New" w:cs="Courier New"/>
+          <w:b/>
+          <w:bCs/>
+          <w:sz w:val="18"/>
+          <w:szCs w:val="20"/>
+          <w:lang w:eastAsia="en-IN"/>
+        </w:rPr>
+        <w:t xml:space="preserve"> </w:t>
+      </w:r>
+      <w:proofErr w:type="spellStart"/>
+      <w:proofErr w:type="gramStart"/>
+      <w:r>
+        <w:rPr>
+          <w:rFonts w:ascii="Courier New" w:eastAsia="Times New Roman" w:hAnsi="Courier New" w:cs="Courier New"/>
+          <w:b/>
+          <w:bCs/>
+          <w:sz w:val="18"/>
+          <w:szCs w:val="20"/>
+          <w:lang w:eastAsia="en-IN"/>
+        </w:rPr>
+        <w:t>tb.v</w:t>
+      </w:r>
+      <w:proofErr w:type="spellEnd"/>
+      <w:proofErr w:type="gramEnd"/>
+    </w:p>
+    <w:p>
+      <w:pPr>
+        <w:tabs>
+          <w:tab w:val="left" w:pos="916"/>
+          <w:tab w:val="left" w:pos="1832"/>
+          <w:tab w:val="left" w:pos="2748"/>
+          <w:tab w:val="left" w:pos="3664"/>
+          <w:tab w:val="left" w:pos="4580"/>
+          <w:tab w:val="left" w:pos="5496"/>
+          <w:tab w:val="left" w:pos="6412"/>
+          <w:tab w:val="left" w:pos="7328"/>
+          <w:tab w:val="left" w:pos="8244"/>
+          <w:tab w:val="left" w:pos="9160"/>
+          <w:tab w:val="left" w:pos="10076"/>
+          <w:tab w:val="left" w:pos="10992"/>
+          <w:tab w:val="left" w:pos="11908"/>
+          <w:tab w:val="left" w:pos="12824"/>
+          <w:tab w:val="left" w:pos="13740"/>
+          <w:tab w:val="left" w:pos="14656"/>
+        </w:tabs>
+        <w:spacing w:after="0" w:line="240" w:lineRule="auto"/>
+        <w:rPr>
+          <w:rFonts w:ascii="Courier New" w:eastAsia="Times New Roman" w:hAnsi="Courier New" w:cs="Courier New"/>
+          <w:sz w:val="18"/>
+          <w:szCs w:val="20"/>
+          <w:lang w:eastAsia="en-IN"/>
+        </w:rPr>
+      </w:pPr>
+      <w:r>
+        <w:rPr>
+          <w:rFonts w:ascii="Courier New" w:eastAsia="Times New Roman" w:hAnsi="Courier New" w:cs="Courier New"/>
+          <w:sz w:val="18"/>
+          <w:szCs w:val="20"/>
+          <w:lang w:eastAsia="en-IN"/>
+        </w:rPr>
+        <w:t xml:space="preserve">module </w:t>
+      </w:r>
+      <w:proofErr w:type="spellStart"/>
+      <w:r>
+        <w:rPr>
+          <w:rFonts w:ascii="Courier New" w:eastAsia="Times New Roman" w:hAnsi="Courier New" w:cs="Courier New"/>
+          <w:sz w:val="18"/>
+          <w:szCs w:val="20"/>
+          <w:lang w:eastAsia="en-IN"/>
+        </w:rPr>
+        <w:t>tb</w:t>
+      </w:r>
+      <w:proofErr w:type="spellEnd"/>
+      <w:r>
+        <w:rPr>
+          <w:rFonts w:ascii="Courier New" w:eastAsia="Times New Roman" w:hAnsi="Courier New" w:cs="Courier New"/>
+          <w:sz w:val="18"/>
+          <w:szCs w:val="20"/>
+          <w:lang w:eastAsia="en-IN"/>
+        </w:rPr>
+        <w:t>;</w:t>
+      </w:r>
+    </w:p>
+    <w:p>
+      <w:pPr>
+        <w:tabs>
+          <w:tab w:val="left" w:pos="916"/>
+          <w:tab w:val="left" w:pos="1832"/>
+          <w:tab w:val="left" w:pos="2748"/>
+          <w:tab w:val="left" w:pos="3664"/>
+          <w:tab w:val="left" w:pos="4580"/>
+          <w:tab w:val="left" w:pos="5496"/>
+          <w:tab w:val="left" w:pos="6412"/>
+          <w:tab w:val="left" w:pos="7328"/>
+          <w:tab w:val="left" w:pos="8244"/>
+          <w:tab w:val="left" w:pos="9160"/>
+          <w:tab w:val="left" w:pos="10076"/>
+          <w:tab w:val="left" w:pos="10992"/>
+          <w:tab w:val="left" w:pos="11908"/>
+          <w:tab w:val="left" w:pos="12824"/>
+          <w:tab w:val="left" w:pos="13740"/>
+          <w:tab w:val="left" w:pos="14656"/>
+        </w:tabs>
+        <w:spacing w:after="0" w:line="240" w:lineRule="auto"/>
+        <w:rPr>
+          <w:rFonts w:ascii="Courier New" w:eastAsia="Times New Roman" w:hAnsi="Courier New" w:cs="Courier New"/>
+          <w:sz w:val="18"/>
+          <w:szCs w:val="20"/>
+          <w:lang w:eastAsia="en-IN"/>
+        </w:rPr>
+      </w:pPr>
+    </w:p>
+    <w:p>
+      <w:pPr>
+        <w:tabs>
+          <w:tab w:val="left" w:pos="916"/>
+          <w:tab w:val="left" w:pos="1832"/>
+          <w:tab w:val="left" w:pos="2748"/>
+          <w:tab w:val="left" w:pos="3664"/>
+          <w:tab w:val="left" w:pos="4580"/>
+          <w:tab w:val="left" w:pos="5496"/>
+          <w:tab w:val="left" w:pos="6412"/>
+          <w:tab w:val="left" w:pos="7328"/>
+          <w:tab w:val="left" w:pos="8244"/>
+          <w:tab w:val="left" w:pos="9160"/>
+          <w:tab w:val="left" w:pos="10076"/>
+          <w:tab w:val="left" w:pos="10992"/>
+          <w:tab w:val="left" w:pos="11908"/>
+          <w:tab w:val="left" w:pos="12824"/>
+          <w:tab w:val="left" w:pos="13740"/>
+          <w:tab w:val="left" w:pos="14656"/>
+        </w:tabs>
+        <w:spacing w:after="0" w:line="240" w:lineRule="auto"/>
+        <w:rPr>
+          <w:rFonts w:ascii="Courier New" w:eastAsia="Times New Roman" w:hAnsi="Courier New" w:cs="Courier New"/>
+          <w:sz w:val="18"/>
+          <w:szCs w:val="20"/>
+          <w:lang w:eastAsia="en-IN"/>
+        </w:rPr>
+      </w:pPr>
+      <w:r>
+        <w:rPr>
+          <w:rFonts w:ascii="Courier New" w:eastAsia="Times New Roman" w:hAnsi="Courier New" w:cs="Courier New"/>
+          <w:sz w:val="18"/>
+          <w:szCs w:val="20"/>
+          <w:lang w:eastAsia="en-IN"/>
+        </w:rPr>
+        <w:t xml:space="preserve">    reg A;</w:t>
+      </w:r>
+    </w:p>
+    <w:p>
+      <w:pPr>
+        <w:tabs>
+          <w:tab w:val="left" w:pos="916"/>
+          <w:tab w:val="left" w:pos="1832"/>
+          <w:tab w:val="left" w:pos="2748"/>
+          <w:tab w:val="left" w:pos="3664"/>
+          <w:tab w:val="left" w:pos="4580"/>
+          <w:tab w:val="left" w:pos="5496"/>
+          <w:tab w:val="left" w:pos="6412"/>
+          <w:tab w:val="left" w:pos="7328"/>
+          <w:tab w:val="left" w:pos="8244"/>
+          <w:tab w:val="left" w:pos="9160"/>
+          <w:tab w:val="left" w:pos="10076"/>
+          <w:tab w:val="left" w:pos="10992"/>
+          <w:tab w:val="left" w:pos="11908"/>
+          <w:tab w:val="left" w:pos="12824"/>
+          <w:tab w:val="left" w:pos="13740"/>
+          <w:tab w:val="left" w:pos="14656"/>
+        </w:tabs>
+        <w:spacing w:after="0" w:line="240" w:lineRule="auto"/>
+        <w:rPr>
+          <w:rFonts w:ascii="Courier New" w:eastAsia="Times New Roman" w:hAnsi="Courier New" w:cs="Courier New"/>
+          <w:sz w:val="18"/>
+          <w:szCs w:val="20"/>
+          <w:lang w:eastAsia="en-IN"/>
+        </w:rPr>
+      </w:pPr>
+      <w:r>
+        <w:rPr>
+          <w:rFonts w:ascii="Courier New" w:eastAsia="Times New Roman" w:hAnsi="Courier New" w:cs="Courier New"/>
+          <w:sz w:val="18"/>
+          <w:szCs w:val="20"/>
+          <w:lang w:eastAsia="en-IN"/>
+        </w:rPr>
+        <w:t xml:space="preserve">    reg B;</w:t>
+      </w:r>
+    </w:p>
+    <w:p>
+      <w:pPr>
+        <w:tabs>
+          <w:tab w:val="left" w:pos="916"/>
+          <w:tab w:val="left" w:pos="1832"/>
+          <w:tab w:val="left" w:pos="2748"/>
+          <w:tab w:val="left" w:pos="3664"/>
+          <w:tab w:val="left" w:pos="4580"/>
+          <w:tab w:val="left" w:pos="5496"/>
+          <w:tab w:val="left" w:pos="6412"/>
+          <w:tab w:val="left" w:pos="7328"/>
+          <w:tab w:val="left" w:pos="8244"/>
+          <w:tab w:val="left" w:pos="9160"/>
+          <w:tab w:val="left" w:pos="10076"/>
+          <w:tab w:val="left" w:pos="10992"/>
+          <w:tab w:val="left" w:pos="11908"/>
+          <w:tab w:val="left" w:pos="12824"/>
+          <w:tab w:val="left" w:pos="13740"/>
+          <w:tab w:val="left" w:pos="14656"/>
+        </w:tabs>
+        <w:spacing w:after="0" w:line="240" w:lineRule="auto"/>
+        <w:rPr>
+          <w:rFonts w:ascii="Courier New" w:eastAsia="Times New Roman" w:hAnsi="Courier New" w:cs="Courier New"/>
+          <w:sz w:val="18"/>
+          <w:szCs w:val="20"/>
+          <w:lang w:eastAsia="en-IN"/>
+        </w:rPr>
+      </w:pPr>
+      <w:r>
+        <w:rPr>
+          <w:rFonts w:ascii="Courier New" w:eastAsia="Times New Roman" w:hAnsi="Courier New" w:cs="Courier New"/>
+          <w:sz w:val="18"/>
+          <w:szCs w:val="20"/>
+          <w:lang w:eastAsia="en-IN"/>
+        </w:rPr>
+        <w:t xml:space="preserve">    reg C;</w:t>
+      </w:r>
+    </w:p>
+    <w:p>
+      <w:pPr>
+        <w:tabs>
+          <w:tab w:val="left" w:pos="916"/>
+          <w:tab w:val="left" w:pos="1832"/>
+          <w:tab w:val="left" w:pos="2748"/>
+          <w:tab w:val="left" w:pos="3664"/>
+          <w:tab w:val="left" w:pos="4580"/>
+          <w:tab w:val="left" w:pos="5496"/>
+          <w:tab w:val="left" w:pos="6412"/>
+          <w:tab w:val="left" w:pos="7328"/>
+          <w:tab w:val="left" w:pos="8244"/>
+          <w:tab w:val="left" w:pos="9160"/>
+          <w:tab w:val="left" w:pos="10076"/>
+          <w:tab w:val="left" w:pos="10992"/>
+          <w:tab w:val="left" w:pos="11908"/>
+          <w:tab w:val="left" w:pos="12824"/>
+          <w:tab w:val="left" w:pos="13740"/>
+          <w:tab w:val="left" w:pos="14656"/>
+        </w:tabs>
+        <w:spacing w:after="0" w:line="240" w:lineRule="auto"/>
+        <w:rPr>
+          <w:rFonts w:ascii="Courier New" w:eastAsia="Times New Roman" w:hAnsi="Courier New" w:cs="Courier New"/>
+          <w:sz w:val="18"/>
+          <w:szCs w:val="20"/>
+          <w:lang w:eastAsia="en-IN"/>
+        </w:rPr>
+      </w:pPr>
+      <w:r>
+        <w:rPr>
+          <w:rFonts w:ascii="Courier New" w:eastAsia="Times New Roman" w:hAnsi="Courier New" w:cs="Courier New"/>
+          <w:sz w:val="18"/>
+          <w:szCs w:val="20"/>
+          <w:lang w:eastAsia="en-IN"/>
+        </w:rPr>
+        <w:t xml:space="preserve">    reg D;</w:t>
+      </w:r>
+    </w:p>
+    <w:p>
+      <w:pPr>
+        <w:tabs>
+          <w:tab w:val="left" w:pos="916"/>
+          <w:tab w:val="left" w:pos="1832"/>
+          <w:tab w:val="left" w:pos="2748"/>
+          <w:tab w:val="left" w:pos="3664"/>
+          <w:tab w:val="left" w:pos="4580"/>
+          <w:tab w:val="left" w:pos="5496"/>
+          <w:tab w:val="left" w:pos="6412"/>
+          <w:tab w:val="left" w:pos="7328"/>
+          <w:tab w:val="left" w:pos="8244"/>
+          <w:tab w:val="left" w:pos="9160"/>
+          <w:tab w:val="left" w:pos="10076"/>
+          <w:tab w:val="left" w:pos="10992"/>
+          <w:tab w:val="left" w:pos="11908"/>
+          <w:tab w:val="left" w:pos="12824"/>
+          <w:tab w:val="left" w:pos="13740"/>
+          <w:tab w:val="left" w:pos="14656"/>
+        </w:tabs>
+        <w:spacing w:after="0" w:line="240" w:lineRule="auto"/>
+        <w:rPr>
+          <w:rFonts w:ascii="Courier New" w:eastAsia="Times New Roman" w:hAnsi="Courier New" w:cs="Courier New"/>
+          <w:sz w:val="18"/>
+          <w:szCs w:val="20"/>
+          <w:lang w:eastAsia="en-IN"/>
+        </w:rPr>
+      </w:pPr>
+    </w:p>
+    <w:p>
+      <w:pPr>
+        <w:tabs>
+          <w:tab w:val="left" w:pos="916"/>
+          <w:tab w:val="left" w:pos="1832"/>
+          <w:tab w:val="left" w:pos="2748"/>
+          <w:tab w:val="left" w:pos="3664"/>
+          <w:tab w:val="left" w:pos="4580"/>
+          <w:tab w:val="left" w:pos="5496"/>
+          <w:tab w:val="left" w:pos="6412"/>
+          <w:tab w:val="left" w:pos="7328"/>
+          <w:tab w:val="left" w:pos="8244"/>
+          <w:tab w:val="left" w:pos="9160"/>
+          <w:tab w:val="left" w:pos="10076"/>
+          <w:tab w:val="left" w:pos="10992"/>
+          <w:tab w:val="left" w:pos="11908"/>
+          <w:tab w:val="left" w:pos="12824"/>
+          <w:tab w:val="left" w:pos="13740"/>
+          <w:tab w:val="left" w:pos="14656"/>
+        </w:tabs>
+        <w:spacing w:after="0" w:line="240" w:lineRule="auto"/>
+        <w:rPr>
+          <w:rFonts w:ascii="Courier New" w:eastAsia="Times New Roman" w:hAnsi="Courier New" w:cs="Courier New"/>
+          <w:sz w:val="18"/>
+          <w:szCs w:val="20"/>
+          <w:lang w:eastAsia="en-IN"/>
+        </w:rPr>
+      </w:pPr>
+      <w:r>
+        <w:rPr>
+          <w:rFonts w:ascii="Courier New" w:eastAsia="Times New Roman" w:hAnsi="Courier New" w:cs="Courier New"/>
+          <w:sz w:val="18"/>
+          <w:szCs w:val="20"/>
+          <w:lang w:eastAsia="en-IN"/>
+        </w:rPr>
+        <w:t xml:space="preserve">    wire F;</w:t>
+      </w:r>
+    </w:p>
+    <w:p>
+      <w:pPr>
+        <w:tabs>
+          <w:tab w:val="left" w:pos="916"/>
+          <w:tab w:val="left" w:pos="1832"/>
+          <w:tab w:val="left" w:pos="2748"/>
+          <w:tab w:val="left" w:pos="3664"/>
+          <w:tab w:val="left" w:pos="4580"/>
+          <w:tab w:val="left" w:pos="5496"/>
+          <w:tab w:val="left" w:pos="6412"/>
+          <w:tab w:val="left" w:pos="7328"/>
+          <w:tab w:val="left" w:pos="8244"/>
+          <w:tab w:val="left" w:pos="9160"/>
+          <w:tab w:val="left" w:pos="10076"/>
+          <w:tab w:val="left" w:pos="10992"/>
+          <w:tab w:val="left" w:pos="11908"/>
+          <w:tab w:val="left" w:pos="12824"/>
+          <w:tab w:val="left" w:pos="13740"/>
+          <w:tab w:val="left" w:pos="14656"/>
+        </w:tabs>
+        <w:spacing w:after="0" w:line="240" w:lineRule="auto"/>
+        <w:rPr>
+          <w:rFonts w:ascii="Courier New" w:eastAsia="Times New Roman" w:hAnsi="Courier New" w:cs="Courier New"/>
+          <w:sz w:val="18"/>
+          <w:szCs w:val="20"/>
+          <w:lang w:eastAsia="en-IN"/>
+        </w:rPr>
+      </w:pPr>
+    </w:p>
+    <w:p>
+      <w:pPr>
+        <w:tabs>
+          <w:tab w:val="left" w:pos="916"/>
+          <w:tab w:val="left" w:pos="1832"/>
+          <w:tab w:val="left" w:pos="2748"/>
+          <w:tab w:val="left" w:pos="3664"/>
+          <w:tab w:val="left" w:pos="4580"/>
+          <w:tab w:val="left" w:pos="5496"/>
+          <w:tab w:val="left" w:pos="6412"/>
+          <w:tab w:val="left" w:pos="7328"/>
+          <w:tab w:val="left" w:pos="8244"/>
+          <w:tab w:val="left" w:pos="9160"/>
+          <w:tab w:val="left" w:pos="10076"/>
+          <w:tab w:val="left" w:pos="10992"/>
+          <w:tab w:val="left" w:pos="11908"/>
+          <w:tab w:val="left" w:pos="12824"/>
+          <w:tab w:val="left" w:pos="13740"/>
+          <w:tab w:val="left" w:pos="14656"/>
+        </w:tabs>
+        <w:spacing w:after="0" w:line="240" w:lineRule="auto"/>
+        <w:rPr>
+          <w:rFonts w:ascii="Courier New" w:eastAsia="Times New Roman" w:hAnsi="Courier New" w:cs="Courier New"/>
+          <w:sz w:val="18"/>
+          <w:szCs w:val="20"/>
+          <w:lang w:eastAsia="en-IN"/>
+        </w:rPr>
+      </w:pPr>
+      <w:r>
+        <w:rPr>
+          <w:rFonts w:ascii="Courier New" w:eastAsia="Times New Roman" w:hAnsi="Courier New" w:cs="Courier New"/>
+          <w:sz w:val="18"/>
+          <w:szCs w:val="20"/>
+          <w:lang w:eastAsia="en-IN"/>
+        </w:rPr>
+        <w:t xml:space="preserve">    exp1_boolean_min </w:t>
+      </w:r>
+      <w:proofErr w:type="spellStart"/>
+      <w:r>
+        <w:rPr>
+          <w:rFonts w:ascii="Courier New" w:eastAsia="Times New Roman" w:hAnsi="Courier New" w:cs="Courier New"/>
+          <w:sz w:val="18"/>
+          <w:szCs w:val="20"/>
+          <w:lang w:eastAsia="en-IN"/>
+        </w:rPr>
+        <w:t>dut</w:t>
+      </w:r>
+      <w:proofErr w:type="spellEnd"/>
+      <w:r>
+        <w:rPr>
+          <w:rFonts w:ascii="Courier New" w:eastAsia="Times New Roman" w:hAnsi="Courier New" w:cs="Courier New"/>
+          <w:sz w:val="18"/>
+          <w:szCs w:val="20"/>
+          <w:lang w:eastAsia="en-IN"/>
+        </w:rPr>
+        <w:t xml:space="preserve"> (</w:t>
+      </w:r>
+    </w:p>
+    <w:p>
+      <w:pPr>
+        <w:tabs>
+          <w:tab w:val="left" w:pos="916"/>
+          <w:tab w:val="left" w:pos="1832"/>
+          <w:tab w:val="left" w:pos="2748"/>
+          <w:tab w:val="left" w:pos="3664"/>
+          <w:tab w:val="left" w:pos="4580"/>
+          <w:tab w:val="left" w:pos="5496"/>
+          <w:tab w:val="left" w:pos="6412"/>
+          <w:tab w:val="left" w:pos="7328"/>
+          <w:tab w:val="left" w:pos="8244"/>
+          <w:tab w:val="left" w:pos="9160"/>
+          <w:tab w:val="left" w:pos="10076"/>
+          <w:tab w:val="left" w:pos="10992"/>
+          <w:tab w:val="left" w:pos="11908"/>
+          <w:tab w:val="left" w:pos="12824"/>
+          <w:tab w:val="left" w:pos="13740"/>
+          <w:tab w:val="left" w:pos="14656"/>
+        </w:tabs>
+        <w:spacing w:after="0" w:line="240" w:lineRule="auto"/>
+        <w:rPr>
+          <w:rFonts w:ascii="Courier New" w:eastAsia="Times New Roman" w:hAnsi="Courier New" w:cs="Courier New"/>
+          <w:sz w:val="18"/>
+          <w:szCs w:val="20"/>
+          <w:lang w:eastAsia="en-IN"/>
+        </w:rPr>
+      </w:pPr>
+      <w:r>
+        <w:rPr>
+          <w:rFonts w:ascii="Courier New" w:eastAsia="Times New Roman" w:hAnsi="Courier New" w:cs="Courier New"/>
+          <w:sz w:val="18"/>
+          <w:szCs w:val="20"/>
+          <w:lang w:eastAsia="en-IN"/>
+        </w:rPr>
+        <w:t xml:space="preserve">        </w:t>
+      </w:r>
+      <w:proofErr w:type="gramStart"/>
+      <w:r>
+        <w:rPr>
+          <w:rFonts w:ascii="Courier New" w:eastAsia="Times New Roman" w:hAnsi="Courier New" w:cs="Courier New"/>
+          <w:sz w:val="18"/>
+          <w:szCs w:val="20"/>
+          <w:lang w:eastAsia="en-IN"/>
+        </w:rPr>
+        <w:t>.A</w:t>
+      </w:r>
+      <w:proofErr w:type="gramEnd"/>
+      <w:r>
+        <w:rPr>
+          <w:rFonts w:ascii="Courier New" w:eastAsia="Times New Roman" w:hAnsi="Courier New" w:cs="Courier New"/>
+          <w:sz w:val="18"/>
+          <w:szCs w:val="20"/>
+          <w:lang w:eastAsia="en-IN"/>
+        </w:rPr>
+        <w:t>(A),</w:t>
+      </w:r>
+    </w:p>
+    <w:p>
+      <w:pPr>
+        <w:tabs>
+          <w:tab w:val="left" w:pos="916"/>
+          <w:tab w:val="left" w:pos="1832"/>
+          <w:tab w:val="left" w:pos="2748"/>
+          <w:tab w:val="left" w:pos="3664"/>
+          <w:tab w:val="left" w:pos="4580"/>
+          <w:tab w:val="left" w:pos="5496"/>
+          <w:tab w:val="left" w:pos="6412"/>
+          <w:tab w:val="left" w:pos="7328"/>
+          <w:tab w:val="left" w:pos="8244"/>
+          <w:tab w:val="left" w:pos="9160"/>
+          <w:tab w:val="left" w:pos="10076"/>
+          <w:tab w:val="left" w:pos="10992"/>
+          <w:tab w:val="left" w:pos="11908"/>
+          <w:tab w:val="left" w:pos="12824"/>
+          <w:tab w:val="left" w:pos="13740"/>
+          <w:tab w:val="left" w:pos="14656"/>
+        </w:tabs>
+        <w:spacing w:after="0" w:line="240" w:lineRule="auto"/>
+        <w:rPr>
+          <w:rFonts w:ascii="Courier New" w:eastAsia="Times New Roman" w:hAnsi="Courier New" w:cs="Courier New"/>
+          <w:sz w:val="18"/>
+          <w:szCs w:val="20"/>
+          <w:lang w:eastAsia="en-IN"/>
+        </w:rPr>
+      </w:pPr>
+      <w:r>
+        <w:rPr>
+          <w:rFonts w:ascii="Courier New" w:eastAsia="Times New Roman" w:hAnsi="Courier New" w:cs="Courier New"/>
+          <w:sz w:val="18"/>
+          <w:szCs w:val="20"/>
+          <w:lang w:eastAsia="en-IN"/>
+        </w:rPr>
+        <w:t xml:space="preserve">        </w:t>
+      </w:r>
+      <w:proofErr w:type="gramStart"/>
+      <w:r>
+        <w:rPr>
+          <w:rFonts w:ascii="Courier New" w:eastAsia="Times New Roman" w:hAnsi="Courier New" w:cs="Courier New"/>
+          <w:sz w:val="18"/>
+          <w:szCs w:val="20"/>
+          <w:lang w:eastAsia="en-IN"/>
+        </w:rPr>
+        <w:t>.B</w:t>
+      </w:r>
+      <w:proofErr w:type="gramEnd"/>
+      <w:r>
+        <w:rPr>
+          <w:rFonts w:ascii="Courier New" w:eastAsia="Times New Roman" w:hAnsi="Courier New" w:cs="Courier New"/>
+          <w:sz w:val="18"/>
+          <w:szCs w:val="20"/>
+          <w:lang w:eastAsia="en-IN"/>
+        </w:rPr>
+        <w:t>(B),</w:t>
+      </w:r>
+    </w:p>
+    <w:p>
+      <w:pPr>
+        <w:tabs>
+          <w:tab w:val="left" w:pos="916"/>
+          <w:tab w:val="left" w:pos="1832"/>
+          <w:tab w:val="left" w:pos="2748"/>
+          <w:tab w:val="left" w:pos="3664"/>
+          <w:tab w:val="left" w:pos="4580"/>
+          <w:tab w:val="left" w:pos="5496"/>
+          <w:tab w:val="left" w:pos="6412"/>
+          <w:tab w:val="left" w:pos="7328"/>
+          <w:tab w:val="left" w:pos="8244"/>
+          <w:tab w:val="left" w:pos="9160"/>
+          <w:tab w:val="left" w:pos="10076"/>
+          <w:tab w:val="left" w:pos="10992"/>
+          <w:tab w:val="left" w:pos="11908"/>
+          <w:tab w:val="left" w:pos="12824"/>
+          <w:tab w:val="left" w:pos="13740"/>
+          <w:tab w:val="left" w:pos="14656"/>
+        </w:tabs>
+        <w:spacing w:after="0" w:line="240" w:lineRule="auto"/>
+        <w:rPr>
+          <w:rFonts w:ascii="Courier New" w:eastAsia="Times New Roman" w:hAnsi="Courier New" w:cs="Courier New"/>
+          <w:sz w:val="18"/>
+          <w:szCs w:val="20"/>
+          <w:lang w:eastAsia="en-IN"/>
+        </w:rPr>
+      </w:pPr>
+      <w:r>
+        <w:rPr>
+          <w:rFonts w:ascii="Courier New" w:eastAsia="Times New Roman" w:hAnsi="Courier New" w:cs="Courier New"/>
+          <w:sz w:val="18"/>
+          <w:szCs w:val="20"/>
+          <w:lang w:eastAsia="en-IN"/>
+        </w:rPr>
+        <w:t xml:space="preserve">        .C(C),</w:t>
+      </w:r>
+    </w:p>
+    <w:p>
+      <w:pPr>
+        <w:tabs>
+          <w:tab w:val="left" w:pos="916"/>
+          <w:tab w:val="left" w:pos="1832"/>
+          <w:tab w:val="left" w:pos="2748"/>
+          <w:tab w:val="left" w:pos="3664"/>
+          <w:tab w:val="left" w:pos="4580"/>
+          <w:tab w:val="left" w:pos="5496"/>
+          <w:tab w:val="left" w:pos="6412"/>
+          <w:tab w:val="left" w:pos="7328"/>
+          <w:tab w:val="left" w:pos="8244"/>
+          <w:tab w:val="left" w:pos="9160"/>
+          <w:tab w:val="left" w:pos="10076"/>
+          <w:tab w:val="left" w:pos="10992"/>
+          <w:tab w:val="left" w:pos="11908"/>
+          <w:tab w:val="left" w:pos="12824"/>
+          <w:tab w:val="left" w:pos="13740"/>
+          <w:tab w:val="left" w:pos="14656"/>
+        </w:tabs>
+        <w:spacing w:after="0" w:line="240" w:lineRule="auto"/>
+        <w:rPr>
+          <w:rFonts w:ascii="Courier New" w:eastAsia="Times New Roman" w:hAnsi="Courier New" w:cs="Courier New"/>
+          <w:sz w:val="18"/>
+          <w:szCs w:val="20"/>
+          <w:lang w:eastAsia="en-IN"/>
+        </w:rPr>
+      </w:pPr>
+      <w:r>
+        <w:rPr>
+          <w:rFonts w:ascii="Courier New" w:eastAsia="Times New Roman" w:hAnsi="Courier New" w:cs="Courier New"/>
+          <w:sz w:val="18"/>
+          <w:szCs w:val="20"/>
+          <w:lang w:eastAsia="en-IN"/>
+        </w:rPr>
+        <w:t xml:space="preserve">        </w:t>
+      </w:r>
+      <w:proofErr w:type="gramStart"/>
+      <w:r>
+        <w:rPr>
+          <w:rFonts w:ascii="Courier New" w:eastAsia="Times New Roman" w:hAnsi="Courier New" w:cs="Courier New"/>
+          <w:sz w:val="18"/>
+          <w:szCs w:val="20"/>
+          <w:lang w:eastAsia="en-IN"/>
+        </w:rPr>
+        <w:t>.D</w:t>
+      </w:r>
+      <w:proofErr w:type="gramEnd"/>
+      <w:r>
+        <w:rPr>
+          <w:rFonts w:ascii="Courier New" w:eastAsia="Times New Roman" w:hAnsi="Courier New" w:cs="Courier New"/>
+          <w:sz w:val="18"/>
+          <w:szCs w:val="20"/>
+          <w:lang w:eastAsia="en-IN"/>
+        </w:rPr>
+        <w:t>(D),</w:t>
+      </w:r>
+    </w:p>
+    <w:p>
+      <w:pPr>
+        <w:tabs>
+          <w:tab w:val="left" w:pos="916"/>
+          <w:tab w:val="left" w:pos="1832"/>
+          <w:tab w:val="left" w:pos="2748"/>
+          <w:tab w:val="left" w:pos="3664"/>
+          <w:tab w:val="left" w:pos="4580"/>
+          <w:tab w:val="left" w:pos="5496"/>
+          <w:tab w:val="left" w:pos="6412"/>
+          <w:tab w:val="left" w:pos="7328"/>
+          <w:tab w:val="left" w:pos="8244"/>
+          <w:tab w:val="left" w:pos="9160"/>
+          <w:tab w:val="left" w:pos="10076"/>
+          <w:tab w:val="left" w:pos="10992"/>
+          <w:tab w:val="left" w:pos="11908"/>
+          <w:tab w:val="left" w:pos="12824"/>
+          <w:tab w:val="left" w:pos="13740"/>
+          <w:tab w:val="left" w:pos="14656"/>
+        </w:tabs>
+        <w:spacing w:after="0" w:line="240" w:lineRule="auto"/>
+        <w:rPr>
+          <w:rFonts w:ascii="Courier New" w:eastAsia="Times New Roman" w:hAnsi="Courier New" w:cs="Courier New"/>
+          <w:sz w:val="18"/>
+          <w:szCs w:val="20"/>
+          <w:lang w:eastAsia="en-IN"/>
+        </w:rPr>
+      </w:pPr>
+      <w:r>
+        <w:rPr>
+          <w:rFonts w:ascii="Courier New" w:eastAsia="Times New Roman" w:hAnsi="Courier New" w:cs="Courier New"/>
+          <w:sz w:val="18"/>
+          <w:szCs w:val="20"/>
+          <w:lang w:eastAsia="en-IN"/>
+        </w:rPr>
+        <w:t xml:space="preserve">        </w:t>
+      </w:r>
+      <w:proofErr w:type="gramStart"/>
+      <w:r>
+        <w:rPr>
+          <w:rFonts w:ascii="Courier New" w:eastAsia="Times New Roman" w:hAnsi="Courier New" w:cs="Courier New"/>
+          <w:sz w:val="18"/>
+          <w:szCs w:val="20"/>
+          <w:lang w:eastAsia="en-IN"/>
+        </w:rPr>
+        <w:t>.F</w:t>
+      </w:r>
+      <w:proofErr w:type="gramEnd"/>
+      <w:r>
+        <w:rPr>
+          <w:rFonts w:ascii="Courier New" w:eastAsia="Times New Roman" w:hAnsi="Courier New" w:cs="Courier New"/>
+          <w:sz w:val="18"/>
+          <w:szCs w:val="20"/>
+          <w:lang w:eastAsia="en-IN"/>
+        </w:rPr>
+        <w:t>(F)</w:t>
+      </w:r>
+    </w:p>
+    <w:p>
+      <w:pPr>
+        <w:tabs>
+          <w:tab w:val="left" w:pos="916"/>
+          <w:tab w:val="left" w:pos="1832"/>
+          <w:tab w:val="left" w:pos="2748"/>
+          <w:tab w:val="left" w:pos="3664"/>
+          <w:tab w:val="left" w:pos="4580"/>
+          <w:tab w:val="left" w:pos="5496"/>
+          <w:tab w:val="left" w:pos="6412"/>
+          <w:tab w:val="left" w:pos="7328"/>
+          <w:tab w:val="left" w:pos="8244"/>
+          <w:tab w:val="left" w:pos="9160"/>
+          <w:tab w:val="left" w:pos="10076"/>
+          <w:tab w:val="left" w:pos="10992"/>
+          <w:tab w:val="left" w:pos="11908"/>
+          <w:tab w:val="left" w:pos="12824"/>
+          <w:tab w:val="left" w:pos="13740"/>
+          <w:tab w:val="left" w:pos="14656"/>
+        </w:tabs>
+        <w:spacing w:after="0" w:line="240" w:lineRule="auto"/>
+        <w:rPr>
+          <w:rFonts w:ascii="Courier New" w:eastAsia="Times New Roman" w:hAnsi="Courier New" w:cs="Courier New"/>
+          <w:sz w:val="18"/>
+          <w:szCs w:val="20"/>
+          <w:lang w:eastAsia="en-IN"/>
+        </w:rPr>
+      </w:pPr>
+      <w:r>
+        <w:rPr>
+          <w:rFonts w:ascii="Courier New" w:eastAsia="Times New Roman" w:hAnsi="Courier New" w:cs="Courier New"/>
+          <w:sz w:val="18"/>
+          <w:szCs w:val="20"/>
+          <w:lang w:eastAsia="en-IN"/>
+        </w:rPr>
+        <w:t xml:space="preserve">    );</w:t>
+      </w:r>
+    </w:p>
+    <w:p>
+      <w:pPr>
+        <w:tabs>
+          <w:tab w:val="left" w:pos="916"/>
+          <w:tab w:val="left" w:pos="1832"/>
+          <w:tab w:val="left" w:pos="2748"/>
+          <w:tab w:val="left" w:pos="3664"/>
+          <w:tab w:val="left" w:pos="4580"/>
+          <w:tab w:val="left" w:pos="5496"/>
+          <w:tab w:val="left" w:pos="6412"/>
+          <w:tab w:val="left" w:pos="7328"/>
+          <w:tab w:val="left" w:pos="8244"/>
+          <w:tab w:val="left" w:pos="9160"/>
+          <w:tab w:val="left" w:pos="10076"/>
+          <w:tab w:val="left" w:pos="10992"/>
+          <w:tab w:val="left" w:pos="11908"/>
+          <w:tab w:val="left" w:pos="12824"/>
+          <w:tab w:val="left" w:pos="13740"/>
+          <w:tab w:val="left" w:pos="14656"/>
+        </w:tabs>
+        <w:spacing w:after="0" w:line="240" w:lineRule="auto"/>
+        <w:rPr>
+          <w:rFonts w:ascii="Courier New" w:eastAsia="Times New Roman" w:hAnsi="Courier New" w:cs="Courier New"/>
+          <w:sz w:val="18"/>
+          <w:szCs w:val="20"/>
+          <w:lang w:eastAsia="en-IN"/>
+        </w:rPr>
+      </w:pPr>
+    </w:p>
+    <w:p>
+      <w:pPr>
+        <w:tabs>
+          <w:tab w:val="left" w:pos="916"/>
+          <w:tab w:val="left" w:pos="1832"/>
+          <w:tab w:val="left" w:pos="2748"/>
+          <w:tab w:val="left" w:pos="3664"/>
+          <w:tab w:val="left" w:pos="4580"/>
+          <w:tab w:val="left" w:pos="5496"/>
+          <w:tab w:val="left" w:pos="6412"/>
+          <w:tab w:val="left" w:pos="7328"/>
+          <w:tab w:val="left" w:pos="8244"/>
+          <w:tab w:val="left" w:pos="9160"/>
+          <w:tab w:val="left" w:pos="10076"/>
+          <w:tab w:val="left" w:pos="10992"/>
+          <w:tab w:val="left" w:pos="11908"/>
+          <w:tab w:val="left" w:pos="12824"/>
+          <w:tab w:val="left" w:pos="13740"/>
+          <w:tab w:val="left" w:pos="14656"/>
+        </w:tabs>
+        <w:spacing w:after="0" w:line="240" w:lineRule="auto"/>
+        <w:rPr>
+          <w:rFonts w:ascii="Courier New" w:eastAsia="Times New Roman" w:hAnsi="Courier New" w:cs="Courier New"/>
+          <w:sz w:val="18"/>
+          <w:szCs w:val="20"/>
+          <w:lang w:eastAsia="en-IN"/>
+        </w:rPr>
+      </w:pPr>
+      <w:r>
+        <w:rPr>
+          <w:rFonts w:ascii="Courier New" w:eastAsia="Times New Roman" w:hAnsi="Courier New" w:cs="Courier New"/>
+          <w:sz w:val="18"/>
+          <w:szCs w:val="20"/>
+          <w:lang w:eastAsia="en-IN"/>
+        </w:rPr>
+        <w:t xml:space="preserve">    initial begin</w:t>
+      </w:r>
+    </w:p>
+    <w:p>
+      <w:pPr>
+        <w:tabs>
+          <w:tab w:val="left" w:pos="916"/>
+          <w:tab w:val="left" w:pos="1832"/>
+          <w:tab w:val="left" w:pos="2748"/>
+          <w:tab w:val="left" w:pos="3664"/>
+          <w:tab w:val="left" w:pos="4580"/>
+          <w:tab w:val="left" w:pos="5496"/>
+          <w:tab w:val="left" w:pos="6412"/>
+          <w:tab w:val="left" w:pos="7328"/>
+          <w:tab w:val="left" w:pos="8244"/>
+          <w:tab w:val="left" w:pos="9160"/>
+          <w:tab w:val="left" w:pos="10076"/>
+          <w:tab w:val="left" w:pos="10992"/>
+          <w:tab w:val="left" w:pos="11908"/>
+          <w:tab w:val="left" w:pos="12824"/>
+          <w:tab w:val="left" w:pos="13740"/>
+          <w:tab w:val="left" w:pos="14656"/>
+        </w:tabs>
+        <w:spacing w:after="0" w:line="240" w:lineRule="auto"/>
+        <w:rPr>
+          <w:rFonts w:ascii="Courier New" w:eastAsia="Times New Roman" w:hAnsi="Courier New" w:cs="Courier New"/>
+          <w:sz w:val="18"/>
+          <w:szCs w:val="20"/>
+          <w:lang w:eastAsia="en-IN"/>
+        </w:rPr>
+      </w:pPr>
+    </w:p>
+    <w:p>
+      <w:pPr>
+        <w:tabs>
+          <w:tab w:val="left" w:pos="916"/>
+          <w:tab w:val="left" w:pos="1832"/>
+          <w:tab w:val="left" w:pos="2748"/>
+          <w:tab w:val="left" w:pos="3664"/>
+          <w:tab w:val="left" w:pos="4580"/>
+          <w:tab w:val="left" w:pos="5496"/>
+          <w:tab w:val="left" w:pos="6412"/>
+          <w:tab w:val="left" w:pos="7328"/>
+          <w:tab w:val="left" w:pos="8244"/>
+          <w:tab w:val="left" w:pos="9160"/>
+          <w:tab w:val="left" w:pos="10076"/>
+          <w:tab w:val="left" w:pos="10992"/>
+          <w:tab w:val="left" w:pos="11908"/>
+          <w:tab w:val="left" w:pos="12824"/>
+          <w:tab w:val="left" w:pos="13740"/>
+          <w:tab w:val="left" w:pos="14656"/>
+        </w:tabs>
+        <w:spacing w:after="0" w:line="240" w:lineRule="auto"/>
+        <w:rPr>
+          <w:rFonts w:ascii="Courier New" w:eastAsia="Times New Roman" w:hAnsi="Courier New" w:cs="Courier New"/>
+          <w:sz w:val="18"/>
+          <w:szCs w:val="20"/>
+          <w:lang w:eastAsia="en-IN"/>
+        </w:rPr>
+      </w:pPr>
+      <w:r>
+        <w:rPr>
+          <w:rFonts w:ascii="Courier New" w:eastAsia="Times New Roman" w:hAnsi="Courier New" w:cs="Courier New"/>
+          <w:sz w:val="18"/>
+          <w:szCs w:val="20"/>
+          <w:lang w:eastAsia="en-IN"/>
+        </w:rPr>
+        <w:t xml:space="preserve">        $</w:t>
+      </w:r>
+      <w:proofErr w:type="spellStart"/>
+      <w:r>
+        <w:rPr>
+          <w:rFonts w:ascii="Courier New" w:eastAsia="Times New Roman" w:hAnsi="Courier New" w:cs="Courier New"/>
+          <w:sz w:val="18"/>
+          <w:szCs w:val="20"/>
+          <w:lang w:eastAsia="en-IN"/>
+        </w:rPr>
+        <w:t>dumpfile</w:t>
+      </w:r>
+      <w:proofErr w:type="spellEnd"/>
+      <w:r>
+        <w:rPr>
+          <w:rFonts w:ascii="Courier New" w:eastAsia="Times New Roman" w:hAnsi="Courier New" w:cs="Courier New"/>
+          <w:sz w:val="18"/>
+          <w:szCs w:val="20"/>
+          <w:lang w:eastAsia="en-IN"/>
+        </w:rPr>
+        <w:t>("exp1_boolean_min.vcd");</w:t>
+      </w:r>
+    </w:p>
+    <w:p>
+      <w:pPr>
+        <w:tabs>
+          <w:tab w:val="left" w:pos="916"/>
+          <w:tab w:val="left" w:pos="1832"/>
+          <w:tab w:val="left" w:pos="2748"/>
+          <w:tab w:val="left" w:pos="3664"/>
+          <w:tab w:val="left" w:pos="4580"/>
+          <w:tab w:val="left" w:pos="5496"/>
+          <w:tab w:val="left" w:pos="6412"/>
+          <w:tab w:val="left" w:pos="7328"/>
+          <w:tab w:val="left" w:pos="8244"/>
+          <w:tab w:val="left" w:pos="9160"/>
+          <w:tab w:val="left" w:pos="10076"/>
+          <w:tab w:val="left" w:pos="10992"/>
+          <w:tab w:val="left" w:pos="11908"/>
+          <w:tab w:val="left" w:pos="12824"/>
+          <w:tab w:val="left" w:pos="13740"/>
+          <w:tab w:val="left" w:pos="14656"/>
+        </w:tabs>
+        <w:spacing w:after="0" w:line="240" w:lineRule="auto"/>
+        <w:rPr>
+          <w:rFonts w:ascii="Courier New" w:eastAsia="Times New Roman" w:hAnsi="Courier New" w:cs="Courier New"/>
+          <w:sz w:val="18"/>
+          <w:szCs w:val="20"/>
+          <w:lang w:eastAsia="en-IN"/>
+        </w:rPr>
+      </w:pPr>
+      <w:r>
+        <w:rPr>
+          <w:rFonts w:ascii="Courier New" w:eastAsia="Times New Roman" w:hAnsi="Courier New" w:cs="Courier New"/>
+          <w:sz w:val="18"/>
+          <w:szCs w:val="20"/>
+          <w:lang w:eastAsia="en-IN"/>
+        </w:rPr>
+        <w:t xml:space="preserve">        $</w:t>
+      </w:r>
+      <w:proofErr w:type="spellStart"/>
+      <w:proofErr w:type="gramStart"/>
+      <w:r>
+        <w:rPr>
+          <w:rFonts w:ascii="Courier New" w:eastAsia="Times New Roman" w:hAnsi="Courier New" w:cs="Courier New"/>
+          <w:sz w:val="18"/>
+          <w:szCs w:val="20"/>
+          <w:lang w:eastAsia="en-IN"/>
+        </w:rPr>
+        <w:t>dumpvars</w:t>
+      </w:r>
+      <w:proofErr w:type="spellEnd"/>
+      <w:r>
+        <w:rPr>
+          <w:rFonts w:ascii="Courier New" w:eastAsia="Times New Roman" w:hAnsi="Courier New" w:cs="Courier New"/>
+          <w:sz w:val="18"/>
+          <w:szCs w:val="20"/>
+          <w:lang w:eastAsia="en-IN"/>
+        </w:rPr>
+        <w:t>(</w:t>
+      </w:r>
+      <w:proofErr w:type="gramEnd"/>
+      <w:r>
+        <w:rPr>
+          <w:rFonts w:ascii="Courier New" w:eastAsia="Times New Roman" w:hAnsi="Courier New" w:cs="Courier New"/>
+          <w:sz w:val="18"/>
+          <w:szCs w:val="20"/>
+          <w:lang w:eastAsia="en-IN"/>
+        </w:rPr>
+        <w:t xml:space="preserve">0, </w:t>
+      </w:r>
+      <w:proofErr w:type="spellStart"/>
+      <w:r>
+        <w:rPr>
+          <w:rFonts w:ascii="Courier New" w:eastAsia="Times New Roman" w:hAnsi="Courier New" w:cs="Courier New"/>
+          <w:sz w:val="18"/>
+          <w:szCs w:val="20"/>
+          <w:lang w:eastAsia="en-IN"/>
+        </w:rPr>
+        <w:t>tb</w:t>
+      </w:r>
+      <w:proofErr w:type="spellEnd"/>
+      <w:r>
+        <w:rPr>
+          <w:rFonts w:ascii="Courier New" w:eastAsia="Times New Roman" w:hAnsi="Courier New" w:cs="Courier New"/>
+          <w:sz w:val="18"/>
+          <w:szCs w:val="20"/>
+          <w:lang w:eastAsia="en-IN"/>
+        </w:rPr>
+        <w:t>);</w:t>
+      </w:r>
+    </w:p>
+    <w:p>
+      <w:pPr>
+        <w:tabs>
+          <w:tab w:val="left" w:pos="916"/>
+          <w:tab w:val="left" w:pos="1832"/>
+          <w:tab w:val="left" w:pos="2748"/>
+          <w:tab w:val="left" w:pos="3664"/>
+          <w:tab w:val="left" w:pos="4580"/>
+          <w:tab w:val="left" w:pos="5496"/>
+          <w:tab w:val="left" w:pos="6412"/>
+          <w:tab w:val="left" w:pos="7328"/>
+          <w:tab w:val="left" w:pos="8244"/>
+          <w:tab w:val="left" w:pos="9160"/>
+          <w:tab w:val="left" w:pos="10076"/>
+          <w:tab w:val="left" w:pos="10992"/>
+          <w:tab w:val="left" w:pos="11908"/>
+          <w:tab w:val="left" w:pos="12824"/>
+          <w:tab w:val="left" w:pos="13740"/>
+          <w:tab w:val="left" w:pos="14656"/>
+        </w:tabs>
+        <w:spacing w:after="0" w:line="240" w:lineRule="auto"/>
+        <w:rPr>
+          <w:rFonts w:ascii="Courier New" w:eastAsia="Times New Roman" w:hAnsi="Courier New" w:cs="Courier New"/>
+          <w:sz w:val="18"/>
+          <w:szCs w:val="20"/>
+          <w:lang w:eastAsia="en-IN"/>
+        </w:rPr>
+      </w:pPr>
+    </w:p>
+    <w:p>
+      <w:pPr>
+        <w:tabs>
+          <w:tab w:val="left" w:pos="916"/>
+          <w:tab w:val="left" w:pos="1832"/>
+          <w:tab w:val="left" w:pos="2748"/>
+          <w:tab w:val="left" w:pos="3664"/>
+          <w:tab w:val="left" w:pos="4580"/>
+          <w:tab w:val="left" w:pos="5496"/>
+          <w:tab w:val="left" w:pos="6412"/>
+          <w:tab w:val="left" w:pos="7328"/>
+          <w:tab w:val="left" w:pos="8244"/>
+          <w:tab w:val="left" w:pos="9160"/>
+          <w:tab w:val="left" w:pos="10076"/>
+          <w:tab w:val="left" w:pos="10992"/>
+          <w:tab w:val="left" w:pos="11908"/>
+          <w:tab w:val="left" w:pos="12824"/>
+          <w:tab w:val="left" w:pos="13740"/>
+          <w:tab w:val="left" w:pos="14656"/>
+        </w:tabs>
+        <w:spacing w:after="0" w:line="240" w:lineRule="auto"/>
+        <w:rPr>
+          <w:rFonts w:ascii="Courier New" w:eastAsia="Times New Roman" w:hAnsi="Courier New" w:cs="Courier New"/>
+          <w:sz w:val="18"/>
+          <w:szCs w:val="20"/>
+          <w:lang w:eastAsia="en-IN"/>
+        </w:rPr>
+      </w:pPr>
+      <w:r>
+        <w:rPr>
+          <w:rFonts w:ascii="Courier New" w:eastAsia="Times New Roman" w:hAnsi="Courier New" w:cs="Courier New"/>
+          <w:sz w:val="18"/>
+          <w:szCs w:val="20"/>
+          <w:lang w:eastAsia="en-IN"/>
+        </w:rPr>
+        <w:t xml:space="preserve">        A=0; B=0; C=0; D=0; #10;</w:t>
+      </w:r>
+    </w:p>
+    <w:p>
+      <w:pPr>
+        <w:tabs>
+          <w:tab w:val="left" w:pos="916"/>
+          <w:tab w:val="left" w:pos="1832"/>
+          <w:tab w:val="left" w:pos="2748"/>
+          <w:tab w:val="left" w:pos="3664"/>
+          <w:tab w:val="left" w:pos="4580"/>
+          <w:tab w:val="left" w:pos="5496"/>
+          <w:tab w:val="left" w:pos="6412"/>
+          <w:tab w:val="left" w:pos="7328"/>
+          <w:tab w:val="left" w:pos="8244"/>
+          <w:tab w:val="left" w:pos="9160"/>
+          <w:tab w:val="left" w:pos="10076"/>
+          <w:tab w:val="left" w:pos="10992"/>
+          <w:tab w:val="left" w:pos="11908"/>
+          <w:tab w:val="left" w:pos="12824"/>
+          <w:tab w:val="left" w:pos="13740"/>
+          <w:tab w:val="left" w:pos="14656"/>
+        </w:tabs>
+        <w:spacing w:after="0" w:line="240" w:lineRule="auto"/>
+        <w:rPr>
+          <w:rFonts w:ascii="Courier New" w:eastAsia="Times New Roman" w:hAnsi="Courier New" w:cs="Courier New"/>
+          <w:sz w:val="18"/>
+          <w:szCs w:val="20"/>
+          <w:lang w:eastAsia="en-IN"/>
+        </w:rPr>
+      </w:pPr>
+      <w:r>
+        <w:rPr>
+          <w:rFonts w:ascii="Courier New" w:eastAsia="Times New Roman" w:hAnsi="Courier New" w:cs="Courier New"/>
+          <w:sz w:val="18"/>
+          <w:szCs w:val="20"/>
+          <w:lang w:eastAsia="en-IN"/>
+        </w:rPr>
+        <w:t xml:space="preserve">        $</w:t>
+      </w:r>
+      <w:proofErr w:type="gramStart"/>
+      <w:r>
+        <w:rPr>
+          <w:rFonts w:ascii="Courier New" w:eastAsia="Times New Roman" w:hAnsi="Courier New" w:cs="Courier New"/>
+          <w:sz w:val="18"/>
+          <w:szCs w:val="20"/>
+          <w:lang w:eastAsia="en-IN"/>
+        </w:rPr>
+        <w:t>display(</w:t>
+      </w:r>
+      <w:proofErr w:type="gramEnd"/>
+      <w:r>
+        <w:rPr>
+          <w:rFonts w:ascii="Courier New" w:eastAsia="Times New Roman" w:hAnsi="Courier New" w:cs="Courier New"/>
+          <w:sz w:val="18"/>
+          <w:szCs w:val="20"/>
+          <w:lang w:eastAsia="en-IN"/>
+        </w:rPr>
+        <w:t>"A=%b B=%b C=%b D=%b F=%</w:t>
+      </w:r>
+      <w:proofErr w:type="spellStart"/>
+      <w:r>
+        <w:rPr>
+          <w:rFonts w:ascii="Courier New" w:eastAsia="Times New Roman" w:hAnsi="Courier New" w:cs="Courier New"/>
+          <w:sz w:val="18"/>
+          <w:szCs w:val="20"/>
+          <w:lang w:eastAsia="en-IN"/>
+        </w:rPr>
+        <w:t>b",A,B,C,D,F</w:t>
+      </w:r>
+      <w:proofErr w:type="spellEnd"/>
+      <w:r>
+        <w:rPr>
+          <w:rFonts w:ascii="Courier New" w:eastAsia="Times New Roman" w:hAnsi="Courier New" w:cs="Courier New"/>
+          <w:sz w:val="18"/>
+          <w:szCs w:val="20"/>
+          <w:lang w:eastAsia="en-IN"/>
+        </w:rPr>
+        <w:t>);</w:t>
+      </w:r>
+    </w:p>
+    <w:p>
+      <w:pPr>
+        <w:tabs>
+          <w:tab w:val="left" w:pos="916"/>
+          <w:tab w:val="left" w:pos="1832"/>
+          <w:tab w:val="left" w:pos="2748"/>
+          <w:tab w:val="left" w:pos="3664"/>
+          <w:tab w:val="left" w:pos="4580"/>
+          <w:tab w:val="left" w:pos="5496"/>
+          <w:tab w:val="left" w:pos="6412"/>
+          <w:tab w:val="left" w:pos="7328"/>
+          <w:tab w:val="left" w:pos="8244"/>
+          <w:tab w:val="left" w:pos="9160"/>
+          <w:tab w:val="left" w:pos="10076"/>
+          <w:tab w:val="left" w:pos="10992"/>
+          <w:tab w:val="left" w:pos="11908"/>
+          <w:tab w:val="left" w:pos="12824"/>
+          <w:tab w:val="left" w:pos="13740"/>
+          <w:tab w:val="left" w:pos="14656"/>
+        </w:tabs>
+        <w:spacing w:after="0" w:line="240" w:lineRule="auto"/>
+        <w:rPr>
+          <w:rFonts w:ascii="Courier New" w:eastAsia="Times New Roman" w:hAnsi="Courier New" w:cs="Courier New"/>
+          <w:sz w:val="18"/>
+          <w:szCs w:val="20"/>
+          <w:lang w:eastAsia="en-IN"/>
+        </w:rPr>
+      </w:pPr>
+    </w:p>
+    <w:p>
+      <w:pPr>
+        <w:tabs>
+          <w:tab w:val="left" w:pos="916"/>
+          <w:tab w:val="left" w:pos="1832"/>
+          <w:tab w:val="left" w:pos="2748"/>
+          <w:tab w:val="left" w:pos="3664"/>
+          <w:tab w:val="left" w:pos="4580"/>
+          <w:tab w:val="left" w:pos="5496"/>
+          <w:tab w:val="left" w:pos="6412"/>
+          <w:tab w:val="left" w:pos="7328"/>
+          <w:tab w:val="left" w:pos="8244"/>
+          <w:tab w:val="left" w:pos="9160"/>
+          <w:tab w:val="left" w:pos="10076"/>
+          <w:tab w:val="left" w:pos="10992"/>
+          <w:tab w:val="left" w:pos="11908"/>
+          <w:tab w:val="left" w:pos="12824"/>
+          <w:tab w:val="left" w:pos="13740"/>
+          <w:tab w:val="left" w:pos="14656"/>
+        </w:tabs>
+        <w:spacing w:after="0" w:line="240" w:lineRule="auto"/>
+        <w:rPr>
+          <w:rFonts w:ascii="Courier New" w:eastAsia="Times New Roman" w:hAnsi="Courier New" w:cs="Courier New"/>
+          <w:sz w:val="18"/>
+          <w:szCs w:val="20"/>
+          <w:lang w:eastAsia="en-IN"/>
+        </w:rPr>
+      </w:pPr>
+      <w:r>
+        <w:rPr>
+          <w:rFonts w:ascii="Courier New" w:eastAsia="Times New Roman" w:hAnsi="Courier New" w:cs="Courier New"/>
+          <w:sz w:val="18"/>
+          <w:szCs w:val="20"/>
+          <w:lang w:eastAsia="en-IN"/>
+        </w:rPr>
+        <w:t xml:space="preserve">        A=0; B=0; C=0; D=1; #10;</w:t>
+      </w:r>
+    </w:p>
+    <w:p>
+      <w:pPr>
+        <w:tabs>
+          <w:tab w:val="left" w:pos="916"/>
+          <w:tab w:val="left" w:pos="1832"/>
+          <w:tab w:val="left" w:pos="2748"/>
+          <w:tab w:val="left" w:pos="3664"/>
+          <w:tab w:val="left" w:pos="4580"/>
+          <w:tab w:val="left" w:pos="5496"/>
+          <w:tab w:val="left" w:pos="6412"/>
+          <w:tab w:val="left" w:pos="7328"/>
+          <w:tab w:val="left" w:pos="8244"/>
+          <w:tab w:val="left" w:pos="9160"/>
+          <w:tab w:val="left" w:pos="10076"/>
+          <w:tab w:val="left" w:pos="10992"/>
+          <w:tab w:val="left" w:pos="11908"/>
+          <w:tab w:val="left" w:pos="12824"/>
+          <w:tab w:val="left" w:pos="13740"/>
+          <w:tab w:val="left" w:pos="14656"/>
+        </w:tabs>
+        <w:spacing w:after="0" w:line="240" w:lineRule="auto"/>
+        <w:rPr>
+          <w:rFonts w:ascii="Courier New" w:eastAsia="Times New Roman" w:hAnsi="Courier New" w:cs="Courier New"/>
+          <w:sz w:val="18"/>
+          <w:szCs w:val="20"/>
+          <w:lang w:eastAsia="en-IN"/>
+        </w:rPr>
+      </w:pPr>
+      <w:r>
+        <w:rPr>
+          <w:rFonts w:ascii="Courier New" w:eastAsia="Times New Roman" w:hAnsi="Courier New" w:cs="Courier New"/>
+          <w:sz w:val="18"/>
+          <w:szCs w:val="20"/>
+          <w:lang w:eastAsia="en-IN"/>
+        </w:rPr>
+        <w:t xml:space="preserve">        $</w:t>
+      </w:r>
+      <w:proofErr w:type="gramStart"/>
+      <w:r>
+        <w:rPr>
+          <w:rFonts w:ascii="Courier New" w:eastAsia="Times New Roman" w:hAnsi="Courier New" w:cs="Courier New"/>
+          <w:sz w:val="18"/>
+          <w:szCs w:val="20"/>
+          <w:lang w:eastAsia="en-IN"/>
+        </w:rPr>
+        <w:t>display(</w:t>
+      </w:r>
+      <w:proofErr w:type="gramEnd"/>
+      <w:r>
+        <w:rPr>
+          <w:rFonts w:ascii="Courier New" w:eastAsia="Times New Roman" w:hAnsi="Courier New" w:cs="Courier New"/>
+          <w:sz w:val="18"/>
+          <w:szCs w:val="20"/>
+          <w:lang w:eastAsia="en-IN"/>
+        </w:rPr>
+        <w:t>"A=%b B=%b C=%b D=%b F=%</w:t>
+      </w:r>
+      <w:proofErr w:type="spellStart"/>
+      <w:r>
+        <w:rPr>
+          <w:rFonts w:ascii="Courier New" w:eastAsia="Times New Roman" w:hAnsi="Courier New" w:cs="Courier New"/>
+          <w:sz w:val="18"/>
+          <w:szCs w:val="20"/>
+          <w:lang w:eastAsia="en-IN"/>
+        </w:rPr>
+        <w:t>b",A,B,C,D,F</w:t>
+      </w:r>
+      <w:proofErr w:type="spellEnd"/>
+      <w:r>
+        <w:rPr>
+          <w:rFonts w:ascii="Courier New" w:eastAsia="Times New Roman" w:hAnsi="Courier New" w:cs="Courier New"/>
+          <w:sz w:val="18"/>
+          <w:szCs w:val="20"/>
+          <w:lang w:eastAsia="en-IN"/>
+        </w:rPr>
+        <w:t>);</w:t>
+      </w:r>
+    </w:p>
+    <w:p>
+      <w:pPr>
+        <w:tabs>
+          <w:tab w:val="left" w:pos="916"/>
+          <w:tab w:val="left" w:pos="1832"/>
+          <w:tab w:val="left" w:pos="2748"/>
+          <w:tab w:val="left" w:pos="3664"/>
+          <w:tab w:val="left" w:pos="4580"/>
+          <w:tab w:val="left" w:pos="5496"/>
+          <w:tab w:val="left" w:pos="6412"/>
+          <w:tab w:val="left" w:pos="7328"/>
+          <w:tab w:val="left" w:pos="8244"/>
+          <w:tab w:val="left" w:pos="9160"/>
+          <w:tab w:val="left" w:pos="10076"/>
+          <w:tab w:val="left" w:pos="10992"/>
+          <w:tab w:val="left" w:pos="11908"/>
+          <w:tab w:val="left" w:pos="12824"/>
+          <w:tab w:val="left" w:pos="13740"/>
+          <w:tab w:val="left" w:pos="14656"/>
+        </w:tabs>
+        <w:spacing w:after="0" w:line="240" w:lineRule="auto"/>
+        <w:rPr>
+          <w:rFonts w:ascii="Courier New" w:eastAsia="Times New Roman" w:hAnsi="Courier New" w:cs="Courier New"/>
+          <w:sz w:val="18"/>
+          <w:szCs w:val="20"/>
+          <w:lang w:eastAsia="en-IN"/>
+        </w:rPr>
+      </w:pPr>
+    </w:p>
+    <w:p>
+      <w:pPr>
+        <w:tabs>
+          <w:tab w:val="left" w:pos="916"/>
+          <w:tab w:val="left" w:pos="1832"/>
+          <w:tab w:val="left" w:pos="2748"/>
+          <w:tab w:val="left" w:pos="3664"/>
+          <w:tab w:val="left" w:pos="4580"/>
+          <w:tab w:val="left" w:pos="5496"/>
+          <w:tab w:val="left" w:pos="6412"/>
+          <w:tab w:val="left" w:pos="7328"/>
+          <w:tab w:val="left" w:pos="8244"/>
+          <w:tab w:val="left" w:pos="9160"/>
+          <w:tab w:val="left" w:pos="10076"/>
+          <w:tab w:val="left" w:pos="10992"/>
+          <w:tab w:val="left" w:pos="11908"/>
+          <w:tab w:val="left" w:pos="12824"/>
+          <w:tab w:val="left" w:pos="13740"/>
+          <w:tab w:val="left" w:pos="14656"/>
+        </w:tabs>
+        <w:spacing w:after="0" w:line="240" w:lineRule="auto"/>
+        <w:rPr>
+          <w:rFonts w:ascii="Courier New" w:eastAsia="Times New Roman" w:hAnsi="Courier New" w:cs="Courier New"/>
+          <w:sz w:val="18"/>
+          <w:szCs w:val="20"/>
+          <w:lang w:eastAsia="en-IN"/>
+        </w:rPr>
+      </w:pPr>
+      <w:r>
+        <w:rPr>
+          <w:rFonts w:ascii="Courier New" w:eastAsia="Times New Roman" w:hAnsi="Courier New" w:cs="Courier New"/>
+          <w:sz w:val="18"/>
+          <w:szCs w:val="20"/>
+          <w:lang w:eastAsia="en-IN"/>
+        </w:rPr>
+        <w:t xml:space="preserve">        A=0; B=0; C=1; D=0; #10;</w:t>
+      </w:r>
+    </w:p>
+    <w:p>
+      <w:pPr>
+        <w:tabs>
+          <w:tab w:val="left" w:pos="916"/>
+          <w:tab w:val="left" w:pos="1832"/>
+          <w:tab w:val="left" w:pos="2748"/>
+          <w:tab w:val="left" w:pos="3664"/>
+          <w:tab w:val="left" w:pos="4580"/>
+          <w:tab w:val="left" w:pos="5496"/>
+          <w:tab w:val="left" w:pos="6412"/>
+          <w:tab w:val="left" w:pos="7328"/>
+          <w:tab w:val="left" w:pos="8244"/>
+          <w:tab w:val="left" w:pos="9160"/>
+          <w:tab w:val="left" w:pos="10076"/>
+          <w:tab w:val="left" w:pos="10992"/>
+          <w:tab w:val="left" w:pos="11908"/>
+          <w:tab w:val="left" w:pos="12824"/>
+          <w:tab w:val="left" w:pos="13740"/>
+          <w:tab w:val="left" w:pos="14656"/>
+        </w:tabs>
+        <w:spacing w:after="0" w:line="240" w:lineRule="auto"/>
+        <w:rPr>
+          <w:rFonts w:ascii="Courier New" w:eastAsia="Times New Roman" w:hAnsi="Courier New" w:cs="Courier New"/>
+          <w:sz w:val="18"/>
+          <w:szCs w:val="20"/>
+          <w:lang w:eastAsia="en-IN"/>
+        </w:rPr>
+      </w:pPr>
+      <w:r>
+        <w:rPr>
+          <w:rFonts w:ascii="Courier New" w:eastAsia="Times New Roman" w:hAnsi="Courier New" w:cs="Courier New"/>
+          <w:sz w:val="18"/>
+          <w:szCs w:val="20"/>
+          <w:lang w:eastAsia="en-IN"/>
+        </w:rPr>
+        <w:t xml:space="preserve">        $</w:t>
+      </w:r>
+      <w:proofErr w:type="gramStart"/>
+      <w:r>
+        <w:rPr>
+          <w:rFonts w:ascii="Courier New" w:eastAsia="Times New Roman" w:hAnsi="Courier New" w:cs="Courier New"/>
+          <w:sz w:val="18"/>
+          <w:szCs w:val="20"/>
+          <w:lang w:eastAsia="en-IN"/>
+        </w:rPr>
+        <w:t>display(</w:t>
+      </w:r>
+      <w:proofErr w:type="gramEnd"/>
+      <w:r>
+        <w:rPr>
+          <w:rFonts w:ascii="Courier New" w:eastAsia="Times New Roman" w:hAnsi="Courier New" w:cs="Courier New"/>
+          <w:sz w:val="18"/>
+          <w:szCs w:val="20"/>
+          <w:lang w:eastAsia="en-IN"/>
+        </w:rPr>
+        <w:t>"A=%b B=%b C=%b D=%b F=%</w:t>
+      </w:r>
+      <w:proofErr w:type="spellStart"/>
+      <w:r>
+        <w:rPr>
+          <w:rFonts w:ascii="Courier New" w:eastAsia="Times New Roman" w:hAnsi="Courier New" w:cs="Courier New"/>
+          <w:sz w:val="18"/>
+          <w:szCs w:val="20"/>
+          <w:lang w:eastAsia="en-IN"/>
+        </w:rPr>
+        <w:t>b",A,B,C,D,F</w:t>
+      </w:r>
+      <w:proofErr w:type="spellEnd"/>
+      <w:r>
+        <w:rPr>
+          <w:rFonts w:ascii="Courier New" w:eastAsia="Times New Roman" w:hAnsi="Courier New" w:cs="Courier New"/>
+          <w:sz w:val="18"/>
+          <w:szCs w:val="20"/>
+          <w:lang w:eastAsia="en-IN"/>
+        </w:rPr>
+        <w:t>);</w:t>
+      </w:r>
+    </w:p>
+    <w:p>
+      <w:pPr>
+        <w:tabs>
+          <w:tab w:val="left" w:pos="916"/>
+          <w:tab w:val="left" w:pos="1832"/>
+          <w:tab w:val="left" w:pos="2748"/>
+          <w:tab w:val="left" w:pos="3664"/>
+          <w:tab w:val="left" w:pos="4580"/>
+          <w:tab w:val="left" w:pos="5496"/>
+          <w:tab w:val="left" w:pos="6412"/>
+          <w:tab w:val="left" w:pos="7328"/>
+          <w:tab w:val="left" w:pos="8244"/>
+          <w:tab w:val="left" w:pos="9160"/>
+          <w:tab w:val="left" w:pos="10076"/>
+          <w:tab w:val="left" w:pos="10992"/>
+          <w:tab w:val="left" w:pos="11908"/>
+          <w:tab w:val="left" w:pos="12824"/>
+          <w:tab w:val="left" w:pos="13740"/>
+          <w:tab w:val="left" w:pos="14656"/>
+        </w:tabs>
+        <w:spacing w:after="0" w:line="240" w:lineRule="auto"/>
+        <w:rPr>
+          <w:rFonts w:ascii="Courier New" w:eastAsia="Times New Roman" w:hAnsi="Courier New" w:cs="Courier New"/>
+          <w:sz w:val="18"/>
+          <w:szCs w:val="20"/>
+          <w:lang w:eastAsia="en-IN"/>
+        </w:rPr>
+      </w:pPr>
+    </w:p>
+    <w:p>
+      <w:pPr>
+        <w:tabs>
+          <w:tab w:val="left" w:pos="916"/>
+          <w:tab w:val="left" w:pos="1832"/>
+          <w:tab w:val="left" w:pos="2748"/>
+          <w:tab w:val="left" w:pos="3664"/>
+          <w:tab w:val="left" w:pos="4580"/>
+          <w:tab w:val="left" w:pos="5496"/>
+          <w:tab w:val="left" w:pos="6412"/>
+          <w:tab w:val="left" w:pos="7328"/>
+          <w:tab w:val="left" w:pos="8244"/>
+          <w:tab w:val="left" w:pos="9160"/>
+          <w:tab w:val="left" w:pos="10076"/>
+          <w:tab w:val="left" w:pos="10992"/>
+          <w:tab w:val="left" w:pos="11908"/>
+          <w:tab w:val="left" w:pos="12824"/>
+          <w:tab w:val="left" w:pos="13740"/>
+          <w:tab w:val="left" w:pos="14656"/>
+        </w:tabs>
+        <w:spacing w:after="0" w:line="240" w:lineRule="auto"/>
+        <w:rPr>
+          <w:rFonts w:ascii="Courier New" w:eastAsia="Times New Roman" w:hAnsi="Courier New" w:cs="Courier New"/>
+          <w:sz w:val="18"/>
+          <w:szCs w:val="20"/>
+          <w:lang w:eastAsia="en-IN"/>
+        </w:rPr>
+      </w:pPr>
+      <w:r>
+        <w:rPr>
+          <w:rFonts w:ascii="Courier New" w:eastAsia="Times New Roman" w:hAnsi="Courier New" w:cs="Courier New"/>
+          <w:sz w:val="18"/>
+          <w:szCs w:val="20"/>
+          <w:lang w:eastAsia="en-IN"/>
+        </w:rPr>
+        <w:t xml:space="preserve">        A=0; B=0; C=1; D=1; #10;</w:t>
+      </w:r>
+    </w:p>
+    <w:p>
+      <w:pPr>
+        <w:tabs>
+          <w:tab w:val="left" w:pos="916"/>
+          <w:tab w:val="left" w:pos="1832"/>
+          <w:tab w:val="left" w:pos="2748"/>
+          <w:tab w:val="left" w:pos="3664"/>
+          <w:tab w:val="left" w:pos="4580"/>
+          <w:tab w:val="left" w:pos="5496"/>
+          <w:tab w:val="left" w:pos="6412"/>
+          <w:tab w:val="left" w:pos="7328"/>
+          <w:tab w:val="left" w:pos="8244"/>
+          <w:tab w:val="left" w:pos="9160"/>
+          <w:tab w:val="left" w:pos="10076"/>
+          <w:tab w:val="left" w:pos="10992"/>
+          <w:tab w:val="left" w:pos="11908"/>
+          <w:tab w:val="left" w:pos="12824"/>
+          <w:tab w:val="left" w:pos="13740"/>
+          <w:tab w:val="left" w:pos="14656"/>
+        </w:tabs>
+        <w:spacing w:after="0" w:line="240" w:lineRule="auto"/>
+        <w:rPr>
+          <w:rFonts w:ascii="Courier New" w:eastAsia="Times New Roman" w:hAnsi="Courier New" w:cs="Courier New"/>
+          <w:sz w:val="18"/>
+          <w:szCs w:val="20"/>
+          <w:lang w:eastAsia="en-IN"/>
+        </w:rPr>
+      </w:pPr>
+      <w:r>
+        <w:rPr>
+          <w:rFonts w:ascii="Courier New" w:eastAsia="Times New Roman" w:hAnsi="Courier New" w:cs="Courier New"/>
+          <w:sz w:val="18"/>
+          <w:szCs w:val="20"/>
+          <w:lang w:eastAsia="en-IN"/>
+        </w:rPr>
+        <w:t xml:space="preserve">        $</w:t>
+      </w:r>
+      <w:proofErr w:type="gramStart"/>
+      <w:r>
+        <w:rPr>
+          <w:rFonts w:ascii="Courier New" w:eastAsia="Times New Roman" w:hAnsi="Courier New" w:cs="Courier New"/>
+          <w:sz w:val="18"/>
+          <w:szCs w:val="20"/>
+          <w:lang w:eastAsia="en-IN"/>
+        </w:rPr>
+        <w:t>display(</w:t>
+      </w:r>
+      <w:proofErr w:type="gramEnd"/>
+      <w:r>
+        <w:rPr>
+          <w:rFonts w:ascii="Courier New" w:eastAsia="Times New Roman" w:hAnsi="Courier New" w:cs="Courier New"/>
+          <w:sz w:val="18"/>
+          <w:szCs w:val="20"/>
+          <w:lang w:eastAsia="en-IN"/>
+        </w:rPr>
+        <w:t>"A=%b B=%b C=%b D=%b F=%</w:t>
+      </w:r>
+      <w:proofErr w:type="spellStart"/>
+      <w:r>
+        <w:rPr>
+          <w:rFonts w:ascii="Courier New" w:eastAsia="Times New Roman" w:hAnsi="Courier New" w:cs="Courier New"/>
+          <w:sz w:val="18"/>
+          <w:szCs w:val="20"/>
+          <w:lang w:eastAsia="en-IN"/>
+        </w:rPr>
+        <w:t>b",A,B,C,D,F</w:t>
+      </w:r>
+      <w:proofErr w:type="spellEnd"/>
+      <w:r>
+        <w:rPr>
+          <w:rFonts w:ascii="Courier New" w:eastAsia="Times New Roman" w:hAnsi="Courier New" w:cs="Courier New"/>
+          <w:sz w:val="18"/>
+          <w:szCs w:val="20"/>
+          <w:lang w:eastAsia="en-IN"/>
+        </w:rPr>
+        <w:t>);</w:t>
+      </w:r>
+    </w:p>
+    <w:p>
+      <w:pPr>
+        <w:tabs>
+          <w:tab w:val="left" w:pos="916"/>
+          <w:tab w:val="left" w:pos="1832"/>
+          <w:tab w:val="left" w:pos="2748"/>
+          <w:tab w:val="left" w:pos="3664"/>
+          <w:tab w:val="left" w:pos="4580"/>
+          <w:tab w:val="left" w:pos="5496"/>
+          <w:tab w:val="left" w:pos="6412"/>
+          <w:tab w:val="left" w:pos="7328"/>
+          <w:tab w:val="left" w:pos="8244"/>
+          <w:tab w:val="left" w:pos="9160"/>
+          <w:tab w:val="left" w:pos="10076"/>
+          <w:tab w:val="left" w:pos="10992"/>
+          <w:tab w:val="left" w:pos="11908"/>
+          <w:tab w:val="left" w:pos="12824"/>
+          <w:tab w:val="left" w:pos="13740"/>
+          <w:tab w:val="left" w:pos="14656"/>
+        </w:tabs>
+        <w:spacing w:after="0" w:line="240" w:lineRule="auto"/>
+        <w:rPr>
+          <w:rFonts w:ascii="Courier New" w:eastAsia="Times New Roman" w:hAnsi="Courier New" w:cs="Courier New"/>
+          <w:sz w:val="18"/>
+          <w:szCs w:val="20"/>
+          <w:lang w:eastAsia="en-IN"/>
+        </w:rPr>
+      </w:pPr>
+    </w:p>
+    <w:p>
+      <w:pPr>
+        <w:tabs>
+          <w:tab w:val="left" w:pos="916"/>
+          <w:tab w:val="left" w:pos="1832"/>
+          <w:tab w:val="left" w:pos="2748"/>
+          <w:tab w:val="left" w:pos="3664"/>
+          <w:tab w:val="left" w:pos="4580"/>
+          <w:tab w:val="left" w:pos="5496"/>
+          <w:tab w:val="left" w:pos="6412"/>
+          <w:tab w:val="left" w:pos="7328"/>
+          <w:tab w:val="left" w:pos="8244"/>
+          <w:tab w:val="left" w:pos="9160"/>
+          <w:tab w:val="left" w:pos="10076"/>
+          <w:tab w:val="left" w:pos="10992"/>
+          <w:tab w:val="left" w:pos="11908"/>
+          <w:tab w:val="left" w:pos="12824"/>
+          <w:tab w:val="left" w:pos="13740"/>
+          <w:tab w:val="left" w:pos="14656"/>
+        </w:tabs>
+        <w:spacing w:after="0" w:line="240" w:lineRule="auto"/>
+        <w:rPr>
+          <w:rFonts w:ascii="Courier New" w:eastAsia="Times New Roman" w:hAnsi="Courier New" w:cs="Courier New"/>
+          <w:sz w:val="18"/>
+          <w:szCs w:val="20"/>
+          <w:lang w:eastAsia="en-IN"/>
+        </w:rPr>
+      </w:pPr>
+      <w:r>
+        <w:rPr>
+          <w:rFonts w:ascii="Courier New" w:eastAsia="Times New Roman" w:hAnsi="Courier New" w:cs="Courier New"/>
+          <w:sz w:val="18"/>
+          <w:szCs w:val="20"/>
+          <w:lang w:eastAsia="en-IN"/>
+        </w:rPr>
+        <w:t xml:space="preserve">        A=0; B=1; C=0; D=0; #10;</w:t>
+      </w:r>
+    </w:p>
+    <w:p>
+      <w:pPr>
+        <w:tabs>
+          <w:tab w:val="left" w:pos="916"/>
+          <w:tab w:val="left" w:pos="1832"/>
+          <w:tab w:val="left" w:pos="2748"/>
+          <w:tab w:val="left" w:pos="3664"/>
+          <w:tab w:val="left" w:pos="4580"/>
+          <w:tab w:val="left" w:pos="5496"/>
+          <w:tab w:val="left" w:pos="6412"/>
+          <w:tab w:val="left" w:pos="7328"/>
+          <w:tab w:val="left" w:pos="8244"/>
+          <w:tab w:val="left" w:pos="9160"/>
+          <w:tab w:val="left" w:pos="10076"/>
+          <w:tab w:val="left" w:pos="10992"/>
+          <w:tab w:val="left" w:pos="11908"/>
+          <w:tab w:val="left" w:pos="12824"/>
+          <w:tab w:val="left" w:pos="13740"/>
+          <w:tab w:val="left" w:pos="14656"/>
+        </w:tabs>
+        <w:spacing w:after="0" w:line="240" w:lineRule="auto"/>
+        <w:rPr>
+          <w:rFonts w:ascii="Courier New" w:eastAsia="Times New Roman" w:hAnsi="Courier New" w:cs="Courier New"/>
+          <w:sz w:val="18"/>
+          <w:szCs w:val="20"/>
+          <w:lang w:eastAsia="en-IN"/>
+        </w:rPr>
+      </w:pPr>
+      <w:r>
+        <w:rPr>
+          <w:rFonts w:ascii="Courier New" w:eastAsia="Times New Roman" w:hAnsi="Courier New" w:cs="Courier New"/>
+          <w:sz w:val="18"/>
+          <w:szCs w:val="20"/>
+          <w:lang w:eastAsia="en-IN"/>
+        </w:rPr>
+        <w:t xml:space="preserve">        $</w:t>
+      </w:r>
+      <w:proofErr w:type="gramStart"/>
+      <w:r>
+        <w:rPr>
+          <w:rFonts w:ascii="Courier New" w:eastAsia="Times New Roman" w:hAnsi="Courier New" w:cs="Courier New"/>
+          <w:sz w:val="18"/>
+          <w:szCs w:val="20"/>
+          <w:lang w:eastAsia="en-IN"/>
+        </w:rPr>
+        <w:t>display(</w:t>
+      </w:r>
+      <w:proofErr w:type="gramEnd"/>
+      <w:r>
+        <w:rPr>
+          <w:rFonts w:ascii="Courier New" w:eastAsia="Times New Roman" w:hAnsi="Courier New" w:cs="Courier New"/>
+          <w:sz w:val="18"/>
+          <w:szCs w:val="20"/>
+          <w:lang w:eastAsia="en-IN"/>
+        </w:rPr>
+        <w:t>"A=%b B=%b C=%b D=%b F=%</w:t>
+      </w:r>
+      <w:proofErr w:type="spellStart"/>
+      <w:r>
+        <w:rPr>
+          <w:rFonts w:ascii="Courier New" w:eastAsia="Times New Roman" w:hAnsi="Courier New" w:cs="Courier New"/>
+          <w:sz w:val="18"/>
+          <w:szCs w:val="20"/>
+          <w:lang w:eastAsia="en-IN"/>
+        </w:rPr>
+        <w:t>b",A,B,C,D,F</w:t>
+      </w:r>
+      <w:proofErr w:type="spellEnd"/>
+      <w:r>
+        <w:rPr>
+          <w:rFonts w:ascii="Courier New" w:eastAsia="Times New Roman" w:hAnsi="Courier New" w:cs="Courier New"/>
+          <w:sz w:val="18"/>
+          <w:szCs w:val="20"/>
+          <w:lang w:eastAsia="en-IN"/>
+        </w:rPr>
+        <w:t>);</w:t>
+      </w:r>
+    </w:p>
+    <w:p>
+      <w:pPr>
+        <w:tabs>
+          <w:tab w:val="left" w:pos="916"/>
+          <w:tab w:val="left" w:pos="1832"/>
+          <w:tab w:val="left" w:pos="2748"/>
+          <w:tab w:val="left" w:pos="3664"/>
+          <w:tab w:val="left" w:pos="4580"/>
+          <w:tab w:val="left" w:pos="5496"/>
+          <w:tab w:val="left" w:pos="6412"/>
+          <w:tab w:val="left" w:pos="7328"/>
+          <w:tab w:val="left" w:pos="8244"/>
+          <w:tab w:val="left" w:pos="9160"/>
+          <w:tab w:val="left" w:pos="10076"/>
+          <w:tab w:val="left" w:pos="10992"/>
+          <w:tab w:val="left" w:pos="11908"/>
+          <w:tab w:val="left" w:pos="12824"/>
+          <w:tab w:val="left" w:pos="13740"/>
+          <w:tab w:val="left" w:pos="14656"/>
+        </w:tabs>
+        <w:spacing w:after="0" w:line="240" w:lineRule="auto"/>
+        <w:rPr>
+          <w:rFonts w:ascii="Courier New" w:eastAsia="Times New Roman" w:hAnsi="Courier New" w:cs="Courier New"/>
+          <w:sz w:val="18"/>
+          <w:szCs w:val="20"/>
+          <w:lang w:eastAsia="en-IN"/>
+        </w:rPr>
+      </w:pPr>
+    </w:p>
+    <w:p>
+      <w:pPr>
+        <w:tabs>
+          <w:tab w:val="left" w:pos="916"/>
+          <w:tab w:val="left" w:pos="1832"/>
+          <w:tab w:val="left" w:pos="2748"/>
+          <w:tab w:val="left" w:pos="3664"/>
+          <w:tab w:val="left" w:pos="4580"/>
+          <w:tab w:val="left" w:pos="5496"/>
+          <w:tab w:val="left" w:pos="6412"/>
+          <w:tab w:val="left" w:pos="7328"/>
+          <w:tab w:val="left" w:pos="8244"/>
+          <w:tab w:val="left" w:pos="9160"/>
+          <w:tab w:val="left" w:pos="10076"/>
+          <w:tab w:val="left" w:pos="10992"/>
+          <w:tab w:val="left" w:pos="11908"/>
+          <w:tab w:val="left" w:pos="12824"/>
+          <w:tab w:val="left" w:pos="13740"/>
+          <w:tab w:val="left" w:pos="14656"/>
+        </w:tabs>
+        <w:spacing w:after="0" w:line="240" w:lineRule="auto"/>
+        <w:rPr>
+          <w:rFonts w:ascii="Courier New" w:eastAsia="Times New Roman" w:hAnsi="Courier New" w:cs="Courier New"/>
+          <w:sz w:val="18"/>
+          <w:szCs w:val="20"/>
+          <w:lang w:eastAsia="en-IN"/>
+        </w:rPr>
+      </w:pPr>
+      <w:r>
+        <w:rPr>
+          <w:rFonts w:ascii="Courier New" w:eastAsia="Times New Roman" w:hAnsi="Courier New" w:cs="Courier New"/>
+          <w:sz w:val="18"/>
+          <w:szCs w:val="20"/>
+          <w:lang w:eastAsia="en-IN"/>
+        </w:rPr>
+        <w:t xml:space="preserve">        A=0; B=1; C=0; D=1; #10;</w:t>
+      </w:r>
+    </w:p>
+    <w:p>
+      <w:pPr>
+        <w:tabs>
+          <w:tab w:val="left" w:pos="916"/>
+          <w:tab w:val="left" w:pos="1832"/>
+          <w:tab w:val="left" w:pos="2748"/>
+          <w:tab w:val="left" w:pos="3664"/>
+          <w:tab w:val="left" w:pos="4580"/>
+          <w:tab w:val="left" w:pos="5496"/>
+          <w:tab w:val="left" w:pos="6412"/>
+          <w:tab w:val="left" w:pos="7328"/>
+          <w:tab w:val="left" w:pos="8244"/>
+          <w:tab w:val="left" w:pos="9160"/>
+          <w:tab w:val="left" w:pos="10076"/>
+          <w:tab w:val="left" w:pos="10992"/>
+          <w:tab w:val="left" w:pos="11908"/>
+          <w:tab w:val="left" w:pos="12824"/>
+          <w:tab w:val="left" w:pos="13740"/>
+          <w:tab w:val="left" w:pos="14656"/>
+        </w:tabs>
+        <w:spacing w:after="0" w:line="240" w:lineRule="auto"/>
+        <w:rPr>
+          <w:rFonts w:ascii="Courier New" w:eastAsia="Times New Roman" w:hAnsi="Courier New" w:cs="Courier New"/>
+          <w:sz w:val="18"/>
+          <w:szCs w:val="20"/>
+          <w:lang w:eastAsia="en-IN"/>
+        </w:rPr>
+      </w:pPr>
+      <w:r>
+        <w:rPr>
+          <w:rFonts w:ascii="Courier New" w:eastAsia="Times New Roman" w:hAnsi="Courier New" w:cs="Courier New"/>
+          <w:sz w:val="18"/>
+          <w:szCs w:val="20"/>
+          <w:lang w:eastAsia="en-IN"/>
+        </w:rPr>
+        <w:t xml:space="preserve">        $</w:t>
+      </w:r>
+      <w:proofErr w:type="gramStart"/>
+      <w:r>
+        <w:rPr>
+          <w:rFonts w:ascii="Courier New" w:eastAsia="Times New Roman" w:hAnsi="Courier New" w:cs="Courier New"/>
+          <w:sz w:val="18"/>
+          <w:szCs w:val="20"/>
+          <w:lang w:eastAsia="en-IN"/>
+        </w:rPr>
+        <w:t>display(</w:t>
+      </w:r>
+      <w:proofErr w:type="gramEnd"/>
+      <w:r>
+        <w:rPr>
+          <w:rFonts w:ascii="Courier New" w:eastAsia="Times New Roman" w:hAnsi="Courier New" w:cs="Courier New"/>
+          <w:sz w:val="18"/>
+          <w:szCs w:val="20"/>
+          <w:lang w:eastAsia="en-IN"/>
+        </w:rPr>
+        <w:t>"A=%b B=%b C=%b D=%b F=%</w:t>
+      </w:r>
+      <w:proofErr w:type="spellStart"/>
+      <w:r>
+        <w:rPr>
+          <w:rFonts w:ascii="Courier New" w:eastAsia="Times New Roman" w:hAnsi="Courier New" w:cs="Courier New"/>
+          <w:sz w:val="18"/>
+          <w:szCs w:val="20"/>
+          <w:lang w:eastAsia="en-IN"/>
+        </w:rPr>
+        <w:t>b",A,B,C,D,F</w:t>
+      </w:r>
+      <w:proofErr w:type="spellEnd"/>
+      <w:r>
+        <w:rPr>
+          <w:rFonts w:ascii="Courier New" w:eastAsia="Times New Roman" w:hAnsi="Courier New" w:cs="Courier New"/>
+          <w:sz w:val="18"/>
+          <w:szCs w:val="20"/>
+          <w:lang w:eastAsia="en-IN"/>
+        </w:rPr>
+        <w:t>);</w:t>
+      </w:r>
+    </w:p>
+    <w:p>
+      <w:pPr>
+        <w:tabs>
+          <w:tab w:val="left" w:pos="916"/>
+          <w:tab w:val="left" w:pos="1832"/>
+          <w:tab w:val="left" w:pos="2748"/>
+          <w:tab w:val="left" w:pos="3664"/>
+          <w:tab w:val="left" w:pos="4580"/>
+          <w:tab w:val="left" w:pos="5496"/>
+          <w:tab w:val="left" w:pos="6412"/>
+          <w:tab w:val="left" w:pos="7328"/>
+          <w:tab w:val="left" w:pos="8244"/>
+          <w:tab w:val="left" w:pos="9160"/>
+          <w:tab w:val="left" w:pos="10076"/>
+          <w:tab w:val="left" w:pos="10992"/>
+          <w:tab w:val="left" w:pos="11908"/>
+          <w:tab w:val="left" w:pos="12824"/>
+          <w:tab w:val="left" w:pos="13740"/>
+          <w:tab w:val="left" w:pos="14656"/>
+        </w:tabs>
+        <w:spacing w:after="0" w:line="240" w:lineRule="auto"/>
+        <w:rPr>
+          <w:rFonts w:ascii="Courier New" w:eastAsia="Times New Roman" w:hAnsi="Courier New" w:cs="Courier New"/>
+          <w:sz w:val="18"/>
+          <w:szCs w:val="20"/>
+          <w:lang w:eastAsia="en-IN"/>
+        </w:rPr>
+      </w:pPr>
+    </w:p>
+    <w:p>
+      <w:pPr>
+        <w:tabs>
+          <w:tab w:val="left" w:pos="916"/>
+          <w:tab w:val="left" w:pos="1832"/>
+          <w:tab w:val="left" w:pos="2748"/>
+          <w:tab w:val="left" w:pos="3664"/>
+          <w:tab w:val="left" w:pos="4580"/>
+          <w:tab w:val="left" w:pos="5496"/>
+          <w:tab w:val="left" w:pos="6412"/>
+          <w:tab w:val="left" w:pos="7328"/>
+          <w:tab w:val="left" w:pos="8244"/>
+          <w:tab w:val="left" w:pos="9160"/>
+          <w:tab w:val="left" w:pos="10076"/>
+          <w:tab w:val="left" w:pos="10992"/>
+          <w:tab w:val="left" w:pos="11908"/>
+          <w:tab w:val="left" w:pos="12824"/>
+          <w:tab w:val="left" w:pos="13740"/>
+          <w:tab w:val="left" w:pos="14656"/>
+        </w:tabs>
+        <w:spacing w:after="0" w:line="240" w:lineRule="auto"/>
+        <w:rPr>
+          <w:rFonts w:ascii="Courier New" w:eastAsia="Times New Roman" w:hAnsi="Courier New" w:cs="Courier New"/>
+          <w:sz w:val="18"/>
+          <w:szCs w:val="20"/>
+          <w:lang w:eastAsia="en-IN"/>
+        </w:rPr>
+      </w:pPr>
+      <w:r>
+        <w:rPr>
+          <w:rFonts w:ascii="Courier New" w:eastAsia="Times New Roman" w:hAnsi="Courier New" w:cs="Courier New"/>
+          <w:sz w:val="18"/>
+          <w:szCs w:val="20"/>
+          <w:lang w:eastAsia="en-IN"/>
+        </w:rPr>
+        <w:t xml:space="preserve">        A=0; B=1; C=1; D=0; #10;</w:t>
+      </w:r>
+    </w:p>
+    <w:p>
+      <w:pPr>
+        <w:tabs>
+          <w:tab w:val="left" w:pos="916"/>
+          <w:tab w:val="left" w:pos="1832"/>
+          <w:tab w:val="left" w:pos="2748"/>
+          <w:tab w:val="left" w:pos="3664"/>
+          <w:tab w:val="left" w:pos="4580"/>
+          <w:tab w:val="left" w:pos="5496"/>
+          <w:tab w:val="left" w:pos="6412"/>
+          <w:tab w:val="left" w:pos="7328"/>
+          <w:tab w:val="left" w:pos="8244"/>
+          <w:tab w:val="left" w:pos="9160"/>
+          <w:tab w:val="left" w:pos="10076"/>
+          <w:tab w:val="left" w:pos="10992"/>
+          <w:tab w:val="left" w:pos="11908"/>
+          <w:tab w:val="left" w:pos="12824"/>
+          <w:tab w:val="left" w:pos="13740"/>
+          <w:tab w:val="left" w:pos="14656"/>
+        </w:tabs>
+        <w:spacing w:after="0" w:line="240" w:lineRule="auto"/>
+        <w:rPr>
+          <w:rFonts w:ascii="Courier New" w:eastAsia="Times New Roman" w:hAnsi="Courier New" w:cs="Courier New"/>
+          <w:sz w:val="18"/>
+          <w:szCs w:val="20"/>
+          <w:lang w:eastAsia="en-IN"/>
+        </w:rPr>
+      </w:pPr>
+      <w:r>
+        <w:rPr>
+          <w:rFonts w:ascii="Courier New" w:eastAsia="Times New Roman" w:hAnsi="Courier New" w:cs="Courier New"/>
+          <w:sz w:val="18"/>
+          <w:szCs w:val="20"/>
+          <w:lang w:eastAsia="en-IN"/>
+        </w:rPr>
+        <w:t xml:space="preserve">        $</w:t>
+      </w:r>
+      <w:proofErr w:type="gramStart"/>
+      <w:r>
+        <w:rPr>
+          <w:rFonts w:ascii="Courier New" w:eastAsia="Times New Roman" w:hAnsi="Courier New" w:cs="Courier New"/>
+          <w:sz w:val="18"/>
+          <w:szCs w:val="20"/>
+          <w:lang w:eastAsia="en-IN"/>
+        </w:rPr>
+        <w:t>display(</w:t>
+      </w:r>
+      <w:proofErr w:type="gramEnd"/>
+      <w:r>
+        <w:rPr>
+          <w:rFonts w:ascii="Courier New" w:eastAsia="Times New Roman" w:hAnsi="Courier New" w:cs="Courier New"/>
+          <w:sz w:val="18"/>
+          <w:szCs w:val="20"/>
+          <w:lang w:eastAsia="en-IN"/>
+        </w:rPr>
+        <w:t>"A=%b B=%b C=%b D=%b F=%</w:t>
+      </w:r>
+      <w:proofErr w:type="spellStart"/>
+      <w:r>
+        <w:rPr>
+          <w:rFonts w:ascii="Courier New" w:eastAsia="Times New Roman" w:hAnsi="Courier New" w:cs="Courier New"/>
+          <w:sz w:val="18"/>
+          <w:szCs w:val="20"/>
+          <w:lang w:eastAsia="en-IN"/>
+        </w:rPr>
+        <w:t>b",A,B,C,D,F</w:t>
+      </w:r>
+      <w:proofErr w:type="spellEnd"/>
+      <w:r>
+        <w:rPr>
+          <w:rFonts w:ascii="Courier New" w:eastAsia="Times New Roman" w:hAnsi="Courier New" w:cs="Courier New"/>
+          <w:sz w:val="18"/>
+          <w:szCs w:val="20"/>
+          <w:lang w:eastAsia="en-IN"/>
+        </w:rPr>
+        <w:t>);</w:t>
+      </w:r>
+    </w:p>
+    <w:p>
+      <w:pPr>
+        <w:tabs>
+          <w:tab w:val="left" w:pos="916"/>
+          <w:tab w:val="left" w:pos="1832"/>
+          <w:tab w:val="left" w:pos="2748"/>
+          <w:tab w:val="left" w:pos="3664"/>
+          <w:tab w:val="left" w:pos="4580"/>
+          <w:tab w:val="left" w:pos="5496"/>
+          <w:tab w:val="left" w:pos="6412"/>
+          <w:tab w:val="left" w:pos="7328"/>
+          <w:tab w:val="left" w:pos="8244"/>
+          <w:tab w:val="left" w:pos="9160"/>
+          <w:tab w:val="left" w:pos="10076"/>
+          <w:tab w:val="left" w:pos="10992"/>
+          <w:tab w:val="left" w:pos="11908"/>
+          <w:tab w:val="left" w:pos="12824"/>
+          <w:tab w:val="left" w:pos="13740"/>
+          <w:tab w:val="left" w:pos="14656"/>
+        </w:tabs>
+        <w:spacing w:after="0" w:line="240" w:lineRule="auto"/>
+        <w:rPr>
+          <w:rFonts w:ascii="Courier New" w:eastAsia="Times New Roman" w:hAnsi="Courier New" w:cs="Courier New"/>
+          <w:sz w:val="18"/>
+          <w:szCs w:val="20"/>
+          <w:lang w:eastAsia="en-IN"/>
+        </w:rPr>
+      </w:pPr>
+    </w:p>
+    <w:p>
+      <w:pPr>
+        <w:tabs>
+          <w:tab w:val="left" w:pos="916"/>
+          <w:tab w:val="left" w:pos="1832"/>
+          <w:tab w:val="left" w:pos="2748"/>
+          <w:tab w:val="left" w:pos="3664"/>
+          <w:tab w:val="left" w:pos="4580"/>
+          <w:tab w:val="left" w:pos="5496"/>
+          <w:tab w:val="left" w:pos="6412"/>
+          <w:tab w:val="left" w:pos="7328"/>
+          <w:tab w:val="left" w:pos="8244"/>
+          <w:tab w:val="left" w:pos="9160"/>
+          <w:tab w:val="left" w:pos="10076"/>
+          <w:tab w:val="left" w:pos="10992"/>
+          <w:tab w:val="left" w:pos="11908"/>
+          <w:tab w:val="left" w:pos="12824"/>
+          <w:tab w:val="left" w:pos="13740"/>
+          <w:tab w:val="left" w:pos="14656"/>
+        </w:tabs>
+        <w:spacing w:after="0" w:line="240" w:lineRule="auto"/>
+        <w:rPr>
+          <w:rFonts w:ascii="Courier New" w:eastAsia="Times New Roman" w:hAnsi="Courier New" w:cs="Courier New"/>
+          <w:sz w:val="18"/>
+          <w:szCs w:val="20"/>
+          <w:lang w:eastAsia="en-IN"/>
+        </w:rPr>
+      </w:pPr>
+      <w:r>
+        <w:rPr>
+          <w:rFonts w:ascii="Courier New" w:eastAsia="Times New Roman" w:hAnsi="Courier New" w:cs="Courier New"/>
+          <w:sz w:val="18"/>
+          <w:szCs w:val="20"/>
+          <w:lang w:eastAsia="en-IN"/>
+        </w:rPr>
+        <w:t xml:space="preserve">        A=0; B=1; C=1; D=1; #10;</w:t>
+      </w:r>
+    </w:p>
+    <w:p>
+      <w:pPr>
+        <w:tabs>
+          <w:tab w:val="left" w:pos="916"/>
+          <w:tab w:val="left" w:pos="1832"/>
+          <w:tab w:val="left" w:pos="2748"/>
+          <w:tab w:val="left" w:pos="3664"/>
+          <w:tab w:val="left" w:pos="4580"/>
+          <w:tab w:val="left" w:pos="5496"/>
+          <w:tab w:val="left" w:pos="6412"/>
+          <w:tab w:val="left" w:pos="7328"/>
+          <w:tab w:val="left" w:pos="8244"/>
+          <w:tab w:val="left" w:pos="9160"/>
+          <w:tab w:val="left" w:pos="10076"/>
+          <w:tab w:val="left" w:pos="10992"/>
+          <w:tab w:val="left" w:pos="11908"/>
+          <w:tab w:val="left" w:pos="12824"/>
+          <w:tab w:val="left" w:pos="13740"/>
+          <w:tab w:val="left" w:pos="14656"/>
+        </w:tabs>
+        <w:spacing w:after="0" w:line="240" w:lineRule="auto"/>
+        <w:rPr>
+          <w:rFonts w:ascii="Courier New" w:eastAsia="Times New Roman" w:hAnsi="Courier New" w:cs="Courier New"/>
+          <w:sz w:val="18"/>
+          <w:szCs w:val="20"/>
+          <w:lang w:eastAsia="en-IN"/>
+        </w:rPr>
+      </w:pPr>
+      <w:r>
+        <w:rPr>
+          <w:rFonts w:ascii="Courier New" w:eastAsia="Times New Roman" w:hAnsi="Courier New" w:cs="Courier New"/>
+          <w:sz w:val="18"/>
+          <w:szCs w:val="20"/>
+          <w:lang w:eastAsia="en-IN"/>
+        </w:rPr>
+        <w:t xml:space="preserve">        $</w:t>
+      </w:r>
+      <w:proofErr w:type="gramStart"/>
+      <w:r>
+        <w:rPr>
+          <w:rFonts w:ascii="Courier New" w:eastAsia="Times New Roman" w:hAnsi="Courier New" w:cs="Courier New"/>
+          <w:sz w:val="18"/>
+          <w:szCs w:val="20"/>
+          <w:lang w:eastAsia="en-IN"/>
+        </w:rPr>
+        <w:t>display(</w:t>
+      </w:r>
+      <w:proofErr w:type="gramEnd"/>
+      <w:r>
+        <w:rPr>
+          <w:rFonts w:ascii="Courier New" w:eastAsia="Times New Roman" w:hAnsi="Courier New" w:cs="Courier New"/>
+          <w:sz w:val="18"/>
+          <w:szCs w:val="20"/>
+          <w:lang w:eastAsia="en-IN"/>
+        </w:rPr>
+        <w:t>"A=%b B=%b C=%b D=%b F=%</w:t>
+      </w:r>
+      <w:proofErr w:type="spellStart"/>
+      <w:r>
+        <w:rPr>
+          <w:rFonts w:ascii="Courier New" w:eastAsia="Times New Roman" w:hAnsi="Courier New" w:cs="Courier New"/>
+          <w:sz w:val="18"/>
+          <w:szCs w:val="20"/>
+          <w:lang w:eastAsia="en-IN"/>
+        </w:rPr>
+        <w:t>b",A,B,C,D,F</w:t>
+      </w:r>
+      <w:proofErr w:type="spellEnd"/>
+      <w:r>
+        <w:rPr>
+          <w:rFonts w:ascii="Courier New" w:eastAsia="Times New Roman" w:hAnsi="Courier New" w:cs="Courier New"/>
+          <w:sz w:val="18"/>
+          <w:szCs w:val="20"/>
+          <w:lang w:eastAsia="en-IN"/>
+        </w:rPr>
+        <w:t>);</w:t>
+      </w:r>
+    </w:p>
+    <w:p>
+      <w:pPr>
+        <w:tabs>
+          <w:tab w:val="left" w:pos="916"/>
+          <w:tab w:val="left" w:pos="1832"/>
+          <w:tab w:val="left" w:pos="2748"/>
+          <w:tab w:val="left" w:pos="3664"/>
+          <w:tab w:val="left" w:pos="4580"/>
+          <w:tab w:val="left" w:pos="5496"/>
+          <w:tab w:val="left" w:pos="6412"/>
+          <w:tab w:val="left" w:pos="7328"/>
+          <w:tab w:val="left" w:pos="8244"/>
+          <w:tab w:val="left" w:pos="9160"/>
+          <w:tab w:val="left" w:pos="10076"/>
+          <w:tab w:val="left" w:pos="10992"/>
+          <w:tab w:val="left" w:pos="11908"/>
+          <w:tab w:val="left" w:pos="12824"/>
+          <w:tab w:val="left" w:pos="13740"/>
+          <w:tab w:val="left" w:pos="14656"/>
+        </w:tabs>
+        <w:spacing w:after="0" w:line="240" w:lineRule="auto"/>
+        <w:rPr>
+          <w:rFonts w:ascii="Courier New" w:eastAsia="Times New Roman" w:hAnsi="Courier New" w:cs="Courier New"/>
+          <w:sz w:val="18"/>
+          <w:szCs w:val="20"/>
+          <w:lang w:eastAsia="en-IN"/>
+        </w:rPr>
+      </w:pPr>
+    </w:p>
+    <w:p>
+      <w:pPr>
+        <w:tabs>
+          <w:tab w:val="left" w:pos="916"/>
+          <w:tab w:val="left" w:pos="1832"/>
+          <w:tab w:val="left" w:pos="2748"/>
+          <w:tab w:val="left" w:pos="3664"/>
+          <w:tab w:val="left" w:pos="4580"/>
+          <w:tab w:val="left" w:pos="5496"/>
+          <w:tab w:val="left" w:pos="6412"/>
+          <w:tab w:val="left" w:pos="7328"/>
+          <w:tab w:val="left" w:pos="8244"/>
+          <w:tab w:val="left" w:pos="9160"/>
+          <w:tab w:val="left" w:pos="10076"/>
+          <w:tab w:val="left" w:pos="10992"/>
+          <w:tab w:val="left" w:pos="11908"/>
+          <w:tab w:val="left" w:pos="12824"/>
+          <w:tab w:val="left" w:pos="13740"/>
+          <w:tab w:val="left" w:pos="14656"/>
+        </w:tabs>
+        <w:spacing w:after="0" w:line="240" w:lineRule="auto"/>
+        <w:rPr>
+          <w:rFonts w:ascii="Courier New" w:eastAsia="Times New Roman" w:hAnsi="Courier New" w:cs="Courier New"/>
+          <w:sz w:val="18"/>
+          <w:szCs w:val="20"/>
+          <w:lang w:eastAsia="en-IN"/>
+        </w:rPr>
+      </w:pPr>
+      <w:r>
+        <w:rPr>
+          <w:rFonts w:ascii="Courier New" w:eastAsia="Times New Roman" w:hAnsi="Courier New" w:cs="Courier New"/>
+          <w:sz w:val="18"/>
+          <w:szCs w:val="20"/>
+          <w:lang w:eastAsia="en-IN"/>
+        </w:rPr>
+        <w:t xml:space="preserve">        A=1; B=0; C=0; D=0; #10;</w:t>
+      </w:r>
+    </w:p>
+    <w:p>
+      <w:pPr>
+        <w:tabs>
+          <w:tab w:val="left" w:pos="916"/>
+          <w:tab w:val="left" w:pos="1832"/>
+          <w:tab w:val="left" w:pos="2748"/>
+          <w:tab w:val="left" w:pos="3664"/>
+          <w:tab w:val="left" w:pos="4580"/>
+          <w:tab w:val="left" w:pos="5496"/>
+          <w:tab w:val="left" w:pos="6412"/>
+          <w:tab w:val="left" w:pos="7328"/>
+          <w:tab w:val="left" w:pos="8244"/>
+          <w:tab w:val="left" w:pos="9160"/>
+          <w:tab w:val="left" w:pos="10076"/>
+          <w:tab w:val="left" w:pos="10992"/>
+          <w:tab w:val="left" w:pos="11908"/>
+          <w:tab w:val="left" w:pos="12824"/>
+          <w:tab w:val="left" w:pos="13740"/>
+          <w:tab w:val="left" w:pos="14656"/>
+        </w:tabs>
+        <w:spacing w:after="0" w:line="240" w:lineRule="auto"/>
+        <w:rPr>
+          <w:rFonts w:ascii="Courier New" w:eastAsia="Times New Roman" w:hAnsi="Courier New" w:cs="Courier New"/>
+          <w:sz w:val="18"/>
+          <w:szCs w:val="20"/>
+          <w:lang w:eastAsia="en-IN"/>
+        </w:rPr>
+      </w:pPr>
+      <w:r>
+        <w:rPr>
+          <w:rFonts w:ascii="Courier New" w:eastAsia="Times New Roman" w:hAnsi="Courier New" w:cs="Courier New"/>
+          <w:sz w:val="18"/>
+          <w:szCs w:val="20"/>
+          <w:lang w:eastAsia="en-IN"/>
+        </w:rPr>
+        <w:t xml:space="preserve">        $</w:t>
+      </w:r>
+      <w:proofErr w:type="gramStart"/>
+      <w:r>
+        <w:rPr>
+          <w:rFonts w:ascii="Courier New" w:eastAsia="Times New Roman" w:hAnsi="Courier New" w:cs="Courier New"/>
+          <w:sz w:val="18"/>
+          <w:szCs w:val="20"/>
+          <w:lang w:eastAsia="en-IN"/>
+        </w:rPr>
+        <w:t>display(</w:t>
+      </w:r>
+      <w:proofErr w:type="gramEnd"/>
+      <w:r>
+        <w:rPr>
+          <w:rFonts w:ascii="Courier New" w:eastAsia="Times New Roman" w:hAnsi="Courier New" w:cs="Courier New"/>
+          <w:sz w:val="18"/>
+          <w:szCs w:val="20"/>
+          <w:lang w:eastAsia="en-IN"/>
+        </w:rPr>
+        <w:t>"A=%b B=%b C=%b D=%b F=%</w:t>
+      </w:r>
+      <w:proofErr w:type="spellStart"/>
+      <w:r>
+        <w:rPr>
+          <w:rFonts w:ascii="Courier New" w:eastAsia="Times New Roman" w:hAnsi="Courier New" w:cs="Courier New"/>
+          <w:sz w:val="18"/>
+          <w:szCs w:val="20"/>
+          <w:lang w:eastAsia="en-IN"/>
+        </w:rPr>
+        <w:t>b",A,B,C,D,F</w:t>
+      </w:r>
+      <w:proofErr w:type="spellEnd"/>
+      <w:r>
+        <w:rPr>
+          <w:rFonts w:ascii="Courier New" w:eastAsia="Times New Roman" w:hAnsi="Courier New" w:cs="Courier New"/>
+          <w:sz w:val="18"/>
+          <w:szCs w:val="20"/>
+          <w:lang w:eastAsia="en-IN"/>
+        </w:rPr>
+        <w:t>);</w:t>
+      </w:r>
+    </w:p>
+    <w:p>
+      <w:pPr>
+        <w:tabs>
+          <w:tab w:val="left" w:pos="916"/>
+          <w:tab w:val="left" w:pos="1832"/>
+          <w:tab w:val="left" w:pos="2748"/>
+          <w:tab w:val="left" w:pos="3664"/>
+          <w:tab w:val="left" w:pos="4580"/>
+          <w:tab w:val="left" w:pos="5496"/>
+          <w:tab w:val="left" w:pos="6412"/>
+          <w:tab w:val="left" w:pos="7328"/>
+          <w:tab w:val="left" w:pos="8244"/>
+          <w:tab w:val="left" w:pos="9160"/>
+          <w:tab w:val="left" w:pos="10076"/>
+          <w:tab w:val="left" w:pos="10992"/>
+          <w:tab w:val="left" w:pos="11908"/>
+          <w:tab w:val="left" w:pos="12824"/>
+          <w:tab w:val="left" w:pos="13740"/>
+          <w:tab w:val="left" w:pos="14656"/>
+        </w:tabs>
+        <w:spacing w:after="0" w:line="240" w:lineRule="auto"/>
+        <w:rPr>
+          <w:rFonts w:ascii="Courier New" w:eastAsia="Times New Roman" w:hAnsi="Courier New" w:cs="Courier New"/>
+          <w:sz w:val="18"/>
+          <w:szCs w:val="20"/>
+          <w:lang w:eastAsia="en-IN"/>
+        </w:rPr>
+      </w:pPr>
+    </w:p>
+    <w:p>
+      <w:pPr>
+        <w:tabs>
+          <w:tab w:val="left" w:pos="916"/>
+          <w:tab w:val="left" w:pos="1832"/>
+          <w:tab w:val="left" w:pos="2748"/>
+          <w:tab w:val="left" w:pos="3664"/>
+          <w:tab w:val="left" w:pos="4580"/>
+          <w:tab w:val="left" w:pos="5496"/>
+          <w:tab w:val="left" w:pos="6412"/>
+          <w:tab w:val="left" w:pos="7328"/>
+          <w:tab w:val="left" w:pos="8244"/>
+          <w:tab w:val="left" w:pos="9160"/>
+          <w:tab w:val="left" w:pos="10076"/>
+          <w:tab w:val="left" w:pos="10992"/>
+          <w:tab w:val="left" w:pos="11908"/>
+          <w:tab w:val="left" w:pos="12824"/>
+          <w:tab w:val="left" w:pos="13740"/>
+          <w:tab w:val="left" w:pos="14656"/>
+        </w:tabs>
+        <w:spacing w:after="0" w:line="240" w:lineRule="auto"/>
+        <w:rPr>
+          <w:rFonts w:ascii="Courier New" w:eastAsia="Times New Roman" w:hAnsi="Courier New" w:cs="Courier New"/>
+          <w:sz w:val="18"/>
+          <w:szCs w:val="20"/>
+          <w:lang w:eastAsia="en-IN"/>
+        </w:rPr>
+      </w:pPr>
+      <w:r>
+        <w:rPr>
+          <w:rFonts w:ascii="Courier New" w:eastAsia="Times New Roman" w:hAnsi="Courier New" w:cs="Courier New"/>
+          <w:sz w:val="18"/>
+          <w:szCs w:val="20"/>
+          <w:lang w:eastAsia="en-IN"/>
+        </w:rPr>
+        <w:t xml:space="preserve">        A=1; B=0; C=0; D=1; #10;</w:t>
+      </w:r>
+    </w:p>
+    <w:p>
+      <w:pPr>
+        <w:tabs>
+          <w:tab w:val="left" w:pos="916"/>
+          <w:tab w:val="left" w:pos="1832"/>
+          <w:tab w:val="left" w:pos="2748"/>
+          <w:tab w:val="left" w:pos="3664"/>
+          <w:tab w:val="left" w:pos="4580"/>
+          <w:tab w:val="left" w:pos="5496"/>
+          <w:tab w:val="left" w:pos="6412"/>
+          <w:tab w:val="left" w:pos="7328"/>
+          <w:tab w:val="left" w:pos="8244"/>
+          <w:tab w:val="left" w:pos="9160"/>
+          <w:tab w:val="left" w:pos="10076"/>
+          <w:tab w:val="left" w:pos="10992"/>
+          <w:tab w:val="left" w:pos="11908"/>
+          <w:tab w:val="left" w:pos="12824"/>
+          <w:tab w:val="left" w:pos="13740"/>
+          <w:tab w:val="left" w:pos="14656"/>
+        </w:tabs>
+        <w:spacing w:after="0" w:line="240" w:lineRule="auto"/>
+        <w:rPr>
+          <w:rFonts w:ascii="Courier New" w:eastAsia="Times New Roman" w:hAnsi="Courier New" w:cs="Courier New"/>
+          <w:sz w:val="18"/>
+          <w:szCs w:val="20"/>
+          <w:lang w:eastAsia="en-IN"/>
+        </w:rPr>
+      </w:pPr>
+      <w:r>
+        <w:rPr>
+          <w:rFonts w:ascii="Courier New" w:eastAsia="Times New Roman" w:hAnsi="Courier New" w:cs="Courier New"/>
+          <w:sz w:val="18"/>
+          <w:szCs w:val="20"/>
+          <w:lang w:eastAsia="en-IN"/>
+        </w:rPr>
+        <w:t xml:space="preserve">        $</w:t>
+      </w:r>
+      <w:proofErr w:type="gramStart"/>
+      <w:r>
+        <w:rPr>
+          <w:rFonts w:ascii="Courier New" w:eastAsia="Times New Roman" w:hAnsi="Courier New" w:cs="Courier New"/>
+          <w:sz w:val="18"/>
+          <w:szCs w:val="20"/>
+          <w:lang w:eastAsia="en-IN"/>
+        </w:rPr>
+        <w:t>display(</w:t>
+      </w:r>
+      <w:proofErr w:type="gramEnd"/>
+      <w:r>
+        <w:rPr>
+          <w:rFonts w:ascii="Courier New" w:eastAsia="Times New Roman" w:hAnsi="Courier New" w:cs="Courier New"/>
+          <w:sz w:val="18"/>
+          <w:szCs w:val="20"/>
+          <w:lang w:eastAsia="en-IN"/>
+        </w:rPr>
+        <w:t>"A=%b B=%b C=%b D=%b F=%</w:t>
+      </w:r>
+      <w:proofErr w:type="spellStart"/>
+      <w:r>
+        <w:rPr>
+          <w:rFonts w:ascii="Courier New" w:eastAsia="Times New Roman" w:hAnsi="Courier New" w:cs="Courier New"/>
+          <w:sz w:val="18"/>
+          <w:szCs w:val="20"/>
+          <w:lang w:eastAsia="en-IN"/>
+        </w:rPr>
+        <w:t>b",A,B,C,D,F</w:t>
+      </w:r>
+      <w:proofErr w:type="spellEnd"/>
+      <w:r>
+        <w:rPr>
+          <w:rFonts w:ascii="Courier New" w:eastAsia="Times New Roman" w:hAnsi="Courier New" w:cs="Courier New"/>
+          <w:sz w:val="18"/>
+          <w:szCs w:val="20"/>
+          <w:lang w:eastAsia="en-IN"/>
+        </w:rPr>
+        <w:t>);</w:t>
+      </w:r>
+    </w:p>
+    <w:p>
+      <w:pPr>
+        <w:tabs>
+          <w:tab w:val="left" w:pos="916"/>
+          <w:tab w:val="left" w:pos="1832"/>
+          <w:tab w:val="left" w:pos="2748"/>
+          <w:tab w:val="left" w:pos="3664"/>
+          <w:tab w:val="left" w:pos="4580"/>
+          <w:tab w:val="left" w:pos="5496"/>
+          <w:tab w:val="left" w:pos="6412"/>
+          <w:tab w:val="left" w:pos="7328"/>
+          <w:tab w:val="left" w:pos="8244"/>
+          <w:tab w:val="left" w:pos="9160"/>
+          <w:tab w:val="left" w:pos="10076"/>
+          <w:tab w:val="left" w:pos="10992"/>
+          <w:tab w:val="left" w:pos="11908"/>
+          <w:tab w:val="left" w:pos="12824"/>
+          <w:tab w:val="left" w:pos="13740"/>
+          <w:tab w:val="left" w:pos="14656"/>
+        </w:tabs>
+        <w:spacing w:after="0" w:line="240" w:lineRule="auto"/>
+        <w:rPr>
+          <w:rFonts w:ascii="Courier New" w:eastAsia="Times New Roman" w:hAnsi="Courier New" w:cs="Courier New"/>
+          <w:sz w:val="18"/>
+          <w:szCs w:val="20"/>
+          <w:lang w:eastAsia="en-IN"/>
+        </w:rPr>
+      </w:pPr>
+    </w:p>
+    <w:p>
+      <w:pPr>
+        <w:tabs>
+          <w:tab w:val="left" w:pos="916"/>
+          <w:tab w:val="left" w:pos="1832"/>
+          <w:tab w:val="left" w:pos="2748"/>
+          <w:tab w:val="left" w:pos="3664"/>
+          <w:tab w:val="left" w:pos="4580"/>
+          <w:tab w:val="left" w:pos="5496"/>
+          <w:tab w:val="left" w:pos="6412"/>
+          <w:tab w:val="left" w:pos="7328"/>
+          <w:tab w:val="left" w:pos="8244"/>
+          <w:tab w:val="left" w:pos="9160"/>
+          <w:tab w:val="left" w:pos="10076"/>
+          <w:tab w:val="left" w:pos="10992"/>
+          <w:tab w:val="left" w:pos="11908"/>
+          <w:tab w:val="left" w:pos="12824"/>
+          <w:tab w:val="left" w:pos="13740"/>
+          <w:tab w:val="left" w:pos="14656"/>
+        </w:tabs>
+        <w:spacing w:after="0" w:line="240" w:lineRule="auto"/>
+        <w:rPr>
+          <w:rFonts w:ascii="Courier New" w:eastAsia="Times New Roman" w:hAnsi="Courier New" w:cs="Courier New"/>
+          <w:sz w:val="18"/>
+          <w:szCs w:val="20"/>
+          <w:lang w:eastAsia="en-IN"/>
+        </w:rPr>
+      </w:pPr>
+      <w:r>
+        <w:rPr>
+          <w:rFonts w:ascii="Courier New" w:eastAsia="Times New Roman" w:hAnsi="Courier New" w:cs="Courier New"/>
+          <w:sz w:val="18"/>
+          <w:szCs w:val="20"/>
+          <w:lang w:eastAsia="en-IN"/>
+        </w:rPr>
+        <w:t xml:space="preserve">        A=1; B=0; C=1; D=0; #10;</w:t>
+      </w:r>
+    </w:p>
+    <w:p>
+      <w:pPr>
+        <w:tabs>
+          <w:tab w:val="left" w:pos="916"/>
+          <w:tab w:val="left" w:pos="1832"/>
+          <w:tab w:val="left" w:pos="2748"/>
+          <w:tab w:val="left" w:pos="3664"/>
+          <w:tab w:val="left" w:pos="4580"/>
+          <w:tab w:val="left" w:pos="5496"/>
+          <w:tab w:val="left" w:pos="6412"/>
+          <w:tab w:val="left" w:pos="7328"/>
+          <w:tab w:val="left" w:pos="8244"/>
+          <w:tab w:val="left" w:pos="9160"/>
+          <w:tab w:val="left" w:pos="10076"/>
+          <w:tab w:val="left" w:pos="10992"/>
+          <w:tab w:val="left" w:pos="11908"/>
+          <w:tab w:val="left" w:pos="12824"/>
+          <w:tab w:val="left" w:pos="13740"/>
+          <w:tab w:val="left" w:pos="14656"/>
+        </w:tabs>
+        <w:spacing w:after="0" w:line="240" w:lineRule="auto"/>
+        <w:rPr>
+          <w:rFonts w:ascii="Courier New" w:eastAsia="Times New Roman" w:hAnsi="Courier New" w:cs="Courier New"/>
+          <w:sz w:val="18"/>
+          <w:szCs w:val="20"/>
+          <w:lang w:eastAsia="en-IN"/>
+        </w:rPr>
+      </w:pPr>
+      <w:r>
+        <w:rPr>
+          <w:rFonts w:ascii="Courier New" w:eastAsia="Times New Roman" w:hAnsi="Courier New" w:cs="Courier New"/>
+          <w:sz w:val="18"/>
+          <w:szCs w:val="20"/>
+          <w:lang w:eastAsia="en-IN"/>
+        </w:rPr>
+        <w:t xml:space="preserve">        $</w:t>
+      </w:r>
+      <w:proofErr w:type="gramStart"/>
+      <w:r>
+        <w:rPr>
+          <w:rFonts w:ascii="Courier New" w:eastAsia="Times New Roman" w:hAnsi="Courier New" w:cs="Courier New"/>
+          <w:sz w:val="18"/>
+          <w:szCs w:val="20"/>
+          <w:lang w:eastAsia="en-IN"/>
+        </w:rPr>
+        <w:t>display(</w:t>
+      </w:r>
+      <w:proofErr w:type="gramEnd"/>
+      <w:r>
+        <w:rPr>
+          <w:rFonts w:ascii="Courier New" w:eastAsia="Times New Roman" w:hAnsi="Courier New" w:cs="Courier New"/>
+          <w:sz w:val="18"/>
+          <w:szCs w:val="20"/>
+          <w:lang w:eastAsia="en-IN"/>
+        </w:rPr>
+        <w:t>"A=%b B=%b C=%b D=%b F=%</w:t>
+      </w:r>
+      <w:proofErr w:type="spellStart"/>
+      <w:r>
+        <w:rPr>
+          <w:rFonts w:ascii="Courier New" w:eastAsia="Times New Roman" w:hAnsi="Courier New" w:cs="Courier New"/>
+          <w:sz w:val="18"/>
+          <w:szCs w:val="20"/>
+          <w:lang w:eastAsia="en-IN"/>
+        </w:rPr>
+        <w:t>b",A,B,C,D,F</w:t>
+      </w:r>
+      <w:proofErr w:type="spellEnd"/>
+      <w:r>
+        <w:rPr>
+          <w:rFonts w:ascii="Courier New" w:eastAsia="Times New Roman" w:hAnsi="Courier New" w:cs="Courier New"/>
+          <w:sz w:val="18"/>
+          <w:szCs w:val="20"/>
+          <w:lang w:eastAsia="en-IN"/>
+        </w:rPr>
+        <w:t>);</w:t>
+      </w:r>
+    </w:p>
+    <w:p>
+      <w:pPr>
+        <w:tabs>
+          <w:tab w:val="left" w:pos="916"/>
+          <w:tab w:val="left" w:pos="1832"/>
+          <w:tab w:val="left" w:pos="2748"/>
+          <w:tab w:val="left" w:pos="3664"/>
+          <w:tab w:val="left" w:pos="4580"/>
+          <w:tab w:val="left" w:pos="5496"/>
+          <w:tab w:val="left" w:pos="6412"/>
+          <w:tab w:val="left" w:pos="7328"/>
+          <w:tab w:val="left" w:pos="8244"/>
+          <w:tab w:val="left" w:pos="9160"/>
+          <w:tab w:val="left" w:pos="10076"/>
+          <w:tab w:val="left" w:pos="10992"/>
+          <w:tab w:val="left" w:pos="11908"/>
+          <w:tab w:val="left" w:pos="12824"/>
+          <w:tab w:val="left" w:pos="13740"/>
+          <w:tab w:val="left" w:pos="14656"/>
+        </w:tabs>
+        <w:spacing w:after="0" w:line="240" w:lineRule="auto"/>
+        <w:rPr>
+          <w:rFonts w:ascii="Courier New" w:eastAsia="Times New Roman" w:hAnsi="Courier New" w:cs="Courier New"/>
+          <w:sz w:val="18"/>
+          <w:szCs w:val="20"/>
+          <w:lang w:eastAsia="en-IN"/>
+        </w:rPr>
+      </w:pPr>
+    </w:p>
+    <w:p>
+      <w:pPr>
+        <w:tabs>
+          <w:tab w:val="left" w:pos="916"/>
+          <w:tab w:val="left" w:pos="1832"/>
+          <w:tab w:val="left" w:pos="2748"/>
+          <w:tab w:val="left" w:pos="3664"/>
+          <w:tab w:val="left" w:pos="4580"/>
+          <w:tab w:val="left" w:pos="5496"/>
+          <w:tab w:val="left" w:pos="6412"/>
+          <w:tab w:val="left" w:pos="7328"/>
+          <w:tab w:val="left" w:pos="8244"/>
+          <w:tab w:val="left" w:pos="9160"/>
+          <w:tab w:val="left" w:pos="10076"/>
+          <w:tab w:val="left" w:pos="10992"/>
+          <w:tab w:val="left" w:pos="11908"/>
+          <w:tab w:val="left" w:pos="12824"/>
+          <w:tab w:val="left" w:pos="13740"/>
+          <w:tab w:val="left" w:pos="14656"/>
+        </w:tabs>
+        <w:spacing w:after="0" w:line="240" w:lineRule="auto"/>
+        <w:rPr>
+          <w:rFonts w:ascii="Courier New" w:eastAsia="Times New Roman" w:hAnsi="Courier New" w:cs="Courier New"/>
+          <w:sz w:val="18"/>
+          <w:szCs w:val="20"/>
+          <w:lang w:eastAsia="en-IN"/>
+        </w:rPr>
+      </w:pPr>
+      <w:r>
+        <w:rPr>
+          <w:rFonts w:ascii="Courier New" w:eastAsia="Times New Roman" w:hAnsi="Courier New" w:cs="Courier New"/>
+          <w:sz w:val="18"/>
+          <w:szCs w:val="20"/>
+          <w:lang w:eastAsia="en-IN"/>
+        </w:rPr>
+        <w:t xml:space="preserve">        A=1; B=0; C=1; D=1; #10;</w:t>
+      </w:r>
+    </w:p>
+    <w:p>
+      <w:pPr>
+        <w:tabs>
+          <w:tab w:val="left" w:pos="916"/>
+          <w:tab w:val="left" w:pos="1832"/>
+          <w:tab w:val="left" w:pos="2748"/>
+          <w:tab w:val="left" w:pos="3664"/>
+          <w:tab w:val="left" w:pos="4580"/>
+          <w:tab w:val="left" w:pos="5496"/>
+          <w:tab w:val="left" w:pos="6412"/>
+          <w:tab w:val="left" w:pos="7328"/>
+          <w:tab w:val="left" w:pos="8244"/>
+          <w:tab w:val="left" w:pos="9160"/>
+          <w:tab w:val="left" w:pos="10076"/>
+          <w:tab w:val="left" w:pos="10992"/>
+          <w:tab w:val="left" w:pos="11908"/>
+          <w:tab w:val="left" w:pos="12824"/>
+          <w:tab w:val="left" w:pos="13740"/>
+          <w:tab w:val="left" w:pos="14656"/>
+        </w:tabs>
+        <w:spacing w:after="0" w:line="240" w:lineRule="auto"/>
+        <w:rPr>
+          <w:rFonts w:ascii="Courier New" w:eastAsia="Times New Roman" w:hAnsi="Courier New" w:cs="Courier New"/>
+          <w:sz w:val="18"/>
+          <w:szCs w:val="20"/>
+          <w:lang w:eastAsia="en-IN"/>
+        </w:rPr>
+      </w:pPr>
+      <w:r>
+        <w:rPr>
+          <w:rFonts w:ascii="Courier New" w:eastAsia="Times New Roman" w:hAnsi="Courier New" w:cs="Courier New"/>
+          <w:sz w:val="18"/>
+          <w:szCs w:val="20"/>
+          <w:lang w:eastAsia="en-IN"/>
+        </w:rPr>
+        <w:t xml:space="preserve">        $</w:t>
+      </w:r>
+      <w:proofErr w:type="gramStart"/>
+      <w:r>
+        <w:rPr>
+          <w:rFonts w:ascii="Courier New" w:eastAsia="Times New Roman" w:hAnsi="Courier New" w:cs="Courier New"/>
+          <w:sz w:val="18"/>
+          <w:szCs w:val="20"/>
+          <w:lang w:eastAsia="en-IN"/>
+        </w:rPr>
+        <w:t>display(</w:t>
+      </w:r>
+      <w:proofErr w:type="gramEnd"/>
+      <w:r>
+        <w:rPr>
+          <w:rFonts w:ascii="Courier New" w:eastAsia="Times New Roman" w:hAnsi="Courier New" w:cs="Courier New"/>
+          <w:sz w:val="18"/>
+          <w:szCs w:val="20"/>
+          <w:lang w:eastAsia="en-IN"/>
+        </w:rPr>
+        <w:t>"A=%b B=%b C=%b D=%b F=%</w:t>
+      </w:r>
+      <w:proofErr w:type="spellStart"/>
+      <w:r>
+        <w:rPr>
+          <w:rFonts w:ascii="Courier New" w:eastAsia="Times New Roman" w:hAnsi="Courier New" w:cs="Courier New"/>
+          <w:sz w:val="18"/>
+          <w:szCs w:val="20"/>
+          <w:lang w:eastAsia="en-IN"/>
+        </w:rPr>
+        <w:t>b",A,B,C,D,F</w:t>
+      </w:r>
+      <w:proofErr w:type="spellEnd"/>
+      <w:r>
+        <w:rPr>
+          <w:rFonts w:ascii="Courier New" w:eastAsia="Times New Roman" w:hAnsi="Courier New" w:cs="Courier New"/>
+          <w:sz w:val="18"/>
+          <w:szCs w:val="20"/>
+          <w:lang w:eastAsia="en-IN"/>
+        </w:rPr>
+        <w:t>);</w:t>
+      </w:r>
+    </w:p>
+    <w:p>
+      <w:pPr>
+        <w:tabs>
+          <w:tab w:val="left" w:pos="916"/>
+          <w:tab w:val="left" w:pos="1832"/>
+          <w:tab w:val="left" w:pos="2748"/>
+          <w:tab w:val="left" w:pos="3664"/>
+          <w:tab w:val="left" w:pos="4580"/>
+          <w:tab w:val="left" w:pos="5496"/>
+          <w:tab w:val="left" w:pos="6412"/>
+          <w:tab w:val="left" w:pos="7328"/>
+          <w:tab w:val="left" w:pos="8244"/>
+          <w:tab w:val="left" w:pos="9160"/>
+          <w:tab w:val="left" w:pos="10076"/>
+          <w:tab w:val="left" w:pos="10992"/>
+          <w:tab w:val="left" w:pos="11908"/>
+          <w:tab w:val="left" w:pos="12824"/>
+          <w:tab w:val="left" w:pos="13740"/>
+          <w:tab w:val="left" w:pos="14656"/>
+        </w:tabs>
+        <w:spacing w:after="0" w:line="240" w:lineRule="auto"/>
+        <w:rPr>
+          <w:rFonts w:ascii="Courier New" w:eastAsia="Times New Roman" w:hAnsi="Courier New" w:cs="Courier New"/>
+          <w:sz w:val="18"/>
+          <w:szCs w:val="20"/>
+          <w:lang w:eastAsia="en-IN"/>
+        </w:rPr>
+      </w:pPr>
+    </w:p>
+    <w:p>
+      <w:pPr>
+        <w:tabs>
+          <w:tab w:val="left" w:pos="916"/>
+          <w:tab w:val="left" w:pos="1832"/>
+          <w:tab w:val="left" w:pos="2748"/>
+          <w:tab w:val="left" w:pos="3664"/>
+          <w:tab w:val="left" w:pos="4580"/>
+          <w:tab w:val="left" w:pos="5496"/>
+          <w:tab w:val="left" w:pos="6412"/>
+          <w:tab w:val="left" w:pos="7328"/>
+          <w:tab w:val="left" w:pos="8244"/>
+          <w:tab w:val="left" w:pos="9160"/>
+          <w:tab w:val="left" w:pos="10076"/>
+          <w:tab w:val="left" w:pos="10992"/>
+          <w:tab w:val="left" w:pos="11908"/>
+          <w:tab w:val="left" w:pos="12824"/>
+          <w:tab w:val="left" w:pos="13740"/>
+          <w:tab w:val="left" w:pos="14656"/>
+        </w:tabs>
+        <w:spacing w:after="0" w:line="240" w:lineRule="auto"/>
+        <w:rPr>
+          <w:rFonts w:ascii="Courier New" w:eastAsia="Times New Roman" w:hAnsi="Courier New" w:cs="Courier New"/>
+          <w:sz w:val="18"/>
+          <w:szCs w:val="20"/>
+          <w:lang w:eastAsia="en-IN"/>
+        </w:rPr>
+      </w:pPr>
+      <w:r>
+        <w:rPr>
+          <w:rFonts w:ascii="Courier New" w:eastAsia="Times New Roman" w:hAnsi="Courier New" w:cs="Courier New"/>
+          <w:sz w:val="18"/>
+          <w:szCs w:val="20"/>
+          <w:lang w:eastAsia="en-IN"/>
+        </w:rPr>
+        <w:t xml:space="preserve">        A=1; B=1; C=0; D=0; #10;</w:t>
+      </w:r>
+    </w:p>
+    <w:p>
+      <w:pPr>
+        <w:tabs>
+          <w:tab w:val="left" w:pos="916"/>
+          <w:tab w:val="left" w:pos="1832"/>
+          <w:tab w:val="left" w:pos="2748"/>
+          <w:tab w:val="left" w:pos="3664"/>
+          <w:tab w:val="left" w:pos="4580"/>
+          <w:tab w:val="left" w:pos="5496"/>
+          <w:tab w:val="left" w:pos="6412"/>
+          <w:tab w:val="left" w:pos="7328"/>
+          <w:tab w:val="left" w:pos="8244"/>
+          <w:tab w:val="left" w:pos="9160"/>
+          <w:tab w:val="left" w:pos="10076"/>
+          <w:tab w:val="left" w:pos="10992"/>
+          <w:tab w:val="left" w:pos="11908"/>
+          <w:tab w:val="left" w:pos="12824"/>
+          <w:tab w:val="left" w:pos="13740"/>
+          <w:tab w:val="left" w:pos="14656"/>
+        </w:tabs>
+        <w:spacing w:after="0" w:line="240" w:lineRule="auto"/>
+        <w:rPr>
+          <w:rFonts w:ascii="Courier New" w:eastAsia="Times New Roman" w:hAnsi="Courier New" w:cs="Courier New"/>
+          <w:sz w:val="18"/>
+          <w:szCs w:val="20"/>
+          <w:lang w:eastAsia="en-IN"/>
+        </w:rPr>
+      </w:pPr>
+      <w:r>
+        <w:rPr>
+          <w:rFonts w:ascii="Courier New" w:eastAsia="Times New Roman" w:hAnsi="Courier New" w:cs="Courier New"/>
+          <w:sz w:val="18"/>
+          <w:szCs w:val="20"/>
+          <w:lang w:eastAsia="en-IN"/>
+        </w:rPr>
+        <w:t xml:space="preserve">        $</w:t>
+      </w:r>
+      <w:proofErr w:type="gramStart"/>
+      <w:r>
+        <w:rPr>
+          <w:rFonts w:ascii="Courier New" w:eastAsia="Times New Roman" w:hAnsi="Courier New" w:cs="Courier New"/>
+          <w:sz w:val="18"/>
+          <w:szCs w:val="20"/>
+          <w:lang w:eastAsia="en-IN"/>
+        </w:rPr>
+        <w:t>display(</w:t>
+      </w:r>
+      <w:proofErr w:type="gramEnd"/>
+      <w:r>
+        <w:rPr>
+          <w:rFonts w:ascii="Courier New" w:eastAsia="Times New Roman" w:hAnsi="Courier New" w:cs="Courier New"/>
+          <w:sz w:val="18"/>
+          <w:szCs w:val="20"/>
+          <w:lang w:eastAsia="en-IN"/>
+        </w:rPr>
+        <w:t>"A=%b B=%b C=%b D=%b F=%</w:t>
+      </w:r>
+      <w:proofErr w:type="spellStart"/>
+      <w:r>
+        <w:rPr>
+          <w:rFonts w:ascii="Courier New" w:eastAsia="Times New Roman" w:hAnsi="Courier New" w:cs="Courier New"/>
+          <w:sz w:val="18"/>
+          <w:szCs w:val="20"/>
+          <w:lang w:eastAsia="en-IN"/>
+        </w:rPr>
+        <w:t>b",A,B,C,D,F</w:t>
+      </w:r>
+      <w:proofErr w:type="spellEnd"/>
+      <w:r>
+        <w:rPr>
+          <w:rFonts w:ascii="Courier New" w:eastAsia="Times New Roman" w:hAnsi="Courier New" w:cs="Courier New"/>
+          <w:sz w:val="18"/>
+          <w:szCs w:val="20"/>
+          <w:lang w:eastAsia="en-IN"/>
+        </w:rPr>
+        <w:t>);</w:t>
+      </w:r>
+    </w:p>
+    <w:p>
+      <w:pPr>
+        <w:tabs>
+          <w:tab w:val="left" w:pos="916"/>
+          <w:tab w:val="left" w:pos="1832"/>
+          <w:tab w:val="left" w:pos="2748"/>
+          <w:tab w:val="left" w:pos="3664"/>
+          <w:tab w:val="left" w:pos="4580"/>
+          <w:tab w:val="left" w:pos="5496"/>
+          <w:tab w:val="left" w:pos="6412"/>
+          <w:tab w:val="left" w:pos="7328"/>
+          <w:tab w:val="left" w:pos="8244"/>
+          <w:tab w:val="left" w:pos="9160"/>
+          <w:tab w:val="left" w:pos="10076"/>
+          <w:tab w:val="left" w:pos="10992"/>
+          <w:tab w:val="left" w:pos="11908"/>
+          <w:tab w:val="left" w:pos="12824"/>
+          <w:tab w:val="left" w:pos="13740"/>
+          <w:tab w:val="left" w:pos="14656"/>
+        </w:tabs>
+        <w:spacing w:after="0" w:line="240" w:lineRule="auto"/>
+        <w:rPr>
+          <w:rFonts w:ascii="Courier New" w:eastAsia="Times New Roman" w:hAnsi="Courier New" w:cs="Courier New"/>
+          <w:sz w:val="18"/>
+          <w:szCs w:val="20"/>
+          <w:lang w:eastAsia="en-IN"/>
+        </w:rPr>
+      </w:pPr>
+    </w:p>
+    <w:p>
+      <w:pPr>
+        <w:tabs>
+          <w:tab w:val="left" w:pos="916"/>
+          <w:tab w:val="left" w:pos="1832"/>
+          <w:tab w:val="left" w:pos="2748"/>
+          <w:tab w:val="left" w:pos="3664"/>
+          <w:tab w:val="left" w:pos="4580"/>
+          <w:tab w:val="left" w:pos="5496"/>
+          <w:tab w:val="left" w:pos="6412"/>
+          <w:tab w:val="left" w:pos="7328"/>
+          <w:tab w:val="left" w:pos="8244"/>
+          <w:tab w:val="left" w:pos="9160"/>
+          <w:tab w:val="left" w:pos="10076"/>
+          <w:tab w:val="left" w:pos="10992"/>
+          <w:tab w:val="left" w:pos="11908"/>
+          <w:tab w:val="left" w:pos="12824"/>
+          <w:tab w:val="left" w:pos="13740"/>
+          <w:tab w:val="left" w:pos="14656"/>
+        </w:tabs>
+        <w:spacing w:after="0" w:line="240" w:lineRule="auto"/>
+        <w:rPr>
+          <w:rFonts w:ascii="Courier New" w:eastAsia="Times New Roman" w:hAnsi="Courier New" w:cs="Courier New"/>
+          <w:sz w:val="18"/>
+          <w:szCs w:val="20"/>
+          <w:lang w:eastAsia="en-IN"/>
+        </w:rPr>
+      </w:pPr>
+      <w:r>
+        <w:rPr>
+          <w:rFonts w:ascii="Courier New" w:eastAsia="Times New Roman" w:hAnsi="Courier New" w:cs="Courier New"/>
+          <w:sz w:val="18"/>
+          <w:szCs w:val="20"/>
+          <w:lang w:eastAsia="en-IN"/>
+        </w:rPr>
+        <w:t xml:space="preserve">        A=1; B=1; C=0; D=1; #10;</w:t>
+      </w:r>
+    </w:p>
+    <w:p>
+      <w:pPr>
+        <w:tabs>
+          <w:tab w:val="left" w:pos="916"/>
+          <w:tab w:val="left" w:pos="1832"/>
+          <w:tab w:val="left" w:pos="2748"/>
+          <w:tab w:val="left" w:pos="3664"/>
+          <w:tab w:val="left" w:pos="4580"/>
+          <w:tab w:val="left" w:pos="5496"/>
+          <w:tab w:val="left" w:pos="6412"/>
+          <w:tab w:val="left" w:pos="7328"/>
+          <w:tab w:val="left" w:pos="8244"/>
+          <w:tab w:val="left" w:pos="9160"/>
+          <w:tab w:val="left" w:pos="10076"/>
+          <w:tab w:val="left" w:pos="10992"/>
+          <w:tab w:val="left" w:pos="11908"/>
+          <w:tab w:val="left" w:pos="12824"/>
+          <w:tab w:val="left" w:pos="13740"/>
+          <w:tab w:val="left" w:pos="14656"/>
+        </w:tabs>
+        <w:spacing w:after="0" w:line="240" w:lineRule="auto"/>
+        <w:rPr>
+          <w:rFonts w:ascii="Courier New" w:eastAsia="Times New Roman" w:hAnsi="Courier New" w:cs="Courier New"/>
+          <w:sz w:val="18"/>
+          <w:szCs w:val="20"/>
+          <w:lang w:eastAsia="en-IN"/>
+        </w:rPr>
+      </w:pPr>
+      <w:r>
+        <w:rPr>
+          <w:rFonts w:ascii="Courier New" w:eastAsia="Times New Roman" w:hAnsi="Courier New" w:cs="Courier New"/>
+          <w:sz w:val="18"/>
+          <w:szCs w:val="20"/>
+          <w:lang w:eastAsia="en-IN"/>
+        </w:rPr>
+        <w:lastRenderedPageBreak/>
+        <w:t xml:space="preserve">        $</w:t>
+      </w:r>
+      <w:proofErr w:type="gramStart"/>
+      <w:r>
+        <w:rPr>
+          <w:rFonts w:ascii="Courier New" w:eastAsia="Times New Roman" w:hAnsi="Courier New" w:cs="Courier New"/>
+          <w:sz w:val="18"/>
+          <w:szCs w:val="20"/>
+          <w:lang w:eastAsia="en-IN"/>
+        </w:rPr>
+        <w:t>display(</w:t>
+      </w:r>
+      <w:proofErr w:type="gramEnd"/>
+      <w:r>
+        <w:rPr>
+          <w:rFonts w:ascii="Courier New" w:eastAsia="Times New Roman" w:hAnsi="Courier New" w:cs="Courier New"/>
+          <w:sz w:val="18"/>
+          <w:szCs w:val="20"/>
+          <w:lang w:eastAsia="en-IN"/>
+        </w:rPr>
+        <w:t>"A=%b B=%b C=%b D=%b F=%</w:t>
+      </w:r>
+      <w:proofErr w:type="spellStart"/>
+      <w:r>
+        <w:rPr>
+          <w:rFonts w:ascii="Courier New" w:eastAsia="Times New Roman" w:hAnsi="Courier New" w:cs="Courier New"/>
+          <w:sz w:val="18"/>
+          <w:szCs w:val="20"/>
+          <w:lang w:eastAsia="en-IN"/>
+        </w:rPr>
+        <w:t>b",A,B,C,D,F</w:t>
+      </w:r>
+      <w:proofErr w:type="spellEnd"/>
+      <w:r>
+        <w:rPr>
+          <w:rFonts w:ascii="Courier New" w:eastAsia="Times New Roman" w:hAnsi="Courier New" w:cs="Courier New"/>
+          <w:sz w:val="18"/>
+          <w:szCs w:val="20"/>
+          <w:lang w:eastAsia="en-IN"/>
+        </w:rPr>
+        <w:t>);</w:t>
+      </w:r>
+    </w:p>
+    <w:p>
+      <w:pPr>
+        <w:tabs>
+          <w:tab w:val="left" w:pos="916"/>
+          <w:tab w:val="left" w:pos="1832"/>
+          <w:tab w:val="left" w:pos="2748"/>
+          <w:tab w:val="left" w:pos="3664"/>
+          <w:tab w:val="left" w:pos="4580"/>
+          <w:tab w:val="left" w:pos="5496"/>
+          <w:tab w:val="left" w:pos="6412"/>
+          <w:tab w:val="left" w:pos="7328"/>
+          <w:tab w:val="left" w:pos="8244"/>
+          <w:tab w:val="left" w:pos="9160"/>
+          <w:tab w:val="left" w:pos="10076"/>
+          <w:tab w:val="left" w:pos="10992"/>
+          <w:tab w:val="left" w:pos="11908"/>
+          <w:tab w:val="left" w:pos="12824"/>
+          <w:tab w:val="left" w:pos="13740"/>
+          <w:tab w:val="left" w:pos="14656"/>
+        </w:tabs>
+        <w:spacing w:after="0" w:line="240" w:lineRule="auto"/>
+        <w:rPr>
+          <w:rFonts w:ascii="Courier New" w:eastAsia="Times New Roman" w:hAnsi="Courier New" w:cs="Courier New"/>
+          <w:sz w:val="18"/>
+          <w:szCs w:val="20"/>
+          <w:lang w:eastAsia="en-IN"/>
+        </w:rPr>
+      </w:pPr>
+    </w:p>
+    <w:p>
+      <w:pPr>
+        <w:tabs>
+          <w:tab w:val="left" w:pos="916"/>
+          <w:tab w:val="left" w:pos="1832"/>
+          <w:tab w:val="left" w:pos="2748"/>
+          <w:tab w:val="left" w:pos="3664"/>
+          <w:tab w:val="left" w:pos="4580"/>
+          <w:tab w:val="left" w:pos="5496"/>
+          <w:tab w:val="left" w:pos="6412"/>
+          <w:tab w:val="left" w:pos="7328"/>
+          <w:tab w:val="left" w:pos="8244"/>
+          <w:tab w:val="left" w:pos="9160"/>
+          <w:tab w:val="left" w:pos="10076"/>
+          <w:tab w:val="left" w:pos="10992"/>
+          <w:tab w:val="left" w:pos="11908"/>
+          <w:tab w:val="left" w:pos="12824"/>
+          <w:tab w:val="left" w:pos="13740"/>
+          <w:tab w:val="left" w:pos="14656"/>
+        </w:tabs>
+        <w:spacing w:after="0" w:line="240" w:lineRule="auto"/>
+        <w:rPr>
+          <w:rFonts w:ascii="Courier New" w:eastAsia="Times New Roman" w:hAnsi="Courier New" w:cs="Courier New"/>
+          <w:sz w:val="18"/>
+          <w:szCs w:val="20"/>
+          <w:lang w:eastAsia="en-IN"/>
+        </w:rPr>
+      </w:pPr>
+      <w:r>
+        <w:rPr>
+          <w:rFonts w:ascii="Courier New" w:eastAsia="Times New Roman" w:hAnsi="Courier New" w:cs="Courier New"/>
+          <w:sz w:val="18"/>
+          <w:szCs w:val="20"/>
+          <w:lang w:eastAsia="en-IN"/>
+        </w:rPr>
+        <w:t xml:space="preserve">        A=1; B=1; C=1; D=0; #10;</w:t>
+      </w:r>
+    </w:p>
+    <w:p>
+      <w:pPr>
+        <w:tabs>
+          <w:tab w:val="left" w:pos="916"/>
+          <w:tab w:val="left" w:pos="1832"/>
+          <w:tab w:val="left" w:pos="2748"/>
+          <w:tab w:val="left" w:pos="3664"/>
+          <w:tab w:val="left" w:pos="4580"/>
+          <w:tab w:val="left" w:pos="5496"/>
+          <w:tab w:val="left" w:pos="6412"/>
+          <w:tab w:val="left" w:pos="7328"/>
+          <w:tab w:val="left" w:pos="8244"/>
+          <w:tab w:val="left" w:pos="9160"/>
+          <w:tab w:val="left" w:pos="10076"/>
+          <w:tab w:val="left" w:pos="10992"/>
+          <w:tab w:val="left" w:pos="11908"/>
+          <w:tab w:val="left" w:pos="12824"/>
+          <w:tab w:val="left" w:pos="13740"/>
+          <w:tab w:val="left" w:pos="14656"/>
+        </w:tabs>
+        <w:spacing w:after="0" w:line="240" w:lineRule="auto"/>
+        <w:rPr>
+          <w:rFonts w:ascii="Courier New" w:eastAsia="Times New Roman" w:hAnsi="Courier New" w:cs="Courier New"/>
+          <w:sz w:val="18"/>
+          <w:szCs w:val="20"/>
+          <w:lang w:eastAsia="en-IN"/>
+        </w:rPr>
+      </w:pPr>
+      <w:r>
+        <w:rPr>
+          <w:rFonts w:ascii="Courier New" w:eastAsia="Times New Roman" w:hAnsi="Courier New" w:cs="Courier New"/>
+          <w:sz w:val="18"/>
+          <w:szCs w:val="20"/>
+          <w:lang w:eastAsia="en-IN"/>
+        </w:rPr>
+        <w:t xml:space="preserve">        $</w:t>
+      </w:r>
+      <w:proofErr w:type="gramStart"/>
+      <w:r>
+        <w:rPr>
+          <w:rFonts w:ascii="Courier New" w:eastAsia="Times New Roman" w:hAnsi="Courier New" w:cs="Courier New"/>
+          <w:sz w:val="18"/>
+          <w:szCs w:val="20"/>
+          <w:lang w:eastAsia="en-IN"/>
+        </w:rPr>
+        <w:t>display(</w:t>
+      </w:r>
+      <w:proofErr w:type="gramEnd"/>
+      <w:r>
+        <w:rPr>
+          <w:rFonts w:ascii="Courier New" w:eastAsia="Times New Roman" w:hAnsi="Courier New" w:cs="Courier New"/>
+          <w:sz w:val="18"/>
+          <w:szCs w:val="20"/>
+          <w:lang w:eastAsia="en-IN"/>
+        </w:rPr>
+        <w:t>"A=%b B=%b C=%b D=%b F=%</w:t>
+      </w:r>
+      <w:proofErr w:type="spellStart"/>
+      <w:r>
+        <w:rPr>
+          <w:rFonts w:ascii="Courier New" w:eastAsia="Times New Roman" w:hAnsi="Courier New" w:cs="Courier New"/>
+          <w:sz w:val="18"/>
+          <w:szCs w:val="20"/>
+          <w:lang w:eastAsia="en-IN"/>
+        </w:rPr>
+        <w:t>b",A,B,C,D,F</w:t>
+      </w:r>
+      <w:proofErr w:type="spellEnd"/>
+      <w:r>
+        <w:rPr>
+          <w:rFonts w:ascii="Courier New" w:eastAsia="Times New Roman" w:hAnsi="Courier New" w:cs="Courier New"/>
+          <w:sz w:val="18"/>
+          <w:szCs w:val="20"/>
+          <w:lang w:eastAsia="en-IN"/>
+        </w:rPr>
+        <w:t>);</w:t>
+      </w:r>
+    </w:p>
+    <w:p>
+      <w:pPr>
+        <w:tabs>
+          <w:tab w:val="left" w:pos="916"/>
+          <w:tab w:val="left" w:pos="1832"/>
+          <w:tab w:val="left" w:pos="2748"/>
+          <w:tab w:val="left" w:pos="3664"/>
+          <w:tab w:val="left" w:pos="4580"/>
+          <w:tab w:val="left" w:pos="5496"/>
+          <w:tab w:val="left" w:pos="6412"/>
+          <w:tab w:val="left" w:pos="7328"/>
+          <w:tab w:val="left" w:pos="8244"/>
+          <w:tab w:val="left" w:pos="9160"/>
+          <w:tab w:val="left" w:pos="10076"/>
+          <w:tab w:val="left" w:pos="10992"/>
+          <w:tab w:val="left" w:pos="11908"/>
+          <w:tab w:val="left" w:pos="12824"/>
+          <w:tab w:val="left" w:pos="13740"/>
+          <w:tab w:val="left" w:pos="14656"/>
+        </w:tabs>
+        <w:spacing w:after="0" w:line="240" w:lineRule="auto"/>
+        <w:rPr>
+          <w:rFonts w:ascii="Courier New" w:eastAsia="Times New Roman" w:hAnsi="Courier New" w:cs="Courier New"/>
+          <w:sz w:val="18"/>
+          <w:szCs w:val="20"/>
+          <w:lang w:eastAsia="en-IN"/>
+        </w:rPr>
+      </w:pPr>
+    </w:p>
+    <w:p>
+      <w:pPr>
+        <w:tabs>
+          <w:tab w:val="left" w:pos="916"/>
+          <w:tab w:val="left" w:pos="1832"/>
+          <w:tab w:val="left" w:pos="2748"/>
+          <w:tab w:val="left" w:pos="3664"/>
+          <w:tab w:val="left" w:pos="4580"/>
+          <w:tab w:val="left" w:pos="5496"/>
+          <w:tab w:val="left" w:pos="6412"/>
+          <w:tab w:val="left" w:pos="7328"/>
+          <w:tab w:val="left" w:pos="8244"/>
+          <w:tab w:val="left" w:pos="9160"/>
+          <w:tab w:val="left" w:pos="10076"/>
+          <w:tab w:val="left" w:pos="10992"/>
+          <w:tab w:val="left" w:pos="11908"/>
+          <w:tab w:val="left" w:pos="12824"/>
+          <w:tab w:val="left" w:pos="13740"/>
+          <w:tab w:val="left" w:pos="14656"/>
+        </w:tabs>
+        <w:spacing w:after="0" w:line="240" w:lineRule="auto"/>
+        <w:rPr>
+          <w:rFonts w:ascii="Courier New" w:eastAsia="Times New Roman" w:hAnsi="Courier New" w:cs="Courier New"/>
+          <w:sz w:val="18"/>
+          <w:szCs w:val="20"/>
+          <w:lang w:eastAsia="en-IN"/>
+        </w:rPr>
+      </w:pPr>
+      <w:r>
+        <w:rPr>
+          <w:rFonts w:ascii="Courier New" w:eastAsia="Times New Roman" w:hAnsi="Courier New" w:cs="Courier New"/>
+          <w:sz w:val="18"/>
+          <w:szCs w:val="20"/>
+          <w:lang w:eastAsia="en-IN"/>
+        </w:rPr>
+        <w:t xml:space="preserve">        A=1; B=1; C=1; D=1; #10;</w:t>
+      </w:r>
+    </w:p>
+    <w:p>
+      <w:pPr>
+        <w:tabs>
+          <w:tab w:val="left" w:pos="916"/>
+          <w:tab w:val="left" w:pos="1832"/>
+          <w:tab w:val="left" w:pos="2748"/>
+          <w:tab w:val="left" w:pos="3664"/>
+          <w:tab w:val="left" w:pos="4580"/>
+          <w:tab w:val="left" w:pos="5496"/>
+          <w:tab w:val="left" w:pos="6412"/>
+          <w:tab w:val="left" w:pos="7328"/>
+          <w:tab w:val="left" w:pos="8244"/>
+          <w:tab w:val="left" w:pos="9160"/>
+          <w:tab w:val="left" w:pos="10076"/>
+          <w:tab w:val="left" w:pos="10992"/>
+          <w:tab w:val="left" w:pos="11908"/>
+          <w:tab w:val="left" w:pos="12824"/>
+          <w:tab w:val="left" w:pos="13740"/>
+          <w:tab w:val="left" w:pos="14656"/>
+        </w:tabs>
+        <w:spacing w:after="0" w:line="240" w:lineRule="auto"/>
+        <w:rPr>
+          <w:rFonts w:ascii="Courier New" w:eastAsia="Times New Roman" w:hAnsi="Courier New" w:cs="Courier New"/>
+          <w:sz w:val="18"/>
+          <w:szCs w:val="20"/>
+          <w:lang w:eastAsia="en-IN"/>
+        </w:rPr>
+      </w:pPr>
+      <w:r>
+        <w:rPr>
+          <w:rFonts w:ascii="Courier New" w:eastAsia="Times New Roman" w:hAnsi="Courier New" w:cs="Courier New"/>
+          <w:sz w:val="18"/>
+          <w:szCs w:val="20"/>
+          <w:lang w:eastAsia="en-IN"/>
+        </w:rPr>
+        <w:t xml:space="preserve">        $</w:t>
+      </w:r>
+      <w:proofErr w:type="gramStart"/>
+      <w:r>
+        <w:rPr>
+          <w:rFonts w:ascii="Courier New" w:eastAsia="Times New Roman" w:hAnsi="Courier New" w:cs="Courier New"/>
+          <w:sz w:val="18"/>
+          <w:szCs w:val="20"/>
+          <w:lang w:eastAsia="en-IN"/>
+        </w:rPr>
+        <w:t>display(</w:t>
+      </w:r>
+      <w:proofErr w:type="gramEnd"/>
+      <w:r>
+        <w:rPr>
+          <w:rFonts w:ascii="Courier New" w:eastAsia="Times New Roman" w:hAnsi="Courier New" w:cs="Courier New"/>
+          <w:sz w:val="18"/>
+          <w:szCs w:val="20"/>
+          <w:lang w:eastAsia="en-IN"/>
+        </w:rPr>
+        <w:t>"A=%b B=%b C=%b D=%b F=%</w:t>
+      </w:r>
+      <w:proofErr w:type="spellStart"/>
+      <w:r>
+        <w:rPr>
+          <w:rFonts w:ascii="Courier New" w:eastAsia="Times New Roman" w:hAnsi="Courier New" w:cs="Courier New"/>
+          <w:sz w:val="18"/>
+          <w:szCs w:val="20"/>
+          <w:lang w:eastAsia="en-IN"/>
+        </w:rPr>
+        <w:t>b",A,B,C,D,F</w:t>
+      </w:r>
+      <w:proofErr w:type="spellEnd"/>
+      <w:r>
+        <w:rPr>
+          <w:rFonts w:ascii="Courier New" w:eastAsia="Times New Roman" w:hAnsi="Courier New" w:cs="Courier New"/>
+          <w:sz w:val="18"/>
+          <w:szCs w:val="20"/>
+          <w:lang w:eastAsia="en-IN"/>
+        </w:rPr>
+        <w:t>);</w:t>
+      </w:r>
+    </w:p>
+    <w:p>
+      <w:pPr>
+        <w:tabs>
+          <w:tab w:val="left" w:pos="916"/>
+          <w:tab w:val="left" w:pos="1832"/>
+          <w:tab w:val="left" w:pos="2748"/>
+          <w:tab w:val="left" w:pos="3664"/>
+          <w:tab w:val="left" w:pos="4580"/>
+          <w:tab w:val="left" w:pos="5496"/>
+          <w:tab w:val="left" w:pos="6412"/>
+          <w:tab w:val="left" w:pos="7328"/>
+          <w:tab w:val="left" w:pos="8244"/>
+          <w:tab w:val="left" w:pos="9160"/>
+          <w:tab w:val="left" w:pos="10076"/>
+          <w:tab w:val="left" w:pos="10992"/>
+          <w:tab w:val="left" w:pos="11908"/>
+          <w:tab w:val="left" w:pos="12824"/>
+          <w:tab w:val="left" w:pos="13740"/>
+          <w:tab w:val="left" w:pos="14656"/>
+        </w:tabs>
+        <w:spacing w:after="0" w:line="240" w:lineRule="auto"/>
+        <w:rPr>
+          <w:rFonts w:ascii="Courier New" w:eastAsia="Times New Roman" w:hAnsi="Courier New" w:cs="Courier New"/>
+          <w:sz w:val="18"/>
+          <w:szCs w:val="20"/>
+          <w:lang w:eastAsia="en-IN"/>
+        </w:rPr>
+      </w:pPr>
+    </w:p>
+    <w:p>
+      <w:pPr>
+        <w:tabs>
+          <w:tab w:val="left" w:pos="916"/>
+          <w:tab w:val="left" w:pos="1832"/>
+          <w:tab w:val="left" w:pos="2748"/>
+          <w:tab w:val="left" w:pos="3664"/>
+          <w:tab w:val="left" w:pos="4580"/>
+          <w:tab w:val="left" w:pos="5496"/>
+          <w:tab w:val="left" w:pos="6412"/>
+          <w:tab w:val="left" w:pos="7328"/>
+          <w:tab w:val="left" w:pos="8244"/>
+          <w:tab w:val="left" w:pos="9160"/>
+          <w:tab w:val="left" w:pos="10076"/>
+          <w:tab w:val="left" w:pos="10992"/>
+          <w:tab w:val="left" w:pos="11908"/>
+          <w:tab w:val="left" w:pos="12824"/>
+          <w:tab w:val="left" w:pos="13740"/>
+          <w:tab w:val="left" w:pos="14656"/>
+        </w:tabs>
+        <w:spacing w:after="0" w:line="240" w:lineRule="auto"/>
+        <w:rPr>
+          <w:rFonts w:ascii="Courier New" w:eastAsia="Times New Roman" w:hAnsi="Courier New" w:cs="Courier New"/>
+          <w:sz w:val="18"/>
+          <w:szCs w:val="20"/>
+          <w:lang w:eastAsia="en-IN"/>
+        </w:rPr>
+      </w:pPr>
+      <w:r>
+        <w:rPr>
+          <w:rFonts w:ascii="Courier New" w:eastAsia="Times New Roman" w:hAnsi="Courier New" w:cs="Courier New"/>
+          <w:sz w:val="18"/>
+          <w:szCs w:val="20"/>
+          <w:lang w:eastAsia="en-IN"/>
+        </w:rPr>
+        <w:t xml:space="preserve">        $finish;</w:t>
+      </w:r>
+    </w:p>
+    <w:p>
+      <w:pPr>
+        <w:tabs>
+          <w:tab w:val="left" w:pos="916"/>
+          <w:tab w:val="left" w:pos="1832"/>
+          <w:tab w:val="left" w:pos="2748"/>
+          <w:tab w:val="left" w:pos="3664"/>
+          <w:tab w:val="left" w:pos="4580"/>
+          <w:tab w:val="left" w:pos="5496"/>
+          <w:tab w:val="left" w:pos="6412"/>
+          <w:tab w:val="left" w:pos="7328"/>
+          <w:tab w:val="left" w:pos="8244"/>
+          <w:tab w:val="left" w:pos="9160"/>
+          <w:tab w:val="left" w:pos="10076"/>
+          <w:tab w:val="left" w:pos="10992"/>
+          <w:tab w:val="left" w:pos="11908"/>
+          <w:tab w:val="left" w:pos="12824"/>
+          <w:tab w:val="left" w:pos="13740"/>
+          <w:tab w:val="left" w:pos="14656"/>
+        </w:tabs>
+        <w:spacing w:after="0" w:line="240" w:lineRule="auto"/>
+        <w:rPr>
+          <w:rFonts w:ascii="Courier New" w:eastAsia="Times New Roman" w:hAnsi="Courier New" w:cs="Courier New"/>
+          <w:sz w:val="18"/>
+          <w:szCs w:val="20"/>
+          <w:lang w:eastAsia="en-IN"/>
+        </w:rPr>
+      </w:pPr>
+    </w:p>
+    <w:p>
+      <w:pPr>
+        <w:tabs>
+          <w:tab w:val="left" w:pos="916"/>
+          <w:tab w:val="left" w:pos="1832"/>
+          <w:tab w:val="left" w:pos="2748"/>
+          <w:tab w:val="left" w:pos="3664"/>
+          <w:tab w:val="left" w:pos="4580"/>
+          <w:tab w:val="left" w:pos="5496"/>
+          <w:tab w:val="left" w:pos="6412"/>
+          <w:tab w:val="left" w:pos="7328"/>
+          <w:tab w:val="left" w:pos="8244"/>
+          <w:tab w:val="left" w:pos="9160"/>
+          <w:tab w:val="left" w:pos="10076"/>
+          <w:tab w:val="left" w:pos="10992"/>
+          <w:tab w:val="left" w:pos="11908"/>
+          <w:tab w:val="left" w:pos="12824"/>
+          <w:tab w:val="left" w:pos="13740"/>
+          <w:tab w:val="left" w:pos="14656"/>
+        </w:tabs>
+        <w:spacing w:after="0" w:line="240" w:lineRule="auto"/>
+        <w:rPr>
+          <w:rFonts w:ascii="Courier New" w:eastAsia="Times New Roman" w:hAnsi="Courier New" w:cs="Courier New"/>
+          <w:sz w:val="18"/>
+          <w:szCs w:val="20"/>
+          <w:lang w:eastAsia="en-IN"/>
+        </w:rPr>
+      </w:pPr>
+      <w:r>
+        <w:rPr>
+          <w:rFonts w:ascii="Courier New" w:eastAsia="Times New Roman" w:hAnsi="Courier New" w:cs="Courier New"/>
+          <w:sz w:val="18"/>
+          <w:szCs w:val="20"/>
+          <w:lang w:eastAsia="en-IN"/>
+        </w:rPr>
+        <w:t xml:space="preserve">    end</w:t>
+      </w:r>
+    </w:p>
+    <w:p>
+      <w:pPr>
+        <w:tabs>
+          <w:tab w:val="left" w:pos="916"/>
+          <w:tab w:val="left" w:pos="1832"/>
+          <w:tab w:val="left" w:pos="2748"/>
+          <w:tab w:val="left" w:pos="3664"/>
+          <w:tab w:val="left" w:pos="4580"/>
+          <w:tab w:val="left" w:pos="5496"/>
+          <w:tab w:val="left" w:pos="6412"/>
+          <w:tab w:val="left" w:pos="7328"/>
+          <w:tab w:val="left" w:pos="8244"/>
+          <w:tab w:val="left" w:pos="9160"/>
+          <w:tab w:val="left" w:pos="10076"/>
+          <w:tab w:val="left" w:pos="10992"/>
+          <w:tab w:val="left" w:pos="11908"/>
+          <w:tab w:val="left" w:pos="12824"/>
+          <w:tab w:val="left" w:pos="13740"/>
+          <w:tab w:val="left" w:pos="14656"/>
+        </w:tabs>
+        <w:spacing w:after="0" w:line="240" w:lineRule="auto"/>
+        <w:rPr>
+          <w:rFonts w:ascii="Courier New" w:eastAsia="Times New Roman" w:hAnsi="Courier New" w:cs="Courier New"/>
+          <w:sz w:val="18"/>
+          <w:szCs w:val="20"/>
+          <w:lang w:eastAsia="en-IN"/>
+        </w:rPr>
+      </w:pPr>
+    </w:p>
+    <w:p>
+      <w:pPr>
+        <w:tabs>
+          <w:tab w:val="left" w:pos="916"/>
+          <w:tab w:val="left" w:pos="1832"/>
+          <w:tab w:val="left" w:pos="2748"/>
+          <w:tab w:val="left" w:pos="3664"/>
+          <w:tab w:val="left" w:pos="4580"/>
+          <w:tab w:val="left" w:pos="5496"/>
+          <w:tab w:val="left" w:pos="6412"/>
+          <w:tab w:val="left" w:pos="7328"/>
+          <w:tab w:val="left" w:pos="8244"/>
+          <w:tab w:val="left" w:pos="9160"/>
+          <w:tab w:val="left" w:pos="10076"/>
+          <w:tab w:val="left" w:pos="10992"/>
+          <w:tab w:val="left" w:pos="11908"/>
+          <w:tab w:val="left" w:pos="12824"/>
+          <w:tab w:val="left" w:pos="13740"/>
+          <w:tab w:val="left" w:pos="14656"/>
+        </w:tabs>
+        <w:spacing w:after="0" w:line="240" w:lineRule="auto"/>
+        <w:rPr>
+          <w:rFonts w:ascii="Courier New" w:eastAsia="Times New Roman" w:hAnsi="Courier New" w:cs="Courier New"/>
+          <w:sz w:val="18"/>
+          <w:szCs w:val="20"/>
+          <w:lang w:eastAsia="en-IN"/>
+        </w:rPr>
+      </w:pPr>
+      <w:r>
+        <w:rPr>
+          <w:rFonts w:ascii="Courier New" w:eastAsia="Times New Roman" w:hAnsi="Courier New" w:cs="Courier New"/>
+          <w:sz w:val="18"/>
+          <w:szCs w:val="20"/>
+          <w:lang w:eastAsia="en-IN"/>
+        </w:rPr>
+        <w:t>endmodule</w:t>
+      </w:r>
+    </w:p>
+    <w:p>
+      <w:pPr>
+        <w:spacing w:after="0" w:line="240" w:lineRule="auto"/>
+        <w:rPr>
+          <w:rFonts w:ascii="Times New Roman" w:eastAsia="Times New Roman" w:hAnsi="Times New Roman" w:cs="Times New Roman"/>
+          <w:szCs w:val="24"/>
+          <w:lang w:eastAsia="en-IN"/>
+        </w:rPr>
+      </w:pPr>
+    </w:p>
+    <w:p>
+      <w:pPr>
+        <w:spacing w:before="100" w:beforeAutospacing="1" w:after="100" w:afterAutospacing="1" w:line="240" w:lineRule="auto"/>
+        <w:outlineLvl w:val="1"/>
+        <w:rPr>
+          <w:rFonts w:ascii="Times New Roman" w:eastAsia="Times New Roman" w:hAnsi="Times New Roman" w:cs="Times New Roman"/>
+          <w:b/>
+          <w:bCs/>
+          <w:sz w:val="32"/>
+          <w:szCs w:val="36"/>
+          <w:lang w:eastAsia="en-IN"/>
+        </w:rPr>
+      </w:pPr>
+      <w:r>
+        <w:rPr>
+          <w:rFonts w:ascii="Times New Roman" w:eastAsia="Times New Roman" w:hAnsi="Times New Roman" w:cs="Times New Roman"/>
+          <w:b/>
+          <w:bCs/>
+          <w:sz w:val="32"/>
+          <w:szCs w:val="36"/>
+          <w:lang w:eastAsia="en-IN"/>
+        </w:rPr>
+        <w:t>3. Truth Table</w:t>
+      </w:r>
+    </w:p>
+    <w:tbl>
+      <w:tblPr>
+        <w:tblW w:w="0" w:type="auto"/>
+        <w:tblCellSpacing w:w="15" w:type="dxa"/>
+        <w:tblCellMar>
+          <w:top w:w="15" w:type="dxa"/>
+          <w:left w:w="15" w:type="dxa"/>
+          <w:bottom w:w="15" w:type="dxa"/>
+          <w:right w:w="15" w:type="dxa"/>
+        </w:tblCellMar>
+        <w:tblLook w:val="04A0" w:firstRow="1" w:lastRow="0" w:firstColumn="1" w:lastColumn="0" w:noHBand="0" w:noVBand="1"/>
+      </w:tblPr>
+      <w:tblGrid>
+        <w:gridCol w:w="234"/>
+        <w:gridCol w:w="207"/>
+        <w:gridCol w:w="219"/>
+        <w:gridCol w:w="219"/>
+        <w:gridCol w:w="210"/>
+      </w:tblGrid>
+      <w:tr>
+        <w:trPr>
+          <w:tblHeader/>
+          <w:tblCellSpacing w:w="15" w:type="dxa"/>
+        </w:trPr>
+        <w:tc>
+          <w:tcPr>
+            <w:tcW w:w="0" w:type="auto"/>
+            <w:vAlign w:val="center"/>
+            <w:hideMark/>
+          </w:tcPr>
+          <w:p>
+            <w:pPr>
+              <w:spacing w:after="0" w:line="240" w:lineRule="auto"/>
+              <w:jc w:val="center"/>
+              <w:rPr>
+                <w:rFonts w:ascii="Times New Roman" w:eastAsia="Times New Roman" w:hAnsi="Times New Roman" w:cs="Times New Roman"/>
+                <w:b/>
+                <w:bCs/>
+                <w:szCs w:val="24"/>
+                <w:lang w:eastAsia="en-IN"/>
+              </w:rPr>
+            </w:pPr>
+            <w:r>
+              <w:rPr>
+                <w:rFonts w:ascii="Times New Roman" w:eastAsia="Times New Roman" w:hAnsi="Times New Roman" w:cs="Times New Roman"/>
+                <w:b/>
+                <w:bCs/>
+                <w:szCs w:val="24"/>
+                <w:lang w:eastAsia="en-IN"/>
+              </w:rPr>
+              <w:t>A</w:t>
+            </w:r>
+          </w:p>
+        </w:tc>
+        <w:tc>
+          <w:tcPr>
+            <w:tcW w:w="0" w:type="auto"/>
+            <w:vAlign w:val="center"/>
+            <w:hideMark/>
+          </w:tcPr>
+          <w:p>
+            <w:pPr>
+              <w:spacing w:after="0" w:line="240" w:lineRule="auto"/>
+              <w:jc w:val="center"/>
+              <w:rPr>
+                <w:rFonts w:ascii="Times New Roman" w:eastAsia="Times New Roman" w:hAnsi="Times New Roman" w:cs="Times New Roman"/>
+                <w:b/>
+                <w:bCs/>
+                <w:szCs w:val="24"/>
+                <w:lang w:eastAsia="en-IN"/>
+              </w:rPr>
+            </w:pPr>
+            <w:r>
+              <w:rPr>
+                <w:rFonts w:ascii="Times New Roman" w:eastAsia="Times New Roman" w:hAnsi="Times New Roman" w:cs="Times New Roman"/>
+                <w:b/>
+                <w:bCs/>
+                <w:szCs w:val="24"/>
+                <w:lang w:eastAsia="en-IN"/>
+              </w:rPr>
+              <w:t>B</w:t>
+            </w:r>
+          </w:p>
+        </w:tc>
+        <w:tc>
+          <w:tcPr>
+            <w:tcW w:w="0" w:type="auto"/>
+            <w:vAlign w:val="center"/>
+            <w:hideMark/>
+          </w:tcPr>
+          <w:p>
+            <w:pPr>
+              <w:spacing w:after="0" w:line="240" w:lineRule="auto"/>
+              <w:jc w:val="center"/>
+              <w:rPr>
+                <w:rFonts w:ascii="Times New Roman" w:eastAsia="Times New Roman" w:hAnsi="Times New Roman" w:cs="Times New Roman"/>
+                <w:b/>
+                <w:bCs/>
+                <w:szCs w:val="24"/>
+                <w:lang w:eastAsia="en-IN"/>
+              </w:rPr>
+            </w:pPr>
+            <w:r>
+              <w:rPr>
+                <w:rFonts w:ascii="Times New Roman" w:eastAsia="Times New Roman" w:hAnsi="Times New Roman" w:cs="Times New Roman"/>
+                <w:b/>
+                <w:bCs/>
+                <w:szCs w:val="24"/>
+                <w:lang w:eastAsia="en-IN"/>
+              </w:rPr>
+              <w:t>C</w:t>
+            </w:r>
+          </w:p>
+        </w:tc>
+        <w:tc>
+          <w:tcPr>
+            <w:tcW w:w="0" w:type="auto"/>
+            <w:vAlign w:val="center"/>
+            <w:hideMark/>
+          </w:tcPr>
+          <w:p>
+            <w:pPr>
+              <w:spacing w:after="0" w:line="240" w:lineRule="auto"/>
+              <w:jc w:val="center"/>
+              <w:rPr>
+                <w:rFonts w:ascii="Times New Roman" w:eastAsia="Times New Roman" w:hAnsi="Times New Roman" w:cs="Times New Roman"/>
+                <w:b/>
+                <w:bCs/>
+                <w:szCs w:val="24"/>
+                <w:lang w:eastAsia="en-IN"/>
+              </w:rPr>
+            </w:pPr>
+            <w:r>
+              <w:rPr>
+                <w:rFonts w:ascii="Times New Roman" w:eastAsia="Times New Roman" w:hAnsi="Times New Roman" w:cs="Times New Roman"/>
+                <w:b/>
+                <w:bCs/>
+                <w:szCs w:val="24"/>
+                <w:lang w:eastAsia="en-IN"/>
+              </w:rPr>
+              <w:t>D</w:t>
+            </w:r>
+          </w:p>
+        </w:tc>
+        <w:tc>
+          <w:tcPr>
+            <w:tcW w:w="0" w:type="auto"/>
+            <w:vAlign w:val="center"/>
+            <w:hideMark/>
+          </w:tcPr>
+          <w:p>
+            <w:pPr>
+              <w:spacing w:after="0" w:line="240" w:lineRule="auto"/>
+              <w:jc w:val="center"/>
+              <w:rPr>
+                <w:rFonts w:ascii="Times New Roman" w:eastAsia="Times New Roman" w:hAnsi="Times New Roman" w:cs="Times New Roman"/>
+                <w:b/>
+                <w:bCs/>
+                <w:szCs w:val="24"/>
+                <w:lang w:eastAsia="en-IN"/>
+              </w:rPr>
+            </w:pPr>
+            <w:r>
+              <w:rPr>
+                <w:rFonts w:ascii="Times New Roman" w:eastAsia="Times New Roman" w:hAnsi="Times New Roman" w:cs="Times New Roman"/>
+                <w:b/>
+                <w:bCs/>
+                <w:szCs w:val="24"/>
+                <w:lang w:eastAsia="en-IN"/>
+              </w:rPr>
+              <w:t>F</w:t>
+            </w:r>
+          </w:p>
+        </w:tc>
+      </w:tr>
+      <w:tr>
+        <w:trPr>
+          <w:tblCellSpacing w:w="15" w:type="dxa"/>
+        </w:trPr>
+        <w:tc>
+          <w:tcPr>
+            <w:tcW w:w="0" w:type="auto"/>
+            <w:vAlign w:val="center"/>
+            <w:hideMark/>
+          </w:tcPr>
+          <w:p>
+            <w:pPr>
+              <w:spacing w:after="0" w:line="240" w:lineRule="auto"/>
+              <w:rPr>
+                <w:rFonts w:ascii="Times New Roman" w:eastAsia="Times New Roman" w:hAnsi="Times New Roman" w:cs="Times New Roman"/>
+                <w:szCs w:val="24"/>
+                <w:lang w:eastAsia="en-IN"/>
+              </w:rPr>
+            </w:pPr>
+            <w:r>
+              <w:rPr>
+                <w:rFonts w:ascii="Times New Roman" w:eastAsia="Times New Roman" w:hAnsi="Times New Roman" w:cs="Times New Roman"/>
+                <w:szCs w:val="24"/>
+                <w:lang w:eastAsia="en-IN"/>
+              </w:rPr>
+              <w:t>0</w:t>
+            </w:r>
+          </w:p>
+        </w:tc>
+        <w:tc>
+          <w:tcPr>
+            <w:tcW w:w="0" w:type="auto"/>
+            <w:vAlign w:val="center"/>
+            <w:hideMark/>
+          </w:tcPr>
+          <w:p>
+            <w:pPr>
+              <w:spacing w:after="0" w:line="240" w:lineRule="auto"/>
+              <w:rPr>
+                <w:rFonts w:ascii="Times New Roman" w:eastAsia="Times New Roman" w:hAnsi="Times New Roman" w:cs="Times New Roman"/>
+                <w:szCs w:val="24"/>
+                <w:lang w:eastAsia="en-IN"/>
+              </w:rPr>
+            </w:pPr>
+            <w:r>
+              <w:rPr>
+                <w:rFonts w:ascii="Times New Roman" w:eastAsia="Times New Roman" w:hAnsi="Times New Roman" w:cs="Times New Roman"/>
+                <w:szCs w:val="24"/>
+                <w:lang w:eastAsia="en-IN"/>
+              </w:rPr>
+              <w:t>0</w:t>
+            </w:r>
+          </w:p>
+        </w:tc>
+        <w:tc>
+          <w:tcPr>
+            <w:tcW w:w="0" w:type="auto"/>
+            <w:vAlign w:val="center"/>
+            <w:hideMark/>
+          </w:tcPr>
+          <w:p>
+            <w:pPr>
+              <w:spacing w:after="0" w:line="240" w:lineRule="auto"/>
+              <w:rPr>
+                <w:rFonts w:ascii="Times New Roman" w:eastAsia="Times New Roman" w:hAnsi="Times New Roman" w:cs="Times New Roman"/>
+                <w:szCs w:val="24"/>
+                <w:lang w:eastAsia="en-IN"/>
+              </w:rPr>
+            </w:pPr>
+            <w:r>
+              <w:rPr>
+                <w:rFonts w:ascii="Times New Roman" w:eastAsia="Times New Roman" w:hAnsi="Times New Roman" w:cs="Times New Roman"/>
+                <w:szCs w:val="24"/>
+                <w:lang w:eastAsia="en-IN"/>
+              </w:rPr>
+              <w:t>0</w:t>
+            </w:r>
+          </w:p>
+        </w:tc>
+        <w:tc>
+          <w:tcPr>
+            <w:tcW w:w="0" w:type="auto"/>
+            <w:vAlign w:val="center"/>
+            <w:hideMark/>
+          </w:tcPr>
+          <w:p>
+            <w:pPr>
+              <w:spacing w:after="0" w:line="240" w:lineRule="auto"/>
+              <w:rPr>
+                <w:rFonts w:ascii="Times New Roman" w:eastAsia="Times New Roman" w:hAnsi="Times New Roman" w:cs="Times New Roman"/>
+                <w:szCs w:val="24"/>
+                <w:lang w:eastAsia="en-IN"/>
+              </w:rPr>
+            </w:pPr>
+            <w:r>
+              <w:rPr>
+                <w:rFonts w:ascii="Times New Roman" w:eastAsia="Times New Roman" w:hAnsi="Times New Roman" w:cs="Times New Roman"/>
+                <w:szCs w:val="24"/>
+                <w:lang w:eastAsia="en-IN"/>
+              </w:rPr>
+              <w:t>0</w:t>
+            </w:r>
+          </w:p>
+        </w:tc>
+        <w:tc>
+          <w:tcPr>
+            <w:tcW w:w="0" w:type="auto"/>
+            <w:vAlign w:val="center"/>
+            <w:hideMark/>
+          </w:tcPr>
+          <w:p>
+            <w:pPr>
+              <w:spacing w:after="0" w:line="240" w:lineRule="auto"/>
+              <w:rPr>
+                <w:rFonts w:ascii="Times New Roman" w:eastAsia="Times New Roman" w:hAnsi="Times New Roman" w:cs="Times New Roman"/>
+                <w:szCs w:val="24"/>
+                <w:lang w:eastAsia="en-IN"/>
+              </w:rPr>
+            </w:pPr>
+            <w:r>
+              <w:rPr>
+                <w:rFonts w:ascii="Times New Roman" w:eastAsia="Times New Roman" w:hAnsi="Times New Roman" w:cs="Times New Roman"/>
+                <w:szCs w:val="24"/>
+                <w:lang w:eastAsia="en-IN"/>
+              </w:rPr>
+              <w:t>1</w:t>
+            </w:r>
+          </w:p>
+        </w:tc>
+      </w:tr>
+      <w:tr>
+        <w:trPr>
+          <w:tblCellSpacing w:w="15" w:type="dxa"/>
+        </w:trPr>
+        <w:tc>
+          <w:tcPr>
+            <w:tcW w:w="0" w:type="auto"/>
+            <w:vAlign w:val="center"/>
+            <w:hideMark/>
+          </w:tcPr>
+          <w:p>
+            <w:pPr>
+              <w:spacing w:after="0" w:line="240" w:lineRule="auto"/>
+              <w:rPr>
+                <w:rFonts w:ascii="Times New Roman" w:eastAsia="Times New Roman" w:hAnsi="Times New Roman" w:cs="Times New Roman"/>
+                <w:szCs w:val="24"/>
+                <w:lang w:eastAsia="en-IN"/>
+              </w:rPr>
+            </w:pPr>
+            <w:r>
+              <w:rPr>
+                <w:rFonts w:ascii="Times New Roman" w:eastAsia="Times New Roman" w:hAnsi="Times New Roman" w:cs="Times New Roman"/>
+                <w:szCs w:val="24"/>
+                <w:lang w:eastAsia="en-IN"/>
+              </w:rPr>
+              <w:t>0</w:t>
+            </w:r>
+          </w:p>
+        </w:tc>
+        <w:tc>
+          <w:tcPr>
+            <w:tcW w:w="0" w:type="auto"/>
+            <w:vAlign w:val="center"/>
+            <w:hideMark/>
+          </w:tcPr>
+          <w:p>
+            <w:pPr>
+              <w:spacing w:after="0" w:line="240" w:lineRule="auto"/>
+              <w:rPr>
+                <w:rFonts w:ascii="Times New Roman" w:eastAsia="Times New Roman" w:hAnsi="Times New Roman" w:cs="Times New Roman"/>
+                <w:szCs w:val="24"/>
+                <w:lang w:eastAsia="en-IN"/>
+              </w:rPr>
+            </w:pPr>
+            <w:r>
+              <w:rPr>
+                <w:rFonts w:ascii="Times New Roman" w:eastAsia="Times New Roman" w:hAnsi="Times New Roman" w:cs="Times New Roman"/>
+                <w:szCs w:val="24"/>
+                <w:lang w:eastAsia="en-IN"/>
+              </w:rPr>
+              <w:t>0</w:t>
+            </w:r>
+          </w:p>
+        </w:tc>
+        <w:tc>
+          <w:tcPr>
+            <w:tcW w:w="0" w:type="auto"/>
+            <w:vAlign w:val="center"/>
+            <w:hideMark/>
+          </w:tcPr>
+          <w:p>
+            <w:pPr>
+              <w:spacing w:after="0" w:line="240" w:lineRule="auto"/>
+              <w:rPr>
+                <w:rFonts w:ascii="Times New Roman" w:eastAsia="Times New Roman" w:hAnsi="Times New Roman" w:cs="Times New Roman"/>
+                <w:szCs w:val="24"/>
+                <w:lang w:eastAsia="en-IN"/>
+              </w:rPr>
+            </w:pPr>
+            <w:r>
+              <w:rPr>
+                <w:rFonts w:ascii="Times New Roman" w:eastAsia="Times New Roman" w:hAnsi="Times New Roman" w:cs="Times New Roman"/>
+                <w:szCs w:val="24"/>
+                <w:lang w:eastAsia="en-IN"/>
+              </w:rPr>
+              <w:t>0</w:t>
+            </w:r>
+          </w:p>
+        </w:tc>
+        <w:tc>
+          <w:tcPr>
+            <w:tcW w:w="0" w:type="auto"/>
+            <w:vAlign w:val="center"/>
+            <w:hideMark/>
+          </w:tcPr>
+          <w:p>
+            <w:pPr>
+              <w:spacing w:after="0" w:line="240" w:lineRule="auto"/>
+              <w:rPr>
+                <w:rFonts w:ascii="Times New Roman" w:eastAsia="Times New Roman" w:hAnsi="Times New Roman" w:cs="Times New Roman"/>
+                <w:szCs w:val="24"/>
+                <w:lang w:eastAsia="en-IN"/>
+              </w:rPr>
+            </w:pPr>
+            <w:r>
+              <w:rPr>
+                <w:rFonts w:ascii="Times New Roman" w:eastAsia="Times New Roman" w:hAnsi="Times New Roman" w:cs="Times New Roman"/>
+                <w:szCs w:val="24"/>
+                <w:lang w:eastAsia="en-IN"/>
+              </w:rPr>
+              <w:t>1</w:t>
+            </w:r>
+          </w:p>
+        </w:tc>
+        <w:tc>
+          <w:tcPr>
+            <w:tcW w:w="0" w:type="auto"/>
+            <w:vAlign w:val="center"/>
+            <w:hideMark/>
+          </w:tcPr>
+          <w:p>
+            <w:pPr>
+              <w:spacing w:after="0" w:line="240" w:lineRule="auto"/>
+              <w:rPr>
+                <w:rFonts w:ascii="Times New Roman" w:eastAsia="Times New Roman" w:hAnsi="Times New Roman" w:cs="Times New Roman"/>
+                <w:szCs w:val="24"/>
+                <w:lang w:eastAsia="en-IN"/>
+              </w:rPr>
+            </w:pPr>
+            <w:r>
+              <w:rPr>
+                <w:rFonts w:ascii="Times New Roman" w:eastAsia="Times New Roman" w:hAnsi="Times New Roman" w:cs="Times New Roman"/>
+                <w:szCs w:val="24"/>
+                <w:lang w:eastAsia="en-IN"/>
+              </w:rPr>
+              <w:t>0</w:t>
+            </w:r>
+          </w:p>
+        </w:tc>
+      </w:tr>
+      <w:tr>
+        <w:trPr>
+          <w:tblCellSpacing w:w="15" w:type="dxa"/>
+        </w:trPr>
+        <w:tc>
+          <w:tcPr>
+            <w:tcW w:w="0" w:type="auto"/>
+            <w:vAlign w:val="center"/>
+            <w:hideMark/>
+          </w:tcPr>
+          <w:p>
+            <w:pPr>
+              <w:spacing w:after="0" w:line="240" w:lineRule="auto"/>
+              <w:rPr>
+                <w:rFonts w:ascii="Times New Roman" w:eastAsia="Times New Roman" w:hAnsi="Times New Roman" w:cs="Times New Roman"/>
+                <w:szCs w:val="24"/>
+                <w:lang w:eastAsia="en-IN"/>
+              </w:rPr>
+            </w:pPr>
+            <w:r>
+              <w:rPr>
+                <w:rFonts w:ascii="Times New Roman" w:eastAsia="Times New Roman" w:hAnsi="Times New Roman" w:cs="Times New Roman"/>
+                <w:szCs w:val="24"/>
+                <w:lang w:eastAsia="en-IN"/>
+              </w:rPr>
+              <w:t>0</w:t>
+            </w:r>
+          </w:p>
+        </w:tc>
+        <w:tc>
+          <w:tcPr>
+            <w:tcW w:w="0" w:type="auto"/>
+            <w:vAlign w:val="center"/>
+            <w:hideMark/>
+          </w:tcPr>
+          <w:p>
+            <w:pPr>
+              <w:spacing w:after="0" w:line="240" w:lineRule="auto"/>
+              <w:rPr>
+                <w:rFonts w:ascii="Times New Roman" w:eastAsia="Times New Roman" w:hAnsi="Times New Roman" w:cs="Times New Roman"/>
+                <w:szCs w:val="24"/>
+                <w:lang w:eastAsia="en-IN"/>
+              </w:rPr>
+            </w:pPr>
+            <w:r>
+              <w:rPr>
+                <w:rFonts w:ascii="Times New Roman" w:eastAsia="Times New Roman" w:hAnsi="Times New Roman" w:cs="Times New Roman"/>
+                <w:szCs w:val="24"/>
+                <w:lang w:eastAsia="en-IN"/>
+              </w:rPr>
+              <w:t>0</w:t>
+            </w:r>
+          </w:p>
+        </w:tc>
+        <w:tc>
+          <w:tcPr>
+            <w:tcW w:w="0" w:type="auto"/>
+            <w:vAlign w:val="center"/>
+            <w:hideMark/>
+          </w:tcPr>
+          <w:p>
+            <w:pPr>
+              <w:spacing w:after="0" w:line="240" w:lineRule="auto"/>
+              <w:rPr>
+                <w:rFonts w:ascii="Times New Roman" w:eastAsia="Times New Roman" w:hAnsi="Times New Roman" w:cs="Times New Roman"/>
+                <w:szCs w:val="24"/>
+                <w:lang w:eastAsia="en-IN"/>
+              </w:rPr>
+            </w:pPr>
+            <w:r>
+              <w:rPr>
+                <w:rFonts w:ascii="Times New Roman" w:eastAsia="Times New Roman" w:hAnsi="Times New Roman" w:cs="Times New Roman"/>
+                <w:szCs w:val="24"/>
+                <w:lang w:eastAsia="en-IN"/>
+              </w:rPr>
+              <w:t>1</w:t>
+            </w:r>
+          </w:p>
+        </w:tc>
+        <w:tc>
+          <w:tcPr>
+            <w:tcW w:w="0" w:type="auto"/>
+            <w:vAlign w:val="center"/>
+            <w:hideMark/>
+          </w:tcPr>
+          <w:p>
+            <w:pPr>
+              <w:spacing w:after="0" w:line="240" w:lineRule="auto"/>
+              <w:rPr>
+                <w:rFonts w:ascii="Times New Roman" w:eastAsia="Times New Roman" w:hAnsi="Times New Roman" w:cs="Times New Roman"/>
+                <w:szCs w:val="24"/>
+                <w:lang w:eastAsia="en-IN"/>
+              </w:rPr>
+            </w:pPr>
+            <w:r>
+              <w:rPr>
+                <w:rFonts w:ascii="Times New Roman" w:eastAsia="Times New Roman" w:hAnsi="Times New Roman" w:cs="Times New Roman"/>
+                <w:szCs w:val="24"/>
+                <w:lang w:eastAsia="en-IN"/>
+              </w:rPr>
+              <w:t>0</w:t>
+            </w:r>
+          </w:p>
+        </w:tc>
+        <w:tc>
+          <w:tcPr>
+            <w:tcW w:w="0" w:type="auto"/>
+            <w:vAlign w:val="center"/>
+            <w:hideMark/>
+          </w:tcPr>
+          <w:p>
+            <w:pPr>
+              <w:spacing w:after="0" w:line="240" w:lineRule="auto"/>
+              <w:rPr>
+                <w:rFonts w:ascii="Times New Roman" w:eastAsia="Times New Roman" w:hAnsi="Times New Roman" w:cs="Times New Roman"/>
+                <w:szCs w:val="24"/>
+                <w:lang w:eastAsia="en-IN"/>
+              </w:rPr>
+            </w:pPr>
+            <w:r>
+              <w:rPr>
+                <w:rFonts w:ascii="Times New Roman" w:eastAsia="Times New Roman" w:hAnsi="Times New Roman" w:cs="Times New Roman"/>
+                <w:szCs w:val="24"/>
+                <w:lang w:eastAsia="en-IN"/>
+              </w:rPr>
+              <w:t>1</w:t>
+            </w:r>
+          </w:p>
+        </w:tc>
+      </w:tr>
+      <w:tr>
+        <w:trPr>
+          <w:tblCellSpacing w:w="15" w:type="dxa"/>
+        </w:trPr>
+        <w:tc>
+          <w:tcPr>
+            <w:tcW w:w="0" w:type="auto"/>
+            <w:vAlign w:val="center"/>
+            <w:hideMark/>
+          </w:tcPr>
+          <w:p>
+            <w:pPr>
+              <w:spacing w:after="0" w:line="240" w:lineRule="auto"/>
+              <w:rPr>
+                <w:rFonts w:ascii="Times New Roman" w:eastAsia="Times New Roman" w:hAnsi="Times New Roman" w:cs="Times New Roman"/>
+                <w:szCs w:val="24"/>
+                <w:lang w:eastAsia="en-IN"/>
+              </w:rPr>
+            </w:pPr>
+            <w:r>
+              <w:rPr>
+                <w:rFonts w:ascii="Times New Roman" w:eastAsia="Times New Roman" w:hAnsi="Times New Roman" w:cs="Times New Roman"/>
+                <w:szCs w:val="24"/>
+                <w:lang w:eastAsia="en-IN"/>
+              </w:rPr>
+              <w:t>0</w:t>
+            </w:r>
+          </w:p>
+        </w:tc>
+        <w:tc>
+          <w:tcPr>
+            <w:tcW w:w="0" w:type="auto"/>
+            <w:vAlign w:val="center"/>
+            <w:hideMark/>
+          </w:tcPr>
+          <w:p>
+            <w:pPr>
+              <w:spacing w:after="0" w:line="240" w:lineRule="auto"/>
+              <w:rPr>
+                <w:rFonts w:ascii="Times New Roman" w:eastAsia="Times New Roman" w:hAnsi="Times New Roman" w:cs="Times New Roman"/>
+                <w:szCs w:val="24"/>
+                <w:lang w:eastAsia="en-IN"/>
+              </w:rPr>
+            </w:pPr>
+            <w:r>
+              <w:rPr>
+                <w:rFonts w:ascii="Times New Roman" w:eastAsia="Times New Roman" w:hAnsi="Times New Roman" w:cs="Times New Roman"/>
+                <w:szCs w:val="24"/>
+                <w:lang w:eastAsia="en-IN"/>
+              </w:rPr>
+              <w:t>0</w:t>
+            </w:r>
+          </w:p>
+        </w:tc>
+        <w:tc>
+          <w:tcPr>
+            <w:tcW w:w="0" w:type="auto"/>
+            <w:vAlign w:val="center"/>
+            <w:hideMark/>
+          </w:tcPr>
+          <w:p>
+            <w:pPr>
+              <w:spacing w:after="0" w:line="240" w:lineRule="auto"/>
+              <w:rPr>
+                <w:rFonts w:ascii="Times New Roman" w:eastAsia="Times New Roman" w:hAnsi="Times New Roman" w:cs="Times New Roman"/>
+                <w:szCs w:val="24"/>
+                <w:lang w:eastAsia="en-IN"/>
+              </w:rPr>
+            </w:pPr>
+            <w:r>
+              <w:rPr>
+                <w:rFonts w:ascii="Times New Roman" w:eastAsia="Times New Roman" w:hAnsi="Times New Roman" w:cs="Times New Roman"/>
+                <w:szCs w:val="24"/>
+                <w:lang w:eastAsia="en-IN"/>
+              </w:rPr>
+              <w:t>1</w:t>
+            </w:r>
+          </w:p>
+        </w:tc>
+        <w:tc>
+          <w:tcPr>
+            <w:tcW w:w="0" w:type="auto"/>
+            <w:vAlign w:val="center"/>
+            <w:hideMark/>
+          </w:tcPr>
+          <w:p>
+            <w:pPr>
+              <w:spacing w:after="0" w:line="240" w:lineRule="auto"/>
+              <w:rPr>
+                <w:rFonts w:ascii="Times New Roman" w:eastAsia="Times New Roman" w:hAnsi="Times New Roman" w:cs="Times New Roman"/>
+                <w:szCs w:val="24"/>
+                <w:lang w:eastAsia="en-IN"/>
+              </w:rPr>
+            </w:pPr>
+            <w:r>
+              <w:rPr>
+                <w:rFonts w:ascii="Times New Roman" w:eastAsia="Times New Roman" w:hAnsi="Times New Roman" w:cs="Times New Roman"/>
+                <w:szCs w:val="24"/>
+                <w:lang w:eastAsia="en-IN"/>
+              </w:rPr>
+              <w:t>1</w:t>
+            </w:r>
+          </w:p>
+        </w:tc>
+        <w:tc>
+          <w:tcPr>
+            <w:tcW w:w="0" w:type="auto"/>
+            <w:vAlign w:val="center"/>
+            <w:hideMark/>
+          </w:tcPr>
+          <w:p>
+            <w:pPr>
+              <w:spacing w:after="0" w:line="240" w:lineRule="auto"/>
+              <w:rPr>
+                <w:rFonts w:ascii="Times New Roman" w:eastAsia="Times New Roman" w:hAnsi="Times New Roman" w:cs="Times New Roman"/>
+                <w:szCs w:val="24"/>
+                <w:lang w:eastAsia="en-IN"/>
+              </w:rPr>
+            </w:pPr>
+            <w:r>
+              <w:rPr>
+                <w:rFonts w:ascii="Times New Roman" w:eastAsia="Times New Roman" w:hAnsi="Times New Roman" w:cs="Times New Roman"/>
+                <w:szCs w:val="24"/>
+                <w:lang w:eastAsia="en-IN"/>
+              </w:rPr>
+              <w:t>0</w:t>
+            </w:r>
+          </w:p>
+        </w:tc>
+      </w:tr>
+      <w:tr>
+        <w:trPr>
+          <w:tblCellSpacing w:w="15" w:type="dxa"/>
+        </w:trPr>
+        <w:tc>
+          <w:tcPr>
+            <w:tcW w:w="0" w:type="auto"/>
+            <w:vAlign w:val="center"/>
+            <w:hideMark/>
+          </w:tcPr>
+          <w:p>
+            <w:pPr>
+              <w:spacing w:after="0" w:line="240" w:lineRule="auto"/>
+              <w:rPr>
+                <w:rFonts w:ascii="Times New Roman" w:eastAsia="Times New Roman" w:hAnsi="Times New Roman" w:cs="Times New Roman"/>
+                <w:szCs w:val="24"/>
+                <w:lang w:eastAsia="en-IN"/>
+              </w:rPr>
+            </w:pPr>
+            <w:r>
+              <w:rPr>
+                <w:rFonts w:ascii="Times New Roman" w:eastAsia="Times New Roman" w:hAnsi="Times New Roman" w:cs="Times New Roman"/>
+                <w:szCs w:val="24"/>
+                <w:lang w:eastAsia="en-IN"/>
+              </w:rPr>
+              <w:t>0</w:t>
+            </w:r>
+          </w:p>
+        </w:tc>
+        <w:tc>
+          <w:tcPr>
+            <w:tcW w:w="0" w:type="auto"/>
+            <w:vAlign w:val="center"/>
+            <w:hideMark/>
+          </w:tcPr>
+          <w:p>
+            <w:pPr>
+              <w:spacing w:after="0" w:line="240" w:lineRule="auto"/>
+              <w:rPr>
+                <w:rFonts w:ascii="Times New Roman" w:eastAsia="Times New Roman" w:hAnsi="Times New Roman" w:cs="Times New Roman"/>
+                <w:szCs w:val="24"/>
+                <w:lang w:eastAsia="en-IN"/>
+              </w:rPr>
+            </w:pPr>
+            <w:r>
+              <w:rPr>
+                <w:rFonts w:ascii="Times New Roman" w:eastAsia="Times New Roman" w:hAnsi="Times New Roman" w:cs="Times New Roman"/>
+                <w:szCs w:val="24"/>
+                <w:lang w:eastAsia="en-IN"/>
+              </w:rPr>
+              <w:t>1</w:t>
+            </w:r>
+          </w:p>
+        </w:tc>
+        <w:tc>
+          <w:tcPr>
+            <w:tcW w:w="0" w:type="auto"/>
+            <w:vAlign w:val="center"/>
+            <w:hideMark/>
+          </w:tcPr>
+          <w:p>
+            <w:pPr>
+              <w:spacing w:after="0" w:line="240" w:lineRule="auto"/>
+              <w:rPr>
+                <w:rFonts w:ascii="Times New Roman" w:eastAsia="Times New Roman" w:hAnsi="Times New Roman" w:cs="Times New Roman"/>
+                <w:szCs w:val="24"/>
+                <w:lang w:eastAsia="en-IN"/>
+              </w:rPr>
+            </w:pPr>
+            <w:r>
+              <w:rPr>
+                <w:rFonts w:ascii="Times New Roman" w:eastAsia="Times New Roman" w:hAnsi="Times New Roman" w:cs="Times New Roman"/>
+                <w:szCs w:val="24"/>
+                <w:lang w:eastAsia="en-IN"/>
+              </w:rPr>
+              <w:t>0</w:t>
+            </w:r>
+          </w:p>
+        </w:tc>
+        <w:tc>
+          <w:tcPr>
+            <w:tcW w:w="0" w:type="auto"/>
+            <w:vAlign w:val="center"/>
+            <w:hideMark/>
+          </w:tcPr>
+          <w:p>
+            <w:pPr>
+              <w:spacing w:after="0" w:line="240" w:lineRule="auto"/>
+              <w:rPr>
+                <w:rFonts w:ascii="Times New Roman" w:eastAsia="Times New Roman" w:hAnsi="Times New Roman" w:cs="Times New Roman"/>
+                <w:szCs w:val="24"/>
+                <w:lang w:eastAsia="en-IN"/>
+              </w:rPr>
+            </w:pPr>
+            <w:r>
+              <w:rPr>
+                <w:rFonts w:ascii="Times New Roman" w:eastAsia="Times New Roman" w:hAnsi="Times New Roman" w:cs="Times New Roman"/>
+                <w:szCs w:val="24"/>
+                <w:lang w:eastAsia="en-IN"/>
+              </w:rPr>
+              <w:t>0</w:t>
+            </w:r>
+          </w:p>
+        </w:tc>
+        <w:tc>
+          <w:tcPr>
+            <w:tcW w:w="0" w:type="auto"/>
+            <w:vAlign w:val="center"/>
+            <w:hideMark/>
+          </w:tcPr>
+          <w:p>
+            <w:pPr>
+              <w:spacing w:after="0" w:line="240" w:lineRule="auto"/>
+              <w:rPr>
+                <w:rFonts w:ascii="Times New Roman" w:eastAsia="Times New Roman" w:hAnsi="Times New Roman" w:cs="Times New Roman"/>
+                <w:szCs w:val="24"/>
+                <w:lang w:eastAsia="en-IN"/>
+              </w:rPr>
+            </w:pPr>
+            <w:r>
+              <w:rPr>
+                <w:rFonts w:ascii="Times New Roman" w:eastAsia="Times New Roman" w:hAnsi="Times New Roman" w:cs="Times New Roman"/>
+                <w:szCs w:val="24"/>
+                <w:lang w:eastAsia="en-IN"/>
+              </w:rPr>
+              <w:t>0</w:t>
+            </w:r>
+          </w:p>
+        </w:tc>
+      </w:tr>
+      <w:tr>
+        <w:trPr>
+          <w:tblCellSpacing w:w="15" w:type="dxa"/>
+        </w:trPr>
+        <w:tc>
+          <w:tcPr>
+            <w:tcW w:w="0" w:type="auto"/>
+            <w:vAlign w:val="center"/>
+            <w:hideMark/>
+          </w:tcPr>
+          <w:p>
+            <w:pPr>
+              <w:spacing w:after="0" w:line="240" w:lineRule="auto"/>
+              <w:rPr>
+                <w:rFonts w:ascii="Times New Roman" w:eastAsia="Times New Roman" w:hAnsi="Times New Roman" w:cs="Times New Roman"/>
+                <w:szCs w:val="24"/>
+                <w:lang w:eastAsia="en-IN"/>
+              </w:rPr>
+            </w:pPr>
+            <w:r>
+              <w:rPr>
+                <w:rFonts w:ascii="Times New Roman" w:eastAsia="Times New Roman" w:hAnsi="Times New Roman" w:cs="Times New Roman"/>
+                <w:szCs w:val="24"/>
+                <w:lang w:eastAsia="en-IN"/>
+              </w:rPr>
+              <w:t>0</w:t>
+            </w:r>
+          </w:p>
+        </w:tc>
+        <w:tc>
+          <w:tcPr>
+            <w:tcW w:w="0" w:type="auto"/>
+            <w:vAlign w:val="center"/>
+            <w:hideMark/>
+          </w:tcPr>
+          <w:p>
+            <w:pPr>
+              <w:spacing w:after="0" w:line="240" w:lineRule="auto"/>
+              <w:rPr>
+                <w:rFonts w:ascii="Times New Roman" w:eastAsia="Times New Roman" w:hAnsi="Times New Roman" w:cs="Times New Roman"/>
+                <w:szCs w:val="24"/>
+                <w:lang w:eastAsia="en-IN"/>
+              </w:rPr>
+            </w:pPr>
+            <w:r>
+              <w:rPr>
+                <w:rFonts w:ascii="Times New Roman" w:eastAsia="Times New Roman" w:hAnsi="Times New Roman" w:cs="Times New Roman"/>
+                <w:szCs w:val="24"/>
+                <w:lang w:eastAsia="en-IN"/>
+              </w:rPr>
+              <w:t>1</w:t>
+            </w:r>
+          </w:p>
+        </w:tc>
+        <w:tc>
+          <w:tcPr>
+            <w:tcW w:w="0" w:type="auto"/>
+            <w:vAlign w:val="center"/>
+            <w:hideMark/>
+          </w:tcPr>
+          <w:p>
+            <w:pPr>
+              <w:spacing w:after="0" w:line="240" w:lineRule="auto"/>
+              <w:rPr>
+                <w:rFonts w:ascii="Times New Roman" w:eastAsia="Times New Roman" w:hAnsi="Times New Roman" w:cs="Times New Roman"/>
+                <w:szCs w:val="24"/>
+                <w:lang w:eastAsia="en-IN"/>
+              </w:rPr>
+            </w:pPr>
+            <w:r>
+              <w:rPr>
+                <w:rFonts w:ascii="Times New Roman" w:eastAsia="Times New Roman" w:hAnsi="Times New Roman" w:cs="Times New Roman"/>
+                <w:szCs w:val="24"/>
+                <w:lang w:eastAsia="en-IN"/>
+              </w:rPr>
+              <w:t>0</w:t>
+            </w:r>
+          </w:p>
+        </w:tc>
+        <w:tc>
+          <w:tcPr>
+            <w:tcW w:w="0" w:type="auto"/>
+            <w:vAlign w:val="center"/>
+            <w:hideMark/>
+          </w:tcPr>
+          <w:p>
+            <w:pPr>
+              <w:spacing w:after="0" w:line="240" w:lineRule="auto"/>
+              <w:rPr>
+                <w:rFonts w:ascii="Times New Roman" w:eastAsia="Times New Roman" w:hAnsi="Times New Roman" w:cs="Times New Roman"/>
+                <w:szCs w:val="24"/>
+                <w:lang w:eastAsia="en-IN"/>
+              </w:rPr>
+            </w:pPr>
+            <w:r>
+              <w:rPr>
+                <w:rFonts w:ascii="Times New Roman" w:eastAsia="Times New Roman" w:hAnsi="Times New Roman" w:cs="Times New Roman"/>
+                <w:szCs w:val="24"/>
+                <w:lang w:eastAsia="en-IN"/>
+              </w:rPr>
+              <w:t>1</w:t>
+            </w:r>
+          </w:p>
+        </w:tc>
+        <w:tc>
+          <w:tcPr>
+            <w:tcW w:w="0" w:type="auto"/>
+            <w:vAlign w:val="center"/>
+            <w:hideMark/>
+          </w:tcPr>
+          <w:p>
+            <w:pPr>
+              <w:spacing w:after="0" w:line="240" w:lineRule="auto"/>
+              <w:rPr>
+                <w:rFonts w:ascii="Times New Roman" w:eastAsia="Times New Roman" w:hAnsi="Times New Roman" w:cs="Times New Roman"/>
+                <w:szCs w:val="24"/>
+                <w:lang w:eastAsia="en-IN"/>
+              </w:rPr>
+            </w:pPr>
+            <w:r>
+              <w:rPr>
+                <w:rFonts w:ascii="Times New Roman" w:eastAsia="Times New Roman" w:hAnsi="Times New Roman" w:cs="Times New Roman"/>
+                <w:szCs w:val="24"/>
+                <w:lang w:eastAsia="en-IN"/>
+              </w:rPr>
+              <w:t>1</w:t>
+            </w:r>
+          </w:p>
+        </w:tc>
+      </w:tr>
+      <w:tr>
+        <w:trPr>
+          <w:tblCellSpacing w:w="15" w:type="dxa"/>
+        </w:trPr>
+        <w:tc>
+          <w:tcPr>
+            <w:tcW w:w="0" w:type="auto"/>
+            <w:vAlign w:val="center"/>
+            <w:hideMark/>
+          </w:tcPr>
+          <w:p>
+            <w:pPr>
+              <w:spacing w:after="0" w:line="240" w:lineRule="auto"/>
+              <w:rPr>
+                <w:rFonts w:ascii="Times New Roman" w:eastAsia="Times New Roman" w:hAnsi="Times New Roman" w:cs="Times New Roman"/>
+                <w:szCs w:val="24"/>
+                <w:lang w:eastAsia="en-IN"/>
+              </w:rPr>
+            </w:pPr>
+            <w:r>
+              <w:rPr>
+                <w:rFonts w:ascii="Times New Roman" w:eastAsia="Times New Roman" w:hAnsi="Times New Roman" w:cs="Times New Roman"/>
+                <w:szCs w:val="24"/>
+                <w:lang w:eastAsia="en-IN"/>
+              </w:rPr>
+              <w:t>0</w:t>
+            </w:r>
+          </w:p>
+        </w:tc>
+        <w:tc>
+          <w:tcPr>
+            <w:tcW w:w="0" w:type="auto"/>
+            <w:vAlign w:val="center"/>
+            <w:hideMark/>
+          </w:tcPr>
+          <w:p>
+            <w:pPr>
+              <w:spacing w:after="0" w:line="240" w:lineRule="auto"/>
+              <w:rPr>
+                <w:rFonts w:ascii="Times New Roman" w:eastAsia="Times New Roman" w:hAnsi="Times New Roman" w:cs="Times New Roman"/>
+                <w:szCs w:val="24"/>
+                <w:lang w:eastAsia="en-IN"/>
+              </w:rPr>
+            </w:pPr>
+            <w:r>
+              <w:rPr>
+                <w:rFonts w:ascii="Times New Roman" w:eastAsia="Times New Roman" w:hAnsi="Times New Roman" w:cs="Times New Roman"/>
+                <w:szCs w:val="24"/>
+                <w:lang w:eastAsia="en-IN"/>
+              </w:rPr>
+              <w:t>1</w:t>
+            </w:r>
+          </w:p>
+        </w:tc>
+        <w:tc>
+          <w:tcPr>
+            <w:tcW w:w="0" w:type="auto"/>
+            <w:vAlign w:val="center"/>
+            <w:hideMark/>
+          </w:tcPr>
+          <w:p>
+            <w:pPr>
+              <w:spacing w:after="0" w:line="240" w:lineRule="auto"/>
+              <w:rPr>
+                <w:rFonts w:ascii="Times New Roman" w:eastAsia="Times New Roman" w:hAnsi="Times New Roman" w:cs="Times New Roman"/>
+                <w:szCs w:val="24"/>
+                <w:lang w:eastAsia="en-IN"/>
+              </w:rPr>
+            </w:pPr>
+            <w:r>
+              <w:rPr>
+                <w:rFonts w:ascii="Times New Roman" w:eastAsia="Times New Roman" w:hAnsi="Times New Roman" w:cs="Times New Roman"/>
+                <w:szCs w:val="24"/>
+                <w:lang w:eastAsia="en-IN"/>
+              </w:rPr>
+              <w:t>1</w:t>
+            </w:r>
+          </w:p>
+        </w:tc>
+        <w:tc>
+          <w:tcPr>
+            <w:tcW w:w="0" w:type="auto"/>
+            <w:vAlign w:val="center"/>
+            <w:hideMark/>
+          </w:tcPr>
+          <w:p>
+            <w:pPr>
+              <w:spacing w:after="0" w:line="240" w:lineRule="auto"/>
+              <w:rPr>
+                <w:rFonts w:ascii="Times New Roman" w:eastAsia="Times New Roman" w:hAnsi="Times New Roman" w:cs="Times New Roman"/>
+                <w:szCs w:val="24"/>
+                <w:lang w:eastAsia="en-IN"/>
+              </w:rPr>
+            </w:pPr>
+            <w:r>
+              <w:rPr>
+                <w:rFonts w:ascii="Times New Roman" w:eastAsia="Times New Roman" w:hAnsi="Times New Roman" w:cs="Times New Roman"/>
+                <w:szCs w:val="24"/>
+                <w:lang w:eastAsia="en-IN"/>
+              </w:rPr>
+              <w:t>0</w:t>
+            </w:r>
+          </w:p>
+        </w:tc>
+        <w:tc>
+          <w:tcPr>
+            <w:tcW w:w="0" w:type="auto"/>
+            <w:vAlign w:val="center"/>
+            <w:hideMark/>
+          </w:tcPr>
+          <w:p>
+            <w:pPr>
+              <w:spacing w:after="0" w:line="240" w:lineRule="auto"/>
+              <w:rPr>
+                <w:rFonts w:ascii="Times New Roman" w:eastAsia="Times New Roman" w:hAnsi="Times New Roman" w:cs="Times New Roman"/>
+                <w:szCs w:val="24"/>
+                <w:lang w:eastAsia="en-IN"/>
+              </w:rPr>
+            </w:pPr>
+            <w:r>
+              <w:rPr>
+                <w:rFonts w:ascii="Times New Roman" w:eastAsia="Times New Roman" w:hAnsi="Times New Roman" w:cs="Times New Roman"/>
+                <w:szCs w:val="24"/>
+                <w:lang w:eastAsia="en-IN"/>
+              </w:rPr>
+              <w:t>0</w:t>
+            </w:r>
+          </w:p>
+        </w:tc>
+      </w:tr>
+      <w:tr>
+        <w:trPr>
+          <w:tblCellSpacing w:w="15" w:type="dxa"/>
+        </w:trPr>
+        <w:tc>
+          <w:tcPr>
+            <w:tcW w:w="0" w:type="auto"/>
+            <w:vAlign w:val="center"/>
+            <w:hideMark/>
+          </w:tcPr>
+          <w:p>
+            <w:pPr>
+              <w:spacing w:after="0" w:line="240" w:lineRule="auto"/>
+              <w:rPr>
+                <w:rFonts w:ascii="Times New Roman" w:eastAsia="Times New Roman" w:hAnsi="Times New Roman" w:cs="Times New Roman"/>
+                <w:szCs w:val="24"/>
+                <w:lang w:eastAsia="en-IN"/>
+              </w:rPr>
+            </w:pPr>
+            <w:r>
+              <w:rPr>
+                <w:rFonts w:ascii="Times New Roman" w:eastAsia="Times New Roman" w:hAnsi="Times New Roman" w:cs="Times New Roman"/>
+                <w:szCs w:val="24"/>
+                <w:lang w:eastAsia="en-IN"/>
+              </w:rPr>
+              <w:t>0</w:t>
+            </w:r>
+          </w:p>
+        </w:tc>
+        <w:tc>
+          <w:tcPr>
+            <w:tcW w:w="0" w:type="auto"/>
+            <w:vAlign w:val="center"/>
+            <w:hideMark/>
+          </w:tcPr>
+          <w:p>
+            <w:pPr>
+              <w:spacing w:after="0" w:line="240" w:lineRule="auto"/>
+              <w:rPr>
+                <w:rFonts w:ascii="Times New Roman" w:eastAsia="Times New Roman" w:hAnsi="Times New Roman" w:cs="Times New Roman"/>
+                <w:szCs w:val="24"/>
+                <w:lang w:eastAsia="en-IN"/>
+              </w:rPr>
+            </w:pPr>
+            <w:r>
+              <w:rPr>
+                <w:rFonts w:ascii="Times New Roman" w:eastAsia="Times New Roman" w:hAnsi="Times New Roman" w:cs="Times New Roman"/>
+                <w:szCs w:val="24"/>
+                <w:lang w:eastAsia="en-IN"/>
+              </w:rPr>
+              <w:t>1</w:t>
+            </w:r>
+          </w:p>
+        </w:tc>
+        <w:tc>
+          <w:tcPr>
+            <w:tcW w:w="0" w:type="auto"/>
+            <w:vAlign w:val="center"/>
+            <w:hideMark/>
+          </w:tcPr>
+          <w:p>
+            <w:pPr>
+              <w:spacing w:after="0" w:line="240" w:lineRule="auto"/>
+              <w:rPr>
+                <w:rFonts w:ascii="Times New Roman" w:eastAsia="Times New Roman" w:hAnsi="Times New Roman" w:cs="Times New Roman"/>
+                <w:szCs w:val="24"/>
+                <w:lang w:eastAsia="en-IN"/>
+              </w:rPr>
+            </w:pPr>
+            <w:r>
+              <w:rPr>
+                <w:rFonts w:ascii="Times New Roman" w:eastAsia="Times New Roman" w:hAnsi="Times New Roman" w:cs="Times New Roman"/>
+                <w:szCs w:val="24"/>
+                <w:lang w:eastAsia="en-IN"/>
+              </w:rPr>
+              <w:t>1</w:t>
+            </w:r>
+          </w:p>
+        </w:tc>
+        <w:tc>
+          <w:tcPr>
+            <w:tcW w:w="0" w:type="auto"/>
+            <w:vAlign w:val="center"/>
+            <w:hideMark/>
+          </w:tcPr>
+          <w:p>
+            <w:pPr>
+              <w:spacing w:after="0" w:line="240" w:lineRule="auto"/>
+              <w:rPr>
+                <w:rFonts w:ascii="Times New Roman" w:eastAsia="Times New Roman" w:hAnsi="Times New Roman" w:cs="Times New Roman"/>
+                <w:szCs w:val="24"/>
+                <w:lang w:eastAsia="en-IN"/>
+              </w:rPr>
+            </w:pPr>
+            <w:r>
+              <w:rPr>
+                <w:rFonts w:ascii="Times New Roman" w:eastAsia="Times New Roman" w:hAnsi="Times New Roman" w:cs="Times New Roman"/>
+                <w:szCs w:val="24"/>
+                <w:lang w:eastAsia="en-IN"/>
+              </w:rPr>
+              <w:t>1</w:t>
+            </w:r>
+          </w:p>
+        </w:tc>
+        <w:tc>
+          <w:tcPr>
+            <w:tcW w:w="0" w:type="auto"/>
+            <w:vAlign w:val="center"/>
+            <w:hideMark/>
+          </w:tcPr>
+          <w:p>
+            <w:pPr>
+              <w:spacing w:after="0" w:line="240" w:lineRule="auto"/>
+              <w:rPr>
+                <w:rFonts w:ascii="Times New Roman" w:eastAsia="Times New Roman" w:hAnsi="Times New Roman" w:cs="Times New Roman"/>
+                <w:szCs w:val="24"/>
+                <w:lang w:eastAsia="en-IN"/>
+              </w:rPr>
+            </w:pPr>
+            <w:r>
+              <w:rPr>
+                <w:rFonts w:ascii="Times New Roman" w:eastAsia="Times New Roman" w:hAnsi="Times New Roman" w:cs="Times New Roman"/>
+                <w:szCs w:val="24"/>
+                <w:lang w:eastAsia="en-IN"/>
+              </w:rPr>
+              <w:t>1</w:t>
+            </w:r>
+          </w:p>
+        </w:tc>
+      </w:tr>
+      <w:tr>
+        <w:trPr>
+          <w:tblCellSpacing w:w="15" w:type="dxa"/>
+        </w:trPr>
+        <w:tc>
+          <w:tcPr>
+            <w:tcW w:w="0" w:type="auto"/>
+            <w:vAlign w:val="center"/>
+            <w:hideMark/>
+          </w:tcPr>
+          <w:p>
+            <w:pPr>
+              <w:spacing w:after="0" w:line="240" w:lineRule="auto"/>
+              <w:rPr>
+                <w:rFonts w:ascii="Times New Roman" w:eastAsia="Times New Roman" w:hAnsi="Times New Roman" w:cs="Times New Roman"/>
+                <w:szCs w:val="24"/>
+                <w:lang w:eastAsia="en-IN"/>
+              </w:rPr>
+            </w:pPr>
+            <w:r>
+              <w:rPr>
+                <w:rFonts w:ascii="Times New Roman" w:eastAsia="Times New Roman" w:hAnsi="Times New Roman" w:cs="Times New Roman"/>
+                <w:szCs w:val="24"/>
+                <w:lang w:eastAsia="en-IN"/>
+              </w:rPr>
+              <w:t>1</w:t>
+            </w:r>
+          </w:p>
+        </w:tc>
+        <w:tc>
+          <w:tcPr>
+            <w:tcW w:w="0" w:type="auto"/>
+            <w:vAlign w:val="center"/>
+            <w:hideMark/>
+          </w:tcPr>
+          <w:p>
+            <w:pPr>
+              <w:spacing w:after="0" w:line="240" w:lineRule="auto"/>
+              <w:rPr>
+                <w:rFonts w:ascii="Times New Roman" w:eastAsia="Times New Roman" w:hAnsi="Times New Roman" w:cs="Times New Roman"/>
+                <w:szCs w:val="24"/>
+                <w:lang w:eastAsia="en-IN"/>
+              </w:rPr>
+            </w:pPr>
+            <w:r>
+              <w:rPr>
+                <w:rFonts w:ascii="Times New Roman" w:eastAsia="Times New Roman" w:hAnsi="Times New Roman" w:cs="Times New Roman"/>
+                <w:szCs w:val="24"/>
+                <w:lang w:eastAsia="en-IN"/>
+              </w:rPr>
+              <w:t>0</w:t>
+            </w:r>
+          </w:p>
+        </w:tc>
+        <w:tc>
+          <w:tcPr>
+            <w:tcW w:w="0" w:type="auto"/>
+            <w:vAlign w:val="center"/>
+            <w:hideMark/>
+          </w:tcPr>
+          <w:p>
+            <w:pPr>
+              <w:spacing w:after="0" w:line="240" w:lineRule="auto"/>
+              <w:rPr>
+                <w:rFonts w:ascii="Times New Roman" w:eastAsia="Times New Roman" w:hAnsi="Times New Roman" w:cs="Times New Roman"/>
+                <w:szCs w:val="24"/>
+                <w:lang w:eastAsia="en-IN"/>
+              </w:rPr>
+            </w:pPr>
+            <w:r>
+              <w:rPr>
+                <w:rFonts w:ascii="Times New Roman" w:eastAsia="Times New Roman" w:hAnsi="Times New Roman" w:cs="Times New Roman"/>
+                <w:szCs w:val="24"/>
+                <w:lang w:eastAsia="en-IN"/>
+              </w:rPr>
+              <w:t>0</w:t>
+            </w:r>
+          </w:p>
+        </w:tc>
+        <w:tc>
+          <w:tcPr>
+            <w:tcW w:w="0" w:type="auto"/>
+            <w:vAlign w:val="center"/>
+            <w:hideMark/>
+          </w:tcPr>
+          <w:p>
+            <w:pPr>
+              <w:spacing w:after="0" w:line="240" w:lineRule="auto"/>
+              <w:rPr>
+                <w:rFonts w:ascii="Times New Roman" w:eastAsia="Times New Roman" w:hAnsi="Times New Roman" w:cs="Times New Roman"/>
+                <w:szCs w:val="24"/>
+                <w:lang w:eastAsia="en-IN"/>
+              </w:rPr>
+            </w:pPr>
+            <w:r>
+              <w:rPr>
+                <w:rFonts w:ascii="Times New Roman" w:eastAsia="Times New Roman" w:hAnsi="Times New Roman" w:cs="Times New Roman"/>
+                <w:szCs w:val="24"/>
+                <w:lang w:eastAsia="en-IN"/>
+              </w:rPr>
+              <w:t>0</w:t>
+            </w:r>
+          </w:p>
+        </w:tc>
+        <w:tc>
+          <w:tcPr>
+            <w:tcW w:w="0" w:type="auto"/>
+            <w:vAlign w:val="center"/>
+            <w:hideMark/>
+          </w:tcPr>
+          <w:p>
+            <w:pPr>
+              <w:spacing w:after="0" w:line="240" w:lineRule="auto"/>
+              <w:rPr>
+                <w:rFonts w:ascii="Times New Roman" w:eastAsia="Times New Roman" w:hAnsi="Times New Roman" w:cs="Times New Roman"/>
+                <w:szCs w:val="24"/>
+                <w:lang w:eastAsia="en-IN"/>
+              </w:rPr>
+            </w:pPr>
+            <w:r>
+              <w:rPr>
+                <w:rFonts w:ascii="Times New Roman" w:eastAsia="Times New Roman" w:hAnsi="Times New Roman" w:cs="Times New Roman"/>
+                <w:szCs w:val="24"/>
+                <w:lang w:eastAsia="en-IN"/>
+              </w:rPr>
+              <w:t>1</w:t>
+            </w:r>
+          </w:p>
+        </w:tc>
+      </w:tr>
+      <w:tr>
+        <w:trPr>
+          <w:tblCellSpacing w:w="15" w:type="dxa"/>
+        </w:trPr>
+        <w:tc>
+          <w:tcPr>
+            <w:tcW w:w="0" w:type="auto"/>
+            <w:vAlign w:val="center"/>
+            <w:hideMark/>
+          </w:tcPr>
+          <w:p>
+            <w:pPr>
+              <w:spacing w:after="0" w:line="240" w:lineRule="auto"/>
+              <w:rPr>
+                <w:rFonts w:ascii="Times New Roman" w:eastAsia="Times New Roman" w:hAnsi="Times New Roman" w:cs="Times New Roman"/>
+                <w:szCs w:val="24"/>
+                <w:lang w:eastAsia="en-IN"/>
+              </w:rPr>
+            </w:pPr>
+            <w:r>
+              <w:rPr>
+                <w:rFonts w:ascii="Times New Roman" w:eastAsia="Times New Roman" w:hAnsi="Times New Roman" w:cs="Times New Roman"/>
+                <w:szCs w:val="24"/>
+                <w:lang w:eastAsia="en-IN"/>
+              </w:rPr>
+              <w:t>1</w:t>
+            </w:r>
+          </w:p>
+        </w:tc>
+        <w:tc>
+          <w:tcPr>
+            <w:tcW w:w="0" w:type="auto"/>
+            <w:vAlign w:val="center"/>
+            <w:hideMark/>
+          </w:tcPr>
+          <w:p>
+            <w:pPr>
+              <w:spacing w:after="0" w:line="240" w:lineRule="auto"/>
+              <w:rPr>
+                <w:rFonts w:ascii="Times New Roman" w:eastAsia="Times New Roman" w:hAnsi="Times New Roman" w:cs="Times New Roman"/>
+                <w:szCs w:val="24"/>
+                <w:lang w:eastAsia="en-IN"/>
+              </w:rPr>
+            </w:pPr>
+            <w:r>
+              <w:rPr>
+                <w:rFonts w:ascii="Times New Roman" w:eastAsia="Times New Roman" w:hAnsi="Times New Roman" w:cs="Times New Roman"/>
+                <w:szCs w:val="24"/>
+                <w:lang w:eastAsia="en-IN"/>
+              </w:rPr>
+              <w:t>0</w:t>
+            </w:r>
+          </w:p>
+        </w:tc>
+        <w:tc>
+          <w:tcPr>
+            <w:tcW w:w="0" w:type="auto"/>
+            <w:vAlign w:val="center"/>
+            <w:hideMark/>
+          </w:tcPr>
+          <w:p>
+            <w:pPr>
+              <w:spacing w:after="0" w:line="240" w:lineRule="auto"/>
+              <w:rPr>
+                <w:rFonts w:ascii="Times New Roman" w:eastAsia="Times New Roman" w:hAnsi="Times New Roman" w:cs="Times New Roman"/>
+                <w:szCs w:val="24"/>
+                <w:lang w:eastAsia="en-IN"/>
+              </w:rPr>
+            </w:pPr>
+            <w:r>
+              <w:rPr>
+                <w:rFonts w:ascii="Times New Roman" w:eastAsia="Times New Roman" w:hAnsi="Times New Roman" w:cs="Times New Roman"/>
+                <w:szCs w:val="24"/>
+                <w:lang w:eastAsia="en-IN"/>
+              </w:rPr>
+              <w:t>0</w:t>
+            </w:r>
+          </w:p>
+        </w:tc>
+        <w:tc>
+          <w:tcPr>
+            <w:tcW w:w="0" w:type="auto"/>
+            <w:vAlign w:val="center"/>
+            <w:hideMark/>
+          </w:tcPr>
+          <w:p>
+            <w:pPr>
+              <w:spacing w:after="0" w:line="240" w:lineRule="auto"/>
+              <w:rPr>
+                <w:rFonts w:ascii="Times New Roman" w:eastAsia="Times New Roman" w:hAnsi="Times New Roman" w:cs="Times New Roman"/>
+                <w:szCs w:val="24"/>
+                <w:lang w:eastAsia="en-IN"/>
+              </w:rPr>
+            </w:pPr>
+            <w:r>
+              <w:rPr>
+                <w:rFonts w:ascii="Times New Roman" w:eastAsia="Times New Roman" w:hAnsi="Times New Roman" w:cs="Times New Roman"/>
+                <w:szCs w:val="24"/>
+                <w:lang w:eastAsia="en-IN"/>
+              </w:rPr>
+              <w:t>1</w:t>
+            </w:r>
+          </w:p>
+        </w:tc>
+        <w:tc>
+          <w:tcPr>
+            <w:tcW w:w="0" w:type="auto"/>
+            <w:vAlign w:val="center"/>
+            <w:hideMark/>
+          </w:tcPr>
+          <w:p>
+            <w:pPr>
+              <w:spacing w:after="0" w:line="240" w:lineRule="auto"/>
+              <w:rPr>
+                <w:rFonts w:ascii="Times New Roman" w:eastAsia="Times New Roman" w:hAnsi="Times New Roman" w:cs="Times New Roman"/>
+                <w:szCs w:val="24"/>
+                <w:lang w:eastAsia="en-IN"/>
+              </w:rPr>
+            </w:pPr>
+            <w:r>
+              <w:rPr>
+                <w:rFonts w:ascii="Times New Roman" w:eastAsia="Times New Roman" w:hAnsi="Times New Roman" w:cs="Times New Roman"/>
+                <w:szCs w:val="24"/>
+                <w:lang w:eastAsia="en-IN"/>
+              </w:rPr>
+              <w:t>0</w:t>
+            </w:r>
+          </w:p>
+        </w:tc>
+      </w:tr>
+      <w:tr>
+        <w:trPr>
+          <w:tblCellSpacing w:w="15" w:type="dxa"/>
+        </w:trPr>
+        <w:tc>
+          <w:tcPr>
+            <w:tcW w:w="0" w:type="auto"/>
+            <w:vAlign w:val="center"/>
+            <w:hideMark/>
+          </w:tcPr>
+          <w:p>
+            <w:pPr>
+              <w:spacing w:after="0" w:line="240" w:lineRule="auto"/>
+              <w:rPr>
+                <w:rFonts w:ascii="Times New Roman" w:eastAsia="Times New Roman" w:hAnsi="Times New Roman" w:cs="Times New Roman"/>
+                <w:szCs w:val="24"/>
+                <w:lang w:eastAsia="en-IN"/>
+              </w:rPr>
+            </w:pPr>
+            <w:r>
+              <w:rPr>
+                <w:rFonts w:ascii="Times New Roman" w:eastAsia="Times New Roman" w:hAnsi="Times New Roman" w:cs="Times New Roman"/>
+                <w:szCs w:val="24"/>
+                <w:lang w:eastAsia="en-IN"/>
+              </w:rPr>
+              <w:t>1</w:t>
+            </w:r>
+          </w:p>
+        </w:tc>
+        <w:tc>
+          <w:tcPr>
+            <w:tcW w:w="0" w:type="auto"/>
+            <w:vAlign w:val="center"/>
+            <w:hideMark/>
+          </w:tcPr>
+          <w:p>
+            <w:pPr>
+              <w:spacing w:after="0" w:line="240" w:lineRule="auto"/>
+              <w:rPr>
+                <w:rFonts w:ascii="Times New Roman" w:eastAsia="Times New Roman" w:hAnsi="Times New Roman" w:cs="Times New Roman"/>
+                <w:szCs w:val="24"/>
+                <w:lang w:eastAsia="en-IN"/>
+              </w:rPr>
+            </w:pPr>
+            <w:r>
+              <w:rPr>
+                <w:rFonts w:ascii="Times New Roman" w:eastAsia="Times New Roman" w:hAnsi="Times New Roman" w:cs="Times New Roman"/>
+                <w:szCs w:val="24"/>
+                <w:lang w:eastAsia="en-IN"/>
+              </w:rPr>
+              <w:t>0</w:t>
+            </w:r>
+          </w:p>
+        </w:tc>
+        <w:tc>
+          <w:tcPr>
+            <w:tcW w:w="0" w:type="auto"/>
+            <w:vAlign w:val="center"/>
+            <w:hideMark/>
+          </w:tcPr>
+          <w:p>
+            <w:pPr>
+              <w:spacing w:after="0" w:line="240" w:lineRule="auto"/>
+              <w:rPr>
+                <w:rFonts w:ascii="Times New Roman" w:eastAsia="Times New Roman" w:hAnsi="Times New Roman" w:cs="Times New Roman"/>
+                <w:szCs w:val="24"/>
+                <w:lang w:eastAsia="en-IN"/>
+              </w:rPr>
+            </w:pPr>
+            <w:r>
+              <w:rPr>
+                <w:rFonts w:ascii="Times New Roman" w:eastAsia="Times New Roman" w:hAnsi="Times New Roman" w:cs="Times New Roman"/>
+                <w:szCs w:val="24"/>
+                <w:lang w:eastAsia="en-IN"/>
+              </w:rPr>
+              <w:t>1</w:t>
+            </w:r>
+          </w:p>
+        </w:tc>
+        <w:tc>
+          <w:tcPr>
+            <w:tcW w:w="0" w:type="auto"/>
+            <w:vAlign w:val="center"/>
+            <w:hideMark/>
+          </w:tcPr>
+          <w:p>
+            <w:pPr>
+              <w:spacing w:after="0" w:line="240" w:lineRule="auto"/>
+              <w:rPr>
+                <w:rFonts w:ascii="Times New Roman" w:eastAsia="Times New Roman" w:hAnsi="Times New Roman" w:cs="Times New Roman"/>
+                <w:szCs w:val="24"/>
+                <w:lang w:eastAsia="en-IN"/>
+              </w:rPr>
+            </w:pPr>
+            <w:r>
+              <w:rPr>
+                <w:rFonts w:ascii="Times New Roman" w:eastAsia="Times New Roman" w:hAnsi="Times New Roman" w:cs="Times New Roman"/>
+                <w:szCs w:val="24"/>
+                <w:lang w:eastAsia="en-IN"/>
+              </w:rPr>
+              <w:t>0</w:t>
+            </w:r>
+          </w:p>
+        </w:tc>
+        <w:tc>
+          <w:tcPr>
+            <w:tcW w:w="0" w:type="auto"/>
+            <w:vAlign w:val="center"/>
+            <w:hideMark/>
+          </w:tcPr>
+          <w:p>
+            <w:pPr>
+              <w:spacing w:after="0" w:line="240" w:lineRule="auto"/>
+              <w:rPr>
+                <w:rFonts w:ascii="Times New Roman" w:eastAsia="Times New Roman" w:hAnsi="Times New Roman" w:cs="Times New Roman"/>
+                <w:szCs w:val="24"/>
+                <w:lang w:eastAsia="en-IN"/>
+              </w:rPr>
+            </w:pPr>
+            <w:r>
+              <w:rPr>
+                <w:rFonts w:ascii="Times New Roman" w:eastAsia="Times New Roman" w:hAnsi="Times New Roman" w:cs="Times New Roman"/>
+                <w:szCs w:val="24"/>
+                <w:lang w:eastAsia="en-IN"/>
+              </w:rPr>
+              <w:t>1</w:t>
+            </w:r>
+          </w:p>
+        </w:tc>
+      </w:tr>
+      <w:tr>
+        <w:trPr>
+          <w:tblCellSpacing w:w="15" w:type="dxa"/>
+        </w:trPr>
+        <w:tc>
+          <w:tcPr>
+            <w:tcW w:w="0" w:type="auto"/>
+            <w:vAlign w:val="center"/>
+            <w:hideMark/>
+          </w:tcPr>
+          <w:p>
+            <w:pPr>
+              <w:spacing w:after="0" w:line="240" w:lineRule="auto"/>
+              <w:rPr>
+                <w:rFonts w:ascii="Times New Roman" w:eastAsia="Times New Roman" w:hAnsi="Times New Roman" w:cs="Times New Roman"/>
+                <w:szCs w:val="24"/>
+                <w:lang w:eastAsia="en-IN"/>
+              </w:rPr>
+            </w:pPr>
+            <w:r>
+              <w:rPr>
+                <w:rFonts w:ascii="Times New Roman" w:eastAsia="Times New Roman" w:hAnsi="Times New Roman" w:cs="Times New Roman"/>
+                <w:szCs w:val="24"/>
+                <w:lang w:eastAsia="en-IN"/>
+              </w:rPr>
+              <w:t>1</w:t>
+            </w:r>
+          </w:p>
+        </w:tc>
+        <w:tc>
+          <w:tcPr>
+            <w:tcW w:w="0" w:type="auto"/>
+            <w:vAlign w:val="center"/>
+            <w:hideMark/>
+          </w:tcPr>
+          <w:p>
+            <w:pPr>
+              <w:spacing w:after="0" w:line="240" w:lineRule="auto"/>
+              <w:rPr>
+                <w:rFonts w:ascii="Times New Roman" w:eastAsia="Times New Roman" w:hAnsi="Times New Roman" w:cs="Times New Roman"/>
+                <w:szCs w:val="24"/>
+                <w:lang w:eastAsia="en-IN"/>
+              </w:rPr>
+            </w:pPr>
+            <w:r>
+              <w:rPr>
+                <w:rFonts w:ascii="Times New Roman" w:eastAsia="Times New Roman" w:hAnsi="Times New Roman" w:cs="Times New Roman"/>
+                <w:szCs w:val="24"/>
+                <w:lang w:eastAsia="en-IN"/>
+              </w:rPr>
+              <w:t>0</w:t>
+            </w:r>
+          </w:p>
+        </w:tc>
+        <w:tc>
+          <w:tcPr>
+            <w:tcW w:w="0" w:type="auto"/>
+            <w:vAlign w:val="center"/>
+            <w:hideMark/>
+          </w:tcPr>
+          <w:p>
+            <w:pPr>
+              <w:spacing w:after="0" w:line="240" w:lineRule="auto"/>
+              <w:rPr>
+                <w:rFonts w:ascii="Times New Roman" w:eastAsia="Times New Roman" w:hAnsi="Times New Roman" w:cs="Times New Roman"/>
+                <w:szCs w:val="24"/>
+                <w:lang w:eastAsia="en-IN"/>
+              </w:rPr>
+            </w:pPr>
+            <w:r>
+              <w:rPr>
+                <w:rFonts w:ascii="Times New Roman" w:eastAsia="Times New Roman" w:hAnsi="Times New Roman" w:cs="Times New Roman"/>
+                <w:szCs w:val="24"/>
+                <w:lang w:eastAsia="en-IN"/>
+              </w:rPr>
+              <w:t>1</w:t>
+            </w:r>
+          </w:p>
+        </w:tc>
+        <w:tc>
+          <w:tcPr>
+            <w:tcW w:w="0" w:type="auto"/>
+            <w:vAlign w:val="center"/>
+            <w:hideMark/>
+          </w:tcPr>
+          <w:p>
+            <w:pPr>
+              <w:spacing w:after="0" w:line="240" w:lineRule="auto"/>
+              <w:rPr>
+                <w:rFonts w:ascii="Times New Roman" w:eastAsia="Times New Roman" w:hAnsi="Times New Roman" w:cs="Times New Roman"/>
+                <w:szCs w:val="24"/>
+                <w:lang w:eastAsia="en-IN"/>
+              </w:rPr>
+            </w:pPr>
+            <w:r>
+              <w:rPr>
+                <w:rFonts w:ascii="Times New Roman" w:eastAsia="Times New Roman" w:hAnsi="Times New Roman" w:cs="Times New Roman"/>
+                <w:szCs w:val="24"/>
+                <w:lang w:eastAsia="en-IN"/>
+              </w:rPr>
+              <w:t>1</w:t>
+            </w:r>
+          </w:p>
+        </w:tc>
+        <w:tc>
+          <w:tcPr>
+            <w:tcW w:w="0" w:type="auto"/>
+            <w:vAlign w:val="center"/>
+            <w:hideMark/>
+          </w:tcPr>
+          <w:p>
+            <w:pPr>
+              <w:spacing w:after="0" w:line="240" w:lineRule="auto"/>
+              <w:rPr>
+                <w:rFonts w:ascii="Times New Roman" w:eastAsia="Times New Roman" w:hAnsi="Times New Roman" w:cs="Times New Roman"/>
+                <w:szCs w:val="24"/>
+                <w:lang w:eastAsia="en-IN"/>
+              </w:rPr>
+            </w:pPr>
+            <w:r>
+              <w:rPr>
+                <w:rFonts w:ascii="Times New Roman" w:eastAsia="Times New Roman" w:hAnsi="Times New Roman" w:cs="Times New Roman"/>
+                <w:szCs w:val="24"/>
+                <w:lang w:eastAsia="en-IN"/>
+              </w:rPr>
+              <w:t>0</w:t>
+            </w:r>
+          </w:p>
+        </w:tc>
+      </w:tr>
+      <w:tr>
+        <w:trPr>
+          <w:tblCellSpacing w:w="15" w:type="dxa"/>
+        </w:trPr>
+        <w:tc>
+          <w:tcPr>
+            <w:tcW w:w="0" w:type="auto"/>
+            <w:vAlign w:val="center"/>
+            <w:hideMark/>
+          </w:tcPr>
+          <w:p>
+            <w:pPr>
+              <w:spacing w:after="0" w:line="240" w:lineRule="auto"/>
+              <w:rPr>
+                <w:rFonts w:ascii="Times New Roman" w:eastAsia="Times New Roman" w:hAnsi="Times New Roman" w:cs="Times New Roman"/>
+                <w:szCs w:val="24"/>
+                <w:lang w:eastAsia="en-IN"/>
+              </w:rPr>
+            </w:pPr>
+            <w:r>
+              <w:rPr>
+                <w:rFonts w:ascii="Times New Roman" w:eastAsia="Times New Roman" w:hAnsi="Times New Roman" w:cs="Times New Roman"/>
+                <w:szCs w:val="24"/>
+                <w:lang w:eastAsia="en-IN"/>
+              </w:rPr>
+              <w:t>1</w:t>
+            </w:r>
+          </w:p>
+        </w:tc>
+        <w:tc>
+          <w:tcPr>
+            <w:tcW w:w="0" w:type="auto"/>
+            <w:vAlign w:val="center"/>
+            <w:hideMark/>
+          </w:tcPr>
+          <w:p>
+            <w:pPr>
+              <w:spacing w:after="0" w:line="240" w:lineRule="auto"/>
+              <w:rPr>
+                <w:rFonts w:ascii="Times New Roman" w:eastAsia="Times New Roman" w:hAnsi="Times New Roman" w:cs="Times New Roman"/>
+                <w:szCs w:val="24"/>
+                <w:lang w:eastAsia="en-IN"/>
+              </w:rPr>
+            </w:pPr>
+            <w:r>
+              <w:rPr>
+                <w:rFonts w:ascii="Times New Roman" w:eastAsia="Times New Roman" w:hAnsi="Times New Roman" w:cs="Times New Roman"/>
+                <w:szCs w:val="24"/>
+                <w:lang w:eastAsia="en-IN"/>
+              </w:rPr>
+              <w:t>1</w:t>
+            </w:r>
+          </w:p>
+        </w:tc>
+        <w:tc>
+          <w:tcPr>
+            <w:tcW w:w="0" w:type="auto"/>
+            <w:vAlign w:val="center"/>
+            <w:hideMark/>
+          </w:tcPr>
+          <w:p>
+            <w:pPr>
+              <w:spacing w:after="0" w:line="240" w:lineRule="auto"/>
+              <w:rPr>
+                <w:rFonts w:ascii="Times New Roman" w:eastAsia="Times New Roman" w:hAnsi="Times New Roman" w:cs="Times New Roman"/>
+                <w:szCs w:val="24"/>
+                <w:lang w:eastAsia="en-IN"/>
+              </w:rPr>
+            </w:pPr>
+            <w:r>
+              <w:rPr>
+                <w:rFonts w:ascii="Times New Roman" w:eastAsia="Times New Roman" w:hAnsi="Times New Roman" w:cs="Times New Roman"/>
+                <w:szCs w:val="24"/>
+                <w:lang w:eastAsia="en-IN"/>
+              </w:rPr>
+              <w:t>0</w:t>
+            </w:r>
+          </w:p>
+        </w:tc>
+        <w:tc>
+          <w:tcPr>
+            <w:tcW w:w="0" w:type="auto"/>
+            <w:vAlign w:val="center"/>
+            <w:hideMark/>
+          </w:tcPr>
+          <w:p>
+            <w:pPr>
+              <w:spacing w:after="0" w:line="240" w:lineRule="auto"/>
+              <w:rPr>
+                <w:rFonts w:ascii="Times New Roman" w:eastAsia="Times New Roman" w:hAnsi="Times New Roman" w:cs="Times New Roman"/>
+                <w:szCs w:val="24"/>
+                <w:lang w:eastAsia="en-IN"/>
+              </w:rPr>
+            </w:pPr>
+            <w:r>
+              <w:rPr>
+                <w:rFonts w:ascii="Times New Roman" w:eastAsia="Times New Roman" w:hAnsi="Times New Roman" w:cs="Times New Roman"/>
+                <w:szCs w:val="24"/>
+                <w:lang w:eastAsia="en-IN"/>
+              </w:rPr>
+              <w:t>0</w:t>
+            </w:r>
+          </w:p>
+        </w:tc>
+        <w:tc>
+          <w:tcPr>
+            <w:tcW w:w="0" w:type="auto"/>
+            <w:vAlign w:val="center"/>
+            <w:hideMark/>
+          </w:tcPr>
+          <w:p>
+            <w:pPr>
+              <w:spacing w:after="0" w:line="240" w:lineRule="auto"/>
+              <w:rPr>
+                <w:rFonts w:ascii="Times New Roman" w:eastAsia="Times New Roman" w:hAnsi="Times New Roman" w:cs="Times New Roman"/>
+                <w:szCs w:val="24"/>
+                <w:lang w:eastAsia="en-IN"/>
+              </w:rPr>
+            </w:pPr>
+            <w:r>
+              <w:rPr>
+                <w:rFonts w:ascii="Times New Roman" w:eastAsia="Times New Roman" w:hAnsi="Times New Roman" w:cs="Times New Roman"/>
+                <w:szCs w:val="24"/>
+                <w:lang w:eastAsia="en-IN"/>
+              </w:rPr>
+              <w:t>0</w:t>
+            </w:r>
+          </w:p>
+        </w:tc>
+      </w:tr>
+      <w:tr>
+        <w:trPr>
+          <w:tblCellSpacing w:w="15" w:type="dxa"/>
+        </w:trPr>
+        <w:tc>
+          <w:tcPr>
+            <w:tcW w:w="0" w:type="auto"/>
+            <w:vAlign w:val="center"/>
+            <w:hideMark/>
+          </w:tcPr>
+          <w:p>
+            <w:pPr>
+              <w:spacing w:after="0" w:line="240" w:lineRule="auto"/>
+              <w:rPr>
+                <w:rFonts w:ascii="Times New Roman" w:eastAsia="Times New Roman" w:hAnsi="Times New Roman" w:cs="Times New Roman"/>
+                <w:szCs w:val="24"/>
+                <w:lang w:eastAsia="en-IN"/>
+              </w:rPr>
+            </w:pPr>
+            <w:r>
+              <w:rPr>
+                <w:rFonts w:ascii="Times New Roman" w:eastAsia="Times New Roman" w:hAnsi="Times New Roman" w:cs="Times New Roman"/>
+                <w:szCs w:val="24"/>
+                <w:lang w:eastAsia="en-IN"/>
+              </w:rPr>
+              <w:t>1</w:t>
+            </w:r>
+          </w:p>
+        </w:tc>
+        <w:tc>
+          <w:tcPr>
+            <w:tcW w:w="0" w:type="auto"/>
+            <w:vAlign w:val="center"/>
+            <w:hideMark/>
+          </w:tcPr>
+          <w:p>
+            <w:pPr>
+              <w:spacing w:after="0" w:line="240" w:lineRule="auto"/>
+              <w:rPr>
+                <w:rFonts w:ascii="Times New Roman" w:eastAsia="Times New Roman" w:hAnsi="Times New Roman" w:cs="Times New Roman"/>
+                <w:szCs w:val="24"/>
+                <w:lang w:eastAsia="en-IN"/>
+              </w:rPr>
+            </w:pPr>
+            <w:r>
+              <w:rPr>
+                <w:rFonts w:ascii="Times New Roman" w:eastAsia="Times New Roman" w:hAnsi="Times New Roman" w:cs="Times New Roman"/>
+                <w:szCs w:val="24"/>
+                <w:lang w:eastAsia="en-IN"/>
+              </w:rPr>
+              <w:t>1</w:t>
+            </w:r>
+          </w:p>
+        </w:tc>
+        <w:tc>
+          <w:tcPr>
+            <w:tcW w:w="0" w:type="auto"/>
+            <w:vAlign w:val="center"/>
+            <w:hideMark/>
+          </w:tcPr>
+          <w:p>
+            <w:pPr>
+              <w:spacing w:after="0" w:line="240" w:lineRule="auto"/>
+              <w:rPr>
+                <w:rFonts w:ascii="Times New Roman" w:eastAsia="Times New Roman" w:hAnsi="Times New Roman" w:cs="Times New Roman"/>
+                <w:szCs w:val="24"/>
+                <w:lang w:eastAsia="en-IN"/>
+              </w:rPr>
+            </w:pPr>
+            <w:r>
+              <w:rPr>
+                <w:rFonts w:ascii="Times New Roman" w:eastAsia="Times New Roman" w:hAnsi="Times New Roman" w:cs="Times New Roman"/>
+                <w:szCs w:val="24"/>
+                <w:lang w:eastAsia="en-IN"/>
+              </w:rPr>
+              <w:t>0</w:t>
+            </w:r>
+          </w:p>
+        </w:tc>
+        <w:tc>
+          <w:tcPr>
+            <w:tcW w:w="0" w:type="auto"/>
+            <w:vAlign w:val="center"/>
+            <w:hideMark/>
+          </w:tcPr>
+          <w:p>
+            <w:pPr>
+              <w:spacing w:after="0" w:line="240" w:lineRule="auto"/>
+              <w:rPr>
+                <w:rFonts w:ascii="Times New Roman" w:eastAsia="Times New Roman" w:hAnsi="Times New Roman" w:cs="Times New Roman"/>
+                <w:szCs w:val="24"/>
+                <w:lang w:eastAsia="en-IN"/>
+              </w:rPr>
+            </w:pPr>
+            <w:r>
+              <w:rPr>
+                <w:rFonts w:ascii="Times New Roman" w:eastAsia="Times New Roman" w:hAnsi="Times New Roman" w:cs="Times New Roman"/>
+                <w:szCs w:val="24"/>
+                <w:lang w:eastAsia="en-IN"/>
+              </w:rPr>
+              <w:t>1</w:t>
+            </w:r>
+          </w:p>
+        </w:tc>
+        <w:tc>
+          <w:tcPr>
+            <w:tcW w:w="0" w:type="auto"/>
+            <w:vAlign w:val="center"/>
+            <w:hideMark/>
+          </w:tcPr>
+          <w:p>
+            <w:pPr>
+              <w:spacing w:after="0" w:line="240" w:lineRule="auto"/>
+              <w:rPr>
+                <w:rFonts w:ascii="Times New Roman" w:eastAsia="Times New Roman" w:hAnsi="Times New Roman" w:cs="Times New Roman"/>
+                <w:szCs w:val="24"/>
+                <w:lang w:eastAsia="en-IN"/>
+              </w:rPr>
+            </w:pPr>
+            <w:r>
+              <w:rPr>
+                <w:rFonts w:ascii="Times New Roman" w:eastAsia="Times New Roman" w:hAnsi="Times New Roman" w:cs="Times New Roman"/>
+                <w:szCs w:val="24"/>
+                <w:lang w:eastAsia="en-IN"/>
+              </w:rPr>
+              <w:t>1</w:t>
+            </w:r>
+          </w:p>
+        </w:tc>
+      </w:tr>
+      <w:tr>
+        <w:trPr>
+          <w:tblCellSpacing w:w="15" w:type="dxa"/>
+        </w:trPr>
+        <w:tc>
+          <w:tcPr>
+            <w:tcW w:w="0" w:type="auto"/>
+            <w:vAlign w:val="center"/>
+            <w:hideMark/>
+          </w:tcPr>
+          <w:p>
+            <w:pPr>
+              <w:spacing w:after="0" w:line="240" w:lineRule="auto"/>
+              <w:rPr>
+                <w:rFonts w:ascii="Times New Roman" w:eastAsia="Times New Roman" w:hAnsi="Times New Roman" w:cs="Times New Roman"/>
+                <w:szCs w:val="24"/>
+                <w:lang w:eastAsia="en-IN"/>
+              </w:rPr>
+            </w:pPr>
+            <w:r>
+              <w:rPr>
+                <w:rFonts w:ascii="Times New Roman" w:eastAsia="Times New Roman" w:hAnsi="Times New Roman" w:cs="Times New Roman"/>
+                <w:szCs w:val="24"/>
+                <w:lang w:eastAsia="en-IN"/>
+              </w:rPr>
+              <w:t>1</w:t>
+            </w:r>
+          </w:p>
+        </w:tc>
+        <w:tc>
+          <w:tcPr>
+            <w:tcW w:w="0" w:type="auto"/>
+            <w:vAlign w:val="center"/>
+            <w:hideMark/>
+          </w:tcPr>
+          <w:p>
+            <w:pPr>
+              <w:spacing w:after="0" w:line="240" w:lineRule="auto"/>
+              <w:rPr>
+                <w:rFonts w:ascii="Times New Roman" w:eastAsia="Times New Roman" w:hAnsi="Times New Roman" w:cs="Times New Roman"/>
+                <w:szCs w:val="24"/>
+                <w:lang w:eastAsia="en-IN"/>
+              </w:rPr>
+            </w:pPr>
+            <w:r>
+              <w:rPr>
+                <w:rFonts w:ascii="Times New Roman" w:eastAsia="Times New Roman" w:hAnsi="Times New Roman" w:cs="Times New Roman"/>
+                <w:szCs w:val="24"/>
+                <w:lang w:eastAsia="en-IN"/>
+              </w:rPr>
+              <w:t>1</w:t>
+            </w:r>
+          </w:p>
+        </w:tc>
+        <w:tc>
+          <w:tcPr>
+            <w:tcW w:w="0" w:type="auto"/>
+            <w:vAlign w:val="center"/>
+            <w:hideMark/>
+          </w:tcPr>
+          <w:p>
+            <w:pPr>
+              <w:spacing w:after="0" w:line="240" w:lineRule="auto"/>
+              <w:rPr>
+                <w:rFonts w:ascii="Times New Roman" w:eastAsia="Times New Roman" w:hAnsi="Times New Roman" w:cs="Times New Roman"/>
+                <w:szCs w:val="24"/>
+                <w:lang w:eastAsia="en-IN"/>
+              </w:rPr>
+            </w:pPr>
+            <w:r>
+              <w:rPr>
+                <w:rFonts w:ascii="Times New Roman" w:eastAsia="Times New Roman" w:hAnsi="Times New Roman" w:cs="Times New Roman"/>
+                <w:szCs w:val="24"/>
+                <w:lang w:eastAsia="en-IN"/>
+              </w:rPr>
+              <w:t>1</w:t>
+            </w:r>
+          </w:p>
+        </w:tc>
+        <w:tc>
+          <w:tcPr>
+            <w:tcW w:w="0" w:type="auto"/>
+            <w:vAlign w:val="center"/>
+            <w:hideMark/>
+          </w:tcPr>
+          <w:p>
+            <w:pPr>
+              <w:spacing w:after="0" w:line="240" w:lineRule="auto"/>
+              <w:rPr>
+                <w:rFonts w:ascii="Times New Roman" w:eastAsia="Times New Roman" w:hAnsi="Times New Roman" w:cs="Times New Roman"/>
+                <w:szCs w:val="24"/>
+                <w:lang w:eastAsia="en-IN"/>
+              </w:rPr>
+            </w:pPr>
+            <w:r>
+              <w:rPr>
+                <w:rFonts w:ascii="Times New Roman" w:eastAsia="Times New Roman" w:hAnsi="Times New Roman" w:cs="Times New Roman"/>
+                <w:szCs w:val="24"/>
+                <w:lang w:eastAsia="en-IN"/>
+              </w:rPr>
+              <w:t>0</w:t>
+            </w:r>
+          </w:p>
+        </w:tc>
+        <w:tc>
+          <w:tcPr>
+            <w:tcW w:w="0" w:type="auto"/>
+            <w:vAlign w:val="center"/>
+            <w:hideMark/>
+          </w:tcPr>
+          <w:p>
+            <w:pPr>
+              <w:spacing w:after="0" w:line="240" w:lineRule="auto"/>
+              <w:rPr>
+                <w:rFonts w:ascii="Times New Roman" w:eastAsia="Times New Roman" w:hAnsi="Times New Roman" w:cs="Times New Roman"/>
+                <w:szCs w:val="24"/>
+                <w:lang w:eastAsia="en-IN"/>
+              </w:rPr>
+            </w:pPr>
+            <w:r>
+              <w:rPr>
+                <w:rFonts w:ascii="Times New Roman" w:eastAsia="Times New Roman" w:hAnsi="Times New Roman" w:cs="Times New Roman"/>
+                <w:szCs w:val="24"/>
+                <w:lang w:eastAsia="en-IN"/>
+              </w:rPr>
+              <w:t>0</w:t>
+            </w:r>
+          </w:p>
+        </w:tc>
+      </w:tr>
+      <w:tr>
+        <w:trPr>
+          <w:tblCellSpacing w:w="15" w:type="dxa"/>
+        </w:trPr>
+        <w:tc>
+          <w:tcPr>
+            <w:tcW w:w="0" w:type="auto"/>
+            <w:vAlign w:val="center"/>
+            <w:hideMark/>
+          </w:tcPr>
+          <w:p>
+            <w:pPr>
+              <w:spacing w:after="0" w:line="240" w:lineRule="auto"/>
+              <w:rPr>
+                <w:rFonts w:ascii="Times New Roman" w:eastAsia="Times New Roman" w:hAnsi="Times New Roman" w:cs="Times New Roman"/>
+                <w:szCs w:val="24"/>
+                <w:lang w:eastAsia="en-IN"/>
+              </w:rPr>
+            </w:pPr>
+            <w:r>
+              <w:rPr>
+                <w:rFonts w:ascii="Times New Roman" w:eastAsia="Times New Roman" w:hAnsi="Times New Roman" w:cs="Times New Roman"/>
+                <w:szCs w:val="24"/>
+                <w:lang w:eastAsia="en-IN"/>
+              </w:rPr>
+              <w:t>1</w:t>
+            </w:r>
+          </w:p>
+        </w:tc>
+        <w:tc>
+          <w:tcPr>
+            <w:tcW w:w="0" w:type="auto"/>
+            <w:vAlign w:val="center"/>
+            <w:hideMark/>
+          </w:tcPr>
+          <w:p>
+            <w:pPr>
+              <w:spacing w:after="0" w:line="240" w:lineRule="auto"/>
+              <w:rPr>
+                <w:rFonts w:ascii="Times New Roman" w:eastAsia="Times New Roman" w:hAnsi="Times New Roman" w:cs="Times New Roman"/>
+                <w:szCs w:val="24"/>
+                <w:lang w:eastAsia="en-IN"/>
+              </w:rPr>
+            </w:pPr>
+            <w:r>
+              <w:rPr>
+                <w:rFonts w:ascii="Times New Roman" w:eastAsia="Times New Roman" w:hAnsi="Times New Roman" w:cs="Times New Roman"/>
+                <w:szCs w:val="24"/>
+                <w:lang w:eastAsia="en-IN"/>
+              </w:rPr>
+              <w:t>1</w:t>
+            </w:r>
+          </w:p>
+        </w:tc>
+        <w:tc>
+          <w:tcPr>
+            <w:tcW w:w="0" w:type="auto"/>
+            <w:vAlign w:val="center"/>
+            <w:hideMark/>
+          </w:tcPr>
+          <w:p>
+            <w:pPr>
+              <w:spacing w:after="0" w:line="240" w:lineRule="auto"/>
+              <w:rPr>
+                <w:rFonts w:ascii="Times New Roman" w:eastAsia="Times New Roman" w:hAnsi="Times New Roman" w:cs="Times New Roman"/>
+                <w:szCs w:val="24"/>
+                <w:lang w:eastAsia="en-IN"/>
+              </w:rPr>
+            </w:pPr>
+            <w:r>
+              <w:rPr>
+                <w:rFonts w:ascii="Times New Roman" w:eastAsia="Times New Roman" w:hAnsi="Times New Roman" w:cs="Times New Roman"/>
+                <w:szCs w:val="24"/>
+                <w:lang w:eastAsia="en-IN"/>
+              </w:rPr>
+              <w:t>1</w:t>
+            </w:r>
+          </w:p>
+        </w:tc>
+        <w:tc>
+          <w:tcPr>
+            <w:tcW w:w="0" w:type="auto"/>
+            <w:vAlign w:val="center"/>
+            <w:hideMark/>
+          </w:tcPr>
+          <w:p>
+            <w:pPr>
+              <w:spacing w:after="0" w:line="240" w:lineRule="auto"/>
+              <w:rPr>
+                <w:rFonts w:ascii="Times New Roman" w:eastAsia="Times New Roman" w:hAnsi="Times New Roman" w:cs="Times New Roman"/>
+                <w:szCs w:val="24"/>
+                <w:lang w:eastAsia="en-IN"/>
+              </w:rPr>
+            </w:pPr>
+            <w:r>
+              <w:rPr>
+                <w:rFonts w:ascii="Times New Roman" w:eastAsia="Times New Roman" w:hAnsi="Times New Roman" w:cs="Times New Roman"/>
+                <w:szCs w:val="24"/>
+                <w:lang w:eastAsia="en-IN"/>
+              </w:rPr>
+              <w:t>1</w:t>
+            </w:r>
+          </w:p>
+        </w:tc>
+        <w:tc>
+          <w:tcPr>
+            <w:tcW w:w="0" w:type="auto"/>
+            <w:vAlign w:val="center"/>
+            <w:hideMark/>
+          </w:tcPr>
+          <w:p>
+            <w:pPr>
+              <w:spacing w:after="0" w:line="240" w:lineRule="auto"/>
+              <w:rPr>
+                <w:rFonts w:ascii="Times New Roman" w:eastAsia="Times New Roman" w:hAnsi="Times New Roman" w:cs="Times New Roman"/>
+                <w:szCs w:val="24"/>
+                <w:lang w:eastAsia="en-IN"/>
+              </w:rPr>
+            </w:pPr>
+            <w:r>
+              <w:rPr>
+                <w:rFonts w:ascii="Times New Roman" w:eastAsia="Times New Roman" w:hAnsi="Times New Roman" w:cs="Times New Roman"/>
+                <w:szCs w:val="24"/>
+                <w:lang w:eastAsia="en-IN"/>
+              </w:rPr>
+              <w:t>1</w:t>
+            </w:r>
+          </w:p>
+        </w:tc>
+      </w:tr>
+    </w:tbl>
+    <w:p>
+      <w:pPr>
+        <w:spacing w:after="0" w:line="240" w:lineRule="auto"/>
+        <w:rPr>
+          <w:rFonts w:ascii="Times New Roman" w:eastAsia="Times New Roman" w:hAnsi="Times New Roman" w:cs="Times New Roman"/>
+          <w:szCs w:val="24"/>
+          <w:lang w:eastAsia="en-IN"/>
+        </w:rPr>
+      </w:pPr>
+    </w:p>
+    <w:p>
+      <w:pPr>
+        <w:spacing w:before="100" w:beforeAutospacing="1" w:after="100" w:afterAutospacing="1" w:line="240" w:lineRule="auto"/>
+        <w:outlineLvl w:val="0"/>
+        <w:rPr>
+          <w:rFonts w:ascii="Times New Roman" w:eastAsia="Times New Roman" w:hAnsi="Times New Roman" w:cs="Times New Roman"/>
+          <w:b/>
+          <w:bCs/>
+          <w:kern w:val="36"/>
+          <w:sz w:val="44"/>
+          <w:szCs w:val="48"/>
+          <w:lang w:eastAsia="en-IN"/>
+        </w:rPr>
+      </w:pPr>
+      <w:r>
+        <w:rPr>
+          <w:rFonts w:ascii="Times New Roman" w:eastAsia="Times New Roman" w:hAnsi="Times New Roman" w:cs="Times New Roman"/>
+          <w:b/>
+          <w:bCs/>
+          <w:kern w:val="36"/>
+          <w:sz w:val="44"/>
+          <w:szCs w:val="48"/>
+          <w:lang w:eastAsia="en-IN"/>
+        </w:rPr>
+        <w:t>4. Simulation Procedure</w:t>
+      </w:r>
+    </w:p>
+    <w:p>
+      <w:pPr>
+        <w:spacing w:before="100" w:beforeAutospacing="1" w:after="100" w:afterAutospacing="1" w:line="240" w:lineRule="auto"/>
+        <w:outlineLvl w:val="1"/>
+        <w:rPr>
+          <w:rFonts w:ascii="Times New Roman" w:eastAsia="Times New Roman" w:hAnsi="Times New Roman" w:cs="Times New Roman"/>
+          <w:b/>
+          <w:bCs/>
+          <w:sz w:val="32"/>
+          <w:szCs w:val="36"/>
+          <w:lang w:eastAsia="en-IN"/>
+        </w:rPr>
+      </w:pPr>
+      <w:r>
+        <w:rPr>
+          <w:rFonts w:ascii="Times New Roman" w:eastAsia="Times New Roman" w:hAnsi="Times New Roman" w:cs="Times New Roman"/>
+          <w:b/>
+          <w:bCs/>
+          <w:sz w:val="32"/>
+          <w:szCs w:val="36"/>
+          <w:lang w:eastAsia="en-IN"/>
+        </w:rPr>
+        <w:t>STEP 1 – Open Terminal</w:t>
+      </w:r>
+    </w:p>
+    <w:p>
+      <w:pPr>
+        <w:spacing w:before="100" w:beforeAutospacing="1" w:after="100" w:afterAutospacing="1" w:line="240" w:lineRule="auto"/>
+        <w:rPr>
+          <w:rFonts w:ascii="Times New Roman" w:eastAsia="Times New Roman" w:hAnsi="Times New Roman" w:cs="Times New Roman"/>
+          <w:szCs w:val="24"/>
+          <w:lang w:eastAsia="en-IN"/>
+        </w:rPr>
+      </w:pPr>
+      <w:r>
+        <w:rPr>
+          <w:rFonts w:ascii="Times New Roman" w:eastAsia="Times New Roman" w:hAnsi="Times New Roman" w:cs="Times New Roman"/>
+          <w:szCs w:val="24"/>
+          <w:lang w:eastAsia="en-IN"/>
+        </w:rPr>
+        <w:t>Open a terminal in the experiment folder.</w:t>
+      </w:r>
+    </w:p>
+    <w:p>
+      <w:pPr>
+        <w:tabs>
+          <w:tab w:val="left" w:pos="916"/>
+          <w:tab w:val="left" w:pos="1832"/>
+          <w:tab w:val="left" w:pos="2748"/>
+          <w:tab w:val="left" w:pos="3664"/>
+          <w:tab w:val="left" w:pos="4580"/>
+          <w:tab w:val="left" w:pos="5496"/>
+          <w:tab w:val="left" w:pos="6412"/>
+          <w:tab w:val="left" w:pos="7328"/>
+          <w:tab w:val="left" w:pos="8244"/>
+          <w:tab w:val="left" w:pos="9160"/>
+          <w:tab w:val="left" w:pos="10076"/>
+          <w:tab w:val="left" w:pos="10992"/>
+          <w:tab w:val="left" w:pos="11908"/>
+          <w:tab w:val="left" w:pos="12824"/>
+          <w:tab w:val="left" w:pos="13740"/>
+          <w:tab w:val="left" w:pos="14656"/>
+        </w:tabs>
+        <w:spacing w:after="0" w:line="240" w:lineRule="auto"/>
+        <w:rPr>
+          <w:rFonts w:ascii="Courier New" w:eastAsia="Times New Roman" w:hAnsi="Courier New" w:cs="Courier New"/>
+          <w:sz w:val="18"/>
+          <w:szCs w:val="20"/>
+          <w:lang w:eastAsia="en-IN"/>
+        </w:rPr>
+      </w:pPr>
+      <w:r>
+        <w:rPr>
+          <w:rFonts w:ascii="Courier New" w:eastAsia="Times New Roman" w:hAnsi="Courier New" w:cs="Courier New"/>
+          <w:sz w:val="18"/>
+          <w:szCs w:val="20"/>
+          <w:lang w:eastAsia="en-IN"/>
+        </w:rPr>
+        <w:t>bash</w:t>
+      </w:r>
+    </w:p>
+    <w:p>
+      <w:pPr>
+        <w:spacing w:after="0" w:line="240" w:lineRule="auto"/>
+        <w:rPr>
+          <w:rFonts w:ascii="Times New Roman" w:eastAsia="Times New Roman" w:hAnsi="Times New Roman" w:cs="Times New Roman"/>
+          <w:szCs w:val="24"/>
+          <w:lang w:eastAsia="en-IN"/>
+        </w:rPr>
+      </w:pPr>
+    </w:p>
+    <w:p>
+      <w:pPr>
+        <w:spacing w:before="100" w:beforeAutospacing="1" w:after="100" w:afterAutospacing="1" w:line="240" w:lineRule="auto"/>
+        <w:outlineLvl w:val="1"/>
+        <w:rPr>
+          <w:rFonts w:ascii="Times New Roman" w:eastAsia="Times New Roman" w:hAnsi="Times New Roman" w:cs="Times New Roman"/>
+          <w:b/>
+          <w:bCs/>
+          <w:sz w:val="32"/>
+          <w:szCs w:val="36"/>
+          <w:lang w:eastAsia="en-IN"/>
+        </w:rPr>
+      </w:pPr>
+      <w:r>
+        <w:rPr>
+          <w:rFonts w:ascii="Times New Roman" w:eastAsia="Times New Roman" w:hAnsi="Times New Roman" w:cs="Times New Roman"/>
+          <w:b/>
+          <w:bCs/>
+          <w:sz w:val="32"/>
+          <w:szCs w:val="36"/>
+          <w:lang w:eastAsia="en-IN"/>
+        </w:rPr>
+        <w:t>STEP 2 – Load Synopsys Environment</w:t>
+      </w:r>
+    </w:p>
+    <w:p>
+      <w:pPr>
+        <w:tabs>
+          <w:tab w:val="left" w:pos="916"/>
+          <w:tab w:val="left" w:pos="1832"/>
+          <w:tab w:val="left" w:pos="2748"/>
+          <w:tab w:val="left" w:pos="3664"/>
+          <w:tab w:val="left" w:pos="4580"/>
+          <w:tab w:val="left" w:pos="5496"/>
+          <w:tab w:val="left" w:pos="6412"/>
+          <w:tab w:val="left" w:pos="7328"/>
+          <w:tab w:val="left" w:pos="8244"/>
+          <w:tab w:val="left" w:pos="9160"/>
+          <w:tab w:val="left" w:pos="10076"/>
+          <w:tab w:val="left" w:pos="10992"/>
+          <w:tab w:val="left" w:pos="11908"/>
+          <w:tab w:val="left" w:pos="12824"/>
+          <w:tab w:val="left" w:pos="13740"/>
+          <w:tab w:val="left" w:pos="14656"/>
+        </w:tabs>
+        <w:spacing w:after="0" w:line="240" w:lineRule="auto"/>
+        <w:rPr>
+          <w:rFonts w:ascii="Courier New" w:eastAsia="Times New Roman" w:hAnsi="Courier New" w:cs="Courier New"/>
+          <w:sz w:val="18"/>
+          <w:szCs w:val="20"/>
+          <w:lang w:eastAsia="en-IN"/>
+        </w:rPr>
+      </w:pPr>
+      <w:r>
+        <w:rPr>
+          <w:rFonts w:ascii="Courier New" w:eastAsia="Times New Roman" w:hAnsi="Courier New" w:cs="Courier New"/>
+          <w:sz w:val="18"/>
+          <w:szCs w:val="20"/>
+          <w:lang w:eastAsia="en-IN"/>
+        </w:rPr>
+        <w:t>source /synopsys/start.sh</w:t>
+      </w:r>
+    </w:p>
+    <w:p>
+      <w:pPr>
+        <w:spacing w:after="0" w:line="240" w:lineRule="auto"/>
+        <w:rPr>
+          <w:rFonts w:ascii="Times New Roman" w:eastAsia="Times New Roman" w:hAnsi="Times New Roman" w:cs="Times New Roman"/>
+          <w:szCs w:val="24"/>
+          <w:lang w:eastAsia="en-IN"/>
+        </w:rPr>
+      </w:pPr>
+    </w:p>
+    <w:p>
+      <w:pPr>
+        <w:spacing w:before="100" w:beforeAutospacing="1" w:after="100" w:afterAutospacing="1" w:line="240" w:lineRule="auto"/>
+        <w:outlineLvl w:val="1"/>
+        <w:rPr>
+          <w:rFonts w:ascii="Times New Roman" w:eastAsia="Times New Roman" w:hAnsi="Times New Roman" w:cs="Times New Roman"/>
+          <w:b/>
+          <w:bCs/>
+          <w:sz w:val="32"/>
+          <w:szCs w:val="36"/>
+          <w:lang w:eastAsia="en-IN"/>
+        </w:rPr>
+      </w:pPr>
+      <w:r>
+        <w:rPr>
+          <w:rFonts w:ascii="Times New Roman" w:eastAsia="Times New Roman" w:hAnsi="Times New Roman" w:cs="Times New Roman"/>
+          <w:b/>
+          <w:bCs/>
+          <w:sz w:val="32"/>
+          <w:szCs w:val="36"/>
+          <w:lang w:eastAsia="en-IN"/>
+        </w:rPr>
+        <w:lastRenderedPageBreak/>
+        <w:t>STEP 3 – Compile Using VCS</w:t>
+      </w:r>
+    </w:p>
+    <w:p>
+      <w:pPr>
+        <w:tabs>
+          <w:tab w:val="left" w:pos="916"/>
+          <w:tab w:val="left" w:pos="1832"/>
+          <w:tab w:val="left" w:pos="2748"/>
+          <w:tab w:val="left" w:pos="3664"/>
+          <w:tab w:val="left" w:pos="4580"/>
+          <w:tab w:val="left" w:pos="5496"/>
+          <w:tab w:val="left" w:pos="6412"/>
+          <w:tab w:val="left" w:pos="7328"/>
+          <w:tab w:val="left" w:pos="8244"/>
+          <w:tab w:val="left" w:pos="9160"/>
+          <w:tab w:val="left" w:pos="10076"/>
+          <w:tab w:val="left" w:pos="10992"/>
+          <w:tab w:val="left" w:pos="11908"/>
+          <w:tab w:val="left" w:pos="12824"/>
+          <w:tab w:val="left" w:pos="13740"/>
+          <w:tab w:val="left" w:pos="14656"/>
+        </w:tabs>
+        <w:spacing w:after="0" w:line="240" w:lineRule="auto"/>
+        <w:rPr>
+          <w:rFonts w:ascii="Courier New" w:eastAsia="Times New Roman" w:hAnsi="Courier New" w:cs="Courier New"/>
+          <w:sz w:val="18"/>
+          <w:szCs w:val="20"/>
+          <w:lang w:eastAsia="en-IN"/>
+        </w:rPr>
+      </w:pPr>
+      <w:r>
+        <w:rPr>
+          <w:rFonts w:ascii="Courier New" w:eastAsia="Times New Roman" w:hAnsi="Courier New" w:cs="Courier New"/>
+          <w:sz w:val="18"/>
+          <w:szCs w:val="20"/>
+          <w:lang w:eastAsia="en-IN"/>
+        </w:rPr>
+        <w:t>vcs exp1_boolean_</w:t>
+      </w:r>
+      <w:proofErr w:type="gramStart"/>
+      <w:r>
+        <w:rPr>
+          <w:rFonts w:ascii="Courier New" w:eastAsia="Times New Roman" w:hAnsi="Courier New" w:cs="Courier New"/>
+          <w:sz w:val="18"/>
+          <w:szCs w:val="20"/>
+          <w:lang w:eastAsia="en-IN"/>
+        </w:rPr>
+        <w:t>min.v</w:t>
+      </w:r>
+      <w:proofErr w:type="gramEnd"/>
+      <w:r>
+        <w:rPr>
+          <w:rFonts w:ascii="Courier New" w:eastAsia="Times New Roman" w:hAnsi="Courier New" w:cs="Courier New"/>
+          <w:sz w:val="18"/>
+          <w:szCs w:val="20"/>
+          <w:lang w:eastAsia="en-IN"/>
+        </w:rPr>
+        <w:t xml:space="preserve"> exp1_boolean_min_tb.v -full64</w:t>
+      </w:r>
+    </w:p>
+    <w:p>
+      <w:pPr>
+        <w:spacing w:before="100" w:beforeAutospacing="1" w:after="100" w:afterAutospacing="1" w:line="240" w:lineRule="auto"/>
+        <w:rPr>
+          <w:rFonts w:ascii="Times New Roman" w:eastAsia="Times New Roman" w:hAnsi="Times New Roman" w:cs="Times New Roman"/>
+          <w:szCs w:val="24"/>
+          <w:lang w:eastAsia="en-IN"/>
+        </w:rPr>
+      </w:pPr>
+      <w:r>
+        <w:rPr>
+          <w:rFonts w:ascii="Times New Roman" w:eastAsia="Times New Roman" w:hAnsi="Times New Roman" w:cs="Times New Roman"/>
+          <w:szCs w:val="24"/>
+          <w:lang w:eastAsia="en-IN"/>
+        </w:rPr>
+        <w:t>If compilation is successful, VCS generates the simulation executable:</w:t>
+      </w:r>
+    </w:p>
+    <w:p>
+      <w:pPr>
+        <w:tabs>
+          <w:tab w:val="left" w:pos="916"/>
+          <w:tab w:val="left" w:pos="1832"/>
+          <w:tab w:val="left" w:pos="2748"/>
+          <w:tab w:val="left" w:pos="3664"/>
+          <w:tab w:val="left" w:pos="4580"/>
+          <w:tab w:val="left" w:pos="5496"/>
+          <w:tab w:val="left" w:pos="6412"/>
+          <w:tab w:val="left" w:pos="7328"/>
+          <w:tab w:val="left" w:pos="8244"/>
+          <w:tab w:val="left" w:pos="9160"/>
+          <w:tab w:val="left" w:pos="10076"/>
+          <w:tab w:val="left" w:pos="10992"/>
+          <w:tab w:val="left" w:pos="11908"/>
+          <w:tab w:val="left" w:pos="12824"/>
+          <w:tab w:val="left" w:pos="13740"/>
+          <w:tab w:val="left" w:pos="14656"/>
+        </w:tabs>
+        <w:spacing w:after="0" w:line="240" w:lineRule="auto"/>
+        <w:rPr>
+          <w:rFonts w:ascii="Courier New" w:eastAsia="Times New Roman" w:hAnsi="Courier New" w:cs="Courier New"/>
+          <w:sz w:val="18"/>
+          <w:szCs w:val="20"/>
+          <w:lang w:eastAsia="en-IN"/>
+        </w:rPr>
+      </w:pPr>
+      <w:proofErr w:type="spellStart"/>
+      <w:r>
+        <w:rPr>
+          <w:rFonts w:ascii="Courier New" w:eastAsia="Times New Roman" w:hAnsi="Courier New" w:cs="Courier New"/>
+          <w:sz w:val="18"/>
+          <w:szCs w:val="20"/>
+          <w:lang w:eastAsia="en-IN"/>
+        </w:rPr>
+        <w:t>simv</w:t>
+      </w:r>
+      <w:proofErr w:type="spellEnd"/>
+    </w:p>
+    <w:p>
+      <w:pPr>
+        <w:spacing w:after="0" w:line="240" w:lineRule="auto"/>
+        <w:rPr>
+          <w:rFonts w:ascii="Times New Roman" w:eastAsia="Times New Roman" w:hAnsi="Times New Roman" w:cs="Times New Roman"/>
+          <w:szCs w:val="24"/>
+          <w:lang w:eastAsia="en-IN"/>
+        </w:rPr>
+      </w:pPr>
+    </w:p>
+    <w:p>
+      <w:pPr>
+        <w:spacing w:before="100" w:beforeAutospacing="1" w:after="100" w:afterAutospacing="1" w:line="240" w:lineRule="auto"/>
+        <w:outlineLvl w:val="1"/>
+        <w:rPr>
+          <w:rFonts w:ascii="Times New Roman" w:eastAsia="Times New Roman" w:hAnsi="Times New Roman" w:cs="Times New Roman"/>
+          <w:b/>
+          <w:bCs/>
+          <w:sz w:val="32"/>
+          <w:szCs w:val="36"/>
+          <w:lang w:eastAsia="en-IN"/>
+        </w:rPr>
+      </w:pPr>
+      <w:r>
+        <w:rPr>
+          <w:rFonts w:ascii="Times New Roman" w:eastAsia="Times New Roman" w:hAnsi="Times New Roman" w:cs="Times New Roman"/>
+          <w:b/>
+          <w:bCs/>
+          <w:sz w:val="32"/>
+          <w:szCs w:val="36"/>
+          <w:lang w:eastAsia="en-IN"/>
+        </w:rPr>
+        <w:t>STEP 4 – Run Simulation</w:t>
+      </w:r>
+    </w:p>
+    <w:p>
+      <w:pPr>
+        <w:tabs>
+          <w:tab w:val="left" w:pos="916"/>
+          <w:tab w:val="left" w:pos="1832"/>
+          <w:tab w:val="left" w:pos="2748"/>
+          <w:tab w:val="left" w:pos="3664"/>
+          <w:tab w:val="left" w:pos="4580"/>
+          <w:tab w:val="left" w:pos="5496"/>
+          <w:tab w:val="left" w:pos="6412"/>
+          <w:tab w:val="left" w:pos="7328"/>
+          <w:tab w:val="left" w:pos="8244"/>
+          <w:tab w:val="left" w:pos="9160"/>
+          <w:tab w:val="left" w:pos="10076"/>
+          <w:tab w:val="left" w:pos="10992"/>
+          <w:tab w:val="left" w:pos="11908"/>
+          <w:tab w:val="left" w:pos="12824"/>
+          <w:tab w:val="left" w:pos="13740"/>
+          <w:tab w:val="left" w:pos="14656"/>
+        </w:tabs>
+        <w:spacing w:after="0" w:line="240" w:lineRule="auto"/>
+        <w:rPr>
+          <w:rFonts w:ascii="Courier New" w:eastAsia="Times New Roman" w:hAnsi="Courier New" w:cs="Courier New"/>
+          <w:sz w:val="18"/>
+          <w:szCs w:val="20"/>
+          <w:lang w:eastAsia="en-IN"/>
+        </w:rPr>
+      </w:pPr>
+      <w:proofErr w:type="gramStart"/>
+      <w:r>
+        <w:rPr>
+          <w:rFonts w:ascii="Courier New" w:eastAsia="Times New Roman" w:hAnsi="Courier New" w:cs="Courier New"/>
+          <w:sz w:val="18"/>
+          <w:szCs w:val="20"/>
+          <w:lang w:eastAsia="en-IN"/>
+        </w:rPr>
+        <w:t>./</w:t>
+      </w:r>
+      <w:proofErr w:type="spellStart"/>
+      <w:proofErr w:type="gramEnd"/>
+      <w:r>
+        <w:rPr>
+          <w:rFonts w:ascii="Courier New" w:eastAsia="Times New Roman" w:hAnsi="Courier New" w:cs="Courier New"/>
+          <w:sz w:val="18"/>
+          <w:szCs w:val="20"/>
+          <w:lang w:eastAsia="en-IN"/>
+        </w:rPr>
+        <w:t>simv</w:t>
+      </w:r>
+      <w:proofErr w:type="spellEnd"/>
+    </w:p>
+    <w:p>
+      <w:pPr>
+        <w:spacing w:before="100" w:beforeAutospacing="1" w:after="100" w:afterAutospacing="1" w:line="240" w:lineRule="auto"/>
+        <w:rPr>
+          <w:rFonts w:ascii="Times New Roman" w:eastAsia="Times New Roman" w:hAnsi="Times New Roman" w:cs="Times New Roman"/>
+          <w:szCs w:val="24"/>
+          <w:lang w:eastAsia="en-IN"/>
+        </w:rPr>
+      </w:pPr>
+      <w:r>
+        <w:rPr>
+          <w:rFonts w:ascii="Times New Roman" w:eastAsia="Times New Roman" w:hAnsi="Times New Roman" w:cs="Times New Roman"/>
+          <w:szCs w:val="24"/>
+          <w:lang w:eastAsia="en-IN"/>
+        </w:rPr>
+        <w:t xml:space="preserve">The terminal displays the input combinations and corresponding output </w:t>
+      </w:r>
+      <w:r>
+        <w:rPr>
+          <w:rFonts w:ascii="Courier New" w:eastAsia="Times New Roman" w:hAnsi="Courier New" w:cs="Courier New"/>
+          <w:sz w:val="18"/>
+          <w:szCs w:val="20"/>
+          <w:lang w:eastAsia="en-IN"/>
+        </w:rPr>
+        <w:t>F</w:t>
+      </w:r>
+      <w:r>
+        <w:rPr>
+          <w:rFonts w:ascii="Times New Roman" w:eastAsia="Times New Roman" w:hAnsi="Times New Roman" w:cs="Times New Roman"/>
+          <w:szCs w:val="24"/>
+          <w:lang w:eastAsia="en-IN"/>
+        </w:rPr>
+        <w:t>.</w:t>
+      </w:r>
+    </w:p>
+    <w:p>
+      <w:pPr>
+        <w:spacing w:before="100" w:beforeAutospacing="1" w:after="100" w:afterAutospacing="1" w:line="240" w:lineRule="auto"/>
+        <w:rPr>
+          <w:rFonts w:ascii="Times New Roman" w:eastAsia="Times New Roman" w:hAnsi="Times New Roman" w:cs="Times New Roman"/>
+          <w:szCs w:val="24"/>
+          <w:lang w:eastAsia="en-IN"/>
+        </w:rPr>
+      </w:pPr>
+      <w:r>
+        <w:rPr>
+          <w:rFonts w:ascii="Times New Roman" w:eastAsia="Times New Roman" w:hAnsi="Times New Roman" w:cs="Times New Roman"/>
+          <w:szCs w:val="24"/>
+          <w:lang w:eastAsia="en-IN"/>
+        </w:rPr>
+        <w:t>A VCD waveform file is also generated:</w:t>
+      </w:r>
+    </w:p>
+    <w:p>
+      <w:pPr>
+        <w:tabs>
+          <w:tab w:val="left" w:pos="916"/>
+          <w:tab w:val="left" w:pos="1832"/>
+          <w:tab w:val="left" w:pos="2748"/>
+          <w:tab w:val="left" w:pos="3664"/>
+          <w:tab w:val="left" w:pos="4580"/>
+          <w:tab w:val="left" w:pos="5496"/>
+          <w:tab w:val="left" w:pos="6412"/>
+          <w:tab w:val="left" w:pos="7328"/>
+          <w:tab w:val="left" w:pos="8244"/>
+          <w:tab w:val="left" w:pos="9160"/>
+          <w:tab w:val="left" w:pos="10076"/>
+          <w:tab w:val="left" w:pos="10992"/>
+          <w:tab w:val="left" w:pos="11908"/>
+          <w:tab w:val="left" w:pos="12824"/>
+          <w:tab w:val="left" w:pos="13740"/>
+          <w:tab w:val="left" w:pos="14656"/>
+        </w:tabs>
+        <w:spacing w:after="0" w:line="240" w:lineRule="auto"/>
+        <w:rPr>
+          <w:rFonts w:ascii="Courier New" w:eastAsia="Times New Roman" w:hAnsi="Courier New" w:cs="Courier New"/>
+          <w:sz w:val="18"/>
+          <w:szCs w:val="20"/>
+          <w:lang w:eastAsia="en-IN"/>
+        </w:rPr>
+      </w:pPr>
+      <w:r>
+        <w:rPr>
+          <w:rFonts w:ascii="Courier New" w:eastAsia="Times New Roman" w:hAnsi="Courier New" w:cs="Courier New"/>
+          <w:sz w:val="18"/>
+          <w:szCs w:val="20"/>
+          <w:lang w:eastAsia="en-IN"/>
+        </w:rPr>
+        <w:t>exp1_boolean_min.vcd</w:t>
+      </w:r>
+    </w:p>
+    <w:p>
+      <w:pPr>
+        <w:spacing w:after="0" w:line="240" w:lineRule="auto"/>
+        <w:rPr>
+          <w:rFonts w:ascii="Times New Roman" w:eastAsia="Times New Roman" w:hAnsi="Times New Roman" w:cs="Times New Roman"/>
+          <w:szCs w:val="24"/>
+          <w:lang w:eastAsia="en-IN"/>
+        </w:rPr>
+      </w:pPr>
+    </w:p>
+    <w:p>
+      <w:pPr>
+        <w:spacing w:before="100" w:beforeAutospacing="1" w:after="100" w:afterAutospacing="1" w:line="240" w:lineRule="auto"/>
+        <w:outlineLvl w:val="1"/>
+        <w:rPr>
+          <w:rFonts w:ascii="Times New Roman" w:eastAsia="Times New Roman" w:hAnsi="Times New Roman" w:cs="Times New Roman"/>
+          <w:b/>
+          <w:bCs/>
+          <w:sz w:val="32"/>
+          <w:szCs w:val="36"/>
+          <w:lang w:eastAsia="en-IN"/>
+        </w:rPr>
+      </w:pPr>
+      <w:r>
+        <w:rPr>
+          <w:rFonts w:ascii="Times New Roman" w:eastAsia="Times New Roman" w:hAnsi="Times New Roman" w:cs="Times New Roman"/>
+          <w:b/>
+          <w:bCs/>
+          <w:sz w:val="32"/>
+          <w:szCs w:val="36"/>
+          <w:lang w:eastAsia="en-IN"/>
+        </w:rPr>
+        <w:t>STEP 5 – Open DVE</w:t>
+      </w:r>
+    </w:p>
+    <w:p>
+      <w:pPr>
+        <w:tabs>
+          <w:tab w:val="left" w:pos="916"/>
+          <w:tab w:val="left" w:pos="1832"/>
+          <w:tab w:val="left" w:pos="2748"/>
+          <w:tab w:val="left" w:pos="3664"/>
+          <w:tab w:val="left" w:pos="4580"/>
+          <w:tab w:val="left" w:pos="5496"/>
+          <w:tab w:val="left" w:pos="6412"/>
+          <w:tab w:val="left" w:pos="7328"/>
+          <w:tab w:val="left" w:pos="8244"/>
+          <w:tab w:val="left" w:pos="9160"/>
+          <w:tab w:val="left" w:pos="10076"/>
+          <w:tab w:val="left" w:pos="10992"/>
+          <w:tab w:val="left" w:pos="11908"/>
+          <w:tab w:val="left" w:pos="12824"/>
+          <w:tab w:val="left" w:pos="13740"/>
+          <w:tab w:val="left" w:pos="14656"/>
+        </w:tabs>
+        <w:spacing w:after="0" w:line="240" w:lineRule="auto"/>
+        <w:rPr>
+          <w:rFonts w:ascii="Courier New" w:eastAsia="Times New Roman" w:hAnsi="Courier New" w:cs="Courier New"/>
+          <w:sz w:val="18"/>
+          <w:szCs w:val="20"/>
+          <w:lang w:eastAsia="en-IN"/>
+        </w:rPr>
+      </w:pPr>
+      <w:proofErr w:type="spellStart"/>
+      <w:r>
+        <w:rPr>
+          <w:rFonts w:ascii="Courier New" w:eastAsia="Times New Roman" w:hAnsi="Courier New" w:cs="Courier New"/>
+          <w:sz w:val="18"/>
+          <w:szCs w:val="20"/>
+          <w:lang w:eastAsia="en-IN"/>
+        </w:rPr>
+        <w:t>dve</w:t>
+      </w:r>
+      <w:proofErr w:type="spellEnd"/>
+      <w:r>
+        <w:rPr>
+          <w:rFonts w:ascii="Courier New" w:eastAsia="Times New Roman" w:hAnsi="Courier New" w:cs="Courier New"/>
+          <w:sz w:val="18"/>
+          <w:szCs w:val="20"/>
+          <w:lang w:eastAsia="en-IN"/>
+        </w:rPr>
+        <w:t xml:space="preserve"> -full64</w:t>
+      </w:r>
+    </w:p>
+    <w:p>
+      <w:pPr>
+        <w:spacing w:before="100" w:beforeAutospacing="1" w:after="100" w:afterAutospacing="1" w:line="240" w:lineRule="auto"/>
+        <w:outlineLvl w:val="2"/>
+        <w:rPr>
+          <w:rFonts w:ascii="Times New Roman" w:eastAsia="Times New Roman" w:hAnsi="Times New Roman" w:cs="Times New Roman"/>
+          <w:b/>
+          <w:bCs/>
+          <w:sz w:val="24"/>
+          <w:szCs w:val="27"/>
+          <w:lang w:eastAsia="en-IN"/>
+        </w:rPr>
+      </w:pPr>
+      <w:r>
+        <w:rPr>
+          <w:rFonts w:ascii="Times New Roman" w:eastAsia="Times New Roman" w:hAnsi="Times New Roman" w:cs="Times New Roman"/>
+          <w:b/>
+          <w:bCs/>
+          <w:sz w:val="24"/>
+          <w:szCs w:val="27"/>
+          <w:lang w:eastAsia="en-IN"/>
+        </w:rPr>
+        <w:t>Other option</w:t>
+      </w:r>
+    </w:p>
+    <w:p>
+      <w:pPr>
+        <w:tabs>
+          <w:tab w:val="left" w:pos="916"/>
+          <w:tab w:val="left" w:pos="1832"/>
+          <w:tab w:val="left" w:pos="2748"/>
+          <w:tab w:val="left" w:pos="3664"/>
+          <w:tab w:val="left" w:pos="4580"/>
+          <w:tab w:val="left" w:pos="5496"/>
+          <w:tab w:val="left" w:pos="6412"/>
+          <w:tab w:val="left" w:pos="7328"/>
+          <w:tab w:val="left" w:pos="8244"/>
+          <w:tab w:val="left" w:pos="9160"/>
+          <w:tab w:val="left" w:pos="10076"/>
+          <w:tab w:val="left" w:pos="10992"/>
+          <w:tab w:val="left" w:pos="11908"/>
+          <w:tab w:val="left" w:pos="12824"/>
+          <w:tab w:val="left" w:pos="13740"/>
+          <w:tab w:val="left" w:pos="14656"/>
+        </w:tabs>
+        <w:spacing w:after="0" w:line="240" w:lineRule="auto"/>
+        <w:rPr>
+          <w:rFonts w:ascii="Courier New" w:eastAsia="Times New Roman" w:hAnsi="Courier New" w:cs="Courier New"/>
+          <w:sz w:val="18"/>
+          <w:szCs w:val="20"/>
+          <w:lang w:eastAsia="en-IN"/>
+        </w:rPr>
+      </w:pPr>
+      <w:proofErr w:type="spellStart"/>
+      <w:r>
+        <w:rPr>
+          <w:rFonts w:ascii="Courier New" w:eastAsia="Times New Roman" w:hAnsi="Courier New" w:cs="Courier New"/>
+          <w:sz w:val="18"/>
+          <w:szCs w:val="20"/>
+          <w:lang w:eastAsia="en-IN"/>
+        </w:rPr>
+        <w:t>dve</w:t>
+      </w:r>
+      <w:proofErr w:type="spellEnd"/>
+      <w:r>
+        <w:rPr>
+          <w:rFonts w:ascii="Courier New" w:eastAsia="Times New Roman" w:hAnsi="Courier New" w:cs="Courier New"/>
+          <w:sz w:val="18"/>
+          <w:szCs w:val="20"/>
+          <w:lang w:eastAsia="en-IN"/>
+        </w:rPr>
+        <w:t xml:space="preserve"> -full64 &amp;</w:t>
+      </w:r>
+    </w:p>
+    <w:p>
+      <w:pPr>
+        <w:spacing w:before="100" w:beforeAutospacing="1" w:after="100" w:afterAutospacing="1" w:line="240" w:lineRule="auto"/>
+        <w:rPr>
+          <w:rFonts w:ascii="Times New Roman" w:eastAsia="Times New Roman" w:hAnsi="Times New Roman" w:cs="Times New Roman"/>
+          <w:szCs w:val="24"/>
+          <w:lang w:eastAsia="en-IN"/>
+        </w:rPr>
+      </w:pPr>
+      <w:r>
+        <w:rPr>
+          <w:rFonts w:ascii="Times New Roman" w:eastAsia="Times New Roman" w:hAnsi="Times New Roman" w:cs="Times New Roman"/>
+          <w:szCs w:val="24"/>
+          <w:lang w:eastAsia="en-IN"/>
+        </w:rPr>
+        <w:t>A DVE environment will open.</w:t>
+      </w:r>
+    </w:p>
+    <w:p>
+      <w:pPr>
+        <w:spacing w:after="0" w:line="240" w:lineRule="auto"/>
+        <w:rPr>
+          <w:rFonts w:ascii="Times New Roman" w:eastAsia="Times New Roman" w:hAnsi="Times New Roman" w:cs="Times New Roman"/>
+          <w:szCs w:val="24"/>
+          <w:lang w:eastAsia="en-IN"/>
+        </w:rPr>
+      </w:pPr>
+    </w:p>
+    <w:p>
+      <w:pPr>
+        <w:spacing w:before="100" w:beforeAutospacing="1" w:after="100" w:afterAutospacing="1" w:line="240" w:lineRule="auto"/>
+        <w:outlineLvl w:val="0"/>
+        <w:rPr>
+          <w:rFonts w:ascii="Times New Roman" w:eastAsia="Times New Roman" w:hAnsi="Times New Roman" w:cs="Times New Roman"/>
+          <w:b/>
+          <w:bCs/>
+          <w:kern w:val="36"/>
+          <w:sz w:val="44"/>
+          <w:szCs w:val="48"/>
+          <w:lang w:eastAsia="en-IN"/>
+        </w:rPr>
+      </w:pPr>
+      <w:r>
+        <w:rPr>
+          <w:rFonts w:ascii="Times New Roman" w:eastAsia="Times New Roman" w:hAnsi="Times New Roman" w:cs="Times New Roman"/>
+          <w:b/>
+          <w:bCs/>
+          <w:kern w:val="36"/>
+          <w:sz w:val="44"/>
+          <w:szCs w:val="48"/>
+          <w:lang w:eastAsia="en-IN"/>
+        </w:rPr>
+        <w:t>5. DVE Waveform Verification</w:t>
+      </w:r>
+    </w:p>
+    <w:p>
+      <w:pPr>
+        <w:spacing w:before="100" w:beforeAutospacing="1" w:after="100" w:afterAutospacing="1" w:line="240" w:lineRule="auto"/>
+        <w:rPr>
+          <w:rFonts w:ascii="Times New Roman" w:eastAsia="Times New Roman" w:hAnsi="Times New Roman" w:cs="Times New Roman"/>
+          <w:szCs w:val="24"/>
+          <w:lang w:eastAsia="en-IN"/>
+        </w:rPr>
+      </w:pPr>
+      <w:r>
+        <w:rPr>
+          <w:rFonts w:ascii="Times New Roman" w:eastAsia="Times New Roman" w:hAnsi="Times New Roman" w:cs="Times New Roman"/>
+          <w:szCs w:val="24"/>
+          <w:lang w:eastAsia="en-IN"/>
+        </w:rPr>
+        <w:t>In DVE:</w:t>
+      </w:r>
+    </w:p>
+    <w:p>
+      <w:pPr>
+        <w:numPr>
+          <w:ilvl w:val="0"/>
+          <w:numId w:val="2"/>
+        </w:numPr>
+        <w:spacing w:before="100" w:beforeAutospacing="1" w:after="100" w:afterAutospacing="1" w:line="240" w:lineRule="auto"/>
+        <w:rPr>
+          <w:rFonts w:ascii="Times New Roman" w:eastAsia="Times New Roman" w:hAnsi="Times New Roman" w:cs="Times New Roman"/>
+          <w:szCs w:val="24"/>
+          <w:lang w:eastAsia="en-IN"/>
+        </w:rPr>
+      </w:pPr>
+      <w:r>
+        <w:rPr>
+          <w:rFonts w:ascii="Times New Roman" w:eastAsia="Times New Roman" w:hAnsi="Times New Roman" w:cs="Times New Roman"/>
+          <w:szCs w:val="24"/>
+          <w:lang w:eastAsia="en-IN"/>
+        </w:rPr>
+        <w:t>Open the testbench hierarchy.</w:t>
+      </w:r>
+    </w:p>
+    <w:p>
+      <w:pPr>
+        <w:numPr>
+          <w:ilvl w:val="0"/>
+          <w:numId w:val="2"/>
+        </w:numPr>
+        <w:spacing w:before="100" w:beforeAutospacing="1" w:after="100" w:afterAutospacing="1" w:line="240" w:lineRule="auto"/>
+        <w:rPr>
+          <w:rFonts w:ascii="Times New Roman" w:eastAsia="Times New Roman" w:hAnsi="Times New Roman" w:cs="Times New Roman"/>
+          <w:szCs w:val="24"/>
+          <w:lang w:eastAsia="en-IN"/>
+        </w:rPr>
+      </w:pPr>
+      <w:r>
+        <w:rPr>
+          <w:rFonts w:ascii="Times New Roman" w:eastAsia="Times New Roman" w:hAnsi="Times New Roman" w:cs="Times New Roman"/>
+          <w:szCs w:val="24"/>
+          <w:lang w:eastAsia="en-IN"/>
+        </w:rPr>
+        <w:t>Locate the signals:</w:t>
+      </w:r>
+    </w:p>
+    <w:p>
+      <w:pPr>
+        <w:numPr>
+          <w:ilvl w:val="1"/>
+          <w:numId w:val="2"/>
+        </w:numPr>
+        <w:spacing w:before="100" w:beforeAutospacing="1" w:after="100" w:afterAutospacing="1" w:line="240" w:lineRule="auto"/>
+        <w:rPr>
+          <w:rFonts w:ascii="Times New Roman" w:eastAsia="Times New Roman" w:hAnsi="Times New Roman" w:cs="Times New Roman"/>
+          <w:szCs w:val="24"/>
+          <w:lang w:eastAsia="en-IN"/>
+        </w:rPr>
+      </w:pPr>
+      <w:r>
+        <w:rPr>
+          <w:rFonts w:ascii="Courier New" w:eastAsia="Times New Roman" w:hAnsi="Courier New" w:cs="Courier New"/>
+          <w:sz w:val="18"/>
+          <w:szCs w:val="20"/>
+          <w:lang w:eastAsia="en-IN"/>
+        </w:rPr>
+        <w:t>A</w:t>
+      </w:r>
+    </w:p>
+    <w:p>
+      <w:pPr>
+        <w:numPr>
+          <w:ilvl w:val="1"/>
+          <w:numId w:val="2"/>
+        </w:numPr>
+        <w:spacing w:before="100" w:beforeAutospacing="1" w:after="100" w:afterAutospacing="1" w:line="240" w:lineRule="auto"/>
+        <w:rPr>
+          <w:rFonts w:ascii="Times New Roman" w:eastAsia="Times New Roman" w:hAnsi="Times New Roman" w:cs="Times New Roman"/>
+          <w:szCs w:val="24"/>
+          <w:lang w:eastAsia="en-IN"/>
+        </w:rPr>
+      </w:pPr>
+      <w:r>
+        <w:rPr>
+          <w:rFonts w:ascii="Courier New" w:eastAsia="Times New Roman" w:hAnsi="Courier New" w:cs="Courier New"/>
+          <w:sz w:val="18"/>
+          <w:szCs w:val="20"/>
+          <w:lang w:eastAsia="en-IN"/>
+        </w:rPr>
+        <w:t>B</w:t>
+      </w:r>
+    </w:p>
+    <w:p>
+      <w:pPr>
+        <w:numPr>
+          <w:ilvl w:val="1"/>
+          <w:numId w:val="2"/>
+        </w:numPr>
+        <w:spacing w:before="100" w:beforeAutospacing="1" w:after="100" w:afterAutospacing="1" w:line="240" w:lineRule="auto"/>
+        <w:rPr>
+          <w:rFonts w:ascii="Times New Roman" w:eastAsia="Times New Roman" w:hAnsi="Times New Roman" w:cs="Times New Roman"/>
+          <w:szCs w:val="24"/>
+          <w:lang w:eastAsia="en-IN"/>
+        </w:rPr>
+      </w:pPr>
+      <w:r>
+        <w:rPr>
+          <w:rFonts w:ascii="Courier New" w:eastAsia="Times New Roman" w:hAnsi="Courier New" w:cs="Courier New"/>
+          <w:sz w:val="18"/>
+          <w:szCs w:val="20"/>
+          <w:lang w:eastAsia="en-IN"/>
+        </w:rPr>
+        <w:t>C</w:t>
+      </w:r>
+    </w:p>
+    <w:p>
+      <w:pPr>
+        <w:numPr>
+          <w:ilvl w:val="1"/>
+          <w:numId w:val="2"/>
+        </w:numPr>
+        <w:spacing w:before="100" w:beforeAutospacing="1" w:after="100" w:afterAutospacing="1" w:line="240" w:lineRule="auto"/>
+        <w:rPr>
+          <w:rFonts w:ascii="Times New Roman" w:eastAsia="Times New Roman" w:hAnsi="Times New Roman" w:cs="Times New Roman"/>
+          <w:szCs w:val="24"/>
+          <w:lang w:eastAsia="en-IN"/>
+        </w:rPr>
+      </w:pPr>
+      <w:r>
+        <w:rPr>
+          <w:rFonts w:ascii="Courier New" w:eastAsia="Times New Roman" w:hAnsi="Courier New" w:cs="Courier New"/>
+          <w:sz w:val="18"/>
+          <w:szCs w:val="20"/>
+          <w:lang w:eastAsia="en-IN"/>
+        </w:rPr>
+        <w:t>D</w:t>
+      </w:r>
+    </w:p>
+    <w:p>
+      <w:pPr>
+        <w:numPr>
+          <w:ilvl w:val="1"/>
+          <w:numId w:val="2"/>
+        </w:numPr>
+        <w:spacing w:before="100" w:beforeAutospacing="1" w:after="100" w:afterAutospacing="1" w:line="240" w:lineRule="auto"/>
+        <w:rPr>
+          <w:rFonts w:ascii="Times New Roman" w:eastAsia="Times New Roman" w:hAnsi="Times New Roman" w:cs="Times New Roman"/>
+          <w:szCs w:val="24"/>
+          <w:lang w:eastAsia="en-IN"/>
+        </w:rPr>
+      </w:pPr>
+      <w:r>
+        <w:rPr>
+          <w:rFonts w:ascii="Courier New" w:eastAsia="Times New Roman" w:hAnsi="Courier New" w:cs="Courier New"/>
+          <w:sz w:val="18"/>
+          <w:szCs w:val="20"/>
+          <w:lang w:eastAsia="en-IN"/>
+        </w:rPr>
+        <w:t>F</w:t>
+      </w:r>
+    </w:p>
+    <w:p>
+      <w:pPr>
+        <w:numPr>
+          <w:ilvl w:val="0"/>
+          <w:numId w:val="2"/>
+        </w:numPr>
+        <w:spacing w:before="100" w:beforeAutospacing="1" w:after="100" w:afterAutospacing="1" w:line="240" w:lineRule="auto"/>
+        <w:rPr>
+          <w:rFonts w:ascii="Times New Roman" w:eastAsia="Times New Roman" w:hAnsi="Times New Roman" w:cs="Times New Roman"/>
+          <w:szCs w:val="24"/>
+          <w:lang w:eastAsia="en-IN"/>
+        </w:rPr>
+      </w:pPr>
+      <w:r>
+        <w:rPr>
+          <w:rFonts w:ascii="Times New Roman" w:eastAsia="Times New Roman" w:hAnsi="Times New Roman" w:cs="Times New Roman"/>
+          <w:szCs w:val="24"/>
+          <w:lang w:eastAsia="en-IN"/>
+        </w:rPr>
+        <w:t>Add the signals to the waveform window.</w:t>
+      </w:r>
+    </w:p>
+    <w:p>
+      <w:pPr>
+        <w:numPr>
+          <w:ilvl w:val="0"/>
+          <w:numId w:val="2"/>
+        </w:numPr>
+        <w:spacing w:before="100" w:beforeAutospacing="1" w:after="100" w:afterAutospacing="1" w:line="240" w:lineRule="auto"/>
+        <w:rPr>
+          <w:rFonts w:ascii="Times New Roman" w:eastAsia="Times New Roman" w:hAnsi="Times New Roman" w:cs="Times New Roman"/>
+          <w:szCs w:val="24"/>
+          <w:lang w:eastAsia="en-IN"/>
+        </w:rPr>
+      </w:pPr>
+      <w:r>
+        <w:rPr>
+          <w:rFonts w:ascii="Times New Roman" w:eastAsia="Times New Roman" w:hAnsi="Times New Roman" w:cs="Times New Roman"/>
+          <w:szCs w:val="24"/>
+          <w:lang w:eastAsia="en-IN"/>
+        </w:rPr>
+        <w:t>Run/inspect the waveform.</w:t>
+      </w:r>
+    </w:p>
+    <w:p>
+      <w:pPr>
+        <w:numPr>
+          <w:ilvl w:val="0"/>
+          <w:numId w:val="2"/>
+        </w:numPr>
+        <w:spacing w:before="100" w:beforeAutospacing="1" w:after="100" w:afterAutospacing="1" w:line="240" w:lineRule="auto"/>
+        <w:rPr>
+          <w:rFonts w:ascii="Times New Roman" w:eastAsia="Times New Roman" w:hAnsi="Times New Roman" w:cs="Times New Roman"/>
+          <w:szCs w:val="24"/>
+          <w:lang w:eastAsia="en-IN"/>
+        </w:rPr>
+      </w:pPr>
+      <w:r>
+        <w:rPr>
+          <w:rFonts w:ascii="Times New Roman" w:eastAsia="Times New Roman" w:hAnsi="Times New Roman" w:cs="Times New Roman"/>
+          <w:szCs w:val="24"/>
+          <w:lang w:eastAsia="en-IN"/>
+        </w:rPr>
+        <w:t xml:space="preserve">Verify that </w:t>
+      </w:r>
+      <w:r>
+        <w:rPr>
+          <w:rFonts w:ascii="Courier New" w:eastAsia="Times New Roman" w:hAnsi="Courier New" w:cs="Courier New"/>
+          <w:sz w:val="18"/>
+          <w:szCs w:val="20"/>
+          <w:lang w:eastAsia="en-IN"/>
+        </w:rPr>
+        <w:t>F = 1</w:t>
+      </w:r>
+      <w:r>
+        <w:rPr>
+          <w:rFonts w:ascii="Times New Roman" w:eastAsia="Times New Roman" w:hAnsi="Times New Roman" w:cs="Times New Roman"/>
+          <w:szCs w:val="24"/>
+          <w:lang w:eastAsia="en-IN"/>
+        </w:rPr>
+        <w:t xml:space="preserve"> whenever </w:t>
+      </w:r>
+      <w:r>
+        <w:rPr>
+          <w:rFonts w:ascii="Courier New" w:eastAsia="Times New Roman" w:hAnsi="Courier New" w:cs="Courier New"/>
+          <w:sz w:val="18"/>
+          <w:szCs w:val="20"/>
+          <w:lang w:eastAsia="en-IN"/>
+        </w:rPr>
+        <w:t>B</w:t>
+      </w:r>
+      <w:r>
+        <w:rPr>
+          <w:rFonts w:ascii="Times New Roman" w:eastAsia="Times New Roman" w:hAnsi="Times New Roman" w:cs="Times New Roman"/>
+          <w:szCs w:val="24"/>
+          <w:lang w:eastAsia="en-IN"/>
+        </w:rPr>
+        <w:t xml:space="preserve"> and </w:t>
+      </w:r>
+      <w:r>
+        <w:rPr>
+          <w:rFonts w:ascii="Courier New" w:eastAsia="Times New Roman" w:hAnsi="Courier New" w:cs="Courier New"/>
+          <w:sz w:val="18"/>
+          <w:szCs w:val="20"/>
+          <w:lang w:eastAsia="en-IN"/>
+        </w:rPr>
+        <w:t>D</w:t>
+      </w:r>
+      <w:r>
+        <w:rPr>
+          <w:rFonts w:ascii="Times New Roman" w:eastAsia="Times New Roman" w:hAnsi="Times New Roman" w:cs="Times New Roman"/>
+          <w:szCs w:val="24"/>
+          <w:lang w:eastAsia="en-IN"/>
+        </w:rPr>
+        <w:t xml:space="preserve"> are equal.</w:t>
+      </w:r>
+    </w:p>
+    <w:p>
+      <w:pPr>
+        <w:numPr>
+          <w:ilvl w:val="0"/>
+          <w:numId w:val="2"/>
+        </w:numPr>
+        <w:spacing w:before="100" w:beforeAutospacing="1" w:after="100" w:afterAutospacing="1" w:line="240" w:lineRule="auto"/>
+        <w:rPr>
+          <w:rFonts w:ascii="Times New Roman" w:eastAsia="Times New Roman" w:hAnsi="Times New Roman" w:cs="Times New Roman"/>
+          <w:szCs w:val="24"/>
+          <w:lang w:eastAsia="en-IN"/>
+        </w:rPr>
+      </w:pPr>
+      <w:r>
+        <w:rPr>
+          <w:rFonts w:ascii="Times New Roman" w:eastAsia="Times New Roman" w:hAnsi="Times New Roman" w:cs="Times New Roman"/>
+          <w:szCs w:val="24"/>
+          <w:lang w:eastAsia="en-IN"/>
+        </w:rPr>
+        <w:t xml:space="preserve">Verify that </w:t>
+      </w:r>
+      <w:r>
+        <w:rPr>
+          <w:rFonts w:ascii="Courier New" w:eastAsia="Times New Roman" w:hAnsi="Courier New" w:cs="Courier New"/>
+          <w:sz w:val="18"/>
+          <w:szCs w:val="20"/>
+          <w:lang w:eastAsia="en-IN"/>
+        </w:rPr>
+        <w:t>F = 0</w:t>
+      </w:r>
+      <w:r>
+        <w:rPr>
+          <w:rFonts w:ascii="Times New Roman" w:eastAsia="Times New Roman" w:hAnsi="Times New Roman" w:cs="Times New Roman"/>
+          <w:szCs w:val="24"/>
+          <w:lang w:eastAsia="en-IN"/>
+        </w:rPr>
+        <w:t xml:space="preserve"> whenever </w:t>
+      </w:r>
+      <w:r>
+        <w:rPr>
+          <w:rFonts w:ascii="Courier New" w:eastAsia="Times New Roman" w:hAnsi="Courier New" w:cs="Courier New"/>
+          <w:sz w:val="18"/>
+          <w:szCs w:val="20"/>
+          <w:lang w:eastAsia="en-IN"/>
+        </w:rPr>
+        <w:t>B</w:t>
+      </w:r>
+      <w:r>
+        <w:rPr>
+          <w:rFonts w:ascii="Times New Roman" w:eastAsia="Times New Roman" w:hAnsi="Times New Roman" w:cs="Times New Roman"/>
+          <w:szCs w:val="24"/>
+          <w:lang w:eastAsia="en-IN"/>
+        </w:rPr>
+        <w:t xml:space="preserve"> and </w:t>
+      </w:r>
+      <w:r>
+        <w:rPr>
+          <w:rFonts w:ascii="Courier New" w:eastAsia="Times New Roman" w:hAnsi="Courier New" w:cs="Courier New"/>
+          <w:sz w:val="18"/>
+          <w:szCs w:val="20"/>
+          <w:lang w:eastAsia="en-IN"/>
+        </w:rPr>
+        <w:t>D</w:t>
+      </w:r>
+      <w:r>
+        <w:rPr>
+          <w:rFonts w:ascii="Times New Roman" w:eastAsia="Times New Roman" w:hAnsi="Times New Roman" w:cs="Times New Roman"/>
+          <w:szCs w:val="24"/>
+          <w:lang w:eastAsia="en-IN"/>
+        </w:rPr>
+        <w:t xml:space="preserve"> are different.</w:t>
+      </w:r>
+    </w:p>
+    <w:p>
+      <w:pPr>
+        <w:spacing w:before="100" w:beforeAutospacing="1" w:after="100" w:afterAutospacing="1" w:line="240" w:lineRule="auto"/>
+        <w:rPr>
+          <w:rFonts w:ascii="Times New Roman" w:eastAsia="Times New Roman" w:hAnsi="Times New Roman" w:cs="Times New Roman"/>
+          <w:szCs w:val="24"/>
+          <w:lang w:eastAsia="en-IN"/>
+        </w:rPr>
+      </w:pPr>
+      <w:r>
+        <w:rPr>
+          <w:rFonts w:ascii="Times New Roman" w:eastAsia="Times New Roman" w:hAnsi="Times New Roman" w:cs="Times New Roman"/>
+          <w:szCs w:val="24"/>
+          <w:lang w:eastAsia="en-IN"/>
+        </w:rPr>
+        <w:t>The waveform should agree with the truth table.</w:t>
+      </w:r>
+    </w:p>
+    <w:p>
+      <w:pPr>
+        <w:spacing w:before="100" w:beforeAutospacing="1" w:after="100" w:afterAutospacing="1" w:line="240" w:lineRule="auto"/>
+        <w:jc w:val="center"/>
+        <w:outlineLvl w:val="0"/>
+        <w:rPr>
+          <w:rFonts w:ascii="Times New Roman" w:eastAsia="Times New Roman" w:hAnsi="Times New Roman" w:cs="Times New Roman"/>
+          <w:b/>
+          <w:bCs/>
+          <w:kern w:val="36"/>
+          <w:sz w:val="44"/>
+          <w:szCs w:val="48"/>
+          <w:lang w:eastAsia="en-IN"/>
+        </w:rPr>
+      </w:pPr>
+      <w:r>
+        <w:rPr>
+          <w:rFonts w:ascii="Times New Roman" w:eastAsia="Times New Roman" w:hAnsi="Times New Roman" w:cs="Times New Roman"/>
+          <w:b/>
+          <w:bCs/>
+          <w:kern w:val="36"/>
+          <w:sz w:val="44"/>
+          <w:szCs w:val="48"/>
+          <w:lang w:eastAsia="en-IN"/>
+        </w:rPr>
+        <w:lastRenderedPageBreak/>
+        <w:drawing>
+          <wp:inline distT="0" distB="0" distL="0" distR="0" wp14:anchorId="6C372CFA" wp14:editId="7F031422">
+            <wp:extent cx="5099050" cy="3257549"/>
+            <wp:effectExtent l="0" t="0" r="6350" b="635"/>
+            <wp:docPr id="2" name="Picture 2"/>
+            <wp:cNvGraphicFramePr>
+              <a:graphicFrameLocks xmlns:a="http://schemas.openxmlformats.org/drawingml/2006/main" noChangeAspect="1"/>
+            </wp:cNvGraphicFramePr>
+            <a:graphic xmlns:a="http://schemas.openxmlformats.org/drawingml/2006/main">
+              <a:graphicData uri="http://schemas.openxmlformats.org/drawingml/2006/picture">
+                <pic:pic xmlns:pic="http://schemas.openxmlformats.org/drawingml/2006/picture">
+                  <pic:nvPicPr>
+                    <pic:cNvPr id="1" name=""/>
+                    <pic:cNvPicPr/>
+                  </pic:nvPicPr>
+                  <pic:blipFill>
+                    <a:blip r:embed="rId5"/>
+                    <a:stretch>
+                      <a:fillRect/>
+                    </a:stretch>
+                  </pic:blipFill>
+                  <pic:spPr>
+                    <a:xfrm>
+                      <a:off x="0" y="0"/>
+                      <a:ext cx="5106266" cy="3262159"/>
+                    </a:xfrm>
+                    <a:prstGeom prst="rect">
+                      <a:avLst/>
+                    </a:prstGeom>
+                  </pic:spPr>
+                </pic:pic>
+              </a:graphicData>
+            </a:graphic>
+          </wp:inline>
+        </w:drawing>
+      </w:r>
+    </w:p>
+    <w:p>
+      <w:pPr>
+        <w:spacing w:before="100" w:beforeAutospacing="1" w:after="100" w:afterAutospacing="1" w:line="240" w:lineRule="auto"/>
+        <w:outlineLvl w:val="0"/>
+        <w:rPr>
+          <w:rFonts w:ascii="Times New Roman" w:eastAsia="Times New Roman" w:hAnsi="Times New Roman" w:cs="Times New Roman"/>
+          <w:b/>
+          <w:bCs/>
+          <w:kern w:val="36"/>
+          <w:sz w:val="44"/>
+          <w:szCs w:val="48"/>
+          <w:lang w:eastAsia="en-IN"/>
+        </w:rPr>
+      </w:pPr>
+      <w:r>
+        <w:rPr>
+          <w:rFonts w:ascii="Times New Roman" w:eastAsia="Times New Roman" w:hAnsi="Times New Roman" w:cs="Times New Roman"/>
+          <w:b/>
+          <w:bCs/>
+          <w:kern w:val="36"/>
+          <w:sz w:val="44"/>
+          <w:szCs w:val="48"/>
+          <w:lang w:eastAsia="en-IN"/>
+        </w:rPr>
+        <w:t>6. Expected Result</w:t>
+      </w:r>
+    </w:p>
+    <w:p>
+      <w:pPr>
+        <w:spacing w:before="100" w:beforeAutospacing="1" w:after="100" w:afterAutospacing="1" w:line="240" w:lineRule="auto"/>
+        <w:rPr>
+          <w:rFonts w:ascii="Times New Roman" w:eastAsia="Times New Roman" w:hAnsi="Times New Roman" w:cs="Times New Roman"/>
+          <w:szCs w:val="24"/>
+          <w:lang w:eastAsia="en-IN"/>
+        </w:rPr>
+      </w:pPr>
+      <w:r>
+        <w:rPr>
+          <w:rFonts w:ascii="Times New Roman" w:eastAsia="Times New Roman" w:hAnsi="Times New Roman" w:cs="Times New Roman"/>
+          <w:szCs w:val="24"/>
+          <w:lang w:eastAsia="en-IN"/>
+        </w:rPr>
+        <w:t>The Boolean function</w:t>
+      </w:r>
+    </w:p>
+    <w:p>
+      <w:pPr>
+        <w:rPr>
+          <w:sz w:val="20"/>
+        </w:rPr>
+      </w:pPr>
+      <w:r>
+        <w:rPr>
+          <w:sz w:val="20"/>
+        </w:rPr>
+        <w:t>F(</w:t>
+      </w:r>
+      <w:proofErr w:type="gramStart"/>
+      <w:r>
+        <w:rPr>
+          <w:sz w:val="20"/>
+        </w:rPr>
+        <w:t>A,B</w:t>
+      </w:r>
+      <w:proofErr w:type="gramEnd"/>
+      <w:r>
+        <w:rPr>
+          <w:sz w:val="20"/>
+        </w:rPr>
+        <w:t>,C,D)=</w:t>
+      </w:r>
+      <w:proofErr w:type="spellStart"/>
+      <w:r>
+        <w:rPr>
+          <w:sz w:val="20"/>
+        </w:rPr>
+        <w:t>Σm</w:t>
+      </w:r>
+      <w:proofErr w:type="spellEnd"/>
+      <w:r>
+        <w:rPr>
+          <w:sz w:val="20"/>
+        </w:rPr>
+        <w:t>(0,2,5,7,8,10,13,15), which simplifies to F=B'D'+BD.</w:t>
+      </w:r>
+    </w:p>
+    <w:p>
+      <w:pPr>
+        <w:spacing w:before="100" w:beforeAutospacing="1" w:after="100" w:afterAutospacing="1" w:line="240" w:lineRule="auto"/>
+        <w:rPr>
+          <w:rFonts w:ascii="Times New Roman" w:eastAsia="Times New Roman" w:hAnsi="Times New Roman" w:cs="Times New Roman"/>
+          <w:szCs w:val="24"/>
+          <w:lang w:eastAsia="en-IN"/>
+        </w:rPr>
+      </w:pPr>
+      <w:r>
+        <w:rPr>
+          <w:rFonts w:ascii="Times New Roman" w:eastAsia="Times New Roman" w:hAnsi="Times New Roman" w:cs="Times New Roman"/>
+          <w:szCs w:val="24"/>
+          <w:lang w:eastAsia="en-IN"/>
+        </w:rPr>
+        <w:t>was minimized to</w:t>
+      </w:r>
+      <w:r>
+        <w:rPr>
+          <w:rFonts w:ascii="Times New Roman" w:eastAsia="Times New Roman" w:hAnsi="Times New Roman" w:cs="Times New Roman"/>
+          <w:szCs w:val="24"/>
+          <w:lang w:eastAsia="en-IN"/>
+        </w:rPr>
+        <w:t xml:space="preserve"> </w:t>
+      </w:r>
+      <w:r>
+        <w:rPr>
+          <w:sz w:val="20"/>
+        </w:rPr>
+        <w:t>F=B'D'+BD.</w:t>
+      </w:r>
+    </w:p>
+    <w:p>
+      <w:pPr>
+        <w:spacing w:before="100" w:beforeAutospacing="1" w:after="100" w:afterAutospacing="1" w:line="240" w:lineRule="auto"/>
+        <w:rPr>
+          <w:rFonts w:ascii="Times New Roman" w:eastAsia="Times New Roman" w:hAnsi="Times New Roman" w:cs="Times New Roman"/>
+          <w:szCs w:val="24"/>
+          <w:lang w:eastAsia="en-IN"/>
+        </w:rPr>
+      </w:pPr>
+      <w:r>
+        <w:rPr>
+          <w:rFonts w:ascii="Times New Roman" w:eastAsia="Times New Roman" w:hAnsi="Times New Roman" w:cs="Times New Roman"/>
+          <w:szCs w:val="24"/>
+          <w:lang w:eastAsia="en-IN"/>
+        </w:rPr>
+        <w:t>and successfully implemented using Verilog HDL.</w:t>
+      </w:r>
+    </w:p>
+    <w:p>
+      <w:pPr>
+        <w:spacing w:before="100" w:beforeAutospacing="1" w:after="100" w:afterAutospacing="1" w:line="240" w:lineRule="auto"/>
+        <w:rPr>
+          <w:rFonts w:ascii="Times New Roman" w:eastAsia="Times New Roman" w:hAnsi="Times New Roman" w:cs="Times New Roman"/>
+          <w:szCs w:val="24"/>
+          <w:lang w:eastAsia="en-IN"/>
+        </w:rPr>
+      </w:pPr>
+      <w:r>
+        <w:rPr>
+          <w:rFonts w:ascii="Times New Roman" w:eastAsia="Times New Roman" w:hAnsi="Times New Roman" w:cs="Times New Roman"/>
+          <w:szCs w:val="24"/>
+          <w:lang w:eastAsia="en-IN"/>
+        </w:rPr>
+        <w:drawing>
+          <wp:inline distT="0" distB="0" distL="0" distR="0" wp14:anchorId="58C58B89" wp14:editId="1823F69D">
+            <wp:extent cx="5731510" cy="2904490"/>
+            <wp:effectExtent l="0" t="0" r="2540" b="0"/>
+            <wp:docPr id="1" name="Picture 1"/>
+            <wp:cNvGraphicFramePr>
+              <a:graphicFrameLocks xmlns:a="http://schemas.openxmlformats.org/drawingml/2006/main" noChangeAspect="1"/>
+            </wp:cNvGraphicFramePr>
+            <a:graphic xmlns:a="http://schemas.openxmlformats.org/drawingml/2006/main">
+              <a:graphicData uri="http://schemas.openxmlformats.org/drawingml/2006/picture">
+                <pic:pic xmlns:pic="http://schemas.openxmlformats.org/drawingml/2006/picture">
+                  <pic:nvPicPr>
+                    <pic:cNvPr id="1" name=""/>
+                    <pic:cNvPicPr/>
+                  </pic:nvPicPr>
+                  <pic:blipFill>
+                    <a:blip r:embed="rId6"/>
+                    <a:stretch>
+                      <a:fillRect/>
+                    </a:stretch>
+                  </pic:blipFill>
+                  <pic:spPr>
+                    <a:xfrm>
+                      <a:off x="0" y="0"/>
+                      <a:ext cx="5731510" cy="2904490"/>
+                    </a:xfrm>
+                    <a:prstGeom prst="rect">
+                      <a:avLst/>
+                    </a:prstGeom>
+                  </pic:spPr>
+                </pic:pic>
+              </a:graphicData>
+            </a:graphic>
+          </wp:inline>
+        </w:drawing>
+      </w:r>
+    </w:p>
+    <w:p>
+      <w:pPr>
+        <w:spacing w:before="100" w:beforeAutospacing="1" w:after="100" w:afterAutospacing="1" w:line="240" w:lineRule="auto"/>
+        <w:rPr>
+          <w:rFonts w:ascii="Times New Roman" w:eastAsia="Times New Roman" w:hAnsi="Times New Roman" w:cs="Times New Roman"/>
+          <w:szCs w:val="24"/>
+          <w:lang w:eastAsia="en-IN"/>
+        </w:rPr>
+      </w:pPr>
+      <w:r>
+        <w:rPr>
+          <w:rFonts w:ascii="Times New Roman" w:eastAsia="Times New Roman" w:hAnsi="Times New Roman" w:cs="Times New Roman"/>
+          <w:szCs w:val="24"/>
+          <w:lang w:eastAsia="en-IN"/>
+        </w:rPr>
+        <w:t xml:space="preserve">The design was compiled and simulated using </w:t>
+      </w:r>
+      <w:r>
+        <w:rPr>
+          <w:rFonts w:ascii="Times New Roman" w:eastAsia="Times New Roman" w:hAnsi="Times New Roman" w:cs="Times New Roman"/>
+          <w:b/>
+          <w:bCs/>
+          <w:szCs w:val="24"/>
+          <w:lang w:eastAsia="en-IN"/>
+        </w:rPr>
+        <w:t>Synopsys VCS</w:t>
+      </w:r>
+      <w:r>
+        <w:rPr>
+          <w:rFonts w:ascii="Times New Roman" w:eastAsia="Times New Roman" w:hAnsi="Times New Roman" w:cs="Times New Roman"/>
+          <w:szCs w:val="24"/>
+          <w:lang w:eastAsia="en-IN"/>
+        </w:rPr>
+        <w:t xml:space="preserve">, and the functionality was verified using </w:t>
+      </w:r>
+      <w:r>
+        <w:rPr>
+          <w:rFonts w:ascii="Times New Roman" w:eastAsia="Times New Roman" w:hAnsi="Times New Roman" w:cs="Times New Roman"/>
+          <w:b/>
+          <w:bCs/>
+          <w:szCs w:val="24"/>
+          <w:lang w:eastAsia="en-IN"/>
+        </w:rPr>
+        <w:t>DVE waveform analysis</w:t>
+      </w:r>
+      <w:r>
+        <w:rPr>
+          <w:rFonts w:ascii="Times New Roman" w:eastAsia="Times New Roman" w:hAnsi="Times New Roman" w:cs="Times New Roman"/>
+          <w:szCs w:val="24"/>
+          <w:lang w:eastAsia="en-IN"/>
+        </w:rPr>
+        <w:t>.</w:t>
+      </w:r>
+    </w:p>
+    <w:p>
+      <w:pPr>
+        <w:spacing w:before="100" w:beforeAutospacing="1" w:after="100" w:afterAutospacing="1" w:line="240" w:lineRule="auto"/>
+        <w:outlineLvl w:val="0"/>
+        <w:rPr>
+          <w:rFonts w:ascii="Times New Roman" w:eastAsia="Times New Roman" w:hAnsi="Times New Roman" w:cs="Times New Roman"/>
+          <w:b/>
+          <w:bCs/>
+          <w:kern w:val="36"/>
+          <w:sz w:val="44"/>
+          <w:szCs w:val="48"/>
+          <w:lang w:eastAsia="en-IN"/>
+        </w:rPr>
+      </w:pPr>
+      <w:r>
+        <w:rPr>
+          <w:rFonts w:ascii="Times New Roman" w:eastAsia="Times New Roman" w:hAnsi="Times New Roman" w:cs="Times New Roman"/>
+          <w:b/>
+          <w:bCs/>
+          <w:kern w:val="36"/>
+          <w:sz w:val="44"/>
+          <w:szCs w:val="48"/>
+          <w:lang w:eastAsia="en-IN"/>
+        </w:rPr>
+        <w:lastRenderedPageBreak/>
+        <w:t>7. Viva-Voce Questions</w:t>
+      </w:r>
+    </w:p>
+    <w:p>
+      <w:pPr>
+        <w:numPr>
+          <w:ilvl w:val="0"/>
+          <w:numId w:val="3"/>
+        </w:numPr>
+        <w:spacing w:before="100" w:beforeAutospacing="1" w:after="100" w:afterAutospacing="1" w:line="240" w:lineRule="auto"/>
+        <w:rPr>
+          <w:rFonts w:ascii="Times New Roman" w:eastAsia="Times New Roman" w:hAnsi="Times New Roman" w:cs="Times New Roman"/>
+          <w:szCs w:val="24"/>
+          <w:lang w:eastAsia="en-IN"/>
+        </w:rPr>
+      </w:pPr>
+      <w:r>
+        <w:rPr>
+          <w:rFonts w:ascii="Times New Roman" w:eastAsia="Times New Roman" w:hAnsi="Times New Roman" w:cs="Times New Roman"/>
+          <w:szCs w:val="24"/>
+          <w:lang w:eastAsia="en-IN"/>
+        </w:rPr>
+        <w:t>What is Boolean function minimization?</w:t>
+      </w:r>
+    </w:p>
+    <w:p>
+      <w:pPr>
+        <w:numPr>
+          <w:ilvl w:val="0"/>
+          <w:numId w:val="3"/>
+        </w:numPr>
+        <w:spacing w:before="100" w:beforeAutospacing="1" w:after="100" w:afterAutospacing="1" w:line="240" w:lineRule="auto"/>
+        <w:rPr>
+          <w:rFonts w:ascii="Times New Roman" w:eastAsia="Times New Roman" w:hAnsi="Times New Roman" w:cs="Times New Roman"/>
+          <w:szCs w:val="24"/>
+          <w:lang w:eastAsia="en-IN"/>
+        </w:rPr>
+      </w:pPr>
+      <w:r>
+        <w:rPr>
+          <w:rFonts w:ascii="Times New Roman" w:eastAsia="Times New Roman" w:hAnsi="Times New Roman" w:cs="Times New Roman"/>
+          <w:szCs w:val="24"/>
+          <w:lang w:eastAsia="en-IN"/>
+        </w:rPr>
+        <w:t xml:space="preserve">What is a </w:t>
+      </w:r>
+      <w:proofErr w:type="spellStart"/>
+      <w:r>
+        <w:rPr>
+          <w:rFonts w:ascii="Times New Roman" w:eastAsia="Times New Roman" w:hAnsi="Times New Roman" w:cs="Times New Roman"/>
+          <w:szCs w:val="24"/>
+          <w:lang w:eastAsia="en-IN"/>
+        </w:rPr>
+        <w:t>minterm</w:t>
+      </w:r>
+      <w:proofErr w:type="spellEnd"/>
+      <w:r>
+        <w:rPr>
+          <w:rFonts w:ascii="Times New Roman" w:eastAsia="Times New Roman" w:hAnsi="Times New Roman" w:cs="Times New Roman"/>
+          <w:szCs w:val="24"/>
+          <w:lang w:eastAsia="en-IN"/>
+        </w:rPr>
+        <w:t>?</w:t>
+      </w:r>
+    </w:p>
+    <w:p>
+      <w:pPr>
+        <w:numPr>
+          <w:ilvl w:val="0"/>
+          <w:numId w:val="3"/>
+        </w:numPr>
+        <w:spacing w:before="100" w:beforeAutospacing="1" w:after="100" w:afterAutospacing="1" w:line="240" w:lineRule="auto"/>
+        <w:rPr>
+          <w:rFonts w:ascii="Times New Roman" w:eastAsia="Times New Roman" w:hAnsi="Times New Roman" w:cs="Times New Roman"/>
+          <w:szCs w:val="24"/>
+          <w:lang w:eastAsia="en-IN"/>
+        </w:rPr>
+      </w:pPr>
+      <w:r>
+        <w:rPr>
+          <w:rFonts w:ascii="Times New Roman" w:eastAsia="Times New Roman" w:hAnsi="Times New Roman" w:cs="Times New Roman"/>
+          <w:szCs w:val="24"/>
+          <w:lang w:eastAsia="en-IN"/>
+        </w:rPr>
+        <w:t xml:space="preserve">What is a </w:t>
+      </w:r>
+      <w:proofErr w:type="spellStart"/>
+      <w:r>
+        <w:rPr>
+          <w:rFonts w:ascii="Times New Roman" w:eastAsia="Times New Roman" w:hAnsi="Times New Roman" w:cs="Times New Roman"/>
+          <w:szCs w:val="24"/>
+          <w:lang w:eastAsia="en-IN"/>
+        </w:rPr>
+        <w:t>Karnaugh</w:t>
+      </w:r>
+      <w:proofErr w:type="spellEnd"/>
+      <w:r>
+        <w:rPr>
+          <w:rFonts w:ascii="Times New Roman" w:eastAsia="Times New Roman" w:hAnsi="Times New Roman" w:cs="Times New Roman"/>
+          <w:szCs w:val="24"/>
+          <w:lang w:eastAsia="en-IN"/>
+        </w:rPr>
+        <w:t xml:space="preserve"> map?</w:t>
+      </w:r>
+    </w:p>
+    <w:p>
+      <w:pPr>
+        <w:numPr>
+          <w:ilvl w:val="0"/>
+          <w:numId w:val="3"/>
+        </w:numPr>
+        <w:spacing w:before="100" w:beforeAutospacing="1" w:after="100" w:afterAutospacing="1" w:line="240" w:lineRule="auto"/>
+        <w:rPr>
+          <w:rFonts w:ascii="Times New Roman" w:eastAsia="Times New Roman" w:hAnsi="Times New Roman" w:cs="Times New Roman"/>
+          <w:szCs w:val="24"/>
+          <w:lang w:eastAsia="en-IN"/>
+        </w:rPr>
+      </w:pPr>
+      <w:r>
+        <w:rPr>
+          <w:rFonts w:ascii="Times New Roman" w:eastAsia="Times New Roman" w:hAnsi="Times New Roman" w:cs="Times New Roman"/>
+          <w:szCs w:val="24"/>
+          <w:lang w:eastAsia="en-IN"/>
+        </w:rPr>
+        <w:t>Why is Boolean minimization required?</w:t>
+      </w:r>
+    </w:p>
+    <w:p>
+      <w:pPr>
+        <w:numPr>
+          <w:ilvl w:val="0"/>
+          <w:numId w:val="3"/>
+        </w:numPr>
+        <w:spacing w:before="100" w:beforeAutospacing="1" w:after="100" w:afterAutospacing="1" w:line="240" w:lineRule="auto"/>
+        <w:rPr>
+          <w:rFonts w:ascii="Times New Roman" w:eastAsia="Times New Roman" w:hAnsi="Times New Roman" w:cs="Times New Roman"/>
+          <w:szCs w:val="24"/>
+          <w:lang w:eastAsia="en-IN"/>
+        </w:rPr>
+      </w:pPr>
+      <w:r>
+        <w:rPr>
+          <w:rFonts w:ascii="Times New Roman" w:eastAsia="Times New Roman" w:hAnsi="Times New Roman" w:cs="Times New Roman"/>
+          <w:szCs w:val="24"/>
+          <w:lang w:eastAsia="en-IN"/>
+        </w:rPr>
+        <w:t>What are universal gates?</w:t>
+      </w:r>
+    </w:p>
+    <w:p>
+      <w:pPr>
+        <w:numPr>
+          <w:ilvl w:val="0"/>
+          <w:numId w:val="3"/>
+        </w:numPr>
+        <w:spacing w:before="100" w:beforeAutospacing="1" w:after="100" w:afterAutospacing="1" w:line="240" w:lineRule="auto"/>
+        <w:rPr>
+          <w:rFonts w:ascii="Times New Roman" w:eastAsia="Times New Roman" w:hAnsi="Times New Roman" w:cs="Times New Roman"/>
+          <w:szCs w:val="24"/>
+          <w:lang w:eastAsia="en-IN"/>
+        </w:rPr>
+      </w:pPr>
+      <w:r>
+        <w:rPr>
+          <w:rFonts w:ascii="Times New Roman" w:eastAsia="Times New Roman" w:hAnsi="Times New Roman" w:cs="Times New Roman"/>
+          <w:szCs w:val="24"/>
+          <w:lang w:eastAsia="en-IN"/>
+        </w:rPr>
+        <w:t>What is the difference between SOP and POS?</w:t>
+      </w:r>
+    </w:p>
+    <w:p>
+      <w:pPr>
+        <w:numPr>
+          <w:ilvl w:val="0"/>
+          <w:numId w:val="3"/>
+        </w:numPr>
+        <w:spacing w:before="100" w:beforeAutospacing="1" w:after="100" w:afterAutospacing="1" w:line="240" w:lineRule="auto"/>
+        <w:rPr>
+          <w:rFonts w:ascii="Times New Roman" w:eastAsia="Times New Roman" w:hAnsi="Times New Roman" w:cs="Times New Roman"/>
+          <w:szCs w:val="24"/>
+          <w:lang w:eastAsia="en-IN"/>
+        </w:rPr>
+      </w:pPr>
+      <w:r>
+        <w:rPr>
+          <w:rFonts w:ascii="Times New Roman" w:eastAsia="Times New Roman" w:hAnsi="Times New Roman" w:cs="Times New Roman"/>
+          <w:szCs w:val="24"/>
+          <w:lang w:eastAsia="en-IN"/>
+        </w:rPr>
+        <w:t>What is the purpose of a Verilog testbench?</w:t>
+      </w:r>
+    </w:p>
+    <w:p>
+      <w:pPr>
+        <w:numPr>
+          <w:ilvl w:val="0"/>
+          <w:numId w:val="3"/>
+        </w:numPr>
+        <w:spacing w:before="100" w:beforeAutospacing="1" w:after="100" w:afterAutospacing="1" w:line="240" w:lineRule="auto"/>
+        <w:rPr>
+          <w:rFonts w:ascii="Times New Roman" w:eastAsia="Times New Roman" w:hAnsi="Times New Roman" w:cs="Times New Roman"/>
+          <w:szCs w:val="24"/>
+          <w:lang w:eastAsia="en-IN"/>
+        </w:rPr>
+      </w:pPr>
+      <w:r>
+        <w:rPr>
+          <w:rFonts w:ascii="Times New Roman" w:eastAsia="Times New Roman" w:hAnsi="Times New Roman" w:cs="Times New Roman"/>
+          <w:szCs w:val="24"/>
+          <w:lang w:eastAsia="en-IN"/>
+        </w:rPr>
+        <w:t>Why is a VCD file generated?</w:t>
+      </w:r>
+    </w:p>
+    <w:p>
+      <w:pPr>
+        <w:numPr>
+          <w:ilvl w:val="0"/>
+          <w:numId w:val="3"/>
+        </w:numPr>
+        <w:spacing w:before="100" w:beforeAutospacing="1" w:after="100" w:afterAutospacing="1" w:line="240" w:lineRule="auto"/>
+        <w:rPr>
+          <w:rFonts w:ascii="Times New Roman" w:eastAsia="Times New Roman" w:hAnsi="Times New Roman" w:cs="Times New Roman"/>
+          <w:szCs w:val="24"/>
+          <w:lang w:eastAsia="en-IN"/>
+        </w:rPr>
+      </w:pPr>
+      <w:r>
+        <w:rPr>
+          <w:rFonts w:ascii="Times New Roman" w:eastAsia="Times New Roman" w:hAnsi="Times New Roman" w:cs="Times New Roman"/>
+          <w:szCs w:val="24"/>
+          <w:lang w:eastAsia="en-IN"/>
+        </w:rPr>
+        <w:t xml:space="preserve">What is the purpose </w:t>
+      </w:r>
+      <w:proofErr w:type="gramStart"/>
+      <w:r>
+        <w:rPr>
+          <w:rFonts w:ascii="Times New Roman" w:eastAsia="Times New Roman" w:hAnsi="Times New Roman" w:cs="Times New Roman"/>
+          <w:szCs w:val="24"/>
+          <w:lang w:eastAsia="en-IN"/>
+        </w:rPr>
+        <w:t xml:space="preserve">of </w:t>
+      </w:r>
+      <w:r>
+        <w:rPr>
+          <w:rFonts w:ascii="Courier New" w:eastAsia="Times New Roman" w:hAnsi="Courier New" w:cs="Courier New"/>
+          <w:sz w:val="18"/>
+          <w:szCs w:val="20"/>
+          <w:lang w:eastAsia="en-IN"/>
+        </w:rPr>
+        <w:t>.</w:t>
+      </w:r>
+      <w:proofErr w:type="gramEnd"/>
+      <w:r>
+        <w:rPr>
+          <w:rFonts w:ascii="Courier New" w:eastAsia="Times New Roman" w:hAnsi="Courier New" w:cs="Courier New"/>
+          <w:sz w:val="18"/>
+          <w:szCs w:val="20"/>
+          <w:lang w:eastAsia="en-IN"/>
+        </w:rPr>
+        <w:t>/</w:t>
+      </w:r>
+      <w:proofErr w:type="spellStart"/>
+      <w:r>
+        <w:rPr>
+          <w:rFonts w:ascii="Courier New" w:eastAsia="Times New Roman" w:hAnsi="Courier New" w:cs="Courier New"/>
+          <w:sz w:val="18"/>
+          <w:szCs w:val="20"/>
+          <w:lang w:eastAsia="en-IN"/>
+        </w:rPr>
+        <w:t>simv</w:t>
+      </w:r>
+      <w:proofErr w:type="spellEnd"/>
+      <w:r>
+        <w:rPr>
+          <w:rFonts w:ascii="Times New Roman" w:eastAsia="Times New Roman" w:hAnsi="Times New Roman" w:cs="Times New Roman"/>
+          <w:szCs w:val="24"/>
+          <w:lang w:eastAsia="en-IN"/>
+        </w:rPr>
+        <w:t>?</w:t>
+      </w:r>
+    </w:p>
+    <w:p>
+      <w:pPr>
+        <w:numPr>
+          <w:ilvl w:val="0"/>
+          <w:numId w:val="3"/>
+        </w:numPr>
+        <w:spacing w:before="100" w:beforeAutospacing="1" w:after="100" w:afterAutospacing="1" w:line="240" w:lineRule="auto"/>
+        <w:rPr>
+          <w:rFonts w:ascii="Times New Roman" w:eastAsia="Times New Roman" w:hAnsi="Times New Roman" w:cs="Times New Roman"/>
+          <w:szCs w:val="24"/>
+          <w:lang w:eastAsia="en-IN"/>
+        </w:rPr>
+      </w:pPr>
+      <w:r>
+        <w:rPr>
+          <w:rFonts w:ascii="Times New Roman" w:eastAsia="Times New Roman" w:hAnsi="Times New Roman" w:cs="Times New Roman"/>
+          <w:szCs w:val="24"/>
+          <w:lang w:eastAsia="en-IN"/>
+        </w:rPr>
+        <w:t>What is the purpose of DVE?</w:t>
+      </w:r>
+    </w:p>
+    <w:p>
+      <w:pPr>
+        <w:numPr>
+          <w:ilvl w:val="0"/>
+          <w:numId w:val="3"/>
+        </w:numPr>
+        <w:spacing w:before="100" w:beforeAutospacing="1" w:after="100" w:afterAutospacing="1" w:line="240" w:lineRule="auto"/>
+        <w:rPr>
+          <w:rFonts w:ascii="Times New Roman" w:eastAsia="Times New Roman" w:hAnsi="Times New Roman" w:cs="Times New Roman"/>
+          <w:szCs w:val="24"/>
+          <w:lang w:eastAsia="en-IN"/>
+        </w:rPr>
+      </w:pPr>
+      <w:r>
+        <w:rPr>
+          <w:rFonts w:ascii="Times New Roman" w:eastAsia="Times New Roman" w:hAnsi="Times New Roman" w:cs="Times New Roman"/>
+          <w:szCs w:val="24"/>
+          <w:lang w:eastAsia="en-IN"/>
+        </w:rPr>
+        <w:t>What is the difference between simulation and synthesis?</w:t>
+      </w:r>
+    </w:p>
+    <w:p>
+      <w:pPr>
+        <w:numPr>
+          <w:ilvl w:val="0"/>
+          <w:numId w:val="3"/>
+        </w:numPr>
+        <w:spacing w:before="100" w:beforeAutospacing="1" w:after="100" w:afterAutospacing="1" w:line="240" w:lineRule="auto"/>
+        <w:rPr>
+          <w:rFonts w:ascii="Times New Roman" w:eastAsia="Times New Roman" w:hAnsi="Times New Roman" w:cs="Times New Roman"/>
+          <w:szCs w:val="24"/>
+          <w:lang w:eastAsia="en-IN"/>
+        </w:rPr>
+      </w:pPr>
+      <w:r>
+        <w:rPr>
+          <w:rFonts w:ascii="Times New Roman" w:eastAsia="Times New Roman" w:hAnsi="Times New Roman" w:cs="Times New Roman"/>
+          <w:szCs w:val="24"/>
+          <w:lang w:eastAsia="en-IN"/>
+        </w:rPr>
+        <w:t xml:space="preserve">Why are </w:t>
+      </w:r>
+      <w:r>
+        <w:rPr>
+          <w:rFonts w:ascii="Courier New" w:eastAsia="Times New Roman" w:hAnsi="Courier New" w:cs="Courier New"/>
+          <w:sz w:val="18"/>
+          <w:szCs w:val="20"/>
+          <w:lang w:eastAsia="en-IN"/>
+        </w:rPr>
+        <w:t>A</w:t>
+      </w:r>
+      <w:r>
+        <w:rPr>
+          <w:rFonts w:ascii="Times New Roman" w:eastAsia="Times New Roman" w:hAnsi="Times New Roman" w:cs="Times New Roman"/>
+          <w:szCs w:val="24"/>
+          <w:lang w:eastAsia="en-IN"/>
+        </w:rPr>
+        <w:t xml:space="preserve"> and </w:t>
+      </w:r>
+      <w:r>
+        <w:rPr>
+          <w:rFonts w:ascii="Courier New" w:eastAsia="Times New Roman" w:hAnsi="Courier New" w:cs="Courier New"/>
+          <w:sz w:val="18"/>
+          <w:szCs w:val="20"/>
+          <w:lang w:eastAsia="en-IN"/>
+        </w:rPr>
+        <w:t>C</w:t>
+      </w:r>
+      <w:r>
+        <w:rPr>
+          <w:rFonts w:ascii="Times New Roman" w:eastAsia="Times New Roman" w:hAnsi="Times New Roman" w:cs="Times New Roman"/>
+          <w:szCs w:val="24"/>
+          <w:lang w:eastAsia="en-IN"/>
+        </w:rPr>
+        <w:t xml:space="preserve"> absent from the minimized expression?</w:t>
+      </w:r>
+    </w:p>
+    <w:p>
+      <w:pPr>
+        <w:numPr>
+          <w:ilvl w:val="0"/>
+          <w:numId w:val="3"/>
+        </w:numPr>
+        <w:spacing w:before="100" w:beforeAutospacing="1" w:after="100" w:afterAutospacing="1" w:line="240" w:lineRule="auto"/>
+        <w:rPr>
+          <w:rFonts w:ascii="Times New Roman" w:eastAsia="Times New Roman" w:hAnsi="Times New Roman" w:cs="Times New Roman"/>
+          <w:szCs w:val="24"/>
+          <w:lang w:eastAsia="en-IN"/>
+        </w:rPr>
+      </w:pPr>
+      <w:r>
+        <w:rPr>
+          <w:rFonts w:ascii="Times New Roman" w:eastAsia="Times New Roman" w:hAnsi="Times New Roman" w:cs="Times New Roman"/>
+          <w:szCs w:val="24"/>
+          <w:lang w:eastAsia="en-IN"/>
+        </w:rPr>
+        <w:t xml:space="preserve">What is the purpose of </w:t>
+      </w:r>
+      <w:r>
+        <w:rPr>
+          <w:rFonts w:ascii="Courier New" w:eastAsia="Times New Roman" w:hAnsi="Courier New" w:cs="Courier New"/>
+          <w:sz w:val="18"/>
+          <w:szCs w:val="20"/>
+          <w:lang w:eastAsia="en-IN"/>
+        </w:rPr>
+        <w:t>$</w:t>
+      </w:r>
+      <w:proofErr w:type="spellStart"/>
+      <w:r>
+        <w:rPr>
+          <w:rFonts w:ascii="Courier New" w:eastAsia="Times New Roman" w:hAnsi="Courier New" w:cs="Courier New"/>
+          <w:sz w:val="18"/>
+          <w:szCs w:val="20"/>
+          <w:lang w:eastAsia="en-IN"/>
+        </w:rPr>
+        <w:t>dumpfile</w:t>
+      </w:r>
+      <w:proofErr w:type="spellEnd"/>
+      <w:r>
+        <w:rPr>
+          <w:rFonts w:ascii="Times New Roman" w:eastAsia="Times New Roman" w:hAnsi="Times New Roman" w:cs="Times New Roman"/>
+          <w:szCs w:val="24"/>
+          <w:lang w:eastAsia="en-IN"/>
+        </w:rPr>
+        <w:t>?</w:t>
+      </w:r>
+    </w:p>
+    <w:p>
+      <w:pPr>
+        <w:numPr>
+          <w:ilvl w:val="0"/>
+          <w:numId w:val="3"/>
+        </w:numPr>
+        <w:spacing w:before="100" w:beforeAutospacing="1" w:after="100" w:afterAutospacing="1" w:line="240" w:lineRule="auto"/>
+        <w:rPr>
+          <w:rFonts w:ascii="Times New Roman" w:eastAsia="Times New Roman" w:hAnsi="Times New Roman" w:cs="Times New Roman"/>
+          <w:szCs w:val="24"/>
+          <w:lang w:eastAsia="en-IN"/>
+        </w:rPr>
+      </w:pPr>
+      <w:r>
+        <w:rPr>
+          <w:rFonts w:ascii="Times New Roman" w:eastAsia="Times New Roman" w:hAnsi="Times New Roman" w:cs="Times New Roman"/>
+          <w:szCs w:val="24"/>
+          <w:lang w:eastAsia="en-IN"/>
+        </w:rPr>
+        <w:t xml:space="preserve">What is the purpose of </w:t>
+      </w:r>
+      <w:r>
+        <w:rPr>
+          <w:rFonts w:ascii="Courier New" w:eastAsia="Times New Roman" w:hAnsi="Courier New" w:cs="Courier New"/>
+          <w:sz w:val="18"/>
+          <w:szCs w:val="20"/>
+          <w:lang w:eastAsia="en-IN"/>
+        </w:rPr>
+        <w:t>$</w:t>
+      </w:r>
+      <w:proofErr w:type="spellStart"/>
+      <w:r>
+        <w:rPr>
+          <w:rFonts w:ascii="Courier New" w:eastAsia="Times New Roman" w:hAnsi="Courier New" w:cs="Courier New"/>
+          <w:sz w:val="18"/>
+          <w:szCs w:val="20"/>
+          <w:lang w:eastAsia="en-IN"/>
+        </w:rPr>
+        <w:t>dumpvars</w:t>
+      </w:r>
+      <w:proofErr w:type="spellEnd"/>
+      <w:r>
+        <w:rPr>
+          <w:rFonts w:ascii="Times New Roman" w:eastAsia="Times New Roman" w:hAnsi="Times New Roman" w:cs="Times New Roman"/>
+          <w:szCs w:val="24"/>
+          <w:lang w:eastAsia="en-IN"/>
+        </w:rPr>
+        <w:t>?</w:t>
+      </w:r>
+    </w:p>
+    <w:p>
+      <w:pPr>
+        <w:spacing w:after="0" w:line="240" w:lineRule="auto"/>
+        <w:rPr>
+          <w:rFonts w:ascii="Times New Roman" w:eastAsia="Times New Roman" w:hAnsi="Times New Roman" w:cs="Times New Roman"/>
+          <w:szCs w:val="24"/>
+          <w:lang w:eastAsia="en-IN"/>
+        </w:rPr>
+      </w:pPr>
+    </w:p>
+    <w:p>
+      <w:pPr>
+        <w:spacing w:before="100" w:beforeAutospacing="1" w:after="100" w:afterAutospacing="1" w:line="240" w:lineRule="auto"/>
+        <w:jc w:val="both"/>
+        <w:outlineLvl w:val="1"/>
+        <w:rPr>
+          <w:rFonts w:ascii="Times New Roman" w:eastAsia="Times New Roman" w:hAnsi="Times New Roman" w:cs="Times New Roman"/>
+          <w:bCs/>
+          <w:sz w:val="32"/>
+          <w:szCs w:val="36"/>
+          <w:lang w:eastAsia="en-IN"/>
+        </w:rPr>
+      </w:pPr>
+      <w:r>
+        <w:rPr>
+          <w:rFonts w:ascii="Times New Roman" w:eastAsia="Times New Roman" w:hAnsi="Times New Roman" w:cs="Times New Roman"/>
+          <w:b/>
+          <w:bCs/>
+          <w:sz w:val="32"/>
+          <w:szCs w:val="36"/>
+          <w:lang w:eastAsia="en-IN"/>
         </w:rPr>
         <w:t>Result</w:t>
       </w:r>
     </w:p>
     <w:p>
       <w:pPr>
-        <w:rPr>
-          <w:lang w:val="en-US"/>
-        </w:rPr>
-      </w:pPr>
+        <w:spacing w:before="100" w:beforeAutospacing="1" w:after="100" w:afterAutospacing="1" w:line="240" w:lineRule="auto"/>
+        <w:jc w:val="both"/>
+        <w:rPr>
+          <w:rFonts w:ascii="Times New Roman" w:eastAsia="Times New Roman" w:hAnsi="Times New Roman" w:cs="Times New Roman"/>
+          <w:szCs w:val="24"/>
+          <w:lang w:eastAsia="en-IN"/>
+        </w:rPr>
+      </w:pPr>
+      <w:r>
+        <w:rPr>
+          <w:rFonts w:ascii="Times New Roman" w:eastAsia="Times New Roman" w:hAnsi="Times New Roman" w:cs="Times New Roman"/>
+          <w:bCs/>
+          <w:szCs w:val="24"/>
+          <w:lang w:eastAsia="en-IN"/>
+        </w:rPr>
+        <w:t>Thus, the Boolean function was minimized,</w:t>
+      </w:r>
+      <w:r>
+        <w:rPr>
+          <w:rFonts w:ascii="Times New Roman" w:eastAsia="Times New Roman" w:hAnsi="Times New Roman" w:cs="Times New Roman"/>
+          <w:bCs/>
+          <w:szCs w:val="24"/>
+          <w:lang w:eastAsia="en-IN"/>
+        </w:rPr>
+        <w:t xml:space="preserve"> implemented using Verilog </w:t>
+      </w:r>
       <w:bookmarkStart w:id="0" w:name="_GoBack"/>
       <w:bookmarkEnd w:id="0"/>
+      <w:r>
+        <w:rPr>
+          <w:rFonts w:ascii="Times New Roman" w:eastAsia="Times New Roman" w:hAnsi="Times New Roman" w:cs="Times New Roman"/>
+          <w:bCs/>
+          <w:szCs w:val="24"/>
+          <w:lang w:eastAsia="en-IN"/>
+        </w:rPr>
+        <w:t>HDL, successfully</w:t>
+      </w:r>
+      <w:r>
+        <w:rPr>
+          <w:rFonts w:ascii="Times New Roman" w:eastAsia="Times New Roman" w:hAnsi="Times New Roman" w:cs="Times New Roman"/>
+          <w:bCs/>
+          <w:szCs w:val="24"/>
+          <w:lang w:eastAsia="en-IN"/>
+        </w:rPr>
+        <w:t xml:space="preserve"> simulated using Synopsys VCS, and verified using Synopsys DVE.</w:t>
+      </w:r>
+    </w:p>
+    <w:p>
+      <w:pPr>
+        <w:rPr>
+          <w:sz w:val="20"/>
+          <w:lang w:val="en-US"/>
+        </w:rPr>
+      </w:pPr>
     </w:p>
     <w:sectPr>
       <w:pgSz w:w="11906" w:h="16838"/>
@@ -58,6 +9080,399 @@
     </w:sectPr>
   </w:body>
 </w:document>
+</file>
+
+<file path=word/numbering.xml><?xml version="1.0" encoding="utf-8"?>
+<w:numbering xmlns:wpc="http://schemas.microsoft.com/office/word/2010/wordprocessingCanvas" xmlns:cx="http://schemas.microsoft.com/office/drawing/2014/chartex" xmlns:mc="http://schemas.openxmlformats.org/markup-compatibility/2006" xmlns:o="urn:schemas-microsoft-com:office:office" xmlns:r="http://schemas.openxmlformats.org/officeDocument/2006/relationships" xmlns:m="http://schemas.openxmlformats.org/officeDocument/2006/math" xmlns:v="urn:schemas-microsoft-com:vml" xmlns:wp14="http://schemas.microsoft.com/office/word/2010/wordprocessingDrawing" xmlns:wp="http://schemas.openxmlformats.org/drawingml/2006/wordprocessingDrawing" xmlns:w10="urn:schemas-microsoft-com:office:word" xmlns:w="http://schemas.openxmlformats.org/wordprocessingml/2006/main" xmlns:w14="http://schemas.microsoft.com/office/word/2010/wordml" xmlns:w15="http://schemas.microsoft.com/office/word/2012/wordml" xmlns:w16se="http://schemas.microsoft.com/office/word/2015/wordml/symex" xmlns:wpg="http://schemas.microsoft.com/office/word/2010/wordprocessingGroup" xmlns:wpi="http://schemas.microsoft.com/office/word/2010/wordprocessingInk" xmlns:wne="http://schemas.microsoft.com/office/word/2006/wordml" xmlns:wps="http://schemas.microsoft.com/office/word/2010/wordprocessingShape" mc:Ignorable="w14 w15 w16se wp14">
+  <w:abstractNum w:abstractNumId="0" w15:restartNumberingAfterBreak="0">
+    <w:nsid w:val="23BC25A9"/>
+    <w:multiLevelType w:val="multilevel"/>
+    <w:tmpl w:val="1C80E43A"/>
+    <w:lvl w:ilvl="0">
+      <w:start w:val="1"/>
+      <w:numFmt w:val="decimal"/>
+      <w:lvlText w:val="%1."/>
+      <w:lvlJc w:val="left"/>
+      <w:pPr>
+        <w:tabs>
+          <w:tab w:val="num" w:pos="720"/>
+        </w:tabs>
+        <w:ind w:left="720" w:hanging="360"/>
+      </w:pPr>
+    </w:lvl>
+    <w:lvl w:ilvl="1" w:tentative="1">
+      <w:start w:val="1"/>
+      <w:numFmt w:val="decimal"/>
+      <w:lvlText w:val="%2."/>
+      <w:lvlJc w:val="left"/>
+      <w:pPr>
+        <w:tabs>
+          <w:tab w:val="num" w:pos="1440"/>
+        </w:tabs>
+        <w:ind w:left="1440" w:hanging="360"/>
+      </w:pPr>
+    </w:lvl>
+    <w:lvl w:ilvl="2" w:tentative="1">
+      <w:start w:val="1"/>
+      <w:numFmt w:val="decimal"/>
+      <w:lvlText w:val="%3."/>
+      <w:lvlJc w:val="left"/>
+      <w:pPr>
+        <w:tabs>
+          <w:tab w:val="num" w:pos="2160"/>
+        </w:tabs>
+        <w:ind w:left="2160" w:hanging="360"/>
+      </w:pPr>
+    </w:lvl>
+    <w:lvl w:ilvl="3" w:tentative="1">
+      <w:start w:val="1"/>
+      <w:numFmt w:val="decimal"/>
+      <w:lvlText w:val="%4."/>
+      <w:lvlJc w:val="left"/>
+      <w:pPr>
+        <w:tabs>
+          <w:tab w:val="num" w:pos="2880"/>
+        </w:tabs>
+        <w:ind w:left="2880" w:hanging="360"/>
+      </w:pPr>
+    </w:lvl>
+    <w:lvl w:ilvl="4" w:tentative="1">
+      <w:start w:val="1"/>
+      <w:numFmt w:val="decimal"/>
+      <w:lvlText w:val="%5."/>
+      <w:lvlJc w:val="left"/>
+      <w:pPr>
+        <w:tabs>
+          <w:tab w:val="num" w:pos="3600"/>
+        </w:tabs>
+        <w:ind w:left="3600" w:hanging="360"/>
+      </w:pPr>
+    </w:lvl>
+    <w:lvl w:ilvl="5" w:tentative="1">
+      <w:start w:val="1"/>
+      <w:numFmt w:val="decimal"/>
+      <w:lvlText w:val="%6."/>
+      <w:lvlJc w:val="left"/>
+      <w:pPr>
+        <w:tabs>
+          <w:tab w:val="num" w:pos="4320"/>
+        </w:tabs>
+        <w:ind w:left="4320" w:hanging="360"/>
+      </w:pPr>
+    </w:lvl>
+    <w:lvl w:ilvl="6" w:tentative="1">
+      <w:start w:val="1"/>
+      <w:numFmt w:val="decimal"/>
+      <w:lvlText w:val="%7."/>
+      <w:lvlJc w:val="left"/>
+      <w:pPr>
+        <w:tabs>
+          <w:tab w:val="num" w:pos="5040"/>
+        </w:tabs>
+        <w:ind w:left="5040" w:hanging="360"/>
+      </w:pPr>
+    </w:lvl>
+    <w:lvl w:ilvl="7" w:tentative="1">
+      <w:start w:val="1"/>
+      <w:numFmt w:val="decimal"/>
+      <w:lvlText w:val="%8."/>
+      <w:lvlJc w:val="left"/>
+      <w:pPr>
+        <w:tabs>
+          <w:tab w:val="num" w:pos="5760"/>
+        </w:tabs>
+        <w:ind w:left="5760" w:hanging="360"/>
+      </w:pPr>
+    </w:lvl>
+    <w:lvl w:ilvl="8" w:tentative="1">
+      <w:start w:val="1"/>
+      <w:numFmt w:val="decimal"/>
+      <w:lvlText w:val="%9."/>
+      <w:lvlJc w:val="left"/>
+      <w:pPr>
+        <w:tabs>
+          <w:tab w:val="num" w:pos="6480"/>
+        </w:tabs>
+        <w:ind w:left="6480" w:hanging="360"/>
+      </w:pPr>
+    </w:lvl>
+  </w:abstractNum>
+  <w:abstractNum w:abstractNumId="1" w15:restartNumberingAfterBreak="0">
+    <w:nsid w:val="34B84174"/>
+    <w:multiLevelType w:val="multilevel"/>
+    <w:tmpl w:val="71AC4270"/>
+    <w:lvl w:ilvl="0">
+      <w:start w:val="1"/>
+      <w:numFmt w:val="decimal"/>
+      <w:lvlText w:val="%1."/>
+      <w:lvlJc w:val="left"/>
+      <w:pPr>
+        <w:tabs>
+          <w:tab w:val="num" w:pos="720"/>
+        </w:tabs>
+        <w:ind w:left="720" w:hanging="360"/>
+      </w:pPr>
+    </w:lvl>
+    <w:lvl w:ilvl="1">
+      <w:start w:val="1"/>
+      <w:numFmt w:val="bullet"/>
+      <w:lvlText w:val="o"/>
+      <w:lvlJc w:val="left"/>
+      <w:pPr>
+        <w:tabs>
+          <w:tab w:val="num" w:pos="1440"/>
+        </w:tabs>
+        <w:ind w:left="1440" w:hanging="360"/>
+      </w:pPr>
+      <w:rPr>
+        <w:rFonts w:ascii="Courier New" w:hAnsi="Courier New" w:hint="default"/>
+        <w:sz w:val="20"/>
+      </w:rPr>
+    </w:lvl>
+    <w:lvl w:ilvl="2" w:tentative="1">
+      <w:start w:val="1"/>
+      <w:numFmt w:val="decimal"/>
+      <w:lvlText w:val="%3."/>
+      <w:lvlJc w:val="left"/>
+      <w:pPr>
+        <w:tabs>
+          <w:tab w:val="num" w:pos="2160"/>
+        </w:tabs>
+        <w:ind w:left="2160" w:hanging="360"/>
+      </w:pPr>
+    </w:lvl>
+    <w:lvl w:ilvl="3" w:tentative="1">
+      <w:start w:val="1"/>
+      <w:numFmt w:val="decimal"/>
+      <w:lvlText w:val="%4."/>
+      <w:lvlJc w:val="left"/>
+      <w:pPr>
+        <w:tabs>
+          <w:tab w:val="num" w:pos="2880"/>
+        </w:tabs>
+        <w:ind w:left="2880" w:hanging="360"/>
+      </w:pPr>
+    </w:lvl>
+    <w:lvl w:ilvl="4" w:tentative="1">
+      <w:start w:val="1"/>
+      <w:numFmt w:val="decimal"/>
+      <w:lvlText w:val="%5."/>
+      <w:lvlJc w:val="left"/>
+      <w:pPr>
+        <w:tabs>
+          <w:tab w:val="num" w:pos="3600"/>
+        </w:tabs>
+        <w:ind w:left="3600" w:hanging="360"/>
+      </w:pPr>
+    </w:lvl>
+    <w:lvl w:ilvl="5" w:tentative="1">
+      <w:start w:val="1"/>
+      <w:numFmt w:val="decimal"/>
+      <w:lvlText w:val="%6."/>
+      <w:lvlJc w:val="left"/>
+      <w:pPr>
+        <w:tabs>
+          <w:tab w:val="num" w:pos="4320"/>
+        </w:tabs>
+        <w:ind w:left="4320" w:hanging="360"/>
+      </w:pPr>
+    </w:lvl>
+    <w:lvl w:ilvl="6" w:tentative="1">
+      <w:start w:val="1"/>
+      <w:numFmt w:val="decimal"/>
+      <w:lvlText w:val="%7."/>
+      <w:lvlJc w:val="left"/>
+      <w:pPr>
+        <w:tabs>
+          <w:tab w:val="num" w:pos="5040"/>
+        </w:tabs>
+        <w:ind w:left="5040" w:hanging="360"/>
+      </w:pPr>
+    </w:lvl>
+    <w:lvl w:ilvl="7" w:tentative="1">
+      <w:start w:val="1"/>
+      <w:numFmt w:val="decimal"/>
+      <w:lvlText w:val="%8."/>
+      <w:lvlJc w:val="left"/>
+      <w:pPr>
+        <w:tabs>
+          <w:tab w:val="num" w:pos="5760"/>
+        </w:tabs>
+        <w:ind w:left="5760" w:hanging="360"/>
+      </w:pPr>
+    </w:lvl>
+    <w:lvl w:ilvl="8" w:tentative="1">
+      <w:start w:val="1"/>
+      <w:numFmt w:val="decimal"/>
+      <w:lvlText w:val="%9."/>
+      <w:lvlJc w:val="left"/>
+      <w:pPr>
+        <w:tabs>
+          <w:tab w:val="num" w:pos="6480"/>
+        </w:tabs>
+        <w:ind w:left="6480" w:hanging="360"/>
+      </w:pPr>
+    </w:lvl>
+  </w:abstractNum>
+  <w:abstractNum w:abstractNumId="2" w15:restartNumberingAfterBreak="0">
+    <w:nsid w:val="5E635865"/>
+    <w:multiLevelType w:val="multilevel"/>
+    <w:tmpl w:val="AF4A2B14"/>
+    <w:lvl w:ilvl="0">
+      <w:start w:val="1"/>
+      <w:numFmt w:val="bullet"/>
+      <w:lvlText w:val=""/>
+      <w:lvlJc w:val="left"/>
+      <w:pPr>
+        <w:tabs>
+          <w:tab w:val="num" w:pos="720"/>
+        </w:tabs>
+        <w:ind w:left="720" w:hanging="360"/>
+      </w:pPr>
+      <w:rPr>
+        <w:rFonts w:ascii="Symbol" w:hAnsi="Symbol" w:hint="default"/>
+        <w:sz w:val="20"/>
+      </w:rPr>
+    </w:lvl>
+    <w:lvl w:ilvl="1" w:tentative="1">
+      <w:start w:val="1"/>
+      <w:numFmt w:val="bullet"/>
+      <w:lvlText w:val="o"/>
+      <w:lvlJc w:val="left"/>
+      <w:pPr>
+        <w:tabs>
+          <w:tab w:val="num" w:pos="1440"/>
+        </w:tabs>
+        <w:ind w:left="1440" w:hanging="360"/>
+      </w:pPr>
+      <w:rPr>
+        <w:rFonts w:ascii="Courier New" w:hAnsi="Courier New" w:hint="default"/>
+        <w:sz w:val="20"/>
+      </w:rPr>
+    </w:lvl>
+    <w:lvl w:ilvl="2" w:tentative="1">
+      <w:start w:val="1"/>
+      <w:numFmt w:val="bullet"/>
+      <w:lvlText w:val=""/>
+      <w:lvlJc w:val="left"/>
+      <w:pPr>
+        <w:tabs>
+          <w:tab w:val="num" w:pos="2160"/>
+        </w:tabs>
+        <w:ind w:left="2160" w:hanging="360"/>
+      </w:pPr>
+      <w:rPr>
+        <w:rFonts w:ascii="Wingdings" w:hAnsi="Wingdings" w:hint="default"/>
+        <w:sz w:val="20"/>
+      </w:rPr>
+    </w:lvl>
+    <w:lvl w:ilvl="3" w:tentative="1">
+      <w:start w:val="1"/>
+      <w:numFmt w:val="bullet"/>
+      <w:lvlText w:val=""/>
+      <w:lvlJc w:val="left"/>
+      <w:pPr>
+        <w:tabs>
+          <w:tab w:val="num" w:pos="2880"/>
+        </w:tabs>
+        <w:ind w:left="2880" w:hanging="360"/>
+      </w:pPr>
+      <w:rPr>
+        <w:rFonts w:ascii="Wingdings" w:hAnsi="Wingdings" w:hint="default"/>
+        <w:sz w:val="20"/>
+      </w:rPr>
+    </w:lvl>
+    <w:lvl w:ilvl="4" w:tentative="1">
+      <w:start w:val="1"/>
+      <w:numFmt w:val="bullet"/>
+      <w:lvlText w:val=""/>
+      <w:lvlJc w:val="left"/>
+      <w:pPr>
+        <w:tabs>
+          <w:tab w:val="num" w:pos="3600"/>
+        </w:tabs>
+        <w:ind w:left="3600" w:hanging="360"/>
+      </w:pPr>
+      <w:rPr>
+        <w:rFonts w:ascii="Wingdings" w:hAnsi="Wingdings" w:hint="default"/>
+        <w:sz w:val="20"/>
+      </w:rPr>
+    </w:lvl>
+    <w:lvl w:ilvl="5" w:tentative="1">
+      <w:start w:val="1"/>
+      <w:numFmt w:val="bullet"/>
+      <w:lvlText w:val=""/>
+      <w:lvlJc w:val="left"/>
+      <w:pPr>
+        <w:tabs>
+          <w:tab w:val="num" w:pos="4320"/>
+        </w:tabs>
+        <w:ind w:left="4320" w:hanging="360"/>
+      </w:pPr>
+      <w:rPr>
+        <w:rFonts w:ascii="Wingdings" w:hAnsi="Wingdings" w:hint="default"/>
+        <w:sz w:val="20"/>
+      </w:rPr>
+    </w:lvl>
+    <w:lvl w:ilvl="6" w:tentative="1">
+      <w:start w:val="1"/>
+      <w:numFmt w:val="bullet"/>
+      <w:lvlText w:val=""/>
+      <w:lvlJc w:val="left"/>
+      <w:pPr>
+        <w:tabs>
+          <w:tab w:val="num" w:pos="5040"/>
+        </w:tabs>
+        <w:ind w:left="5040" w:hanging="360"/>
+      </w:pPr>
+      <w:rPr>
+        <w:rFonts w:ascii="Wingdings" w:hAnsi="Wingdings" w:hint="default"/>
+        <w:sz w:val="20"/>
+      </w:rPr>
+    </w:lvl>
+    <w:lvl w:ilvl="7" w:tentative="1">
+      <w:start w:val="1"/>
+      <w:numFmt w:val="bullet"/>
+      <w:lvlText w:val=""/>
+      <w:lvlJc w:val="left"/>
+      <w:pPr>
+        <w:tabs>
+          <w:tab w:val="num" w:pos="5760"/>
+        </w:tabs>
+        <w:ind w:left="5760" w:hanging="360"/>
+      </w:pPr>
+      <w:rPr>
+        <w:rFonts w:ascii="Wingdings" w:hAnsi="Wingdings" w:hint="default"/>
+        <w:sz w:val="20"/>
+      </w:rPr>
+    </w:lvl>
+    <w:lvl w:ilvl="8" w:tentative="1">
+      <w:start w:val="1"/>
+      <w:numFmt w:val="bullet"/>
+      <w:lvlText w:val=""/>
+      <w:lvlJc w:val="left"/>
+      <w:pPr>
+        <w:tabs>
+          <w:tab w:val="num" w:pos="6480"/>
+        </w:tabs>
+        <w:ind w:left="6480" w:hanging="360"/>
+      </w:pPr>
+      <w:rPr>
+        <w:rFonts w:ascii="Wingdings" w:hAnsi="Wingdings" w:hint="default"/>
+        <w:sz w:val="20"/>
+      </w:rPr>
+    </w:lvl>
+  </w:abstractNum>
+  <w:num w:numId="1">
+    <w:abstractNumId w:val="2"/>
+  </w:num>
+  <w:num w:numId="2">
+    <w:abstractNumId w:val="1"/>
+  </w:num>
+  <w:num w:numId="3">
+    <w:abstractNumId w:val="0"/>
+  </w:num>
+</w:numbering>
 </file>
 
 <file path=word/styles.xml><?xml version="1.0" encoding="utf-8"?>
@@ -454,6 +9869,67 @@
     <w:name w:val="Normal"/>
     <w:qFormat/>
   </w:style>
+  <w:style w:type="paragraph" w:styleId="Heading1">
+    <w:name w:val="heading 1"/>
+    <w:basedOn w:val="Normal"/>
+    <w:link w:val="Heading1Char"/>
+    <w:uiPriority w:val="9"/>
+    <w:qFormat/>
+    <w:rsid w:val="00380E1F"/>
+    <w:pPr>
+      <w:spacing w:before="100" w:beforeAutospacing="1" w:after="100" w:afterAutospacing="1" w:line="240" w:lineRule="auto"/>
+      <w:outlineLvl w:val="0"/>
+    </w:pPr>
+    <w:rPr>
+      <w:rFonts w:ascii="Times New Roman" w:eastAsia="Times New Roman" w:hAnsi="Times New Roman" w:cs="Times New Roman"/>
+      <w:b/>
+      <w:bCs/>
+      <w:kern w:val="36"/>
+      <w:sz w:val="48"/>
+      <w:szCs w:val="48"/>
+      <w:lang w:eastAsia="en-IN"/>
+    </w:rPr>
+  </w:style>
+  <w:style w:type="paragraph" w:styleId="Heading2">
+    <w:name w:val="heading 2"/>
+    <w:basedOn w:val="Normal"/>
+    <w:link w:val="Heading2Char"/>
+    <w:uiPriority w:val="9"/>
+    <w:qFormat/>
+    <w:rsid w:val="00380E1F"/>
+    <w:pPr>
+      <w:spacing w:before="100" w:beforeAutospacing="1" w:after="100" w:afterAutospacing="1" w:line="240" w:lineRule="auto"/>
+      <w:outlineLvl w:val="1"/>
+    </w:pPr>
+    <w:rPr>
+      <w:rFonts w:ascii="Times New Roman" w:eastAsia="Times New Roman" w:hAnsi="Times New Roman" w:cs="Times New Roman"/>
+      <w:b/>
+      <w:bCs/>
+      <w:sz w:val="36"/>
+      <w:szCs w:val="36"/>
+      <w:lang w:eastAsia="en-IN"/>
+    </w:rPr>
+  </w:style>
+  <w:style w:type="paragraph" w:styleId="Heading3">
+    <w:name w:val="heading 3"/>
+    <w:basedOn w:val="Normal"/>
+    <w:link w:val="Heading3Char"/>
+    <w:uiPriority w:val="9"/>
+    <w:qFormat/>
+    <w:rsid w:val="00380E1F"/>
+    <w:pPr>
+      <w:spacing w:before="100" w:beforeAutospacing="1" w:after="100" w:afterAutospacing="1" w:line="240" w:lineRule="auto"/>
+      <w:outlineLvl w:val="2"/>
+    </w:pPr>
+    <w:rPr>
+      <w:rFonts w:ascii="Times New Roman" w:eastAsia="Times New Roman" w:hAnsi="Times New Roman" w:cs="Times New Roman"/>
+      <w:b/>
+      <w:bCs/>
+      <w:sz w:val="27"/>
+      <w:szCs w:val="27"/>
+      <w:lang w:eastAsia="en-IN"/>
+    </w:rPr>
+  </w:style>
   <w:style w:type="character" w:default="1" w:styleId="DefaultParagraphFont">
     <w:name w:val="Default Paragraph Font"/>
     <w:uiPriority w:val="1"/>
@@ -480,6 +9956,148 @@
     <w:uiPriority w:val="99"/>
     <w:semiHidden/>
     <w:unhideWhenUsed/>
+  </w:style>
+  <w:style w:type="character" w:customStyle="1" w:styleId="Heading1Char">
+    <w:name w:val="Heading 1 Char"/>
+    <w:basedOn w:val="DefaultParagraphFont"/>
+    <w:link w:val="Heading1"/>
+    <w:uiPriority w:val="9"/>
+    <w:rsid w:val="00380E1F"/>
+    <w:rPr>
+      <w:rFonts w:ascii="Times New Roman" w:eastAsia="Times New Roman" w:hAnsi="Times New Roman" w:cs="Times New Roman"/>
+      <w:b/>
+      <w:bCs/>
+      <w:kern w:val="36"/>
+      <w:sz w:val="48"/>
+      <w:szCs w:val="48"/>
+      <w:lang w:eastAsia="en-IN"/>
+    </w:rPr>
+  </w:style>
+  <w:style w:type="character" w:customStyle="1" w:styleId="Heading2Char">
+    <w:name w:val="Heading 2 Char"/>
+    <w:basedOn w:val="DefaultParagraphFont"/>
+    <w:link w:val="Heading2"/>
+    <w:uiPriority w:val="9"/>
+    <w:rsid w:val="00380E1F"/>
+    <w:rPr>
+      <w:rFonts w:ascii="Times New Roman" w:eastAsia="Times New Roman" w:hAnsi="Times New Roman" w:cs="Times New Roman"/>
+      <w:b/>
+      <w:bCs/>
+      <w:sz w:val="36"/>
+      <w:szCs w:val="36"/>
+      <w:lang w:eastAsia="en-IN"/>
+    </w:rPr>
+  </w:style>
+  <w:style w:type="character" w:customStyle="1" w:styleId="Heading3Char">
+    <w:name w:val="Heading 3 Char"/>
+    <w:basedOn w:val="DefaultParagraphFont"/>
+    <w:link w:val="Heading3"/>
+    <w:uiPriority w:val="9"/>
+    <w:rsid w:val="00380E1F"/>
+    <w:rPr>
+      <w:rFonts w:ascii="Times New Roman" w:eastAsia="Times New Roman" w:hAnsi="Times New Roman" w:cs="Times New Roman"/>
+      <w:b/>
+      <w:bCs/>
+      <w:sz w:val="27"/>
+      <w:szCs w:val="27"/>
+      <w:lang w:eastAsia="en-IN"/>
+    </w:rPr>
+  </w:style>
+  <w:style w:type="paragraph" w:styleId="NormalWeb">
+    <w:name w:val="Normal (Web)"/>
+    <w:basedOn w:val="Normal"/>
+    <w:uiPriority w:val="99"/>
+    <w:semiHidden/>
+    <w:unhideWhenUsed/>
+    <w:rsid w:val="00380E1F"/>
+    <w:pPr>
+      <w:spacing w:before="100" w:beforeAutospacing="1" w:after="100" w:afterAutospacing="1" w:line="240" w:lineRule="auto"/>
+    </w:pPr>
+    <w:rPr>
+      <w:rFonts w:ascii="Times New Roman" w:eastAsia="Times New Roman" w:hAnsi="Times New Roman" w:cs="Times New Roman"/>
+      <w:sz w:val="24"/>
+      <w:szCs w:val="24"/>
+      <w:lang w:eastAsia="en-IN"/>
+    </w:rPr>
+  </w:style>
+  <w:style w:type="character" w:styleId="Strong">
+    <w:name w:val="Strong"/>
+    <w:basedOn w:val="DefaultParagraphFont"/>
+    <w:uiPriority w:val="22"/>
+    <w:qFormat/>
+    <w:rsid w:val="00380E1F"/>
+    <w:rPr>
+      <w:b/>
+      <w:bCs/>
+    </w:rPr>
+  </w:style>
+  <w:style w:type="character" w:customStyle="1" w:styleId="katex">
+    <w:name w:val="katex"/>
+    <w:basedOn w:val="DefaultParagraphFont"/>
+    <w:rsid w:val="00380E1F"/>
+  </w:style>
+  <w:style w:type="character" w:styleId="HTMLCode">
+    <w:name w:val="HTML Code"/>
+    <w:basedOn w:val="DefaultParagraphFont"/>
+    <w:uiPriority w:val="99"/>
+    <w:semiHidden/>
+    <w:unhideWhenUsed/>
+    <w:rsid w:val="00380E1F"/>
+    <w:rPr>
+      <w:rFonts w:ascii="Courier New" w:eastAsia="Times New Roman" w:hAnsi="Courier New" w:cs="Courier New"/>
+      <w:sz w:val="20"/>
+      <w:szCs w:val="20"/>
+    </w:rPr>
+  </w:style>
+  <w:style w:type="paragraph" w:styleId="HTMLPreformatted">
+    <w:name w:val="HTML Preformatted"/>
+    <w:basedOn w:val="Normal"/>
+    <w:link w:val="HTMLPreformattedChar"/>
+    <w:uiPriority w:val="99"/>
+    <w:semiHidden/>
+    <w:unhideWhenUsed/>
+    <w:rsid w:val="00380E1F"/>
+    <w:pPr>
+      <w:tabs>
+        <w:tab w:val="left" w:pos="916"/>
+        <w:tab w:val="left" w:pos="1832"/>
+        <w:tab w:val="left" w:pos="2748"/>
+        <w:tab w:val="left" w:pos="3664"/>
+        <w:tab w:val="left" w:pos="4580"/>
+        <w:tab w:val="left" w:pos="5496"/>
+        <w:tab w:val="left" w:pos="6412"/>
+        <w:tab w:val="left" w:pos="7328"/>
+        <w:tab w:val="left" w:pos="8244"/>
+        <w:tab w:val="left" w:pos="9160"/>
+        <w:tab w:val="left" w:pos="10076"/>
+        <w:tab w:val="left" w:pos="10992"/>
+        <w:tab w:val="left" w:pos="11908"/>
+        <w:tab w:val="left" w:pos="12824"/>
+        <w:tab w:val="left" w:pos="13740"/>
+        <w:tab w:val="left" w:pos="14656"/>
+      </w:tabs>
+      <w:spacing w:after="0" w:line="240" w:lineRule="auto"/>
+    </w:pPr>
+    <w:rPr>
+      <w:rFonts w:ascii="Courier New" w:eastAsia="Times New Roman" w:hAnsi="Courier New" w:cs="Courier New"/>
+      <w:sz w:val="20"/>
+      <w:szCs w:val="20"/>
+      <w:lang w:eastAsia="en-IN"/>
+    </w:rPr>
+  </w:style>
+  <w:style w:type="character" w:customStyle="1" w:styleId="HTMLPreformattedChar">
+    <w:name w:val="HTML Preformatted Char"/>
+    <w:basedOn w:val="DefaultParagraphFont"/>
+    <w:link w:val="HTMLPreformatted"/>
+    <w:uiPriority w:val="99"/>
+    <w:semiHidden/>
+    <w:rsid w:val="00380E1F"/>
+    <w:rPr>
+      <w:rFonts w:ascii="Courier New" w:eastAsia="Times New Roman" w:hAnsi="Courier New" w:cs="Courier New"/>
+      <w:sz w:val="20"/>
+      <w:szCs w:val="20"/>
+      <w:lang w:eastAsia="en-IN"/>
+    </w:rPr>
   </w:style>
 </w:styles>
 </file>
